--- a/П-41_Соловьев_АС_ПЗ-08.docx
+++ b/П-41_Соловьев_АС_ПЗ-08.docx
@@ -85,7 +85,7 @@
           <w:b w:val="0"/>
           <w:sz w:val="28"/>
         </w:rPr>
-        <w:t>Дата проведения: 15 и 20.12.2016</w:t>
+        <w:t>Год выполнения: 2026</w:t>
       </w:r>
     </w:p>
     <w:p>

--- a/П-41_Соловьев_АС_ПЗ-08.docx
+++ b/П-41_Соловьев_АС_ПЗ-08.docx
@@ -6005,7 +6005,7 @@
                 <w:b w:val="0"/>
                 <w:sz w:val="18"/>
               </w:rPr>
-              <w:t>Хочет учиться бизнесу; это не является основанием для увольнения, но может учитываться только в добровольном карьерном разговоре</w:t>
+              <w:t>По условию её дядя хотел бы, чтобы она училась бизнесу; это не является основанием для увольнения, но может учитываться только в добровольном карьерном разговоре</w:t>
             </w:r>
           </w:p>
         </w:tc>
@@ -7575,7 +7575,7 @@
           <w:b w:val="0"/>
           <w:sz w:val="28"/>
         </w:rPr>
-        <w:t xml:space="preserve">Эта рекомендация </w:t>
+        <w:t>Эта рекомендация условна. Она не основана на отсутствии у Пелагеи иждивенцев или на пожелании её дяди, чтобы она училась бизнесу; такие факторы нельзя использовать как наказание или удобный предлог. Если документированные показатели производительности, квалификации или юридические гарантии дадут другую картину, решение должно быть пересмотрено. В частности, нельзя принимать решение только по таблице без проверки вакансий, требований закона, уведомлений и возможности перевода.</w:t>
       </w:r>
       <w:r>
         <w:rPr>
@@ -7583,14 +7583,12 @@
           <w:i w:val="0"/>
           <w:sz w:val="28"/>
         </w:rPr>
-        <w:t>условна</w:t>
       </w:r>
       <w:r>
         <w:rPr>
           <w:b w:val="0"/>
           <w:sz w:val="28"/>
         </w:rPr>
-        <w:t>. Она не основана на отсутствии у Пелагеи иждивенцев или на её планах учиться бизнесу; такие факторы нельзя использовать как наказание или удобный предлог. Если документированные показатели производительности, квалификации или юридические гарантии дадут другую картину, решение должно быть пересмотрено. В частности, нельзя принимать решение только по таблице без проверки вакансий, требований закона, уведомлений и возможности перевода.</w:t>
       </w:r>
     </w:p>
     <w:p>

--- a/П-41_Соловьев_АС_ПЗ-08.docx
+++ b/П-41_Соловьев_АС_ПЗ-08.docx
@@ -102,21 +102,23 @@
       </w:pPr>
       <w:r>
         <w:rPr>
-          <w:rFonts w:ascii="Times New Roman" w:hAnsi="Times New Roman"/>
+          <w:rFonts w:ascii="Times New Roman" w:hAnsi="Times New Roman" w:eastAsia="Times New Roman"/>
           <w:b/>
+          <w:sz w:val="28"/>
           <w:color w:val="1F4E79"/>
-          <w:sz w:val="28"/>
         </w:rPr>
         <w:t>1. Название и цель работы</w:t>
       </w:r>
     </w:p>
     <w:p>
       <w:pPr>
-        <w:spacing w:line="360" w:lineRule="auto" w:after="80" w:before="0"/>
+        <w:spacing w:line="360" w:lineRule="auto" w:before="0" w:after="80"/>
         <w:ind w:firstLine="709"/>
+        <w:jc w:val="both"/>
       </w:pPr>
       <w:r>
         <w:rPr>
+          <w:rFonts w:ascii="Times New Roman" w:hAnsi="Times New Roman" w:eastAsia="Times New Roman"/>
           <w:b/>
           <w:i w:val="0"/>
           <w:sz w:val="28"/>
@@ -125,7 +127,9 @@
       </w:r>
       <w:r>
         <w:rPr>
+          <w:rFonts w:ascii="Times New Roman" w:hAnsi="Times New Roman" w:eastAsia="Times New Roman"/>
           <w:b w:val="0"/>
+          <w:i w:val="0"/>
           <w:sz w:val="28"/>
         </w:rPr>
         <w:t xml:space="preserve"> «Принятие управленческих решений на основе метода пошагового разбора ситуаций».</w:t>
@@ -133,11 +137,13 @@
     </w:p>
     <w:p>
       <w:pPr>
-        <w:spacing w:line="360" w:lineRule="auto" w:after="80" w:before="0"/>
+        <w:spacing w:line="360" w:lineRule="auto" w:before="0" w:after="80"/>
         <w:ind w:firstLine="709"/>
+        <w:jc w:val="both"/>
       </w:pPr>
       <w:r>
         <w:rPr>
+          <w:rFonts w:ascii="Times New Roman" w:hAnsi="Times New Roman" w:eastAsia="Times New Roman"/>
           <w:b/>
           <w:i w:val="0"/>
           <w:sz w:val="28"/>
@@ -146,7 +152,9 @@
       </w:r>
       <w:r>
         <w:rPr>
+          <w:rFonts w:ascii="Times New Roman" w:hAnsi="Times New Roman" w:eastAsia="Times New Roman"/>
           <w:b w:val="0"/>
+          <w:i w:val="0"/>
           <w:sz w:val="28"/>
         </w:rPr>
         <w:t xml:space="preserve"> развить навыки самостоятельного, последовательного и доказательного анализа управленческих кейсов: отделять факты от предположений, формулировать проблему и конфликт, определять критерии и ограничения, сопоставлять альтернативы, выбирать рекомендуемое решение и составлять план его реализации [1, с. 156–157, 184–185].</w:t>
@@ -154,12 +162,15 @@
     </w:p>
     <w:p>
       <w:pPr>
-        <w:spacing w:line="360" w:lineRule="auto" w:after="80" w:before="0"/>
+        <w:spacing w:line="360" w:lineRule="auto" w:before="0" w:after="80"/>
         <w:ind w:firstLine="709"/>
+        <w:jc w:val="both"/>
       </w:pPr>
       <w:r>
         <w:rPr>
+          <w:rFonts w:ascii="Times New Roman" w:hAnsi="Times New Roman" w:eastAsia="Times New Roman"/>
           <w:b w:val="0"/>
+          <w:i w:val="0"/>
           <w:sz w:val="28"/>
         </w:rPr>
         <w:t>Метод пошагового разбора не сводится к поиску единственного «готового ответа». Он заставляет сначала понять ситуацию, интересы участников и дефицит информации, а затем объяснить, почему одно решение предпочтительнее других.</w:t>
@@ -174,10 +185,10 @@
       </w:pPr>
       <w:r>
         <w:rPr>
-          <w:rFonts w:ascii="Times New Roman" w:hAnsi="Times New Roman"/>
+          <w:rFonts w:ascii="Times New Roman" w:hAnsi="Times New Roman" w:eastAsia="Times New Roman"/>
           <w:b/>
+          <w:sz w:val="28"/>
           <w:color w:val="1F4E79"/>
-          <w:sz w:val="28"/>
         </w:rPr>
         <w:t>2. Список исполнителей и распределение ролей</w:t>
       </w:r>
@@ -189,19 +200,21 @@
         <w:jc w:val="center"/>
         <w:tblLayout w:type="autofit"/>
         <w:tblLook w:firstColumn="1" w:firstRow="1" w:lastColumn="0" w:lastRow="0" w:noHBand="0" w:noVBand="1" w:val="04A0"/>
+        <w:tblLayout w:type="autofit"/>
       </w:tblPr>
       <w:tblGrid>
-        <w:gridCol w:w="3324"/>
-        <w:gridCol w:w="3324"/>
-        <w:gridCol w:w="3324"/>
+        <w:gridCol w:w="2257"/>
+        <w:gridCol w:w="1861"/>
+        <w:gridCol w:w="5237"/>
       </w:tblGrid>
       <w:tr>
         <w:trPr>
+          <w:cantSplit/>
           <w:tblHeader w:val="true"/>
         </w:trPr>
         <w:tc>
           <w:tcPr>
-            <w:tcW w:type="dxa" w:w="3324"/>
+            <w:tcW w:type="dxa" w:w="2257"/>
             <w:vAlign w:val="center"/>
             <w:tcMar>
               <w:top w:w="80" w:type="dxa"/>
@@ -213,13 +226,15 @@
           </w:tcPr>
           <w:p>
             <w:pPr>
-              <w:spacing w:after="0" w:before="0" w:line="240" w:lineRule="auto"/>
+              <w:spacing w:line="240" w:lineRule="auto" w:before="0" w:after="0"/>
               <w:ind w:firstLine="0"/>
             </w:pPr>
             <w:r>
               <w:rPr>
+                <w:rFonts w:ascii="Times New Roman" w:hAnsi="Times New Roman" w:eastAsia="Times New Roman"/>
                 <w:b/>
-                <w:sz w:val="18"/>
+                <w:i w:val="0"/>
+                <w:sz w:val="20"/>
               </w:rPr>
               <w:t>Исполнитель / роль</w:t>
             </w:r>
@@ -227,7 +242,7 @@
         </w:tc>
         <w:tc>
           <w:tcPr>
-            <w:tcW w:type="dxa" w:w="3324"/>
+            <w:tcW w:type="dxa" w:w="1861"/>
             <w:vAlign w:val="center"/>
             <w:tcMar>
               <w:top w:w="80" w:type="dxa"/>
@@ -239,13 +254,15 @@
           </w:tcPr>
           <w:p>
             <w:pPr>
-              <w:spacing w:after="0" w:before="0" w:line="240" w:lineRule="auto"/>
+              <w:spacing w:line="240" w:lineRule="auto" w:before="0" w:after="0"/>
               <w:ind w:firstLine="0"/>
             </w:pPr>
             <w:r>
               <w:rPr>
+                <w:rFonts w:ascii="Times New Roman" w:hAnsi="Times New Roman" w:eastAsia="Times New Roman"/>
                 <w:b/>
-                <w:sz w:val="18"/>
+                <w:i w:val="0"/>
+                <w:sz w:val="20"/>
               </w:rPr>
               <w:t>Группа</w:t>
             </w:r>
@@ -253,7 +270,7 @@
         </w:tc>
         <w:tc>
           <w:tcPr>
-            <w:tcW w:type="dxa" w:w="3324"/>
+            <w:tcW w:type="dxa" w:w="5237"/>
             <w:vAlign w:val="center"/>
             <w:tcMar>
               <w:top w:w="80" w:type="dxa"/>
@@ -265,13 +282,15 @@
           </w:tcPr>
           <w:p>
             <w:pPr>
-              <w:spacing w:after="0" w:before="0" w:line="240" w:lineRule="auto"/>
+              <w:spacing w:line="240" w:lineRule="auto" w:before="0" w:after="0"/>
               <w:ind w:firstLine="0"/>
             </w:pPr>
             <w:r>
               <w:rPr>
+                <w:rFonts w:ascii="Times New Roman" w:hAnsi="Times New Roman" w:eastAsia="Times New Roman"/>
                 <w:b/>
-                <w:sz w:val="18"/>
+                <w:i w:val="0"/>
+                <w:sz w:val="20"/>
               </w:rPr>
               <w:t>Функция в групповой работе</w:t>
             </w:r>
@@ -279,9 +298,12 @@
         </w:tc>
       </w:tr>
       <w:tr>
+        <w:trPr>
+          <w:cantSplit/>
+        </w:trPr>
         <w:tc>
           <w:tcPr>
-            <w:tcW w:type="dxa" w:w="3324"/>
+            <w:tcW w:type="dxa" w:w="2257"/>
             <w:vAlign w:val="center"/>
             <w:tcMar>
               <w:top w:w="80" w:type="dxa"/>
@@ -292,13 +314,15 @@
           </w:tcPr>
           <w:p>
             <w:pPr>
-              <w:spacing w:after="0" w:before="0" w:line="240" w:lineRule="auto"/>
+              <w:spacing w:line="240" w:lineRule="auto" w:before="0" w:after="0"/>
               <w:ind w:firstLine="0"/>
             </w:pPr>
             <w:r>
               <w:rPr>
+                <w:rFonts w:ascii="Times New Roman" w:hAnsi="Times New Roman" w:eastAsia="Times New Roman"/>
                 <w:b w:val="0"/>
-                <w:sz w:val="18"/>
+                <w:i w:val="0"/>
+                <w:sz w:val="20"/>
               </w:rPr>
               <w:t>Соловьев А. С.</w:t>
             </w:r>
@@ -306,7 +330,7 @@
         </w:tc>
         <w:tc>
           <w:tcPr>
-            <w:tcW w:type="dxa" w:w="3324"/>
+            <w:tcW w:type="dxa" w:w="1861"/>
             <w:vAlign w:val="center"/>
             <w:tcMar>
               <w:top w:w="80" w:type="dxa"/>
@@ -317,13 +341,15 @@
           </w:tcPr>
           <w:p>
             <w:pPr>
-              <w:spacing w:after="0" w:before="0" w:line="240" w:lineRule="auto"/>
+              <w:spacing w:line="240" w:lineRule="auto" w:before="0" w:after="0"/>
               <w:ind w:firstLine="0"/>
             </w:pPr>
             <w:r>
               <w:rPr>
+                <w:rFonts w:ascii="Times New Roman" w:hAnsi="Times New Roman" w:eastAsia="Times New Roman"/>
                 <w:b w:val="0"/>
-                <w:sz w:val="18"/>
+                <w:i w:val="0"/>
+                <w:sz w:val="20"/>
               </w:rPr>
               <w:t>П-41</w:t>
             </w:r>
@@ -331,7 +357,7 @@
         </w:tc>
         <w:tc>
           <w:tcPr>
-            <w:tcW w:type="dxa" w:w="3324"/>
+            <w:tcW w:type="dxa" w:w="5237"/>
             <w:vAlign w:val="center"/>
             <w:tcMar>
               <w:top w:w="80" w:type="dxa"/>
@@ -342,13 +368,15 @@
           </w:tcPr>
           <w:p>
             <w:pPr>
-              <w:spacing w:after="0" w:before="0" w:line="240" w:lineRule="auto"/>
+              <w:spacing w:line="240" w:lineRule="auto" w:before="0" w:after="0"/>
               <w:ind w:firstLine="0"/>
             </w:pPr>
             <w:r>
               <w:rPr>
+                <w:rFonts w:ascii="Times New Roman" w:hAnsi="Times New Roman" w:eastAsia="Times New Roman"/>
                 <w:b w:val="0"/>
-                <w:sz w:val="18"/>
+                <w:i w:val="0"/>
+                <w:sz w:val="20"/>
               </w:rPr>
               <w:t>Координация рабочей версии отчёта; анализ кейсов; формулирование решений и выводов.</w:t>
             </w:r>
@@ -356,9 +384,12 @@
         </w:tc>
       </w:tr>
       <w:tr>
+        <w:trPr>
+          <w:cantSplit/>
+        </w:trPr>
         <w:tc>
           <w:tcPr>
-            <w:tcW w:type="dxa" w:w="3324"/>
+            <w:tcW w:type="dxa" w:w="2257"/>
             <w:vAlign w:val="center"/>
             <w:tcMar>
               <w:top w:w="80" w:type="dxa"/>
@@ -369,13 +400,15 @@
           </w:tcPr>
           <w:p>
             <w:pPr>
-              <w:spacing w:after="0" w:before="0" w:line="240" w:lineRule="auto"/>
+              <w:spacing w:line="240" w:lineRule="auto" w:before="0" w:after="0"/>
               <w:ind w:firstLine="0"/>
             </w:pPr>
             <w:r>
               <w:rPr>
+                <w:rFonts w:ascii="Times New Roman" w:hAnsi="Times New Roman" w:eastAsia="Times New Roman"/>
                 <w:b w:val="0"/>
-                <w:sz w:val="18"/>
+                <w:i w:val="0"/>
+                <w:sz w:val="20"/>
               </w:rPr>
               <w:t>Аналитик фактов и хронологии</w:t>
             </w:r>
@@ -383,7 +416,7 @@
         </w:tc>
         <w:tc>
           <w:tcPr>
-            <w:tcW w:type="dxa" w:w="3324"/>
+            <w:tcW w:type="dxa" w:w="1861"/>
             <w:vAlign w:val="center"/>
             <w:tcMar>
               <w:top w:w="80" w:type="dxa"/>
@@ -394,13 +427,15 @@
           </w:tcPr>
           <w:p>
             <w:pPr>
-              <w:spacing w:after="0" w:before="0" w:line="240" w:lineRule="auto"/>
+              <w:spacing w:line="240" w:lineRule="auto" w:before="0" w:after="0"/>
               <w:ind w:firstLine="0"/>
             </w:pPr>
             <w:r>
               <w:rPr>
+                <w:rFonts w:ascii="Times New Roman" w:hAnsi="Times New Roman" w:eastAsia="Times New Roman"/>
                 <w:b w:val="0"/>
-                <w:sz w:val="18"/>
+                <w:i w:val="0"/>
+                <w:sz w:val="20"/>
               </w:rPr>
               <w:t>Уточняется на семинаре</w:t>
             </w:r>
@@ -408,7 +443,7 @@
         </w:tc>
         <w:tc>
           <w:tcPr>
-            <w:tcW w:type="dxa" w:w="3324"/>
+            <w:tcW w:type="dxa" w:w="5237"/>
             <w:vAlign w:val="center"/>
             <w:tcMar>
               <w:top w:w="80" w:type="dxa"/>
@@ -419,13 +454,15 @@
           </w:tcPr>
           <w:p>
             <w:pPr>
-              <w:spacing w:after="0" w:before="0" w:line="240" w:lineRule="auto"/>
+              <w:spacing w:line="240" w:lineRule="auto" w:before="0" w:after="0"/>
               <w:ind w:firstLine="0"/>
             </w:pPr>
             <w:r>
               <w:rPr>
+                <w:rFonts w:ascii="Times New Roman" w:hAnsi="Times New Roman" w:eastAsia="Times New Roman"/>
                 <w:b w:val="0"/>
-                <w:sz w:val="18"/>
+                <w:i w:val="0"/>
+                <w:sz w:val="20"/>
               </w:rPr>
               <w:t>Проверка отделения фактов условия от предположений и скрытых допущений.</w:t>
             </w:r>
@@ -433,9 +470,12 @@
         </w:tc>
       </w:tr>
       <w:tr>
+        <w:trPr>
+          <w:cantSplit/>
+        </w:trPr>
         <w:tc>
           <w:tcPr>
-            <w:tcW w:type="dxa" w:w="3324"/>
+            <w:tcW w:type="dxa" w:w="2257"/>
             <w:vAlign w:val="center"/>
             <w:tcMar>
               <w:top w:w="80" w:type="dxa"/>
@@ -446,13 +486,15 @@
           </w:tcPr>
           <w:p>
             <w:pPr>
-              <w:spacing w:after="0" w:before="0" w:line="240" w:lineRule="auto"/>
+              <w:spacing w:line="240" w:lineRule="auto" w:before="0" w:after="0"/>
               <w:ind w:firstLine="0"/>
             </w:pPr>
             <w:r>
               <w:rPr>
+                <w:rFonts w:ascii="Times New Roman" w:hAnsi="Times New Roman" w:eastAsia="Times New Roman"/>
                 <w:b w:val="0"/>
-                <w:sz w:val="18"/>
+                <w:i w:val="0"/>
+                <w:sz w:val="20"/>
               </w:rPr>
               <w:t>Критик альтернатив</w:t>
             </w:r>
@@ -460,7 +502,7 @@
         </w:tc>
         <w:tc>
           <w:tcPr>
-            <w:tcW w:type="dxa" w:w="3324"/>
+            <w:tcW w:type="dxa" w:w="1861"/>
             <w:vAlign w:val="center"/>
             <w:tcMar>
               <w:top w:w="80" w:type="dxa"/>
@@ -471,13 +513,15 @@
           </w:tcPr>
           <w:p>
             <w:pPr>
-              <w:spacing w:after="0" w:before="0" w:line="240" w:lineRule="auto"/>
+              <w:spacing w:line="240" w:lineRule="auto" w:before="0" w:after="0"/>
               <w:ind w:firstLine="0"/>
             </w:pPr>
             <w:r>
               <w:rPr>
+                <w:rFonts w:ascii="Times New Roman" w:hAnsi="Times New Roman" w:eastAsia="Times New Roman"/>
                 <w:b w:val="0"/>
-                <w:sz w:val="18"/>
+                <w:i w:val="0"/>
+                <w:sz w:val="20"/>
               </w:rPr>
               <w:t>Уточняется на семинаре</w:t>
             </w:r>
@@ -485,7 +529,7 @@
         </w:tc>
         <w:tc>
           <w:tcPr>
-            <w:tcW w:type="dxa" w:w="3324"/>
+            <w:tcW w:type="dxa" w:w="5237"/>
             <w:vAlign w:val="center"/>
             <w:tcMar>
               <w:top w:w="80" w:type="dxa"/>
@@ -496,13 +540,15 @@
           </w:tcPr>
           <w:p>
             <w:pPr>
-              <w:spacing w:after="0" w:before="0" w:line="240" w:lineRule="auto"/>
+              <w:spacing w:line="240" w:lineRule="auto" w:before="0" w:after="0"/>
               <w:ind w:firstLine="0"/>
             </w:pPr>
             <w:r>
               <w:rPr>
+                <w:rFonts w:ascii="Times New Roman" w:hAnsi="Times New Roman" w:eastAsia="Times New Roman"/>
                 <w:b w:val="0"/>
-                <w:sz w:val="18"/>
+                <w:i w:val="0"/>
+                <w:sz w:val="20"/>
               </w:rPr>
               <w:t>Проверка критериев, рисков, этических и правовых ограничений решений.</w:t>
             </w:r>
@@ -510,9 +556,12 @@
         </w:tc>
       </w:tr>
       <w:tr>
+        <w:trPr>
+          <w:cantSplit/>
+        </w:trPr>
         <w:tc>
           <w:tcPr>
-            <w:tcW w:type="dxa" w:w="3324"/>
+            <w:tcW w:type="dxa" w:w="2257"/>
             <w:vAlign w:val="center"/>
             <w:tcMar>
               <w:top w:w="80" w:type="dxa"/>
@@ -523,13 +572,15 @@
           </w:tcPr>
           <w:p>
             <w:pPr>
-              <w:spacing w:after="0" w:before="0" w:line="240" w:lineRule="auto"/>
+              <w:spacing w:line="240" w:lineRule="auto" w:before="0" w:after="0"/>
               <w:ind w:firstLine="0"/>
             </w:pPr>
             <w:r>
               <w:rPr>
+                <w:rFonts w:ascii="Times New Roman" w:hAnsi="Times New Roman" w:eastAsia="Times New Roman"/>
                 <w:b w:val="0"/>
-                <w:sz w:val="18"/>
+                <w:i w:val="0"/>
+                <w:sz w:val="20"/>
               </w:rPr>
               <w:t>Докладчик / секретарь</w:t>
             </w:r>
@@ -537,7 +588,7 @@
         </w:tc>
         <w:tc>
           <w:tcPr>
-            <w:tcW w:type="dxa" w:w="3324"/>
+            <w:tcW w:type="dxa" w:w="1861"/>
             <w:vAlign w:val="center"/>
             <w:tcMar>
               <w:top w:w="80" w:type="dxa"/>
@@ -548,13 +599,15 @@
           </w:tcPr>
           <w:p>
             <w:pPr>
-              <w:spacing w:after="0" w:before="0" w:line="240" w:lineRule="auto"/>
+              <w:spacing w:line="240" w:lineRule="auto" w:before="0" w:after="0"/>
               <w:ind w:firstLine="0"/>
             </w:pPr>
             <w:r>
               <w:rPr>
+                <w:rFonts w:ascii="Times New Roman" w:hAnsi="Times New Roman" w:eastAsia="Times New Roman"/>
                 <w:b w:val="0"/>
-                <w:sz w:val="18"/>
+                <w:i w:val="0"/>
+                <w:sz w:val="20"/>
               </w:rPr>
               <w:t>Уточняется на семинаре</w:t>
             </w:r>
@@ -562,7 +615,7 @@
         </w:tc>
         <w:tc>
           <w:tcPr>
-            <w:tcW w:type="dxa" w:w="3324"/>
+            <w:tcW w:type="dxa" w:w="5237"/>
             <w:vAlign w:val="center"/>
             <w:tcMar>
               <w:top w:w="80" w:type="dxa"/>
@@ -573,13 +626,15 @@
           </w:tcPr>
           <w:p>
             <w:pPr>
-              <w:spacing w:after="0" w:before="0" w:line="240" w:lineRule="auto"/>
+              <w:spacing w:line="240" w:lineRule="auto" w:before="0" w:after="0"/>
               <w:ind w:firstLine="0"/>
             </w:pPr>
             <w:r>
               <w:rPr>
+                <w:rFonts w:ascii="Times New Roman" w:hAnsi="Times New Roman" w:eastAsia="Times New Roman"/>
                 <w:b w:val="0"/>
-                <w:sz w:val="18"/>
+                <w:i w:val="0"/>
+                <w:sz w:val="20"/>
               </w:rPr>
               <w:t>Подготовка защиты, фиксация позиции группы и плана действий.</w:t>
             </w:r>
@@ -589,17 +644,20 @@
     </w:tbl>
     <w:p>
       <w:pPr>
-        <w:spacing w:after="0"/>
+        <w:spacing w:line="240" w:lineRule="auto" w:before="0" w:after="0"/>
       </w:pPr>
     </w:p>
     <w:p>
       <w:pPr>
-        <w:spacing w:line="360" w:lineRule="auto" w:after="80" w:before="0"/>
+        <w:spacing w:line="360" w:lineRule="auto" w:before="0" w:after="80"/>
         <w:ind w:firstLine="709"/>
+        <w:jc w:val="both"/>
       </w:pPr>
       <w:r>
         <w:rPr>
+          <w:rFonts w:ascii="Times New Roman" w:hAnsi="Times New Roman" w:eastAsia="Times New Roman"/>
           <w:b w:val="0"/>
+          <w:i w:val="0"/>
           <w:sz w:val="28"/>
         </w:rPr>
         <w:t>В условии названы данные только одного исполнителя. При сдаче групповой версии строки «уточняется на семинаре» необходимо заменить фактическими фамилиями, инициалами и группами участников. Ролевое разделение нужно для того, чтобы мнение автора решения было проверено другими участниками, а не принято без критики.</w:t>
@@ -614,22 +672,25 @@
       </w:pPr>
       <w:r>
         <w:rPr>
-          <w:rFonts w:ascii="Times New Roman" w:hAnsi="Times New Roman"/>
+          <w:rFonts w:ascii="Times New Roman" w:hAnsi="Times New Roman" w:eastAsia="Times New Roman"/>
           <w:b/>
+          <w:sz w:val="28"/>
           <w:color w:val="1F4E79"/>
-          <w:sz w:val="28"/>
         </w:rPr>
         <w:t>3. Метод пошагового разбора ситуации</w:t>
       </w:r>
     </w:p>
     <w:p>
       <w:pPr>
-        <w:spacing w:line="360" w:lineRule="auto" w:after="80" w:before="0"/>
+        <w:spacing w:line="360" w:lineRule="auto" w:before="0" w:after="80"/>
         <w:ind w:firstLine="709"/>
+        <w:jc w:val="both"/>
       </w:pPr>
       <w:r>
         <w:rPr>
+          <w:rFonts w:ascii="Times New Roman" w:hAnsi="Times New Roman" w:eastAsia="Times New Roman"/>
           <w:b w:val="0"/>
+          <w:i w:val="0"/>
           <w:sz w:val="28"/>
         </w:rPr>
         <w:t>В учебной схеме анализа кейса выделяются краткое изложение событий, проблема, характеристика действующих лиц, хронология, конфликт, варианты решения, рекомендации и план действий [1, с. 156–157]. Для всех трёх ситуаций в работе применены следующие поименованные этапы.</w:t>
@@ -642,19 +703,21 @@
         <w:jc w:val="center"/>
         <w:tblLayout w:type="autofit"/>
         <w:tblLook w:firstColumn="1" w:firstRow="1" w:lastColumn="0" w:lastRow="0" w:noHBand="0" w:noVBand="1" w:val="04A0"/>
+        <w:tblLayout w:type="autofit"/>
       </w:tblPr>
       <w:tblGrid>
-        <w:gridCol w:w="3324"/>
-        <w:gridCol w:w="3324"/>
-        <w:gridCol w:w="3324"/>
+        <w:gridCol w:w="1961"/>
+        <w:gridCol w:w="3926"/>
+        <w:gridCol w:w="3468"/>
       </w:tblGrid>
       <w:tr>
         <w:trPr>
+          <w:cantSplit/>
           <w:tblHeader w:val="true"/>
         </w:trPr>
         <w:tc>
           <w:tcPr>
-            <w:tcW w:type="dxa" w:w="3324"/>
+            <w:tcW w:type="dxa" w:w="1961"/>
             <w:vAlign w:val="center"/>
             <w:tcMar>
               <w:top w:w="80" w:type="dxa"/>
@@ -666,13 +729,15 @@
           </w:tcPr>
           <w:p>
             <w:pPr>
-              <w:spacing w:after="0" w:before="0" w:line="240" w:lineRule="auto"/>
+              <w:spacing w:line="240" w:lineRule="auto" w:before="0" w:after="0"/>
               <w:ind w:firstLine="0"/>
             </w:pPr>
             <w:r>
               <w:rPr>
+                <w:rFonts w:ascii="Times New Roman" w:hAnsi="Times New Roman" w:eastAsia="Times New Roman"/>
                 <w:b/>
-                <w:sz w:val="18"/>
+                <w:i w:val="0"/>
+                <w:sz w:val="20"/>
               </w:rPr>
               <w:t>Этап</w:t>
             </w:r>
@@ -680,7 +745,7 @@
         </w:tc>
         <w:tc>
           <w:tcPr>
-            <w:tcW w:type="dxa" w:w="3324"/>
+            <w:tcW w:type="dxa" w:w="3926"/>
             <w:vAlign w:val="center"/>
             <w:tcMar>
               <w:top w:w="80" w:type="dxa"/>
@@ -692,13 +757,15 @@
           </w:tcPr>
           <w:p>
             <w:pPr>
-              <w:spacing w:after="0" w:before="0" w:line="240" w:lineRule="auto"/>
+              <w:spacing w:line="240" w:lineRule="auto" w:before="0" w:after="0"/>
               <w:ind w:firstLine="0"/>
             </w:pPr>
             <w:r>
               <w:rPr>
+                <w:rFonts w:ascii="Times New Roman" w:hAnsi="Times New Roman" w:eastAsia="Times New Roman"/>
                 <w:b/>
-                <w:sz w:val="18"/>
+                <w:i w:val="0"/>
+                <w:sz w:val="20"/>
               </w:rPr>
               <w:t>Содержание анализа</w:t>
             </w:r>
@@ -706,7 +773,7 @@
         </w:tc>
         <w:tc>
           <w:tcPr>
-            <w:tcW w:type="dxa" w:w="3324"/>
+            <w:tcW w:type="dxa" w:w="3468"/>
             <w:vAlign w:val="center"/>
             <w:tcMar>
               <w:top w:w="80" w:type="dxa"/>
@@ -718,13 +785,15 @@
           </w:tcPr>
           <w:p>
             <w:pPr>
-              <w:spacing w:after="0" w:before="0" w:line="240" w:lineRule="auto"/>
+              <w:spacing w:line="240" w:lineRule="auto" w:before="0" w:after="0"/>
               <w:ind w:firstLine="0"/>
             </w:pPr>
             <w:r>
               <w:rPr>
+                <w:rFonts w:ascii="Times New Roman" w:hAnsi="Times New Roman" w:eastAsia="Times New Roman"/>
                 <w:b/>
-                <w:sz w:val="18"/>
+                <w:i w:val="0"/>
+                <w:sz w:val="20"/>
               </w:rPr>
               <w:t>Контрольный вопрос</w:t>
             </w:r>
@@ -732,9 +801,12 @@
         </w:tc>
       </w:tr>
       <w:tr>
+        <w:trPr>
+          <w:cantSplit/>
+        </w:trPr>
         <w:tc>
           <w:tcPr>
-            <w:tcW w:type="dxa" w:w="3324"/>
+            <w:tcW w:type="dxa" w:w="1961"/>
             <w:vAlign w:val="center"/>
             <w:tcMar>
               <w:top w:w="80" w:type="dxa"/>
@@ -745,13 +817,15 @@
           </w:tcPr>
           <w:p>
             <w:pPr>
-              <w:spacing w:after="0" w:before="0" w:line="240" w:lineRule="auto"/>
+              <w:spacing w:line="240" w:lineRule="auto" w:before="0" w:after="0"/>
               <w:ind w:firstLine="0"/>
             </w:pPr>
             <w:r>
               <w:rPr>
+                <w:rFonts w:ascii="Times New Roman" w:hAnsi="Times New Roman" w:eastAsia="Times New Roman"/>
                 <w:b w:val="0"/>
-                <w:sz w:val="18"/>
+                <w:i w:val="0"/>
+                <w:sz w:val="20"/>
               </w:rPr>
               <w:t>1. Краткое изложение фактов</w:t>
             </w:r>
@@ -759,7 +833,7 @@
         </w:tc>
         <w:tc>
           <w:tcPr>
-            <w:tcW w:type="dxa" w:w="3324"/>
+            <w:tcW w:type="dxa" w:w="3926"/>
             <w:vAlign w:val="center"/>
             <w:tcMar>
               <w:top w:w="80" w:type="dxa"/>
@@ -770,13 +844,15 @@
           </w:tcPr>
           <w:p>
             <w:pPr>
-              <w:spacing w:after="0" w:before="0" w:line="240" w:lineRule="auto"/>
+              <w:spacing w:line="240" w:lineRule="auto" w:before="0" w:after="0"/>
               <w:ind w:firstLine="0"/>
             </w:pPr>
             <w:r>
               <w:rPr>
+                <w:rFonts w:ascii="Times New Roman" w:hAnsi="Times New Roman" w:eastAsia="Times New Roman"/>
                 <w:b w:val="0"/>
-                <w:sz w:val="18"/>
+                <w:i w:val="0"/>
+                <w:sz w:val="20"/>
               </w:rPr>
               <w:t>Фиксируются только данные, прямо заданные в кейсе</w:t>
             </w:r>
@@ -784,7 +860,7 @@
         </w:tc>
         <w:tc>
           <w:tcPr>
-            <w:tcW w:type="dxa" w:w="3324"/>
+            <w:tcW w:type="dxa" w:w="3468"/>
             <w:vAlign w:val="center"/>
             <w:tcMar>
               <w:top w:w="80" w:type="dxa"/>
@@ -795,13 +871,15 @@
           </w:tcPr>
           <w:p>
             <w:pPr>
-              <w:spacing w:after="0" w:before="0" w:line="240" w:lineRule="auto"/>
+              <w:spacing w:line="240" w:lineRule="auto" w:before="0" w:after="0"/>
               <w:ind w:firstLine="0"/>
             </w:pPr>
             <w:r>
               <w:rPr>
+                <w:rFonts w:ascii="Times New Roman" w:hAnsi="Times New Roman" w:eastAsia="Times New Roman"/>
                 <w:b w:val="0"/>
-                <w:sz w:val="18"/>
+                <w:i w:val="0"/>
+                <w:sz w:val="20"/>
               </w:rPr>
               <w:t>Что известно наверняка?</w:t>
             </w:r>
@@ -809,9 +887,12 @@
         </w:tc>
       </w:tr>
       <w:tr>
+        <w:trPr>
+          <w:cantSplit/>
+        </w:trPr>
         <w:tc>
           <w:tcPr>
-            <w:tcW w:type="dxa" w:w="3324"/>
+            <w:tcW w:type="dxa" w:w="1961"/>
             <w:vAlign w:val="center"/>
             <w:tcMar>
               <w:top w:w="80" w:type="dxa"/>
@@ -822,13 +903,15 @@
           </w:tcPr>
           <w:p>
             <w:pPr>
-              <w:spacing w:after="0" w:before="0" w:line="240" w:lineRule="auto"/>
+              <w:spacing w:line="240" w:lineRule="auto" w:before="0" w:after="0"/>
               <w:ind w:firstLine="0"/>
             </w:pPr>
             <w:r>
               <w:rPr>
+                <w:rFonts w:ascii="Times New Roman" w:hAnsi="Times New Roman" w:eastAsia="Times New Roman"/>
                 <w:b w:val="0"/>
-                <w:sz w:val="18"/>
+                <w:i w:val="0"/>
+                <w:sz w:val="20"/>
               </w:rPr>
               <w:t>2. Цель и лицо, принимающее решение</w:t>
             </w:r>
@@ -836,7 +919,7 @@
         </w:tc>
         <w:tc>
           <w:tcPr>
-            <w:tcW w:type="dxa" w:w="3324"/>
+            <w:tcW w:type="dxa" w:w="3926"/>
             <w:vAlign w:val="center"/>
             <w:tcMar>
               <w:top w:w="80" w:type="dxa"/>
@@ -847,13 +930,15 @@
           </w:tcPr>
           <w:p>
             <w:pPr>
-              <w:spacing w:after="0" w:before="0" w:line="240" w:lineRule="auto"/>
+              <w:spacing w:line="240" w:lineRule="auto" w:before="0" w:after="0"/>
               <w:ind w:firstLine="0"/>
             </w:pPr>
             <w:r>
               <w:rPr>
+                <w:rFonts w:ascii="Times New Roman" w:hAnsi="Times New Roman" w:eastAsia="Times New Roman"/>
                 <w:b w:val="0"/>
-                <w:sz w:val="18"/>
+                <w:i w:val="0"/>
+                <w:sz w:val="20"/>
               </w:rPr>
               <w:t>Устанавливаются желаемый результат, полномочия и горизонт решения</w:t>
             </w:r>
@@ -861,7 +946,7 @@
         </w:tc>
         <w:tc>
           <w:tcPr>
-            <w:tcW w:type="dxa" w:w="3324"/>
+            <w:tcW w:type="dxa" w:w="3468"/>
             <w:vAlign w:val="center"/>
             <w:tcMar>
               <w:top w:w="80" w:type="dxa"/>
@@ -872,13 +957,15 @@
           </w:tcPr>
           <w:p>
             <w:pPr>
-              <w:spacing w:after="0" w:before="0" w:line="240" w:lineRule="auto"/>
+              <w:spacing w:line="240" w:lineRule="auto" w:before="0" w:after="0"/>
               <w:ind w:firstLine="0"/>
             </w:pPr>
             <w:r>
               <w:rPr>
+                <w:rFonts w:ascii="Times New Roman" w:hAnsi="Times New Roman" w:eastAsia="Times New Roman"/>
                 <w:b w:val="0"/>
-                <w:sz w:val="18"/>
+                <w:i w:val="0"/>
+                <w:sz w:val="20"/>
               </w:rPr>
               <w:t>Кто отвечает за решение и чего он должен добиться?</w:t>
             </w:r>
@@ -886,9 +973,12 @@
         </w:tc>
       </w:tr>
       <w:tr>
+        <w:trPr>
+          <w:cantSplit/>
+        </w:trPr>
         <w:tc>
           <w:tcPr>
-            <w:tcW w:type="dxa" w:w="3324"/>
+            <w:tcW w:type="dxa" w:w="1961"/>
             <w:vAlign w:val="center"/>
             <w:tcMar>
               <w:top w:w="80" w:type="dxa"/>
@@ -899,13 +989,15 @@
           </w:tcPr>
           <w:p>
             <w:pPr>
-              <w:spacing w:after="0" w:before="0" w:line="240" w:lineRule="auto"/>
+              <w:spacing w:line="240" w:lineRule="auto" w:before="0" w:after="0"/>
               <w:ind w:firstLine="0"/>
             </w:pPr>
             <w:r>
               <w:rPr>
+                <w:rFonts w:ascii="Times New Roman" w:hAnsi="Times New Roman" w:eastAsia="Times New Roman"/>
                 <w:b w:val="0"/>
-                <w:sz w:val="18"/>
+                <w:i w:val="0"/>
+                <w:sz w:val="20"/>
               </w:rPr>
               <w:t>3. Формулировка проблемы</w:t>
             </w:r>
@@ -913,7 +1005,7 @@
         </w:tc>
         <w:tc>
           <w:tcPr>
-            <w:tcW w:type="dxa" w:w="3324"/>
+            <w:tcW w:type="dxa" w:w="3926"/>
             <w:vAlign w:val="center"/>
             <w:tcMar>
               <w:top w:w="80" w:type="dxa"/>
@@ -924,13 +1016,15 @@
           </w:tcPr>
           <w:p>
             <w:pPr>
-              <w:spacing w:after="0" w:before="0" w:line="240" w:lineRule="auto"/>
+              <w:spacing w:line="240" w:lineRule="auto" w:before="0" w:after="0"/>
               <w:ind w:firstLine="0"/>
             </w:pPr>
             <w:r>
               <w:rPr>
+                <w:rFonts w:ascii="Times New Roman" w:hAnsi="Times New Roman" w:eastAsia="Times New Roman"/>
                 <w:b w:val="0"/>
-                <w:sz w:val="18"/>
+                <w:i w:val="0"/>
+                <w:sz w:val="20"/>
               </w:rPr>
               <w:t>Определяется разрыв между текущим и желаемым состоянием</w:t>
             </w:r>
@@ -938,7 +1032,7 @@
         </w:tc>
         <w:tc>
           <w:tcPr>
-            <w:tcW w:type="dxa" w:w="3324"/>
+            <w:tcW w:type="dxa" w:w="3468"/>
             <w:vAlign w:val="center"/>
             <w:tcMar>
               <w:top w:w="80" w:type="dxa"/>
@@ -949,13 +1043,15 @@
           </w:tcPr>
           <w:p>
             <w:pPr>
-              <w:spacing w:after="0" w:before="0" w:line="240" w:lineRule="auto"/>
+              <w:spacing w:line="240" w:lineRule="auto" w:before="0" w:after="0"/>
               <w:ind w:firstLine="0"/>
             </w:pPr>
             <w:r>
               <w:rPr>
+                <w:rFonts w:ascii="Times New Roman" w:hAnsi="Times New Roman" w:eastAsia="Times New Roman"/>
                 <w:b w:val="0"/>
-                <w:sz w:val="18"/>
+                <w:i w:val="0"/>
+                <w:sz w:val="20"/>
               </w:rPr>
               <w:t>Какую именно проблему нельзя оставить без решения?</w:t>
             </w:r>
@@ -963,9 +1059,12 @@
         </w:tc>
       </w:tr>
       <w:tr>
+        <w:trPr>
+          <w:cantSplit/>
+        </w:trPr>
         <w:tc>
           <w:tcPr>
-            <w:tcW w:type="dxa" w:w="3324"/>
+            <w:tcW w:type="dxa" w:w="1961"/>
             <w:vAlign w:val="center"/>
             <w:tcMar>
               <w:top w:w="80" w:type="dxa"/>
@@ -976,13 +1075,15 @@
           </w:tcPr>
           <w:p>
             <w:pPr>
-              <w:spacing w:after="0" w:before="0" w:line="240" w:lineRule="auto"/>
+              <w:spacing w:line="240" w:lineRule="auto" w:before="0" w:after="0"/>
               <w:ind w:firstLine="0"/>
             </w:pPr>
             <w:r>
               <w:rPr>
+                <w:rFonts w:ascii="Times New Roman" w:hAnsi="Times New Roman" w:eastAsia="Times New Roman"/>
                 <w:b w:val="0"/>
-                <w:sz w:val="18"/>
+                <w:i w:val="0"/>
+                <w:sz w:val="20"/>
               </w:rPr>
               <w:t>4. Участники и интересы</w:t>
             </w:r>
@@ -990,7 +1091,7 @@
         </w:tc>
         <w:tc>
           <w:tcPr>
-            <w:tcW w:type="dxa" w:w="3324"/>
+            <w:tcW w:type="dxa" w:w="3926"/>
             <w:vAlign w:val="center"/>
             <w:tcMar>
               <w:top w:w="80" w:type="dxa"/>
@@ -1001,13 +1102,15 @@
           </w:tcPr>
           <w:p>
             <w:pPr>
-              <w:spacing w:after="0" w:before="0" w:line="240" w:lineRule="auto"/>
+              <w:spacing w:line="240" w:lineRule="auto" w:before="0" w:after="0"/>
               <w:ind w:firstLine="0"/>
             </w:pPr>
             <w:r>
               <w:rPr>
+                <w:rFonts w:ascii="Times New Roman" w:hAnsi="Times New Roman" w:eastAsia="Times New Roman"/>
                 <w:b w:val="0"/>
-                <w:sz w:val="18"/>
+                <w:i w:val="0"/>
+                <w:sz w:val="20"/>
               </w:rPr>
               <w:t>Выявляются стороны, их цели, ресурсы и возможные оппоненты</w:t>
             </w:r>
@@ -1015,7 +1118,7 @@
         </w:tc>
         <w:tc>
           <w:tcPr>
-            <w:tcW w:type="dxa" w:w="3324"/>
+            <w:tcW w:type="dxa" w:w="3468"/>
             <w:vAlign w:val="center"/>
             <w:tcMar>
               <w:top w:w="80" w:type="dxa"/>
@@ -1026,13 +1129,15 @@
           </w:tcPr>
           <w:p>
             <w:pPr>
-              <w:spacing w:after="0" w:before="0" w:line="240" w:lineRule="auto"/>
+              <w:spacing w:line="240" w:lineRule="auto" w:before="0" w:after="0"/>
               <w:ind w:firstLine="0"/>
             </w:pPr>
             <w:r>
               <w:rPr>
+                <w:rFonts w:ascii="Times New Roman" w:hAnsi="Times New Roman" w:eastAsia="Times New Roman"/>
                 <w:b w:val="0"/>
-                <w:sz w:val="18"/>
+                <w:i w:val="0"/>
+                <w:sz w:val="20"/>
               </w:rPr>
               <w:t>Чьи интересы затрагиваются и кто может поддержать или заблокировать решение?</w:t>
             </w:r>
@@ -1040,9 +1145,12 @@
         </w:tc>
       </w:tr>
       <w:tr>
+        <w:trPr>
+          <w:cantSplit/>
+        </w:trPr>
         <w:tc>
           <w:tcPr>
-            <w:tcW w:type="dxa" w:w="3324"/>
+            <w:tcW w:type="dxa" w:w="1961"/>
             <w:vAlign w:val="center"/>
             <w:tcMar>
               <w:top w:w="80" w:type="dxa"/>
@@ -1053,13 +1161,15 @@
           </w:tcPr>
           <w:p>
             <w:pPr>
-              <w:spacing w:after="0" w:before="0" w:line="240" w:lineRule="auto"/>
+              <w:spacing w:line="240" w:lineRule="auto" w:before="0" w:after="0"/>
               <w:ind w:firstLine="0"/>
             </w:pPr>
             <w:r>
               <w:rPr>
+                <w:rFonts w:ascii="Times New Roman" w:hAnsi="Times New Roman" w:eastAsia="Times New Roman"/>
                 <w:b w:val="0"/>
-                <w:sz w:val="18"/>
+                <w:i w:val="0"/>
+                <w:sz w:val="20"/>
               </w:rPr>
               <w:t>5. Хронология и конфликт</w:t>
             </w:r>
@@ -1067,7 +1177,7 @@
         </w:tc>
         <w:tc>
           <w:tcPr>
-            <w:tcW w:type="dxa" w:w="3324"/>
+            <w:tcW w:type="dxa" w:w="3926"/>
             <w:vAlign w:val="center"/>
             <w:tcMar>
               <w:top w:w="80" w:type="dxa"/>
@@ -1078,13 +1188,15 @@
           </w:tcPr>
           <w:p>
             <w:pPr>
-              <w:spacing w:after="0" w:before="0" w:line="240" w:lineRule="auto"/>
+              <w:spacing w:line="240" w:lineRule="auto" w:before="0" w:after="0"/>
               <w:ind w:firstLine="0"/>
             </w:pPr>
             <w:r>
               <w:rPr>
+                <w:rFonts w:ascii="Times New Roman" w:hAnsi="Times New Roman" w:eastAsia="Times New Roman"/>
                 <w:b w:val="0"/>
-                <w:sz w:val="18"/>
+                <w:i w:val="0"/>
+                <w:sz w:val="20"/>
               </w:rPr>
               <w:t>Восстанавливается последовательность событий и противоречие интересов</w:t>
             </w:r>
@@ -1092,7 +1204,7 @@
         </w:tc>
         <w:tc>
           <w:tcPr>
-            <w:tcW w:type="dxa" w:w="3324"/>
+            <w:tcW w:type="dxa" w:w="3468"/>
             <w:vAlign w:val="center"/>
             <w:tcMar>
               <w:top w:w="80" w:type="dxa"/>
@@ -1103,13 +1215,15 @@
           </w:tcPr>
           <w:p>
             <w:pPr>
-              <w:spacing w:after="0" w:before="0" w:line="240" w:lineRule="auto"/>
+              <w:spacing w:line="240" w:lineRule="auto" w:before="0" w:after="0"/>
               <w:ind w:firstLine="0"/>
             </w:pPr>
             <w:r>
               <w:rPr>
+                <w:rFonts w:ascii="Times New Roman" w:hAnsi="Times New Roman" w:eastAsia="Times New Roman"/>
                 <w:b w:val="0"/>
-                <w:sz w:val="18"/>
+                <w:i w:val="0"/>
+                <w:sz w:val="20"/>
               </w:rPr>
               <w:t>Что стало причиной обострения и что является следствием?</w:t>
             </w:r>
@@ -1117,9 +1231,12 @@
         </w:tc>
       </w:tr>
       <w:tr>
+        <w:trPr>
+          <w:cantSplit/>
+        </w:trPr>
         <w:tc>
           <w:tcPr>
-            <w:tcW w:type="dxa" w:w="3324"/>
+            <w:tcW w:type="dxa" w:w="1961"/>
             <w:vAlign w:val="center"/>
             <w:tcMar>
               <w:top w:w="80" w:type="dxa"/>
@@ -1130,13 +1247,15 @@
           </w:tcPr>
           <w:p>
             <w:pPr>
-              <w:spacing w:after="0" w:before="0" w:line="240" w:lineRule="auto"/>
+              <w:spacing w:line="240" w:lineRule="auto" w:before="0" w:after="0"/>
               <w:ind w:firstLine="0"/>
             </w:pPr>
             <w:r>
               <w:rPr>
+                <w:rFonts w:ascii="Times New Roman" w:hAnsi="Times New Roman" w:eastAsia="Times New Roman"/>
                 <w:b w:val="0"/>
-                <w:sz w:val="18"/>
+                <w:i w:val="0"/>
+                <w:sz w:val="20"/>
               </w:rPr>
               <w:t>6. Критерии и ограничения</w:t>
             </w:r>
@@ -1144,7 +1263,7 @@
         </w:tc>
         <w:tc>
           <w:tcPr>
-            <w:tcW w:type="dxa" w:w="3324"/>
+            <w:tcW w:type="dxa" w:w="3926"/>
             <w:vAlign w:val="center"/>
             <w:tcMar>
               <w:top w:w="80" w:type="dxa"/>
@@ -1155,13 +1274,15 @@
           </w:tcPr>
           <w:p>
             <w:pPr>
-              <w:spacing w:after="0" w:before="0" w:line="240" w:lineRule="auto"/>
+              <w:spacing w:line="240" w:lineRule="auto" w:before="0" w:after="0"/>
               <w:ind w:firstLine="0"/>
             </w:pPr>
             <w:r>
               <w:rPr>
+                <w:rFonts w:ascii="Times New Roman" w:hAnsi="Times New Roman" w:eastAsia="Times New Roman"/>
                 <w:b w:val="0"/>
-                <w:sz w:val="18"/>
+                <w:i w:val="0"/>
+                <w:sz w:val="20"/>
               </w:rPr>
               <w:t>Заранее объявляются показатели выбора, ресурсы, нормы и риски</w:t>
             </w:r>
@@ -1169,7 +1290,7 @@
         </w:tc>
         <w:tc>
           <w:tcPr>
-            <w:tcW w:type="dxa" w:w="3324"/>
+            <w:tcW w:type="dxa" w:w="3468"/>
             <w:vAlign w:val="center"/>
             <w:tcMar>
               <w:top w:w="80" w:type="dxa"/>
@@ -1180,13 +1301,15 @@
           </w:tcPr>
           <w:p>
             <w:pPr>
-              <w:spacing w:after="0" w:before="0" w:line="240" w:lineRule="auto"/>
+              <w:spacing w:line="240" w:lineRule="auto" w:before="0" w:after="0"/>
               <w:ind w:firstLine="0"/>
             </w:pPr>
             <w:r>
               <w:rPr>
+                <w:rFonts w:ascii="Times New Roman" w:hAnsi="Times New Roman" w:eastAsia="Times New Roman"/>
                 <w:b w:val="0"/>
-                <w:sz w:val="18"/>
+                <w:i w:val="0"/>
+                <w:sz w:val="20"/>
               </w:rPr>
               <w:t>По каким правилам будет сопоставляться решение?</w:t>
             </w:r>
@@ -1194,9 +1317,12 @@
         </w:tc>
       </w:tr>
       <w:tr>
+        <w:trPr>
+          <w:cantSplit/>
+        </w:trPr>
         <w:tc>
           <w:tcPr>
-            <w:tcW w:type="dxa" w:w="3324"/>
+            <w:tcW w:type="dxa" w:w="1961"/>
             <w:vAlign w:val="center"/>
             <w:tcMar>
               <w:top w:w="80" w:type="dxa"/>
@@ -1207,13 +1333,15 @@
           </w:tcPr>
           <w:p>
             <w:pPr>
-              <w:spacing w:after="0" w:before="0" w:line="240" w:lineRule="auto"/>
+              <w:spacing w:line="240" w:lineRule="auto" w:before="0" w:after="0"/>
               <w:ind w:firstLine="0"/>
             </w:pPr>
             <w:r>
               <w:rPr>
+                <w:rFonts w:ascii="Times New Roman" w:hAnsi="Times New Roman" w:eastAsia="Times New Roman"/>
                 <w:b w:val="0"/>
-                <w:sz w:val="18"/>
+                <w:i w:val="0"/>
+                <w:sz w:val="20"/>
               </w:rPr>
               <w:t>7. Альтернативы</w:t>
             </w:r>
@@ -1221,7 +1349,7 @@
         </w:tc>
         <w:tc>
           <w:tcPr>
-            <w:tcW w:type="dxa" w:w="3324"/>
+            <w:tcW w:type="dxa" w:w="3926"/>
             <w:vAlign w:val="center"/>
             <w:tcMar>
               <w:top w:w="80" w:type="dxa"/>
@@ -1232,13 +1360,15 @@
           </w:tcPr>
           <w:p>
             <w:pPr>
-              <w:spacing w:after="0" w:before="0" w:line="240" w:lineRule="auto"/>
+              <w:spacing w:line="240" w:lineRule="auto" w:before="0" w:after="0"/>
               <w:ind w:firstLine="0"/>
             </w:pPr>
             <w:r>
               <w:rPr>
+                <w:rFonts w:ascii="Times New Roman" w:hAnsi="Times New Roman" w:eastAsia="Times New Roman"/>
                 <w:b w:val="0"/>
-                <w:sz w:val="18"/>
+                <w:i w:val="0"/>
+                <w:sz w:val="20"/>
               </w:rPr>
               <w:t>Формируется несколько выполнимых способов действия, включая отказ от поспешного решения</w:t>
             </w:r>
@@ -1246,7 +1376,7 @@
         </w:tc>
         <w:tc>
           <w:tcPr>
-            <w:tcW w:type="dxa" w:w="3324"/>
+            <w:tcW w:type="dxa" w:w="3468"/>
             <w:vAlign w:val="center"/>
             <w:tcMar>
               <w:top w:w="80" w:type="dxa"/>
@@ -1257,13 +1387,15 @@
           </w:tcPr>
           <w:p>
             <w:pPr>
-              <w:spacing w:after="0" w:before="0" w:line="240" w:lineRule="auto"/>
+              <w:spacing w:line="240" w:lineRule="auto" w:before="0" w:after="0"/>
               <w:ind w:firstLine="0"/>
             </w:pPr>
             <w:r>
               <w:rPr>
+                <w:rFonts w:ascii="Times New Roman" w:hAnsi="Times New Roman" w:eastAsia="Times New Roman"/>
                 <w:b w:val="0"/>
-                <w:sz w:val="18"/>
+                <w:i w:val="0"/>
+                <w:sz w:val="20"/>
               </w:rPr>
               <w:t>Какие реально различающиеся варианты есть у руководителя?</w:t>
             </w:r>
@@ -1271,9 +1403,12 @@
         </w:tc>
       </w:tr>
       <w:tr>
+        <w:trPr>
+          <w:cantSplit/>
+        </w:trPr>
         <w:tc>
           <w:tcPr>
-            <w:tcW w:type="dxa" w:w="3324"/>
+            <w:tcW w:type="dxa" w:w="1961"/>
             <w:vAlign w:val="center"/>
             <w:tcMar>
               <w:top w:w="80" w:type="dxa"/>
@@ -1284,13 +1419,15 @@
           </w:tcPr>
           <w:p>
             <w:pPr>
-              <w:spacing w:after="0" w:before="0" w:line="240" w:lineRule="auto"/>
+              <w:spacing w:line="240" w:lineRule="auto" w:before="0" w:after="0"/>
               <w:ind w:firstLine="0"/>
             </w:pPr>
             <w:r>
               <w:rPr>
+                <w:rFonts w:ascii="Times New Roman" w:hAnsi="Times New Roman" w:eastAsia="Times New Roman"/>
                 <w:b w:val="0"/>
-                <w:sz w:val="18"/>
+                <w:i w:val="0"/>
+                <w:sz w:val="20"/>
               </w:rPr>
               <w:t>8. Рекомендуемое решение</w:t>
             </w:r>
@@ -1298,7 +1435,7 @@
         </w:tc>
         <w:tc>
           <w:tcPr>
-            <w:tcW w:type="dxa" w:w="3324"/>
+            <w:tcW w:type="dxa" w:w="3926"/>
             <w:vAlign w:val="center"/>
             <w:tcMar>
               <w:top w:w="80" w:type="dxa"/>
@@ -1309,13 +1446,15 @@
           </w:tcPr>
           <w:p>
             <w:pPr>
-              <w:spacing w:after="0" w:before="0" w:line="240" w:lineRule="auto"/>
+              <w:spacing w:line="240" w:lineRule="auto" w:before="0" w:after="0"/>
               <w:ind w:firstLine="0"/>
             </w:pPr>
             <w:r>
               <w:rPr>
+                <w:rFonts w:ascii="Times New Roman" w:hAnsi="Times New Roman" w:eastAsia="Times New Roman"/>
                 <w:b w:val="0"/>
-                <w:sz w:val="18"/>
+                <w:i w:val="0"/>
+                <w:sz w:val="20"/>
               </w:rPr>
               <w:t>Выбирается вариант и приводится аргументация по критериям</w:t>
             </w:r>
@@ -1323,7 +1462,7 @@
         </w:tc>
         <w:tc>
           <w:tcPr>
-            <w:tcW w:type="dxa" w:w="3324"/>
+            <w:tcW w:type="dxa" w:w="3468"/>
             <w:vAlign w:val="center"/>
             <w:tcMar>
               <w:top w:w="80" w:type="dxa"/>
@@ -1334,13 +1473,15 @@
           </w:tcPr>
           <w:p>
             <w:pPr>
-              <w:spacing w:after="0" w:before="0" w:line="240" w:lineRule="auto"/>
+              <w:spacing w:line="240" w:lineRule="auto" w:before="0" w:after="0"/>
               <w:ind w:firstLine="0"/>
             </w:pPr>
             <w:r>
               <w:rPr>
+                <w:rFonts w:ascii="Times New Roman" w:hAnsi="Times New Roman" w:eastAsia="Times New Roman"/>
                 <w:b w:val="0"/>
-                <w:sz w:val="18"/>
+                <w:i w:val="0"/>
+                <w:sz w:val="20"/>
               </w:rPr>
               <w:t>Почему этот вариант лучше альтернатив в данных условиях?</w:t>
             </w:r>
@@ -1348,9 +1489,12 @@
         </w:tc>
       </w:tr>
       <w:tr>
+        <w:trPr>
+          <w:cantSplit/>
+        </w:trPr>
         <w:tc>
           <w:tcPr>
-            <w:tcW w:type="dxa" w:w="3324"/>
+            <w:tcW w:type="dxa" w:w="1961"/>
             <w:vAlign w:val="center"/>
             <w:tcMar>
               <w:top w:w="80" w:type="dxa"/>
@@ -1361,13 +1505,15 @@
           </w:tcPr>
           <w:p>
             <w:pPr>
-              <w:spacing w:after="0" w:before="0" w:line="240" w:lineRule="auto"/>
+              <w:spacing w:line="240" w:lineRule="auto" w:before="0" w:after="0"/>
               <w:ind w:firstLine="0"/>
             </w:pPr>
             <w:r>
               <w:rPr>
+                <w:rFonts w:ascii="Times New Roman" w:hAnsi="Times New Roman" w:eastAsia="Times New Roman"/>
                 <w:b w:val="0"/>
-                <w:sz w:val="18"/>
+                <w:i w:val="0"/>
+                <w:sz w:val="20"/>
               </w:rPr>
               <w:t>9. План, контроль и обратная связь</w:t>
             </w:r>
@@ -1375,7 +1521,7 @@
         </w:tc>
         <w:tc>
           <w:tcPr>
-            <w:tcW w:type="dxa" w:w="3324"/>
+            <w:tcW w:type="dxa" w:w="3926"/>
             <w:vAlign w:val="center"/>
             <w:tcMar>
               <w:top w:w="80" w:type="dxa"/>
@@ -1386,13 +1532,15 @@
           </w:tcPr>
           <w:p>
             <w:pPr>
-              <w:spacing w:after="0" w:before="0" w:line="240" w:lineRule="auto"/>
+              <w:spacing w:line="240" w:lineRule="auto" w:before="0" w:after="0"/>
               <w:ind w:firstLine="0"/>
             </w:pPr>
             <w:r>
               <w:rPr>
+                <w:rFonts w:ascii="Times New Roman" w:hAnsi="Times New Roman" w:eastAsia="Times New Roman"/>
                 <w:b w:val="0"/>
-                <w:sz w:val="18"/>
+                <w:i w:val="0"/>
+                <w:sz w:val="20"/>
               </w:rPr>
               <w:t>Назначаются действия, сроки, ответственные, показатели и условия корректировки</w:t>
             </w:r>
@@ -1400,7 +1548,7 @@
         </w:tc>
         <w:tc>
           <w:tcPr>
-            <w:tcW w:type="dxa" w:w="3324"/>
+            <w:tcW w:type="dxa" w:w="3468"/>
             <w:vAlign w:val="center"/>
             <w:tcMar>
               <w:top w:w="80" w:type="dxa"/>
@@ -1411,13 +1559,15 @@
           </w:tcPr>
           <w:p>
             <w:pPr>
-              <w:spacing w:after="0" w:before="0" w:line="240" w:lineRule="auto"/>
+              <w:spacing w:line="240" w:lineRule="auto" w:before="0" w:after="0"/>
               <w:ind w:firstLine="0"/>
             </w:pPr>
             <w:r>
               <w:rPr>
+                <w:rFonts w:ascii="Times New Roman" w:hAnsi="Times New Roman" w:eastAsia="Times New Roman"/>
                 <w:b w:val="0"/>
-                <w:sz w:val="18"/>
+                <w:i w:val="0"/>
+                <w:sz w:val="20"/>
               </w:rPr>
               <w:t>Как убедиться, что решение работает, и что делать при отклонении?</w:t>
             </w:r>
@@ -1427,7 +1577,7 @@
     </w:tbl>
     <w:p>
       <w:pPr>
-        <w:spacing w:after="0"/>
+        <w:spacing w:line="240" w:lineRule="auto" w:before="0" w:after="0"/>
       </w:pPr>
     </w:p>
     <w:p>
@@ -1439,10 +1589,10 @@
       </w:pPr>
       <w:r>
         <w:rPr>
-          <w:rFonts w:ascii="Times New Roman" w:hAnsi="Times New Roman"/>
+          <w:rFonts w:ascii="Times New Roman" w:hAnsi="Times New Roman" w:eastAsia="Times New Roman"/>
           <w:b/>
+          <w:sz w:val="28"/>
           <w:color w:val="1F4E79"/>
-          <w:sz w:val="28"/>
         </w:rPr>
         <w:t>4. Ситуация 1. Конкурентная угроза Linux для Microsoft</w:t>
       </w:r>
@@ -1456,33 +1606,38 @@
       </w:pPr>
       <w:r>
         <w:rPr>
-          <w:rFonts w:ascii="Times New Roman" w:hAnsi="Times New Roman"/>
+          <w:rFonts w:ascii="Times New Roman" w:hAnsi="Times New Roman" w:eastAsia="Times New Roman"/>
           <w:b/>
           <w:sz w:val="26"/>
         </w:rPr>
-        <w:t>4.1. Этап 1 — краткое изложение фактов</w:t>
+        <w:t>4.1. Этап 1: краткое изложение фактов</w:t>
       </w:r>
     </w:p>
     <w:p>
       <w:pPr>
-        <w:spacing w:line="360" w:lineRule="auto" w:after="80" w:before="0"/>
+        <w:spacing w:line="360" w:lineRule="auto" w:before="0" w:after="80"/>
         <w:ind w:firstLine="709"/>
+        <w:jc w:val="both"/>
       </w:pPr>
       <w:r>
         <w:rPr>
+          <w:rFonts w:ascii="Times New Roman" w:hAnsi="Times New Roman" w:eastAsia="Times New Roman"/>
           <w:b w:val="0"/>
+          <w:i w:val="0"/>
           <w:sz w:val="28"/>
         </w:rPr>
-        <w:t>Пять лет назад руководство крупнейшей компании-разработчика программного обеспечения Microsoft узнало о Linux — альтернативной операционной системе с открытым исходным кодом, создаваемой энтузиастами и распространяемой бесплатно. Сначала угроза была недооценена, однако затем выяснилось, что Linux поддерживается большим числом добровольцев и программистов, в том числе сотрудников крупных корпораций. Цена Linux и нежелание клиентов быть привязанными к одному поставщику создают для Windows конкурентное давление [1, с. 184].</w:t>
+        <w:t>Пять лет назад руководство крупнейшей компании-разработчика программного обеспечения Microsoft узнало о Linux - альтернативной операционной системе с открытым исходным кодом, создаваемой энтузиастами и распространяемой бесплатно. Сначала угроза была недооценена, однако затем выяснилось, что Linux поддерживается большим числом добровольцев и программистов, в том числе сотрудников крупных корпораций. Цена Linux и нежелание клиентов быть привязанными к одному поставщику создают для Windows конкурентное давление [1, с. 184].</w:t>
       </w:r>
     </w:p>
     <w:p>
       <w:pPr>
-        <w:spacing w:line="360" w:lineRule="auto" w:after="80" w:before="0"/>
+        <w:spacing w:line="360" w:lineRule="auto" w:before="0" w:after="80"/>
         <w:ind w:firstLine="709"/>
+        <w:jc w:val="both"/>
       </w:pPr>
       <w:r>
         <w:rPr>
+          <w:rFonts w:ascii="Times New Roman" w:hAnsi="Times New Roman" w:eastAsia="Times New Roman"/>
           <w:b/>
           <w:i w:val="0"/>
           <w:sz w:val="28"/>
@@ -1491,7 +1646,9 @@
       </w:r>
       <w:r>
         <w:rPr>
+          <w:rFonts w:ascii="Times New Roman" w:hAnsi="Times New Roman" w:eastAsia="Times New Roman"/>
           <w:b w:val="0"/>
+          <w:i w:val="0"/>
           <w:sz w:val="28"/>
         </w:rPr>
         <w:t xml:space="preserve"> Linux имеет открытый код и не является обычной коммерческой компанией; для клиентов важны цена и свобода выбора; Microsoft уже имела опыт победы над коммерческими конкурентами, но эта модель конкуренции не полностью переносима на Linux.</w:t>
@@ -1499,11 +1656,13 @@
     </w:p>
     <w:p>
       <w:pPr>
-        <w:spacing w:line="360" w:lineRule="auto" w:after="80" w:before="0"/>
+        <w:spacing w:line="360" w:lineRule="auto" w:before="0" w:after="80"/>
         <w:ind w:firstLine="709"/>
+        <w:jc w:val="both"/>
       </w:pPr>
       <w:r>
         <w:rPr>
+          <w:rFonts w:ascii="Times New Roman" w:hAnsi="Times New Roman" w:eastAsia="Times New Roman"/>
           <w:b/>
           <w:i w:val="0"/>
           <w:sz w:val="28"/>
@@ -1512,7 +1671,9 @@
       </w:r>
       <w:r>
         <w:rPr>
+          <w:rFonts w:ascii="Times New Roman" w:hAnsi="Times New Roman" w:eastAsia="Times New Roman"/>
           <w:b w:val="0"/>
+          <w:i w:val="0"/>
           <w:sz w:val="28"/>
         </w:rPr>
         <w:t xml:space="preserve"> реальная доля Linux по сегментам, требования конкретных клиентов, стоимость миграции, качество поддержки, юридические риски и экономический эффект каждого возможного шага. Эти данные нельзя подменять предположением, что «бесплатное всегда победит» или что «у Microsoft достаточно ресурсов, поэтому проблема исчезнет сама».</w:t>
@@ -1527,11 +1688,11 @@
       </w:pPr>
       <w:r>
         <w:rPr>
-          <w:rFonts w:ascii="Times New Roman" w:hAnsi="Times New Roman"/>
+          <w:rFonts w:ascii="Times New Roman" w:hAnsi="Times New Roman" w:eastAsia="Times New Roman"/>
           <w:b/>
           <w:sz w:val="26"/>
         </w:rPr>
-        <w:t>4.2. Этапы 2–5 — цель, проблема, участники, хронология и конфликт</w:t>
+        <w:t>4.2. Этапы 2–5: цель, проблема, участники, хронология и конфликт</w:t>
       </w:r>
     </w:p>
     <w:tbl>
@@ -1541,18 +1702,20 @@
         <w:jc w:val="center"/>
         <w:tblLayout w:type="autofit"/>
         <w:tblLook w:firstColumn="1" w:firstRow="1" w:lastColumn="0" w:lastRow="0" w:noHBand="0" w:noVBand="1" w:val="04A0"/>
+        <w:tblLayout w:type="autofit"/>
       </w:tblPr>
       <w:tblGrid>
-        <w:gridCol w:w="4986"/>
-        <w:gridCol w:w="4986"/>
+        <w:gridCol w:w="1306"/>
+        <w:gridCol w:w="8049"/>
       </w:tblGrid>
       <w:tr>
         <w:trPr>
+          <w:cantSplit/>
           <w:tblHeader w:val="true"/>
         </w:trPr>
         <w:tc>
           <w:tcPr>
-            <w:tcW w:type="dxa" w:w="4986"/>
+            <w:tcW w:type="dxa" w:w="1306"/>
             <w:vAlign w:val="center"/>
             <w:tcMar>
               <w:top w:w="80" w:type="dxa"/>
@@ -1564,13 +1727,15 @@
           </w:tcPr>
           <w:p>
             <w:pPr>
-              <w:spacing w:after="0" w:before="0" w:line="240" w:lineRule="auto"/>
+              <w:spacing w:line="240" w:lineRule="auto" w:before="0" w:after="0"/>
               <w:ind w:firstLine="0"/>
             </w:pPr>
             <w:r>
               <w:rPr>
+                <w:rFonts w:ascii="Times New Roman" w:hAnsi="Times New Roman" w:eastAsia="Times New Roman"/>
                 <w:b/>
-                <w:sz w:val="18"/>
+                <w:i w:val="0"/>
+                <w:sz w:val="20"/>
               </w:rPr>
               <w:t>Элемент</w:t>
             </w:r>
@@ -1578,7 +1743,7 @@
         </w:tc>
         <w:tc>
           <w:tcPr>
-            <w:tcW w:type="dxa" w:w="4986"/>
+            <w:tcW w:type="dxa" w:w="8049"/>
             <w:vAlign w:val="center"/>
             <w:tcMar>
               <w:top w:w="80" w:type="dxa"/>
@@ -1590,13 +1755,15 @@
           </w:tcPr>
           <w:p>
             <w:pPr>
-              <w:spacing w:after="0" w:before="0" w:line="240" w:lineRule="auto"/>
+              <w:spacing w:line="240" w:lineRule="auto" w:before="0" w:after="0"/>
               <w:ind w:firstLine="0"/>
             </w:pPr>
             <w:r>
               <w:rPr>
+                <w:rFonts w:ascii="Times New Roman" w:hAnsi="Times New Roman" w:eastAsia="Times New Roman"/>
                 <w:b/>
-                <w:sz w:val="18"/>
+                <w:i w:val="0"/>
+                <w:sz w:val="20"/>
               </w:rPr>
               <w:t>Анализ</w:t>
             </w:r>
@@ -1604,9 +1771,12 @@
         </w:tc>
       </w:tr>
       <w:tr>
+        <w:trPr>
+          <w:cantSplit/>
+        </w:trPr>
         <w:tc>
           <w:tcPr>
-            <w:tcW w:type="dxa" w:w="4986"/>
+            <w:tcW w:type="dxa" w:w="1306"/>
             <w:vAlign w:val="center"/>
             <w:tcMar>
               <w:top w:w="80" w:type="dxa"/>
@@ -1617,13 +1787,15 @@
           </w:tcPr>
           <w:p>
             <w:pPr>
-              <w:spacing w:after="0" w:before="0" w:line="240" w:lineRule="auto"/>
+              <w:spacing w:line="240" w:lineRule="auto" w:before="0" w:after="0"/>
               <w:ind w:firstLine="0"/>
             </w:pPr>
             <w:r>
               <w:rPr>
+                <w:rFonts w:ascii="Times New Roman" w:hAnsi="Times New Roman" w:eastAsia="Times New Roman"/>
                 <w:b w:val="0"/>
-                <w:sz w:val="18"/>
+                <w:i w:val="0"/>
+                <w:sz w:val="20"/>
               </w:rPr>
               <w:t>Лицо, принимающее решение</w:t>
             </w:r>
@@ -1631,7 +1803,7 @@
         </w:tc>
         <w:tc>
           <w:tcPr>
-            <w:tcW w:type="dxa" w:w="4986"/>
+            <w:tcW w:type="dxa" w:w="8049"/>
             <w:vAlign w:val="center"/>
             <w:tcMar>
               <w:top w:w="80" w:type="dxa"/>
@@ -1642,13 +1814,15 @@
           </w:tcPr>
           <w:p>
             <w:pPr>
-              <w:spacing w:after="0" w:before="0" w:line="240" w:lineRule="auto"/>
+              <w:spacing w:line="240" w:lineRule="auto" w:before="0" w:after="0"/>
               <w:ind w:firstLine="0"/>
             </w:pPr>
             <w:r>
               <w:rPr>
+                <w:rFonts w:ascii="Times New Roman" w:hAnsi="Times New Roman" w:eastAsia="Times New Roman"/>
                 <w:b w:val="0"/>
-                <w:sz w:val="18"/>
+                <w:i w:val="0"/>
+                <w:sz w:val="20"/>
               </w:rPr>
               <w:t>Руководство подразделения Microsoft / руководитель, отвечающий за платформу Windows.</w:t>
             </w:r>
@@ -1656,9 +1830,12 @@
         </w:tc>
       </w:tr>
       <w:tr>
+        <w:trPr>
+          <w:cantSplit/>
+        </w:trPr>
         <w:tc>
           <w:tcPr>
-            <w:tcW w:type="dxa" w:w="4986"/>
+            <w:tcW w:type="dxa" w:w="1306"/>
             <w:vAlign w:val="center"/>
             <w:tcMar>
               <w:top w:w="80" w:type="dxa"/>
@@ -1669,13 +1846,15 @@
           </w:tcPr>
           <w:p>
             <w:pPr>
-              <w:spacing w:after="0" w:before="0" w:line="240" w:lineRule="auto"/>
+              <w:spacing w:line="240" w:lineRule="auto" w:before="0" w:after="0"/>
               <w:ind w:firstLine="0"/>
             </w:pPr>
             <w:r>
               <w:rPr>
+                <w:rFonts w:ascii="Times New Roman" w:hAnsi="Times New Roman" w:eastAsia="Times New Roman"/>
                 <w:b w:val="0"/>
-                <w:sz w:val="18"/>
+                <w:i w:val="0"/>
+                <w:sz w:val="20"/>
               </w:rPr>
               <w:t>Цель</w:t>
             </w:r>
@@ -1683,7 +1862,7 @@
         </w:tc>
         <w:tc>
           <w:tcPr>
-            <w:tcW w:type="dxa" w:w="4986"/>
+            <w:tcW w:type="dxa" w:w="8049"/>
             <w:vAlign w:val="center"/>
             <w:tcMar>
               <w:top w:w="80" w:type="dxa"/>
@@ -1694,13 +1873,15 @@
           </w:tcPr>
           <w:p>
             <w:pPr>
-              <w:spacing w:after="0" w:before="0" w:line="240" w:lineRule="auto"/>
+              <w:spacing w:line="240" w:lineRule="auto" w:before="0" w:after="0"/>
               <w:ind w:firstLine="0"/>
             </w:pPr>
             <w:r>
               <w:rPr>
+                <w:rFonts w:ascii="Times New Roman" w:hAnsi="Times New Roman" w:eastAsia="Times New Roman"/>
                 <w:b w:val="0"/>
-                <w:sz w:val="18"/>
+                <w:i w:val="0"/>
+                <w:sz w:val="20"/>
               </w:rPr>
               <w:t>Сохранить конкурентоспособность платформы и отношения с клиентами, не разрушая прибыльную бизнес-модель краткосрочными запретами или необоснованным снижением цены.</w:t>
             </w:r>
@@ -1708,9 +1889,12 @@
         </w:tc>
       </w:tr>
       <w:tr>
+        <w:trPr>
+          <w:cantSplit/>
+        </w:trPr>
         <w:tc>
           <w:tcPr>
-            <w:tcW w:type="dxa" w:w="4986"/>
+            <w:tcW w:type="dxa" w:w="1306"/>
             <w:vAlign w:val="center"/>
             <w:tcMar>
               <w:top w:w="80" w:type="dxa"/>
@@ -1721,13 +1905,15 @@
           </w:tcPr>
           <w:p>
             <w:pPr>
-              <w:spacing w:after="0" w:before="0" w:line="240" w:lineRule="auto"/>
+              <w:spacing w:line="240" w:lineRule="auto" w:before="0" w:after="0"/>
               <w:ind w:firstLine="0"/>
             </w:pPr>
             <w:r>
               <w:rPr>
+                <w:rFonts w:ascii="Times New Roman" w:hAnsi="Times New Roman" w:eastAsia="Times New Roman"/>
                 <w:b w:val="0"/>
-                <w:sz w:val="18"/>
+                <w:i w:val="0"/>
+                <w:sz w:val="20"/>
               </w:rPr>
               <w:t>Проблема</w:t>
             </w:r>
@@ -1735,7 +1921,7 @@
         </w:tc>
         <w:tc>
           <w:tcPr>
-            <w:tcW w:type="dxa" w:w="4986"/>
+            <w:tcW w:type="dxa" w:w="8049"/>
             <w:vAlign w:val="center"/>
             <w:tcMar>
               <w:top w:w="80" w:type="dxa"/>
@@ -1746,13 +1932,15 @@
           </w:tcPr>
           <w:p>
             <w:pPr>
-              <w:spacing w:after="0" w:before="0" w:line="240" w:lineRule="auto"/>
+              <w:spacing w:line="240" w:lineRule="auto" w:before="0" w:after="0"/>
               <w:ind w:firstLine="0"/>
             </w:pPr>
             <w:r>
               <w:rPr>
+                <w:rFonts w:ascii="Times New Roman" w:hAnsi="Times New Roman" w:eastAsia="Times New Roman"/>
                 <w:b w:val="0"/>
-                <w:sz w:val="18"/>
+                <w:i w:val="0"/>
+                <w:sz w:val="20"/>
               </w:rPr>
               <w:t>Традиционная стратегия конкуренции с отдельной фирмой не отвечает угрозе от распределённой открытой экосистемы. Риск состоит в уходе клиентов к альтернативе, снижении ценовой силы и ослаблении сетевого эффекта платформы.</w:t>
             </w:r>
@@ -1760,9 +1948,12 @@
         </w:tc>
       </w:tr>
       <w:tr>
+        <w:trPr>
+          <w:cantSplit/>
+        </w:trPr>
         <w:tc>
           <w:tcPr>
-            <w:tcW w:type="dxa" w:w="4986"/>
+            <w:tcW w:type="dxa" w:w="1306"/>
             <w:vAlign w:val="center"/>
             <w:tcMar>
               <w:top w:w="80" w:type="dxa"/>
@@ -1773,13 +1964,15 @@
           </w:tcPr>
           <w:p>
             <w:pPr>
-              <w:spacing w:after="0" w:before="0" w:line="240" w:lineRule="auto"/>
+              <w:spacing w:line="240" w:lineRule="auto" w:before="0" w:after="0"/>
               <w:ind w:firstLine="0"/>
             </w:pPr>
             <w:r>
               <w:rPr>
+                <w:rFonts w:ascii="Times New Roman" w:hAnsi="Times New Roman" w:eastAsia="Times New Roman"/>
                 <w:b w:val="0"/>
-                <w:sz w:val="18"/>
+                <w:i w:val="0"/>
+                <w:sz w:val="20"/>
               </w:rPr>
               <w:t>Участники и интересы</w:t>
             </w:r>
@@ -1787,7 +1980,7 @@
         </w:tc>
         <w:tc>
           <w:tcPr>
-            <w:tcW w:type="dxa" w:w="4986"/>
+            <w:tcW w:type="dxa" w:w="8049"/>
             <w:vAlign w:val="center"/>
             <w:tcMar>
               <w:top w:w="80" w:type="dxa"/>
@@ -1798,23 +1991,28 @@
           </w:tcPr>
           <w:p>
             <w:pPr>
-              <w:spacing w:after="0" w:before="0" w:line="240" w:lineRule="auto"/>
+              <w:spacing w:line="240" w:lineRule="auto" w:before="0" w:after="0"/>
               <w:ind w:firstLine="0"/>
             </w:pPr>
             <w:r>
               <w:rPr>
+                <w:rFonts w:ascii="Times New Roman" w:hAnsi="Times New Roman" w:eastAsia="Times New Roman"/>
                 <w:b w:val="0"/>
-                <w:sz w:val="18"/>
+                <w:i w:val="0"/>
+                <w:sz w:val="20"/>
               </w:rPr>
-              <w:t>Клиенты хотят функциональность, надёжность, стоимость владения и свободу выбора; разработчики Linux заинтересованы в открытости; партнёры Microsoft — в совместимости и доходе от экосистемы; акционеры — в устойчивой прибыльности.</w:t>
+              <w:t>Клиенты хотят функциональность, надёжность, стоимость владения и свободу выбора; разработчики Linux заинтересованы в открытости; партнёры Microsoft - в совместимости и доходе от экосистемы; акционеры - в устойчивой прибыльности.</w:t>
             </w:r>
           </w:p>
         </w:tc>
       </w:tr>
       <w:tr>
+        <w:trPr>
+          <w:cantSplit/>
+        </w:trPr>
         <w:tc>
           <w:tcPr>
-            <w:tcW w:type="dxa" w:w="4986"/>
+            <w:tcW w:type="dxa" w:w="1306"/>
             <w:vAlign w:val="center"/>
             <w:tcMar>
               <w:top w:w="80" w:type="dxa"/>
@@ -1825,13 +2023,15 @@
           </w:tcPr>
           <w:p>
             <w:pPr>
-              <w:spacing w:after="0" w:before="0" w:line="240" w:lineRule="auto"/>
+              <w:spacing w:line="240" w:lineRule="auto" w:before="0" w:after="0"/>
               <w:ind w:firstLine="0"/>
             </w:pPr>
             <w:r>
               <w:rPr>
+                <w:rFonts w:ascii="Times New Roman" w:hAnsi="Times New Roman" w:eastAsia="Times New Roman"/>
                 <w:b w:val="0"/>
-                <w:sz w:val="18"/>
+                <w:i w:val="0"/>
+                <w:sz w:val="20"/>
               </w:rPr>
               <w:t>Хронология</w:t>
             </w:r>
@@ -1839,7 +2039,7 @@
         </w:tc>
         <w:tc>
           <w:tcPr>
-            <w:tcW w:type="dxa" w:w="4986"/>
+            <w:tcW w:type="dxa" w:w="8049"/>
             <w:vAlign w:val="center"/>
             <w:tcMar>
               <w:top w:w="80" w:type="dxa"/>
@@ -1850,13 +2050,15 @@
           </w:tcPr>
           <w:p>
             <w:pPr>
-              <w:spacing w:after="0" w:before="0" w:line="240" w:lineRule="auto"/>
+              <w:spacing w:line="240" w:lineRule="auto" w:before="0" w:after="0"/>
               <w:ind w:firstLine="0"/>
             </w:pPr>
             <w:r>
               <w:rPr>
+                <w:rFonts w:ascii="Times New Roman" w:hAnsi="Times New Roman" w:eastAsia="Times New Roman"/>
                 <w:b w:val="0"/>
-                <w:sz w:val="18"/>
+                <w:i w:val="0"/>
+                <w:sz w:val="20"/>
               </w:rPr>
               <w:t>Сначала Linux был малоизвестен для руководства; затем он стал заметен как рыночная альтернатива; далее возникает необходимость стратегического ответа.</w:t>
             </w:r>
@@ -1864,9 +2066,12 @@
         </w:tc>
       </w:tr>
       <w:tr>
+        <w:trPr>
+          <w:cantSplit/>
+        </w:trPr>
         <w:tc>
           <w:tcPr>
-            <w:tcW w:type="dxa" w:w="4986"/>
+            <w:tcW w:type="dxa" w:w="1306"/>
             <w:vAlign w:val="center"/>
             <w:tcMar>
               <w:top w:w="80" w:type="dxa"/>
@@ -1877,13 +2082,15 @@
           </w:tcPr>
           <w:p>
             <w:pPr>
-              <w:spacing w:after="0" w:before="0" w:line="240" w:lineRule="auto"/>
+              <w:spacing w:line="240" w:lineRule="auto" w:before="0" w:after="0"/>
               <w:ind w:firstLine="0"/>
             </w:pPr>
             <w:r>
               <w:rPr>
+                <w:rFonts w:ascii="Times New Roman" w:hAnsi="Times New Roman" w:eastAsia="Times New Roman"/>
                 <w:b w:val="0"/>
-                <w:sz w:val="18"/>
+                <w:i w:val="0"/>
+                <w:sz w:val="20"/>
               </w:rPr>
               <w:t>Конфликт</w:t>
             </w:r>
@@ -1891,7 +2098,7 @@
         </w:tc>
         <w:tc>
           <w:tcPr>
-            <w:tcW w:type="dxa" w:w="4986"/>
+            <w:tcW w:type="dxa" w:w="8049"/>
             <w:vAlign w:val="center"/>
             <w:tcMar>
               <w:top w:w="80" w:type="dxa"/>
@@ -1902,13 +2109,15 @@
           </w:tcPr>
           <w:p>
             <w:pPr>
-              <w:spacing w:after="0" w:before="0" w:line="240" w:lineRule="auto"/>
+              <w:spacing w:line="240" w:lineRule="auto" w:before="0" w:after="0"/>
               <w:ind w:firstLine="0"/>
             </w:pPr>
             <w:r>
               <w:rPr>
+                <w:rFonts w:ascii="Times New Roman" w:hAnsi="Times New Roman" w:eastAsia="Times New Roman"/>
                 <w:b w:val="0"/>
-                <w:sz w:val="18"/>
+                <w:i w:val="0"/>
+                <w:sz w:val="20"/>
               </w:rPr>
               <w:t>Закрытая коммерческая модель и контроль платформы сталкиваются с открытой моделью разработки и запросом рынка на снижение зависимости от единственного поставщика. Это конкурентный, а не личный конфликт.</w:t>
             </w:r>
@@ -1918,7 +2127,7 @@
     </w:tbl>
     <w:p>
       <w:pPr>
-        <w:spacing w:after="0"/>
+        <w:spacing w:line="240" w:lineRule="auto" w:before="0" w:after="0"/>
       </w:pPr>
     </w:p>
     <w:p>
@@ -1930,11 +2139,11 @@
       </w:pPr>
       <w:r>
         <w:rPr>
-          <w:rFonts w:ascii="Times New Roman" w:hAnsi="Times New Roman"/>
+          <w:rFonts w:ascii="Times New Roman" w:hAnsi="Times New Roman" w:eastAsia="Times New Roman"/>
           <w:b/>
           <w:sz w:val="26"/>
         </w:rPr>
-        <w:t>4.3. Этап 6 — критерии и ограничения</w:t>
+        <w:t>4.3. Этап 6: критерии и ограничения</w:t>
       </w:r>
     </w:p>
     <w:tbl>
@@ -1944,19 +2153,21 @@
         <w:jc w:val="center"/>
         <w:tblLayout w:type="autofit"/>
         <w:tblLook w:firstColumn="1" w:firstRow="1" w:lastColumn="0" w:lastRow="0" w:noHBand="0" w:noVBand="1" w:val="04A0"/>
+        <w:tblLayout w:type="autofit"/>
       </w:tblPr>
       <w:tblGrid>
-        <w:gridCol w:w="3324"/>
-        <w:gridCol w:w="3324"/>
-        <w:gridCol w:w="3324"/>
+        <w:gridCol w:w="1591"/>
+        <w:gridCol w:w="3800"/>
+        <w:gridCol w:w="3964"/>
       </w:tblGrid>
       <w:tr>
         <w:trPr>
+          <w:cantSplit/>
           <w:tblHeader w:val="true"/>
         </w:trPr>
         <w:tc>
           <w:tcPr>
-            <w:tcW w:type="dxa" w:w="3324"/>
+            <w:tcW w:type="dxa" w:w="1591"/>
             <w:vAlign w:val="center"/>
             <w:tcMar>
               <w:top w:w="80" w:type="dxa"/>
@@ -1968,13 +2179,15 @@
           </w:tcPr>
           <w:p>
             <w:pPr>
-              <w:spacing w:after="0" w:before="0" w:line="240" w:lineRule="auto"/>
+              <w:spacing w:line="240" w:lineRule="auto" w:before="0" w:after="0"/>
               <w:ind w:firstLine="0"/>
             </w:pPr>
             <w:r>
               <w:rPr>
+                <w:rFonts w:ascii="Times New Roman" w:hAnsi="Times New Roman" w:eastAsia="Times New Roman"/>
                 <w:b/>
-                <w:sz w:val="18"/>
+                <w:i w:val="0"/>
+                <w:sz w:val="20"/>
               </w:rPr>
               <w:t>Критерий</w:t>
             </w:r>
@@ -1982,7 +2195,7 @@
         </w:tc>
         <w:tc>
           <w:tcPr>
-            <w:tcW w:type="dxa" w:w="3324"/>
+            <w:tcW w:type="dxa" w:w="3800"/>
             <w:vAlign w:val="center"/>
             <w:tcMar>
               <w:top w:w="80" w:type="dxa"/>
@@ -1994,13 +2207,15 @@
           </w:tcPr>
           <w:p>
             <w:pPr>
-              <w:spacing w:after="0" w:before="0" w:line="240" w:lineRule="auto"/>
+              <w:spacing w:line="240" w:lineRule="auto" w:before="0" w:after="0"/>
               <w:ind w:firstLine="0"/>
             </w:pPr>
             <w:r>
               <w:rPr>
+                <w:rFonts w:ascii="Times New Roman" w:hAnsi="Times New Roman" w:eastAsia="Times New Roman"/>
                 <w:b/>
-                <w:sz w:val="18"/>
+                <w:i w:val="0"/>
+                <w:sz w:val="20"/>
               </w:rPr>
               <w:t>Почему важен</w:t>
             </w:r>
@@ -2008,7 +2223,7 @@
         </w:tc>
         <w:tc>
           <w:tcPr>
-            <w:tcW w:type="dxa" w:w="3324"/>
+            <w:tcW w:type="dxa" w:w="3964"/>
             <w:vAlign w:val="center"/>
             <w:tcMar>
               <w:top w:w="80" w:type="dxa"/>
@@ -2020,13 +2235,15 @@
           </w:tcPr>
           <w:p>
             <w:pPr>
-              <w:spacing w:after="0" w:before="0" w:line="240" w:lineRule="auto"/>
+              <w:spacing w:line="240" w:lineRule="auto" w:before="0" w:after="0"/>
               <w:ind w:firstLine="0"/>
             </w:pPr>
             <w:r>
               <w:rPr>
+                <w:rFonts w:ascii="Times New Roman" w:hAnsi="Times New Roman" w:eastAsia="Times New Roman"/>
                 <w:b/>
-                <w:sz w:val="18"/>
+                <w:i w:val="0"/>
+                <w:sz w:val="20"/>
               </w:rPr>
               <w:t>Признак приемлемого решения</w:t>
             </w:r>
@@ -2034,9 +2251,12 @@
         </w:tc>
       </w:tr>
       <w:tr>
+        <w:trPr>
+          <w:cantSplit/>
+        </w:trPr>
         <w:tc>
           <w:tcPr>
-            <w:tcW w:type="dxa" w:w="3324"/>
+            <w:tcW w:type="dxa" w:w="1591"/>
             <w:vAlign w:val="center"/>
             <w:tcMar>
               <w:top w:w="80" w:type="dxa"/>
@@ -2047,13 +2267,15 @@
           </w:tcPr>
           <w:p>
             <w:pPr>
-              <w:spacing w:after="0" w:before="0" w:line="240" w:lineRule="auto"/>
+              <w:spacing w:line="240" w:lineRule="auto" w:before="0" w:after="0"/>
               <w:ind w:firstLine="0"/>
             </w:pPr>
             <w:r>
               <w:rPr>
+                <w:rFonts w:ascii="Times New Roman" w:hAnsi="Times New Roman" w:eastAsia="Times New Roman"/>
                 <w:b w:val="0"/>
-                <w:sz w:val="18"/>
+                <w:i w:val="0"/>
+                <w:sz w:val="20"/>
               </w:rPr>
               <w:t>Ценность для клиента</w:t>
             </w:r>
@@ -2061,7 +2283,7 @@
         </w:tc>
         <w:tc>
           <w:tcPr>
-            <w:tcW w:type="dxa" w:w="3324"/>
+            <w:tcW w:type="dxa" w:w="3800"/>
             <w:vAlign w:val="center"/>
             <w:tcMar>
               <w:top w:w="80" w:type="dxa"/>
@@ -2072,13 +2294,15 @@
           </w:tcPr>
           <w:p>
             <w:pPr>
-              <w:spacing w:after="0" w:before="0" w:line="240" w:lineRule="auto"/>
+              <w:spacing w:line="240" w:lineRule="auto" w:before="0" w:after="0"/>
               <w:ind w:firstLine="0"/>
             </w:pPr>
             <w:r>
               <w:rPr>
+                <w:rFonts w:ascii="Times New Roman" w:hAnsi="Times New Roman" w:eastAsia="Times New Roman"/>
                 <w:b w:val="0"/>
-                <w:sz w:val="18"/>
+                <w:i w:val="0"/>
+                <w:sz w:val="20"/>
               </w:rPr>
               <w:t>Клиент выбирает не только цену, но и надёжность, безопасность, совместимость и поддержку</w:t>
             </w:r>
@@ -2086,7 +2310,7 @@
         </w:tc>
         <w:tc>
           <w:tcPr>
-            <w:tcW w:type="dxa" w:w="3324"/>
+            <w:tcW w:type="dxa" w:w="3964"/>
             <w:vAlign w:val="center"/>
             <w:tcMar>
               <w:top w:w="80" w:type="dxa"/>
@@ -2097,13 +2321,15 @@
           </w:tcPr>
           <w:p>
             <w:pPr>
-              <w:spacing w:after="0" w:before="0" w:line="240" w:lineRule="auto"/>
+              <w:spacing w:line="240" w:lineRule="auto" w:before="0" w:after="0"/>
               <w:ind w:firstLine="0"/>
             </w:pPr>
             <w:r>
               <w:rPr>
+                <w:rFonts w:ascii="Times New Roman" w:hAnsi="Times New Roman" w:eastAsia="Times New Roman"/>
                 <w:b w:val="0"/>
-                <w:sz w:val="18"/>
+                <w:i w:val="0"/>
+                <w:sz w:val="20"/>
               </w:rPr>
               <w:t>Снижается полная стоимость владения и остаётся понятное преимущество Windows</w:t>
             </w:r>
@@ -2111,9 +2337,12 @@
         </w:tc>
       </w:tr>
       <w:tr>
+        <w:trPr>
+          <w:cantSplit/>
+        </w:trPr>
         <w:tc>
           <w:tcPr>
-            <w:tcW w:type="dxa" w:w="3324"/>
+            <w:tcW w:type="dxa" w:w="1591"/>
             <w:vAlign w:val="center"/>
             <w:tcMar>
               <w:top w:w="80" w:type="dxa"/>
@@ -2124,13 +2353,15 @@
           </w:tcPr>
           <w:p>
             <w:pPr>
-              <w:spacing w:after="0" w:before="0" w:line="240" w:lineRule="auto"/>
+              <w:spacing w:line="240" w:lineRule="auto" w:before="0" w:after="0"/>
               <w:ind w:firstLine="0"/>
             </w:pPr>
             <w:r>
               <w:rPr>
+                <w:rFonts w:ascii="Times New Roman" w:hAnsi="Times New Roman" w:eastAsia="Times New Roman"/>
                 <w:b w:val="0"/>
-                <w:sz w:val="18"/>
+                <w:i w:val="0"/>
+                <w:sz w:val="20"/>
               </w:rPr>
               <w:t>Скорость реакции</w:t>
             </w:r>
@@ -2138,7 +2369,7 @@
         </w:tc>
         <w:tc>
           <w:tcPr>
-            <w:tcW w:type="dxa" w:w="3324"/>
+            <w:tcW w:type="dxa" w:w="3800"/>
             <w:vAlign w:val="center"/>
             <w:tcMar>
               <w:top w:w="80" w:type="dxa"/>
@@ -2149,13 +2380,15 @@
           </w:tcPr>
           <w:p>
             <w:pPr>
-              <w:spacing w:after="0" w:before="0" w:line="240" w:lineRule="auto"/>
+              <w:spacing w:line="240" w:lineRule="auto" w:before="0" w:after="0"/>
               <w:ind w:firstLine="0"/>
             </w:pPr>
             <w:r>
               <w:rPr>
+                <w:rFonts w:ascii="Times New Roman" w:hAnsi="Times New Roman" w:eastAsia="Times New Roman"/>
                 <w:b w:val="0"/>
-                <w:sz w:val="18"/>
+                <w:i w:val="0"/>
+                <w:sz w:val="20"/>
               </w:rPr>
               <w:t>Угроза развивается быстрее традиционного многолетнего цикла</w:t>
             </w:r>
@@ -2163,7 +2396,7 @@
         </w:tc>
         <w:tc>
           <w:tcPr>
-            <w:tcW w:type="dxa" w:w="3324"/>
+            <w:tcW w:type="dxa" w:w="3964"/>
             <w:vAlign w:val="center"/>
             <w:tcMar>
               <w:top w:w="80" w:type="dxa"/>
@@ -2174,13 +2407,15 @@
           </w:tcPr>
           <w:p>
             <w:pPr>
-              <w:spacing w:after="0" w:before="0" w:line="240" w:lineRule="auto"/>
+              <w:spacing w:line="240" w:lineRule="auto" w:before="0" w:after="0"/>
               <w:ind w:firstLine="0"/>
             </w:pPr>
             <w:r>
               <w:rPr>
+                <w:rFonts w:ascii="Times New Roman" w:hAnsi="Times New Roman" w:eastAsia="Times New Roman"/>
                 <w:b w:val="0"/>
-                <w:sz w:val="18"/>
+                <w:i w:val="0"/>
+                <w:sz w:val="20"/>
               </w:rPr>
               <w:t>Первые изменения и пилоты запускаются без ожидания полной перестройки компании</w:t>
             </w:r>
@@ -2188,9 +2423,12 @@
         </w:tc>
       </w:tr>
       <w:tr>
+        <w:trPr>
+          <w:cantSplit/>
+        </w:trPr>
         <w:tc>
           <w:tcPr>
-            <w:tcW w:type="dxa" w:w="3324"/>
+            <w:tcW w:type="dxa" w:w="1591"/>
             <w:vAlign w:val="center"/>
             <w:tcMar>
               <w:top w:w="80" w:type="dxa"/>
@@ -2201,13 +2439,15 @@
           </w:tcPr>
           <w:p>
             <w:pPr>
-              <w:spacing w:after="0" w:before="0" w:line="240" w:lineRule="auto"/>
+              <w:spacing w:line="240" w:lineRule="auto" w:before="0" w:after="0"/>
               <w:ind w:firstLine="0"/>
             </w:pPr>
             <w:r>
               <w:rPr>
+                <w:rFonts w:ascii="Times New Roman" w:hAnsi="Times New Roman" w:eastAsia="Times New Roman"/>
                 <w:b w:val="0"/>
-                <w:sz w:val="18"/>
+                <w:i w:val="0"/>
+                <w:sz w:val="20"/>
               </w:rPr>
               <w:t>Сохранение экосистемы</w:t>
             </w:r>
@@ -2215,7 +2455,7 @@
         </w:tc>
         <w:tc>
           <w:tcPr>
-            <w:tcW w:type="dxa" w:w="3324"/>
+            <w:tcW w:type="dxa" w:w="3800"/>
             <w:vAlign w:val="center"/>
             <w:tcMar>
               <w:top w:w="80" w:type="dxa"/>
@@ -2226,13 +2466,15 @@
           </w:tcPr>
           <w:p>
             <w:pPr>
-              <w:spacing w:after="0" w:before="0" w:line="240" w:lineRule="auto"/>
+              <w:spacing w:line="240" w:lineRule="auto" w:before="0" w:after="0"/>
               <w:ind w:firstLine="0"/>
             </w:pPr>
             <w:r>
               <w:rPr>
+                <w:rFonts w:ascii="Times New Roman" w:hAnsi="Times New Roman" w:eastAsia="Times New Roman"/>
                 <w:b w:val="0"/>
-                <w:sz w:val="18"/>
+                <w:i w:val="0"/>
+                <w:sz w:val="20"/>
               </w:rPr>
               <w:t>Партнёры и разработчики усиливают или ослабляют платформу</w:t>
             </w:r>
@@ -2240,7 +2482,7 @@
         </w:tc>
         <w:tc>
           <w:tcPr>
-            <w:tcW w:type="dxa" w:w="3324"/>
+            <w:tcW w:type="dxa" w:w="3964"/>
             <w:vAlign w:val="center"/>
             <w:tcMar>
               <w:top w:w="80" w:type="dxa"/>
@@ -2251,13 +2493,15 @@
           </w:tcPr>
           <w:p>
             <w:pPr>
-              <w:spacing w:after="0" w:before="0" w:line="240" w:lineRule="auto"/>
+              <w:spacing w:line="240" w:lineRule="auto" w:before="0" w:after="0"/>
               <w:ind w:firstLine="0"/>
             </w:pPr>
             <w:r>
               <w:rPr>
+                <w:rFonts w:ascii="Times New Roman" w:hAnsi="Times New Roman" w:eastAsia="Times New Roman"/>
                 <w:b w:val="0"/>
-                <w:sz w:val="18"/>
+                <w:i w:val="0"/>
+                <w:sz w:val="20"/>
               </w:rPr>
               <w:t>Решение не разрывает совместимость и отношения с разработчиками/партнёрами</w:t>
             </w:r>
@@ -2265,9 +2509,12 @@
         </w:tc>
       </w:tr>
       <w:tr>
+        <w:trPr>
+          <w:cantSplit/>
+        </w:trPr>
         <w:tc>
           <w:tcPr>
-            <w:tcW w:type="dxa" w:w="3324"/>
+            <w:tcW w:type="dxa" w:w="1591"/>
             <w:vAlign w:val="center"/>
             <w:tcMar>
               <w:top w:w="80" w:type="dxa"/>
@@ -2278,13 +2525,15 @@
           </w:tcPr>
           <w:p>
             <w:pPr>
-              <w:spacing w:after="0" w:before="0" w:line="240" w:lineRule="auto"/>
+              <w:spacing w:line="240" w:lineRule="auto" w:before="0" w:after="0"/>
               <w:ind w:firstLine="0"/>
             </w:pPr>
             <w:r>
               <w:rPr>
+                <w:rFonts w:ascii="Times New Roman" w:hAnsi="Times New Roman" w:eastAsia="Times New Roman"/>
                 <w:b w:val="0"/>
-                <w:sz w:val="18"/>
+                <w:i w:val="0"/>
+                <w:sz w:val="20"/>
               </w:rPr>
               <w:t>Экономическая устойчивость</w:t>
             </w:r>
@@ -2292,7 +2541,7 @@
         </w:tc>
         <w:tc>
           <w:tcPr>
-            <w:tcW w:type="dxa" w:w="3324"/>
+            <w:tcW w:type="dxa" w:w="3800"/>
             <w:vAlign w:val="center"/>
             <w:tcMar>
               <w:top w:w="80" w:type="dxa"/>
@@ -2303,13 +2552,15 @@
           </w:tcPr>
           <w:p>
             <w:pPr>
-              <w:spacing w:after="0" w:before="0" w:line="240" w:lineRule="auto"/>
+              <w:spacing w:line="240" w:lineRule="auto" w:before="0" w:after="0"/>
               <w:ind w:firstLine="0"/>
             </w:pPr>
             <w:r>
               <w:rPr>
+                <w:rFonts w:ascii="Times New Roman" w:hAnsi="Times New Roman" w:eastAsia="Times New Roman"/>
                 <w:b w:val="0"/>
-                <w:sz w:val="18"/>
+                <w:i w:val="0"/>
+                <w:sz w:val="20"/>
               </w:rPr>
               <w:t>Демпинг или закрытие рынка могут нанести ущерб бизнесу и репутации</w:t>
             </w:r>
@@ -2317,7 +2568,7 @@
         </w:tc>
         <w:tc>
           <w:tcPr>
-            <w:tcW w:type="dxa" w:w="3324"/>
+            <w:tcW w:type="dxa" w:w="3964"/>
             <w:vAlign w:val="center"/>
             <w:tcMar>
               <w:top w:w="80" w:type="dxa"/>
@@ -2328,13 +2579,15 @@
           </w:tcPr>
           <w:p>
             <w:pPr>
-              <w:spacing w:after="0" w:before="0" w:line="240" w:lineRule="auto"/>
+              <w:spacing w:line="240" w:lineRule="auto" w:before="0" w:after="0"/>
               <w:ind w:firstLine="0"/>
             </w:pPr>
             <w:r>
               <w:rPr>
+                <w:rFonts w:ascii="Times New Roman" w:hAnsi="Times New Roman" w:eastAsia="Times New Roman"/>
                 <w:b w:val="0"/>
-                <w:sz w:val="18"/>
+                <w:i w:val="0"/>
+                <w:sz w:val="20"/>
               </w:rPr>
               <w:t>Затраты и снижение цены имеют измеримый предел и проверяемый эффект</w:t>
             </w:r>
@@ -2342,9 +2595,12 @@
         </w:tc>
       </w:tr>
       <w:tr>
+        <w:trPr>
+          <w:cantSplit/>
+        </w:trPr>
         <w:tc>
           <w:tcPr>
-            <w:tcW w:type="dxa" w:w="3324"/>
+            <w:tcW w:type="dxa" w:w="1591"/>
             <w:vAlign w:val="center"/>
             <w:tcMar>
               <w:top w:w="80" w:type="dxa"/>
@@ -2355,13 +2611,15 @@
           </w:tcPr>
           <w:p>
             <w:pPr>
-              <w:spacing w:after="0" w:before="0" w:line="240" w:lineRule="auto"/>
+              <w:spacing w:line="240" w:lineRule="auto" w:before="0" w:after="0"/>
               <w:ind w:firstLine="0"/>
             </w:pPr>
             <w:r>
               <w:rPr>
+                <w:rFonts w:ascii="Times New Roman" w:hAnsi="Times New Roman" w:eastAsia="Times New Roman"/>
                 <w:b w:val="0"/>
-                <w:sz w:val="18"/>
+                <w:i w:val="0"/>
+                <w:sz w:val="20"/>
               </w:rPr>
               <w:t>Правомерность и репутация</w:t>
             </w:r>
@@ -2369,7 +2627,7 @@
         </w:tc>
         <w:tc>
           <w:tcPr>
-            <w:tcW w:type="dxa" w:w="3324"/>
+            <w:tcW w:type="dxa" w:w="3800"/>
             <w:vAlign w:val="center"/>
             <w:tcMar>
               <w:top w:w="80" w:type="dxa"/>
@@ -2380,13 +2638,15 @@
           </w:tcPr>
           <w:p>
             <w:pPr>
-              <w:spacing w:after="0" w:before="0" w:line="240" w:lineRule="auto"/>
+              <w:spacing w:line="240" w:lineRule="auto" w:before="0" w:after="0"/>
               <w:ind w:firstLine="0"/>
             </w:pPr>
             <w:r>
               <w:rPr>
+                <w:rFonts w:ascii="Times New Roman" w:hAnsi="Times New Roman" w:eastAsia="Times New Roman"/>
                 <w:b w:val="0"/>
-                <w:sz w:val="18"/>
+                <w:i w:val="0"/>
+                <w:sz w:val="20"/>
               </w:rPr>
               <w:t>Давление на клиента или искусственное ограничение выбора создают долгосрочный риск</w:t>
             </w:r>
@@ -2394,7 +2654,7 @@
         </w:tc>
         <w:tc>
           <w:tcPr>
-            <w:tcW w:type="dxa" w:w="3324"/>
+            <w:tcW w:type="dxa" w:w="3964"/>
             <w:vAlign w:val="center"/>
             <w:tcMar>
               <w:top w:w="80" w:type="dxa"/>
@@ -2405,13 +2665,15 @@
           </w:tcPr>
           <w:p>
             <w:pPr>
-              <w:spacing w:after="0" w:before="0" w:line="240" w:lineRule="auto"/>
+              <w:spacing w:line="240" w:lineRule="auto" w:before="0" w:after="0"/>
               <w:ind w:firstLine="0"/>
             </w:pPr>
             <w:r>
               <w:rPr>
+                <w:rFonts w:ascii="Times New Roman" w:hAnsi="Times New Roman" w:eastAsia="Times New Roman"/>
                 <w:b w:val="0"/>
-                <w:sz w:val="18"/>
+                <w:i w:val="0"/>
+                <w:sz w:val="20"/>
               </w:rPr>
               <w:t>Конкуренция строится на продукте, сервисе и прозрачных условиях</w:t>
             </w:r>
@@ -2419,9 +2681,12 @@
         </w:tc>
       </w:tr>
       <w:tr>
+        <w:trPr>
+          <w:cantSplit/>
+        </w:trPr>
         <w:tc>
           <w:tcPr>
-            <w:tcW w:type="dxa" w:w="3324"/>
+            <w:tcW w:type="dxa" w:w="1591"/>
             <w:vAlign w:val="center"/>
             <w:tcMar>
               <w:top w:w="80" w:type="dxa"/>
@@ -2432,13 +2697,15 @@
           </w:tcPr>
           <w:p>
             <w:pPr>
-              <w:spacing w:after="0" w:before="0" w:line="240" w:lineRule="auto"/>
+              <w:spacing w:line="240" w:lineRule="auto" w:before="0" w:after="0"/>
               <w:ind w:firstLine="0"/>
             </w:pPr>
             <w:r>
               <w:rPr>
+                <w:rFonts w:ascii="Times New Roman" w:hAnsi="Times New Roman" w:eastAsia="Times New Roman"/>
                 <w:b w:val="0"/>
-                <w:sz w:val="18"/>
+                <w:i w:val="0"/>
+                <w:sz w:val="20"/>
               </w:rPr>
               <w:t>Адаптивность</w:t>
             </w:r>
@@ -2446,7 +2713,7 @@
         </w:tc>
         <w:tc>
           <w:tcPr>
-            <w:tcW w:type="dxa" w:w="3324"/>
+            <w:tcW w:type="dxa" w:w="3800"/>
             <w:vAlign w:val="center"/>
             <w:tcMar>
               <w:top w:w="80" w:type="dxa"/>
@@ -2457,13 +2724,15 @@
           </w:tcPr>
           <w:p>
             <w:pPr>
-              <w:spacing w:after="0" w:before="0" w:line="240" w:lineRule="auto"/>
+              <w:spacing w:line="240" w:lineRule="auto" w:before="0" w:after="0"/>
               <w:ind w:firstLine="0"/>
             </w:pPr>
             <w:r>
               <w:rPr>
+                <w:rFonts w:ascii="Times New Roman" w:hAnsi="Times New Roman" w:eastAsia="Times New Roman"/>
                 <w:b w:val="0"/>
-                <w:sz w:val="18"/>
+                <w:i w:val="0"/>
+                <w:sz w:val="20"/>
               </w:rPr>
               <w:t>Рынок и технология будут меняться</w:t>
             </w:r>
@@ -2471,7 +2740,7 @@
         </w:tc>
         <w:tc>
           <w:tcPr>
-            <w:tcW w:type="dxa" w:w="3324"/>
+            <w:tcW w:type="dxa" w:w="3964"/>
             <w:vAlign w:val="center"/>
             <w:tcMar>
               <w:top w:w="80" w:type="dxa"/>
@@ -2482,13 +2751,15 @@
           </w:tcPr>
           <w:p>
             <w:pPr>
-              <w:spacing w:after="0" w:before="0" w:line="240" w:lineRule="auto"/>
+              <w:spacing w:line="240" w:lineRule="auto" w:before="0" w:after="0"/>
               <w:ind w:firstLine="0"/>
             </w:pPr>
             <w:r>
               <w:rPr>
+                <w:rFonts w:ascii="Times New Roman" w:hAnsi="Times New Roman" w:eastAsia="Times New Roman"/>
                 <w:b w:val="0"/>
-                <w:sz w:val="18"/>
+                <w:i w:val="0"/>
+                <w:sz w:val="20"/>
               </w:rPr>
               <w:t>Есть регулярный мониторинг сегментов и возможность корректировать меры</w:t>
             </w:r>
@@ -2498,16 +2769,18 @@
     </w:tbl>
     <w:p>
       <w:pPr>
-        <w:spacing w:after="0"/>
+        <w:spacing w:line="240" w:lineRule="auto" w:before="0" w:after="0"/>
       </w:pPr>
     </w:p>
     <w:p>
       <w:pPr>
-        <w:spacing w:line="360" w:lineRule="auto" w:after="80" w:before="0"/>
+        <w:spacing w:line="360" w:lineRule="auto" w:before="0" w:after="80"/>
         <w:ind w:firstLine="709"/>
+        <w:jc w:val="both"/>
       </w:pPr>
       <w:r>
         <w:rPr>
+          <w:rFonts w:ascii="Times New Roman" w:hAnsi="Times New Roman" w:eastAsia="Times New Roman"/>
           <w:b/>
           <w:i w:val="0"/>
           <w:sz w:val="28"/>
@@ -2516,7 +2789,9 @@
       </w:r>
       <w:r>
         <w:rPr>
+          <w:rFonts w:ascii="Times New Roman" w:hAnsi="Times New Roman" w:eastAsia="Times New Roman"/>
           <w:b w:val="0"/>
+          <w:i w:val="0"/>
           <w:sz w:val="28"/>
         </w:rPr>
         <w:t xml:space="preserve"> нельзя гарантировать исчезновение Linux; нельзя исходить из полной информации о будущем; нельзя считать клиентов пассивными; для корпоративного сегмента миграция зависит от приложений, навыков, поддержки и совместимости, а не только от цены лицензии.</w:t>
@@ -2531,11 +2806,11 @@
       </w:pPr>
       <w:r>
         <w:rPr>
-          <w:rFonts w:ascii="Times New Roman" w:hAnsi="Times New Roman"/>
+          <w:rFonts w:ascii="Times New Roman" w:hAnsi="Times New Roman" w:eastAsia="Times New Roman"/>
           <w:b/>
           <w:sz w:val="26"/>
         </w:rPr>
-        <w:t>4.4. Этап 7 — альтернативы</w:t>
+        <w:t>4.4. Этап 7: альтернативы</w:t>
       </w:r>
     </w:p>
     <w:tbl>
@@ -2545,19 +2820,21 @@
         <w:jc w:val="center"/>
         <w:tblLayout w:type="autofit"/>
         <w:tblLook w:firstColumn="1" w:firstRow="1" w:lastColumn="0" w:lastRow="0" w:noHBand="0" w:noVBand="1" w:val="04A0"/>
+        <w:tblLayout w:type="autofit"/>
       </w:tblPr>
       <w:tblGrid>
-        <w:gridCol w:w="3324"/>
-        <w:gridCol w:w="3324"/>
-        <w:gridCol w:w="3324"/>
+        <w:gridCol w:w="2559"/>
+        <w:gridCol w:w="2901"/>
+        <w:gridCol w:w="3895"/>
       </w:tblGrid>
       <w:tr>
         <w:trPr>
+          <w:cantSplit/>
           <w:tblHeader w:val="true"/>
         </w:trPr>
         <w:tc>
           <w:tcPr>
-            <w:tcW w:type="dxa" w:w="3324"/>
+            <w:tcW w:type="dxa" w:w="2559"/>
             <w:vAlign w:val="center"/>
             <w:tcMar>
               <w:top w:w="80" w:type="dxa"/>
@@ -2569,13 +2846,15 @@
           </w:tcPr>
           <w:p>
             <w:pPr>
-              <w:spacing w:after="0" w:before="0" w:line="240" w:lineRule="auto"/>
+              <w:spacing w:line="240" w:lineRule="auto" w:before="0" w:after="0"/>
               <w:ind w:firstLine="0"/>
             </w:pPr>
             <w:r>
               <w:rPr>
+                <w:rFonts w:ascii="Times New Roman" w:hAnsi="Times New Roman" w:eastAsia="Times New Roman"/>
                 <w:b/>
-                <w:sz w:val="18"/>
+                <w:i w:val="0"/>
+                <w:sz w:val="20"/>
               </w:rPr>
               <w:t>Альтернатива</w:t>
             </w:r>
@@ -2583,7 +2862,7 @@
         </w:tc>
         <w:tc>
           <w:tcPr>
-            <w:tcW w:type="dxa" w:w="3324"/>
+            <w:tcW w:type="dxa" w:w="2901"/>
             <w:vAlign w:val="center"/>
             <w:tcMar>
               <w:top w:w="80" w:type="dxa"/>
@@ -2595,13 +2874,15 @@
           </w:tcPr>
           <w:p>
             <w:pPr>
-              <w:spacing w:after="0" w:before="0" w:line="240" w:lineRule="auto"/>
+              <w:spacing w:line="240" w:lineRule="auto" w:before="0" w:after="0"/>
               <w:ind w:firstLine="0"/>
             </w:pPr>
             <w:r>
               <w:rPr>
+                <w:rFonts w:ascii="Times New Roman" w:hAnsi="Times New Roman" w:eastAsia="Times New Roman"/>
                 <w:b/>
-                <w:sz w:val="18"/>
+                <w:i w:val="0"/>
+                <w:sz w:val="20"/>
               </w:rPr>
               <w:t>Потенциальный эффект</w:t>
             </w:r>
@@ -2609,7 +2890,7 @@
         </w:tc>
         <w:tc>
           <w:tcPr>
-            <w:tcW w:type="dxa" w:w="3324"/>
+            <w:tcW w:type="dxa" w:w="3895"/>
             <w:vAlign w:val="center"/>
             <w:tcMar>
               <w:top w:w="80" w:type="dxa"/>
@@ -2621,13 +2902,15 @@
           </w:tcPr>
           <w:p>
             <w:pPr>
-              <w:spacing w:after="0" w:before="0" w:line="240" w:lineRule="auto"/>
+              <w:spacing w:line="240" w:lineRule="auto" w:before="0" w:after="0"/>
               <w:ind w:firstLine="0"/>
             </w:pPr>
             <w:r>
               <w:rPr>
+                <w:rFonts w:ascii="Times New Roman" w:hAnsi="Times New Roman" w:eastAsia="Times New Roman"/>
                 <w:b/>
-                <w:sz w:val="18"/>
+                <w:i w:val="0"/>
+                <w:sz w:val="20"/>
               </w:rPr>
               <w:t>Главный риск</w:t>
             </w:r>
@@ -2635,9 +2918,12 @@
         </w:tc>
       </w:tr>
       <w:tr>
+        <w:trPr>
+          <w:cantSplit/>
+        </w:trPr>
         <w:tc>
           <w:tcPr>
-            <w:tcW w:type="dxa" w:w="3324"/>
+            <w:tcW w:type="dxa" w:w="2559"/>
             <w:vAlign w:val="center"/>
             <w:tcMar>
               <w:top w:w="80" w:type="dxa"/>
@@ -2648,13 +2934,15 @@
           </w:tcPr>
           <w:p>
             <w:pPr>
-              <w:spacing w:after="0" w:before="0" w:line="240" w:lineRule="auto"/>
+              <w:spacing w:line="240" w:lineRule="auto" w:before="0" w:after="0"/>
               <w:ind w:firstLine="0"/>
             </w:pPr>
             <w:r>
               <w:rPr>
+                <w:rFonts w:ascii="Times New Roman" w:hAnsi="Times New Roman" w:eastAsia="Times New Roman"/>
                 <w:b w:val="0"/>
-                <w:sz w:val="18"/>
+                <w:i w:val="0"/>
+                <w:sz w:val="20"/>
               </w:rPr>
               <w:t>А. Игнорировать Linux и сохранять прежнюю продуктовую и ценовую политику</w:t>
             </w:r>
@@ -2662,7 +2950,7 @@
         </w:tc>
         <w:tc>
           <w:tcPr>
-            <w:tcW w:type="dxa" w:w="3324"/>
+            <w:tcW w:type="dxa" w:w="2901"/>
             <w:vAlign w:val="center"/>
             <w:tcMar>
               <w:top w:w="80" w:type="dxa"/>
@@ -2673,13 +2961,15 @@
           </w:tcPr>
           <w:p>
             <w:pPr>
-              <w:spacing w:after="0" w:before="0" w:line="240" w:lineRule="auto"/>
+              <w:spacing w:line="240" w:lineRule="auto" w:before="0" w:after="0"/>
               <w:ind w:firstLine="0"/>
             </w:pPr>
             <w:r>
               <w:rPr>
+                <w:rFonts w:ascii="Times New Roman" w:hAnsi="Times New Roman" w:eastAsia="Times New Roman"/>
                 <w:b w:val="0"/>
-                <w:sz w:val="18"/>
+                <w:i w:val="0"/>
+                <w:sz w:val="20"/>
               </w:rPr>
               <w:t>Нет немедленных затрат на изменение курса</w:t>
             </w:r>
@@ -2687,7 +2977,7 @@
         </w:tc>
         <w:tc>
           <w:tcPr>
-            <w:tcW w:type="dxa" w:w="3324"/>
+            <w:tcW w:type="dxa" w:w="3895"/>
             <w:vAlign w:val="center"/>
             <w:tcMar>
               <w:top w:w="80" w:type="dxa"/>
@@ -2698,13 +2988,15 @@
           </w:tcPr>
           <w:p>
             <w:pPr>
-              <w:spacing w:after="0" w:before="0" w:line="240" w:lineRule="auto"/>
+              <w:spacing w:line="240" w:lineRule="auto" w:before="0" w:after="0"/>
               <w:ind w:firstLine="0"/>
             </w:pPr>
             <w:r>
               <w:rPr>
+                <w:rFonts w:ascii="Times New Roman" w:hAnsi="Times New Roman" w:eastAsia="Times New Roman"/>
                 <w:b w:val="0"/>
-                <w:sz w:val="18"/>
+                <w:i w:val="0"/>
+                <w:sz w:val="20"/>
               </w:rPr>
               <w:t>Утрата чувствительности к рынку, рост зависимости клиентов от альтернативы, запоздалая реакция</w:t>
             </w:r>
@@ -2712,9 +3004,12 @@
         </w:tc>
       </w:tr>
       <w:tr>
+        <w:trPr>
+          <w:cantSplit/>
+        </w:trPr>
         <w:tc>
           <w:tcPr>
-            <w:tcW w:type="dxa" w:w="3324"/>
+            <w:tcW w:type="dxa" w:w="2559"/>
             <w:vAlign w:val="center"/>
             <w:tcMar>
               <w:top w:w="80" w:type="dxa"/>
@@ -2725,13 +3020,15 @@
           </w:tcPr>
           <w:p>
             <w:pPr>
-              <w:spacing w:after="0" w:before="0" w:line="240" w:lineRule="auto"/>
+              <w:spacing w:line="240" w:lineRule="auto" w:before="0" w:after="0"/>
               <w:ind w:firstLine="0"/>
             </w:pPr>
             <w:r>
               <w:rPr>
+                <w:rFonts w:ascii="Times New Roman" w:hAnsi="Times New Roman" w:eastAsia="Times New Roman"/>
                 <w:b w:val="0"/>
-                <w:sz w:val="18"/>
+                <w:i w:val="0"/>
+                <w:sz w:val="20"/>
               </w:rPr>
               <w:t>Б. Вести только ценовую войну</w:t>
             </w:r>
@@ -2739,7 +3036,7 @@
         </w:tc>
         <w:tc>
           <w:tcPr>
-            <w:tcW w:type="dxa" w:w="3324"/>
+            <w:tcW w:type="dxa" w:w="2901"/>
             <w:vAlign w:val="center"/>
             <w:tcMar>
               <w:top w:w="80" w:type="dxa"/>
@@ -2750,13 +3047,15 @@
           </w:tcPr>
           <w:p>
             <w:pPr>
-              <w:spacing w:after="0" w:before="0" w:line="240" w:lineRule="auto"/>
+              <w:spacing w:line="240" w:lineRule="auto" w:before="0" w:after="0"/>
               <w:ind w:firstLine="0"/>
             </w:pPr>
             <w:r>
               <w:rPr>
+                <w:rFonts w:ascii="Times New Roman" w:hAnsi="Times New Roman" w:eastAsia="Times New Roman"/>
                 <w:b w:val="0"/>
-                <w:sz w:val="18"/>
+                <w:i w:val="0"/>
+                <w:sz w:val="20"/>
               </w:rPr>
               <w:t>Может временно замедлить переход части пользователей</w:t>
             </w:r>
@@ -2764,7 +3063,7 @@
         </w:tc>
         <w:tc>
           <w:tcPr>
-            <w:tcW w:type="dxa" w:w="3324"/>
+            <w:tcW w:type="dxa" w:w="3895"/>
             <w:vAlign w:val="center"/>
             <w:tcMar>
               <w:top w:w="80" w:type="dxa"/>
@@ -2775,13 +3074,15 @@
           </w:tcPr>
           <w:p>
             <w:pPr>
-              <w:spacing w:after="0" w:before="0" w:line="240" w:lineRule="auto"/>
+              <w:spacing w:line="240" w:lineRule="auto" w:before="0" w:after="0"/>
               <w:ind w:firstLine="0"/>
             </w:pPr>
             <w:r>
               <w:rPr>
+                <w:rFonts w:ascii="Times New Roman" w:hAnsi="Times New Roman" w:eastAsia="Times New Roman"/>
                 <w:b w:val="0"/>
-                <w:sz w:val="18"/>
+                <w:i w:val="0"/>
+                <w:sz w:val="20"/>
               </w:rPr>
               <w:t>Снижение маржи не решает проблему совместимости, доверия и выбора; конкурент с бесплатной лицензией трудно побеждается только ценой</w:t>
             </w:r>
@@ -2789,9 +3090,12 @@
         </w:tc>
       </w:tr>
       <w:tr>
+        <w:trPr>
+          <w:cantSplit/>
+        </w:trPr>
         <w:tc>
           <w:tcPr>
-            <w:tcW w:type="dxa" w:w="3324"/>
+            <w:tcW w:type="dxa" w:w="2559"/>
             <w:vAlign w:val="center"/>
             <w:tcMar>
               <w:top w:w="80" w:type="dxa"/>
@@ -2802,13 +3106,15 @@
           </w:tcPr>
           <w:p>
             <w:pPr>
-              <w:spacing w:after="0" w:before="0" w:line="240" w:lineRule="auto"/>
+              <w:spacing w:line="240" w:lineRule="auto" w:before="0" w:after="0"/>
               <w:ind w:firstLine="0"/>
             </w:pPr>
             <w:r>
               <w:rPr>
+                <w:rFonts w:ascii="Times New Roman" w:hAnsi="Times New Roman" w:eastAsia="Times New Roman"/>
                 <w:b w:val="0"/>
-                <w:sz w:val="18"/>
+                <w:i w:val="0"/>
+                <w:sz w:val="20"/>
               </w:rPr>
               <w:t>В. Закрывать рынок административными или техническими барьерами</w:t>
             </w:r>
@@ -2816,7 +3122,7 @@
         </w:tc>
         <w:tc>
           <w:tcPr>
-            <w:tcW w:type="dxa" w:w="3324"/>
+            <w:tcW w:type="dxa" w:w="2901"/>
             <w:vAlign w:val="center"/>
             <w:tcMar>
               <w:top w:w="80" w:type="dxa"/>
@@ -2827,13 +3133,15 @@
           </w:tcPr>
           <w:p>
             <w:pPr>
-              <w:spacing w:after="0" w:before="0" w:line="240" w:lineRule="auto"/>
+              <w:spacing w:line="240" w:lineRule="auto" w:before="0" w:after="0"/>
               <w:ind w:firstLine="0"/>
             </w:pPr>
             <w:r>
               <w:rPr>
+                <w:rFonts w:ascii="Times New Roman" w:hAnsi="Times New Roman" w:eastAsia="Times New Roman"/>
                 <w:b w:val="0"/>
-                <w:sz w:val="18"/>
+                <w:i w:val="0"/>
+                <w:sz w:val="20"/>
               </w:rPr>
               <w:t>Краткосрочно затрудняет смену поставщика</w:t>
             </w:r>
@@ -2841,7 +3149,7 @@
         </w:tc>
         <w:tc>
           <w:tcPr>
-            <w:tcW w:type="dxa" w:w="3324"/>
+            <w:tcW w:type="dxa" w:w="3895"/>
             <w:vAlign w:val="center"/>
             <w:tcMar>
               <w:top w:w="80" w:type="dxa"/>
@@ -2852,13 +3160,15 @@
           </w:tcPr>
           <w:p>
             <w:pPr>
-              <w:spacing w:after="0" w:before="0" w:line="240" w:lineRule="auto"/>
+              <w:spacing w:line="240" w:lineRule="auto" w:before="0" w:after="0"/>
               <w:ind w:firstLine="0"/>
             </w:pPr>
             <w:r>
               <w:rPr>
+                <w:rFonts w:ascii="Times New Roman" w:hAnsi="Times New Roman" w:eastAsia="Times New Roman"/>
                 <w:b w:val="0"/>
-                <w:sz w:val="18"/>
+                <w:i w:val="0"/>
+                <w:sz w:val="20"/>
               </w:rPr>
               <w:t>Репутационные и правовые риски, рост недоверия клиентов и партнёров, усиление мотивации перейти на альтернативу</w:t>
             </w:r>
@@ -2866,9 +3176,12 @@
         </w:tc>
       </w:tr>
       <w:tr>
+        <w:trPr>
+          <w:cantSplit/>
+        </w:trPr>
         <w:tc>
           <w:tcPr>
-            <w:tcW w:type="dxa" w:w="3324"/>
+            <w:tcW w:type="dxa" w:w="2559"/>
             <w:vAlign w:val="center"/>
             <w:tcMar>
               <w:top w:w="80" w:type="dxa"/>
@@ -2879,13 +3192,15 @@
           </w:tcPr>
           <w:p>
             <w:pPr>
-              <w:spacing w:after="0" w:before="0" w:line="240" w:lineRule="auto"/>
+              <w:spacing w:line="240" w:lineRule="auto" w:before="0" w:after="0"/>
               <w:ind w:firstLine="0"/>
             </w:pPr>
             <w:r>
               <w:rPr>
+                <w:rFonts w:ascii="Times New Roman" w:hAnsi="Times New Roman" w:eastAsia="Times New Roman"/>
                 <w:b w:val="0"/>
-                <w:sz w:val="18"/>
+                <w:i w:val="0"/>
+                <w:sz w:val="20"/>
               </w:rPr>
               <w:t>Г. Развивать продуктовую ценность, совместимость и сервис; сегментировать ответ</w:t>
             </w:r>
@@ -2893,7 +3208,7 @@
         </w:tc>
         <w:tc>
           <w:tcPr>
-            <w:tcW w:type="dxa" w:w="3324"/>
+            <w:tcW w:type="dxa" w:w="2901"/>
             <w:vAlign w:val="center"/>
             <w:tcMar>
               <w:top w:w="80" w:type="dxa"/>
@@ -2904,13 +3219,15 @@
           </w:tcPr>
           <w:p>
             <w:pPr>
-              <w:spacing w:after="0" w:before="0" w:line="240" w:lineRule="auto"/>
+              <w:spacing w:line="240" w:lineRule="auto" w:before="0" w:after="0"/>
               <w:ind w:firstLine="0"/>
             </w:pPr>
             <w:r>
               <w:rPr>
+                <w:rFonts w:ascii="Times New Roman" w:hAnsi="Times New Roman" w:eastAsia="Times New Roman"/>
                 <w:b w:val="0"/>
-                <w:sz w:val="18"/>
+                <w:i w:val="0"/>
+                <w:sz w:val="20"/>
               </w:rPr>
               <w:t>Повышает способность клиентов выбирать Windows по полезности, а не по инерции; позволяет учитывать разные сегменты</w:t>
             </w:r>
@@ -2918,7 +3235,7 @@
         </w:tc>
         <w:tc>
           <w:tcPr>
-            <w:tcW w:type="dxa" w:w="3324"/>
+            <w:tcW w:type="dxa" w:w="3895"/>
             <w:vAlign w:val="center"/>
             <w:tcMar>
               <w:top w:w="80" w:type="dxa"/>
@@ -2929,13 +3246,15 @@
           </w:tcPr>
           <w:p>
             <w:pPr>
-              <w:spacing w:after="0" w:before="0" w:line="240" w:lineRule="auto"/>
+              <w:spacing w:line="240" w:lineRule="auto" w:before="0" w:after="0"/>
               <w:ind w:firstLine="0"/>
             </w:pPr>
             <w:r>
               <w:rPr>
+                <w:rFonts w:ascii="Times New Roman" w:hAnsi="Times New Roman" w:eastAsia="Times New Roman"/>
                 <w:b w:val="0"/>
-                <w:sz w:val="18"/>
+                <w:i w:val="0"/>
+                <w:sz w:val="20"/>
               </w:rPr>
               <w:t>Требует инвестиций, изменения процессов и признания того, что часть рынка может использовать смешанные решения</w:t>
             </w:r>
@@ -2945,7 +3264,7 @@
     </w:tbl>
     <w:p>
       <w:pPr>
-        <w:spacing w:after="0"/>
+        <w:spacing w:line="240" w:lineRule="auto" w:before="0" w:after="0"/>
       </w:pPr>
     </w:p>
     <w:p>
@@ -2957,35 +3276,40 @@
       </w:pPr>
       <w:r>
         <w:rPr>
-          <w:rFonts w:ascii="Times New Roman" w:hAnsi="Times New Roman"/>
+          <w:rFonts w:ascii="Times New Roman" w:hAnsi="Times New Roman" w:eastAsia="Times New Roman"/>
           <w:b/>
           <w:sz w:val="26"/>
         </w:rPr>
-        <w:t>4.5. Этап 8 — рекомендуемое решение и аргументация</w:t>
+        <w:t>4.5. Этап 8: рекомендуемое решение и аргументация</w:t>
       </w:r>
     </w:p>
     <w:p>
       <w:pPr>
-        <w:spacing w:line="360" w:lineRule="auto" w:after="80" w:before="0"/>
+        <w:spacing w:line="360" w:lineRule="auto" w:before="0" w:after="80"/>
         <w:ind w:firstLine="709"/>
+        <w:jc w:val="both"/>
       </w:pPr>
       <w:r>
         <w:rPr>
+          <w:rFonts w:ascii="Times New Roman" w:hAnsi="Times New Roman" w:eastAsia="Times New Roman"/>
           <w:b/>
           <w:i w:val="0"/>
           <w:sz w:val="28"/>
         </w:rPr>
-        <w:t>Рекомендуемая стратегия — альтернатива Г: конкурировать не запретом и не одной ценой, а ценностью продукта, предсказуемой поддержкой, безопасностью, совместимостью и партнёрской экосистемой.</w:t>
+        <w:t>Рекомендуемая стратегия - альтернатива Г: конкурировать не запретом и не одной ценой, а ценностью продукта, предсказуемой поддержкой, безопасностью, совместимостью и партнёрской экосистемой.</w:t>
       </w:r>
     </w:p>
     <w:p>
       <w:pPr>
-        <w:spacing w:line="360" w:lineRule="auto" w:after="80" w:before="0"/>
+        <w:spacing w:line="360" w:lineRule="auto" w:before="0" w:after="80"/>
         <w:ind w:firstLine="709"/>
+        <w:jc w:val="both"/>
       </w:pPr>
       <w:r>
         <w:rPr>
+          <w:rFonts w:ascii="Times New Roman" w:hAnsi="Times New Roman" w:eastAsia="Times New Roman"/>
           <w:b w:val="0"/>
+          <w:i w:val="0"/>
           <w:sz w:val="28"/>
         </w:rPr>
         <w:t>Аргументы:</w:t>
@@ -2993,67 +3317,82 @@
     </w:p>
     <w:p>
       <w:pPr>
-        <w:pStyle w:val="ListNumber"/>
-        <w:spacing w:line="324" w:lineRule="auto" w:after="40"/>
+        <w:spacing w:line="360" w:lineRule="auto" w:before="0" w:after="80"/>
+        <w:ind w:left="709" w:hanging="369"/>
+        <w:jc w:val="both"/>
       </w:pPr>
       <w:r>
         <w:rPr>
+          <w:rFonts w:ascii="Times New Roman" w:hAnsi="Times New Roman" w:eastAsia="Times New Roman"/>
           <w:b w:val="0"/>
+          <w:i w:val="0"/>
           <w:sz w:val="28"/>
         </w:rPr>
-        <w:t>Linux — не единый коммерческий конкурент, которого можно «выкупить» или вытеснить обычной ценовой атакой. Следовательно, ответ должен быть системным.</w:t>
+        <w:t>1. Linux - не единый коммерческий конкурент, которого можно «выкупить» или вытеснить обычной ценовой атакой. Следовательно, ответ должен быть системным.</w:t>
       </w:r>
     </w:p>
     <w:p>
       <w:pPr>
-        <w:pStyle w:val="ListNumber"/>
-        <w:spacing w:line="324" w:lineRule="auto" w:after="40"/>
+        <w:spacing w:line="360" w:lineRule="auto" w:before="0" w:after="80"/>
+        <w:ind w:left="709" w:hanging="369"/>
+        <w:jc w:val="both"/>
       </w:pPr>
       <w:r>
         <w:rPr>
+          <w:rFonts w:ascii="Times New Roman" w:hAnsi="Times New Roman" w:eastAsia="Times New Roman"/>
           <w:b w:val="0"/>
+          <w:i w:val="0"/>
           <w:sz w:val="28"/>
         </w:rPr>
-        <w:t>Для корпоративного клиента важна совокупная стоимость владения: обучение, приложения, администрирование, безопасность, интеграция и поддержка. Microsoft может развивать эти преимущества и прозрачно измерять их.</w:t>
+        <w:t>2. Для корпоративного клиента важна совокупная стоимость владения: обучение, приложения, администрирование, безопасность, интеграция и поддержка. Microsoft может развивать эти преимущества и прозрачно измерять их.</w:t>
       </w:r>
     </w:p>
     <w:p>
       <w:pPr>
-        <w:pStyle w:val="ListNumber"/>
-        <w:spacing w:line="324" w:lineRule="auto" w:after="40"/>
+        <w:spacing w:line="360" w:lineRule="auto" w:before="0" w:after="80"/>
+        <w:ind w:left="709" w:hanging="369"/>
+        <w:jc w:val="both"/>
       </w:pPr>
       <w:r>
         <w:rPr>
+          <w:rFonts w:ascii="Times New Roman" w:hAnsi="Times New Roman" w:eastAsia="Times New Roman"/>
           <w:b w:val="0"/>
+          <w:i w:val="0"/>
           <w:sz w:val="28"/>
         </w:rPr>
-        <w:t>Совместимость и открытые интерфейсы уменьшают страх клиента перед привязкой к поставщику. Парадоксально, но возможность работать в смешанной среде может сохранить клиента лучше, чем попытка закрыть ему выбор.</w:t>
+        <w:t>3. Совместимость и открытые интерфейсы уменьшают страх клиента перед привязкой к поставщику. Парадоксально, но возможность работать в смешанной среде может сохранить клиента лучше, чем попытка закрыть ему выбор.</w:t>
       </w:r>
     </w:p>
     <w:p>
       <w:pPr>
-        <w:pStyle w:val="ListNumber"/>
-        <w:spacing w:line="324" w:lineRule="auto" w:after="40"/>
+        <w:spacing w:line="360" w:lineRule="auto" w:before="0" w:after="80"/>
+        <w:ind w:left="709" w:hanging="369"/>
+        <w:jc w:val="both"/>
       </w:pPr>
       <w:r>
         <w:rPr>
+          <w:rFonts w:ascii="Times New Roman" w:hAnsi="Times New Roman" w:eastAsia="Times New Roman"/>
           <w:b w:val="0"/>
+          <w:i w:val="0"/>
           <w:sz w:val="28"/>
         </w:rPr>
-        <w:t>Сегментирование разумнее единого ответа: для домашних пользователей важны простота и цена, для организаций — управление, поддержка, безопасность и жизненный цикл приложений.</w:t>
+        <w:t>4. Сегментирование разумнее единого ответа: для домашних пользователей важны простота и цена, для организаций - управление, поддержка, безопасность и жизненный цикл приложений.</w:t>
       </w:r>
     </w:p>
     <w:p>
       <w:pPr>
-        <w:pStyle w:val="ListNumber"/>
-        <w:spacing w:line="324" w:lineRule="auto" w:after="40"/>
+        <w:spacing w:line="360" w:lineRule="auto" w:before="0" w:after="80"/>
+        <w:ind w:left="709" w:hanging="369"/>
+        <w:jc w:val="both"/>
       </w:pPr>
       <w:r>
         <w:rPr>
+          <w:rFonts w:ascii="Times New Roman" w:hAnsi="Times New Roman" w:eastAsia="Times New Roman"/>
           <w:b w:val="0"/>
+          <w:i w:val="0"/>
           <w:sz w:val="28"/>
         </w:rPr>
-        <w:t>Решение соответствует критериям клиентской ценности, устойчивости и адаптивности и не опирается на сомнительное давление на рынок.</w:t>
+        <w:t>5. Решение соответствует критериям клиентской ценности, устойчивости и адаптивности и не опирается на сомнительное давление на рынок.</w:t>
       </w:r>
     </w:p>
     <w:p>
@@ -3065,11 +3404,11 @@
       </w:pPr>
       <w:r>
         <w:rPr>
-          <w:rFonts w:ascii="Times New Roman" w:hAnsi="Times New Roman"/>
+          <w:rFonts w:ascii="Times New Roman" w:hAnsi="Times New Roman" w:eastAsia="Times New Roman"/>
           <w:b/>
           <w:sz w:val="26"/>
         </w:rPr>
-        <w:t>4.6. Этап 9 — план реализации и контроль</w:t>
+        <w:t>4.6. Этап 9: план реализации и контроль</w:t>
       </w:r>
     </w:p>
     <w:tbl>
@@ -3079,19 +3418,21 @@
         <w:jc w:val="center"/>
         <w:tblLayout w:type="autofit"/>
         <w:tblLook w:firstColumn="1" w:firstRow="1" w:lastColumn="0" w:lastRow="0" w:noHBand="0" w:noVBand="1" w:val="04A0"/>
+        <w:tblLayout w:type="autofit"/>
       </w:tblPr>
       <w:tblGrid>
-        <w:gridCol w:w="3324"/>
-        <w:gridCol w:w="3324"/>
-        <w:gridCol w:w="3324"/>
+        <w:gridCol w:w="1018"/>
+        <w:gridCol w:w="4634"/>
+        <w:gridCol w:w="3703"/>
       </w:tblGrid>
       <w:tr>
         <w:trPr>
+          <w:cantSplit/>
           <w:tblHeader w:val="true"/>
         </w:trPr>
         <w:tc>
           <w:tcPr>
-            <w:tcW w:type="dxa" w:w="3324"/>
+            <w:tcW w:type="dxa" w:w="1018"/>
             <w:vAlign w:val="center"/>
             <w:tcMar>
               <w:top w:w="80" w:type="dxa"/>
@@ -3103,13 +3444,15 @@
           </w:tcPr>
           <w:p>
             <w:pPr>
-              <w:spacing w:after="0" w:before="0" w:line="240" w:lineRule="auto"/>
+              <w:spacing w:line="240" w:lineRule="auto" w:before="0" w:after="0"/>
               <w:ind w:firstLine="0"/>
             </w:pPr>
             <w:r>
               <w:rPr>
+                <w:rFonts w:ascii="Times New Roman" w:hAnsi="Times New Roman" w:eastAsia="Times New Roman"/>
                 <w:b/>
-                <w:sz w:val="18"/>
+                <w:i w:val="0"/>
+                <w:sz w:val="20"/>
               </w:rPr>
               <w:t>Период</w:t>
             </w:r>
@@ -3117,7 +3460,7 @@
         </w:tc>
         <w:tc>
           <w:tcPr>
-            <w:tcW w:type="dxa" w:w="3324"/>
+            <w:tcW w:type="dxa" w:w="4634"/>
             <w:vAlign w:val="center"/>
             <w:tcMar>
               <w:top w:w="80" w:type="dxa"/>
@@ -3129,13 +3472,15 @@
           </w:tcPr>
           <w:p>
             <w:pPr>
-              <w:spacing w:after="0" w:before="0" w:line="240" w:lineRule="auto"/>
+              <w:spacing w:line="240" w:lineRule="auto" w:before="0" w:after="0"/>
               <w:ind w:firstLine="0"/>
             </w:pPr>
             <w:r>
               <w:rPr>
+                <w:rFonts w:ascii="Times New Roman" w:hAnsi="Times New Roman" w:eastAsia="Times New Roman"/>
                 <w:b/>
-                <w:sz w:val="18"/>
+                <w:i w:val="0"/>
+                <w:sz w:val="20"/>
               </w:rPr>
               <w:t>Действия</w:t>
             </w:r>
@@ -3143,7 +3488,7 @@
         </w:tc>
         <w:tc>
           <w:tcPr>
-            <w:tcW w:type="dxa" w:w="3324"/>
+            <w:tcW w:type="dxa" w:w="3703"/>
             <w:vAlign w:val="center"/>
             <w:tcMar>
               <w:top w:w="80" w:type="dxa"/>
@@ -3155,13 +3500,15 @@
           </w:tcPr>
           <w:p>
             <w:pPr>
-              <w:spacing w:after="0" w:before="0" w:line="240" w:lineRule="auto"/>
+              <w:spacing w:line="240" w:lineRule="auto" w:before="0" w:after="0"/>
               <w:ind w:firstLine="0"/>
             </w:pPr>
             <w:r>
               <w:rPr>
+                <w:rFonts w:ascii="Times New Roman" w:hAnsi="Times New Roman" w:eastAsia="Times New Roman"/>
                 <w:b/>
-                <w:sz w:val="18"/>
+                <w:i w:val="0"/>
+                <w:sz w:val="20"/>
               </w:rPr>
               <w:t>Контрольный показатель</w:t>
             </w:r>
@@ -3169,9 +3516,12 @@
         </w:tc>
       </w:tr>
       <w:tr>
+        <w:trPr>
+          <w:cantSplit/>
+        </w:trPr>
         <w:tc>
           <w:tcPr>
-            <w:tcW w:type="dxa" w:w="3324"/>
+            <w:tcW w:type="dxa" w:w="1018"/>
             <w:vAlign w:val="center"/>
             <w:tcMar>
               <w:top w:w="80" w:type="dxa"/>
@@ -3182,13 +3532,15 @@
           </w:tcPr>
           <w:p>
             <w:pPr>
-              <w:spacing w:after="0" w:before="0" w:line="240" w:lineRule="auto"/>
+              <w:spacing w:line="240" w:lineRule="auto" w:before="0" w:after="0"/>
               <w:ind w:firstLine="0"/>
             </w:pPr>
             <w:r>
               <w:rPr>
+                <w:rFonts w:ascii="Times New Roman" w:hAnsi="Times New Roman" w:eastAsia="Times New Roman"/>
                 <w:b w:val="0"/>
-                <w:sz w:val="18"/>
+                <w:i w:val="0"/>
+                <w:sz w:val="20"/>
               </w:rPr>
               <w:t>0–3 месяца</w:t>
             </w:r>
@@ -3196,7 +3548,7 @@
         </w:tc>
         <w:tc>
           <w:tcPr>
-            <w:tcW w:type="dxa" w:w="3324"/>
+            <w:tcW w:type="dxa" w:w="4634"/>
             <w:vAlign w:val="center"/>
             <w:tcMar>
               <w:top w:w="80" w:type="dxa"/>
@@ -3207,13 +3559,15 @@
           </w:tcPr>
           <w:p>
             <w:pPr>
-              <w:spacing w:after="0" w:before="0" w:line="240" w:lineRule="auto"/>
+              <w:spacing w:line="240" w:lineRule="auto" w:before="0" w:after="0"/>
               <w:ind w:firstLine="0"/>
             </w:pPr>
             <w:r>
               <w:rPr>
+                <w:rFonts w:ascii="Times New Roman" w:hAnsi="Times New Roman" w:eastAsia="Times New Roman"/>
                 <w:b w:val="0"/>
-                <w:sz w:val="18"/>
+                <w:i w:val="0"/>
+                <w:sz w:val="20"/>
               </w:rPr>
               <w:t>Собрать данные о причинах выбора Linux по сегментам; провести интервью с ключевыми клиентами и партнёрами; определить критические сценарии миграции</w:t>
             </w:r>
@@ -3221,7 +3575,7 @@
         </w:tc>
         <w:tc>
           <w:tcPr>
-            <w:tcW w:type="dxa" w:w="3324"/>
+            <w:tcW w:type="dxa" w:w="3703"/>
             <w:vAlign w:val="center"/>
             <w:tcMar>
               <w:top w:w="80" w:type="dxa"/>
@@ -3232,13 +3586,15 @@
           </w:tcPr>
           <w:p>
             <w:pPr>
-              <w:spacing w:after="0" w:before="0" w:line="240" w:lineRule="auto"/>
+              <w:spacing w:line="240" w:lineRule="auto" w:before="0" w:after="0"/>
               <w:ind w:firstLine="0"/>
             </w:pPr>
             <w:r>
               <w:rPr>
+                <w:rFonts w:ascii="Times New Roman" w:hAnsi="Times New Roman" w:eastAsia="Times New Roman"/>
                 <w:b w:val="0"/>
-                <w:sz w:val="18"/>
+                <w:i w:val="0"/>
+                <w:sz w:val="20"/>
               </w:rPr>
               <w:t>Карта сегментов и причин перехода; список приложений и точек несовместимости</w:t>
             </w:r>
@@ -3246,9 +3602,12 @@
         </w:tc>
       </w:tr>
       <w:tr>
+        <w:trPr>
+          <w:cantSplit/>
+        </w:trPr>
         <w:tc>
           <w:tcPr>
-            <w:tcW w:type="dxa" w:w="3324"/>
+            <w:tcW w:type="dxa" w:w="1018"/>
             <w:vAlign w:val="center"/>
             <w:tcMar>
               <w:top w:w="80" w:type="dxa"/>
@@ -3259,13 +3618,15 @@
           </w:tcPr>
           <w:p>
             <w:pPr>
-              <w:spacing w:after="0" w:before="0" w:line="240" w:lineRule="auto"/>
+              <w:spacing w:line="240" w:lineRule="auto" w:before="0" w:after="0"/>
               <w:ind w:firstLine="0"/>
             </w:pPr>
             <w:r>
               <w:rPr>
+                <w:rFonts w:ascii="Times New Roman" w:hAnsi="Times New Roman" w:eastAsia="Times New Roman"/>
                 <w:b w:val="0"/>
-                <w:sz w:val="18"/>
+                <w:i w:val="0"/>
+                <w:sz w:val="20"/>
               </w:rPr>
               <w:t>3–6 месяцев</w:t>
             </w:r>
@@ -3273,7 +3634,7 @@
         </w:tc>
         <w:tc>
           <w:tcPr>
-            <w:tcW w:type="dxa" w:w="3324"/>
+            <w:tcW w:type="dxa" w:w="4634"/>
             <w:vAlign w:val="center"/>
             <w:tcMar>
               <w:top w:w="80" w:type="dxa"/>
@@ -3284,13 +3645,15 @@
           </w:tcPr>
           <w:p>
             <w:pPr>
-              <w:spacing w:after="0" w:before="0" w:line="240" w:lineRule="auto"/>
+              <w:spacing w:line="240" w:lineRule="auto" w:before="0" w:after="0"/>
               <w:ind w:firstLine="0"/>
             </w:pPr>
             <w:r>
               <w:rPr>
+                <w:rFonts w:ascii="Times New Roman" w:hAnsi="Times New Roman" w:eastAsia="Times New Roman"/>
                 <w:b w:val="0"/>
-                <w:sz w:val="18"/>
+                <w:i w:val="0"/>
+                <w:sz w:val="20"/>
               </w:rPr>
               <w:t>Подготовить дорожные карты совместимости, поддержки и безопасности; запустить пилоты в наиболее уязвимых сегментах</w:t>
             </w:r>
@@ -3298,7 +3661,7 @@
         </w:tc>
         <w:tc>
           <w:tcPr>
-            <w:tcW w:type="dxa" w:w="3324"/>
+            <w:tcW w:type="dxa" w:w="3703"/>
             <w:vAlign w:val="center"/>
             <w:tcMar>
               <w:top w:w="80" w:type="dxa"/>
@@ -3309,13 +3672,15 @@
           </w:tcPr>
           <w:p>
             <w:pPr>
-              <w:spacing w:after="0" w:before="0" w:line="240" w:lineRule="auto"/>
+              <w:spacing w:line="240" w:lineRule="auto" w:before="0" w:after="0"/>
               <w:ind w:firstLine="0"/>
             </w:pPr>
             <w:r>
               <w:rPr>
+                <w:rFonts w:ascii="Times New Roman" w:hAnsi="Times New Roman" w:eastAsia="Times New Roman"/>
                 <w:b w:val="0"/>
-                <w:sz w:val="18"/>
+                <w:i w:val="0"/>
+                <w:sz w:val="20"/>
               </w:rPr>
               <w:t>Доля успешных пилотов, удовлетворённость клиентов, число критических проблем совместимости</w:t>
             </w:r>
@@ -3323,9 +3688,12 @@
         </w:tc>
       </w:tr>
       <w:tr>
+        <w:trPr>
+          <w:cantSplit/>
+        </w:trPr>
         <w:tc>
           <w:tcPr>
-            <w:tcW w:type="dxa" w:w="3324"/>
+            <w:tcW w:type="dxa" w:w="1018"/>
             <w:vAlign w:val="center"/>
             <w:tcMar>
               <w:top w:w="80" w:type="dxa"/>
@@ -3336,13 +3704,15 @@
           </w:tcPr>
           <w:p>
             <w:pPr>
-              <w:spacing w:after="0" w:before="0" w:line="240" w:lineRule="auto"/>
+              <w:spacing w:line="240" w:lineRule="auto" w:before="0" w:after="0"/>
               <w:ind w:firstLine="0"/>
             </w:pPr>
             <w:r>
               <w:rPr>
+                <w:rFonts w:ascii="Times New Roman" w:hAnsi="Times New Roman" w:eastAsia="Times New Roman"/>
                 <w:b w:val="0"/>
-                <w:sz w:val="18"/>
+                <w:i w:val="0"/>
+                <w:sz w:val="20"/>
               </w:rPr>
               <w:t>6–12 месяцев</w:t>
             </w:r>
@@ -3350,7 +3720,7 @@
         </w:tc>
         <w:tc>
           <w:tcPr>
-            <w:tcW w:type="dxa" w:w="3324"/>
+            <w:tcW w:type="dxa" w:w="4634"/>
             <w:vAlign w:val="center"/>
             <w:tcMar>
               <w:top w:w="80" w:type="dxa"/>
@@ -3361,13 +3731,15 @@
           </w:tcPr>
           <w:p>
             <w:pPr>
-              <w:spacing w:after="0" w:before="0" w:line="240" w:lineRule="auto"/>
+              <w:spacing w:line="240" w:lineRule="auto" w:before="0" w:after="0"/>
               <w:ind w:firstLine="0"/>
             </w:pPr>
             <w:r>
               <w:rPr>
+                <w:rFonts w:ascii="Times New Roman" w:hAnsi="Times New Roman" w:eastAsia="Times New Roman"/>
                 <w:b w:val="0"/>
-                <w:sz w:val="18"/>
+                <w:i w:val="0"/>
+                <w:sz w:val="20"/>
               </w:rPr>
               <w:t>Развивать инструменты миграции, управление смешанной инфраструктурой, обучение и партнёрские программы</w:t>
             </w:r>
@@ -3375,7 +3747,7 @@
         </w:tc>
         <w:tc>
           <w:tcPr>
-            <w:tcW w:type="dxa" w:w="3324"/>
+            <w:tcW w:type="dxa" w:w="3703"/>
             <w:vAlign w:val="center"/>
             <w:tcMar>
               <w:top w:w="80" w:type="dxa"/>
@@ -3386,13 +3758,15 @@
           </w:tcPr>
           <w:p>
             <w:pPr>
-              <w:spacing w:after="0" w:before="0" w:line="240" w:lineRule="auto"/>
+              <w:spacing w:line="240" w:lineRule="auto" w:before="0" w:after="0"/>
               <w:ind w:firstLine="0"/>
             </w:pPr>
             <w:r>
               <w:rPr>
+                <w:rFonts w:ascii="Times New Roman" w:hAnsi="Times New Roman" w:eastAsia="Times New Roman"/>
                 <w:b w:val="0"/>
-                <w:sz w:val="18"/>
+                <w:i w:val="0"/>
+                <w:sz w:val="20"/>
               </w:rPr>
               <w:t>Удержание клиентов, стоимость поддержки, внедрение обновлений, доля партнёров в программах</w:t>
             </w:r>
@@ -3400,9 +3774,12 @@
         </w:tc>
       </w:tr>
       <w:tr>
+        <w:trPr>
+          <w:cantSplit/>
+        </w:trPr>
         <w:tc>
           <w:tcPr>
-            <w:tcW w:type="dxa" w:w="3324"/>
+            <w:tcW w:type="dxa" w:w="1018"/>
             <w:vAlign w:val="center"/>
             <w:tcMar>
               <w:top w:w="80" w:type="dxa"/>
@@ -3413,13 +3790,15 @@
           </w:tcPr>
           <w:p>
             <w:pPr>
-              <w:spacing w:after="0" w:before="0" w:line="240" w:lineRule="auto"/>
+              <w:spacing w:line="240" w:lineRule="auto" w:before="0" w:after="0"/>
               <w:ind w:firstLine="0"/>
             </w:pPr>
             <w:r>
               <w:rPr>
+                <w:rFonts w:ascii="Times New Roman" w:hAnsi="Times New Roman" w:eastAsia="Times New Roman"/>
                 <w:b w:val="0"/>
-                <w:sz w:val="18"/>
+                <w:i w:val="0"/>
+                <w:sz w:val="20"/>
               </w:rPr>
               <w:t>Далее ежеквартально</w:t>
             </w:r>
@@ -3427,7 +3806,7 @@
         </w:tc>
         <w:tc>
           <w:tcPr>
-            <w:tcW w:type="dxa" w:w="3324"/>
+            <w:tcW w:type="dxa" w:w="4634"/>
             <w:vAlign w:val="center"/>
             <w:tcMar>
               <w:top w:w="80" w:type="dxa"/>
@@ -3438,13 +3817,15 @@
           </w:tcPr>
           <w:p>
             <w:pPr>
-              <w:spacing w:after="0" w:before="0" w:line="240" w:lineRule="auto"/>
+              <w:spacing w:line="240" w:lineRule="auto" w:before="0" w:after="0"/>
               <w:ind w:firstLine="0"/>
             </w:pPr>
             <w:r>
               <w:rPr>
+                <w:rFonts w:ascii="Times New Roman" w:hAnsi="Times New Roman" w:eastAsia="Times New Roman"/>
                 <w:b w:val="0"/>
-                <w:sz w:val="18"/>
+                <w:i w:val="0"/>
+                <w:sz w:val="20"/>
               </w:rPr>
               <w:t>Пересматривать сценарии конкуренции и продуктовые приоритеты</w:t>
             </w:r>
@@ -3452,7 +3833,7 @@
         </w:tc>
         <w:tc>
           <w:tcPr>
-            <w:tcW w:type="dxa" w:w="3324"/>
+            <w:tcW w:type="dxa" w:w="3703"/>
             <w:vAlign w:val="center"/>
             <w:tcMar>
               <w:top w:w="80" w:type="dxa"/>
@@ -3463,13 +3844,15 @@
           </w:tcPr>
           <w:p>
             <w:pPr>
-              <w:spacing w:after="0" w:before="0" w:line="240" w:lineRule="auto"/>
+              <w:spacing w:line="240" w:lineRule="auto" w:before="0" w:after="0"/>
               <w:ind w:firstLine="0"/>
             </w:pPr>
             <w:r>
               <w:rPr>
+                <w:rFonts w:ascii="Times New Roman" w:hAnsi="Times New Roman" w:eastAsia="Times New Roman"/>
                 <w:b w:val="0"/>
-                <w:sz w:val="18"/>
+                <w:i w:val="0"/>
+                <w:sz w:val="20"/>
               </w:rPr>
               <w:t>Изменение доли сегмента, причины ухода клиентов, экономический эффект мер</w:t>
             </w:r>
@@ -3479,16 +3862,18 @@
     </w:tbl>
     <w:p>
       <w:pPr>
-        <w:spacing w:after="0"/>
+        <w:spacing w:line="240" w:lineRule="auto" w:before="0" w:after="0"/>
       </w:pPr>
     </w:p>
     <w:p>
       <w:pPr>
-        <w:spacing w:line="360" w:lineRule="auto" w:after="80" w:before="0"/>
+        <w:spacing w:line="360" w:lineRule="auto" w:before="0" w:after="80"/>
         <w:ind w:firstLine="709"/>
+        <w:jc w:val="both"/>
       </w:pPr>
       <w:r>
         <w:rPr>
+          <w:rFonts w:ascii="Times New Roman" w:hAnsi="Times New Roman" w:eastAsia="Times New Roman"/>
           <w:b/>
           <w:i w:val="0"/>
           <w:sz w:val="28"/>
@@ -3497,7 +3882,9 @@
       </w:r>
       <w:r>
         <w:rPr>
+          <w:rFonts w:ascii="Times New Roman" w:hAnsi="Times New Roman" w:eastAsia="Times New Roman"/>
           <w:b w:val="0"/>
+          <w:i w:val="0"/>
           <w:sz w:val="28"/>
         </w:rPr>
         <w:t xml:space="preserve"> кейс относится к исторической ситуации. Рекомендация не оценивает фактические последующие решения конкретной компании; она показывает, какое управленческое решение следует из исходных фактов и критериев кейса.</w:t>
@@ -3512,10 +3899,10 @@
       </w:pPr>
       <w:r>
         <w:rPr>
-          <w:rFonts w:ascii="Times New Roman" w:hAnsi="Times New Roman"/>
+          <w:rFonts w:ascii="Times New Roman" w:hAnsi="Times New Roman" w:eastAsia="Times New Roman"/>
           <w:b/>
+          <w:sz w:val="28"/>
           <w:color w:val="1F4E79"/>
-          <w:sz w:val="28"/>
         </w:rPr>
         <w:t>5. Ситуация 2. Перегруженный механик и конфликт вокруг помощника</w:t>
       </w:r>
@@ -3529,21 +3916,24 @@
       </w:pPr>
       <w:r>
         <w:rPr>
-          <w:rFonts w:ascii="Times New Roman" w:hAnsi="Times New Roman"/>
+          <w:rFonts w:ascii="Times New Roman" w:hAnsi="Times New Roman" w:eastAsia="Times New Roman"/>
           <w:b/>
           <w:sz w:val="26"/>
         </w:rPr>
-        <w:t>5.1. Этап 1 — краткое изложение фактов</w:t>
+        <w:t>5.1. Этап 1: краткое изложение фактов</w:t>
       </w:r>
     </w:p>
     <w:p>
       <w:pPr>
-        <w:spacing w:line="360" w:lineRule="auto" w:after="80" w:before="0"/>
+        <w:spacing w:line="360" w:lineRule="auto" w:before="0" w:after="80"/>
         <w:ind w:firstLine="709"/>
+        <w:jc w:val="both"/>
       </w:pPr>
       <w:r>
         <w:rPr>
+          <w:rFonts w:ascii="Times New Roman" w:hAnsi="Times New Roman" w:eastAsia="Times New Roman"/>
           <w:b w:val="0"/>
+          <w:i w:val="0"/>
           <w:sz w:val="28"/>
         </w:rPr>
         <w:t>В обязанности механика входит обеспечение круглосуточной бесперебойной работы печатных и других машин. Он регулярно заявляет, что рабочий день слишком длинный, нагрузка чрезмерна, окружающие им «помыкают», и ему нужен помощник. Руководитель помощника не дал, но сумел добиться того, что механик остался доволен [1, с. 184–185].</w:t>
@@ -3551,18 +3941,22 @@
     </w:p>
     <w:p>
       <w:pPr>
-        <w:spacing w:line="360" w:lineRule="auto" w:after="80" w:before="0"/>
+        <w:spacing w:line="360" w:lineRule="auto" w:before="0" w:after="80"/>
         <w:ind w:firstLine="709"/>
+        <w:jc w:val="both"/>
       </w:pPr>
       <w:r>
         <w:rPr>
+          <w:rFonts w:ascii="Times New Roman" w:hAnsi="Times New Roman" w:eastAsia="Times New Roman"/>
           <w:b w:val="0"/>
+          <w:i w:val="0"/>
           <w:sz w:val="28"/>
         </w:rPr>
         <w:t xml:space="preserve">Условие не раскрывает, </w:t>
       </w:r>
       <w:r>
         <w:rPr>
+          <w:rFonts w:ascii="Times New Roman" w:hAnsi="Times New Roman" w:eastAsia="Times New Roman"/>
           <w:b/>
           <w:i w:val="0"/>
           <w:sz w:val="28"/>
@@ -3571,7 +3965,9 @@
       </w:r>
       <w:r>
         <w:rPr>
+          <w:rFonts w:ascii="Times New Roman" w:hAnsi="Times New Roman" w:eastAsia="Times New Roman"/>
           <w:b w:val="0"/>
+          <w:i w:val="0"/>
           <w:sz w:val="28"/>
         </w:rPr>
         <w:t xml:space="preserve"> руководитель достиг результата. Поэтому нельзя выдавать догадку за факт. Ниже обоснована рекомендуемая последовательность действий и один правдоподобный механизм решения: устранить источники перегрузки и бесправия в работе, а не просто спорить о штатной единице.</w:t>
@@ -3586,11 +3982,11 @@
       </w:pPr>
       <w:r>
         <w:rPr>
-          <w:rFonts w:ascii="Times New Roman" w:hAnsi="Times New Roman"/>
+          <w:rFonts w:ascii="Times New Roman" w:hAnsi="Times New Roman" w:eastAsia="Times New Roman"/>
           <w:b/>
           <w:sz w:val="26"/>
         </w:rPr>
-        <w:t>5.2. Этапы 2–5 — цель, проблема, участники, хронология и конфликт</w:t>
+        <w:t>5.2. Этапы 2–5: цель, проблема, участники, хронология и конфликт</w:t>
       </w:r>
     </w:p>
     <w:tbl>
@@ -3600,18 +3996,20 @@
         <w:jc w:val="center"/>
         <w:tblLayout w:type="autofit"/>
         <w:tblLook w:firstColumn="1" w:firstRow="1" w:lastColumn="0" w:lastRow="0" w:noHBand="0" w:noVBand="1" w:val="04A0"/>
+        <w:tblLayout w:type="autofit"/>
       </w:tblPr>
       <w:tblGrid>
-        <w:gridCol w:w="4986"/>
-        <w:gridCol w:w="4986"/>
+        <w:gridCol w:w="1237"/>
+        <w:gridCol w:w="8118"/>
       </w:tblGrid>
       <w:tr>
         <w:trPr>
+          <w:cantSplit/>
           <w:tblHeader w:val="true"/>
         </w:trPr>
         <w:tc>
           <w:tcPr>
-            <w:tcW w:type="dxa" w:w="4986"/>
+            <w:tcW w:type="dxa" w:w="1237"/>
             <w:vAlign w:val="center"/>
             <w:tcMar>
               <w:top w:w="80" w:type="dxa"/>
@@ -3623,13 +4021,15 @@
           </w:tcPr>
           <w:p>
             <w:pPr>
-              <w:spacing w:after="0" w:before="0" w:line="240" w:lineRule="auto"/>
+              <w:spacing w:line="240" w:lineRule="auto" w:before="0" w:after="0"/>
               <w:ind w:firstLine="0"/>
             </w:pPr>
             <w:r>
               <w:rPr>
+                <w:rFonts w:ascii="Times New Roman" w:hAnsi="Times New Roman" w:eastAsia="Times New Roman"/>
                 <w:b/>
-                <w:sz w:val="18"/>
+                <w:i w:val="0"/>
+                <w:sz w:val="20"/>
               </w:rPr>
               <w:t>Элемент</w:t>
             </w:r>
@@ -3637,7 +4037,7 @@
         </w:tc>
         <w:tc>
           <w:tcPr>
-            <w:tcW w:type="dxa" w:w="4986"/>
+            <w:tcW w:type="dxa" w:w="8118"/>
             <w:vAlign w:val="center"/>
             <w:tcMar>
               <w:top w:w="80" w:type="dxa"/>
@@ -3649,13 +4049,15 @@
           </w:tcPr>
           <w:p>
             <w:pPr>
-              <w:spacing w:after="0" w:before="0" w:line="240" w:lineRule="auto"/>
+              <w:spacing w:line="240" w:lineRule="auto" w:before="0" w:after="0"/>
               <w:ind w:firstLine="0"/>
             </w:pPr>
             <w:r>
               <w:rPr>
+                <w:rFonts w:ascii="Times New Roman" w:hAnsi="Times New Roman" w:eastAsia="Times New Roman"/>
                 <w:b/>
-                <w:sz w:val="18"/>
+                <w:i w:val="0"/>
+                <w:sz w:val="20"/>
               </w:rPr>
               <w:t>Анализ</w:t>
             </w:r>
@@ -3663,9 +4065,12 @@
         </w:tc>
       </w:tr>
       <w:tr>
+        <w:trPr>
+          <w:cantSplit/>
+        </w:trPr>
         <w:tc>
           <w:tcPr>
-            <w:tcW w:type="dxa" w:w="4986"/>
+            <w:tcW w:type="dxa" w:w="1237"/>
             <w:vAlign w:val="center"/>
             <w:tcMar>
               <w:top w:w="80" w:type="dxa"/>
@@ -3676,13 +4081,15 @@
           </w:tcPr>
           <w:p>
             <w:pPr>
-              <w:spacing w:after="0" w:before="0" w:line="240" w:lineRule="auto"/>
+              <w:spacing w:line="240" w:lineRule="auto" w:before="0" w:after="0"/>
               <w:ind w:firstLine="0"/>
             </w:pPr>
             <w:r>
               <w:rPr>
+                <w:rFonts w:ascii="Times New Roman" w:hAnsi="Times New Roman" w:eastAsia="Times New Roman"/>
                 <w:b w:val="0"/>
-                <w:sz w:val="18"/>
+                <w:i w:val="0"/>
+                <w:sz w:val="20"/>
               </w:rPr>
               <w:t>Лицо, принимающее решение</w:t>
             </w:r>
@@ -3690,7 +4097,7 @@
         </w:tc>
         <w:tc>
           <w:tcPr>
-            <w:tcW w:type="dxa" w:w="4986"/>
+            <w:tcW w:type="dxa" w:w="8118"/>
             <w:vAlign w:val="center"/>
             <w:tcMar>
               <w:top w:w="80" w:type="dxa"/>
@@ -3701,13 +4108,15 @@
           </w:tcPr>
           <w:p>
             <w:pPr>
-              <w:spacing w:after="0" w:before="0" w:line="240" w:lineRule="auto"/>
+              <w:spacing w:line="240" w:lineRule="auto" w:before="0" w:after="0"/>
               <w:ind w:firstLine="0"/>
             </w:pPr>
             <w:r>
               <w:rPr>
+                <w:rFonts w:ascii="Times New Roman" w:hAnsi="Times New Roman" w:eastAsia="Times New Roman"/>
                 <w:b w:val="0"/>
-                <w:sz w:val="18"/>
+                <w:i w:val="0"/>
+                <w:sz w:val="20"/>
               </w:rPr>
               <w:t>Руководитель подразделения, отвечающий за непрерывность работы оборудования, безопасность и использование фонда оплаты труда.</w:t>
             </w:r>
@@ -3715,9 +4124,12 @@
         </w:tc>
       </w:tr>
       <w:tr>
+        <w:trPr>
+          <w:cantSplit/>
+        </w:trPr>
         <w:tc>
           <w:tcPr>
-            <w:tcW w:type="dxa" w:w="4986"/>
+            <w:tcW w:type="dxa" w:w="1237"/>
             <w:vAlign w:val="center"/>
             <w:tcMar>
               <w:top w:w="80" w:type="dxa"/>
@@ -3728,13 +4140,15 @@
           </w:tcPr>
           <w:p>
             <w:pPr>
-              <w:spacing w:after="0" w:before="0" w:line="240" w:lineRule="auto"/>
+              <w:spacing w:line="240" w:lineRule="auto" w:before="0" w:after="0"/>
               <w:ind w:firstLine="0"/>
             </w:pPr>
             <w:r>
               <w:rPr>
+                <w:rFonts w:ascii="Times New Roman" w:hAnsi="Times New Roman" w:eastAsia="Times New Roman"/>
                 <w:b w:val="0"/>
-                <w:sz w:val="18"/>
+                <w:i w:val="0"/>
+                <w:sz w:val="20"/>
               </w:rPr>
               <w:t>Цель</w:t>
             </w:r>
@@ -3742,7 +4156,7 @@
         </w:tc>
         <w:tc>
           <w:tcPr>
-            <w:tcW w:type="dxa" w:w="4986"/>
+            <w:tcW w:type="dxa" w:w="8118"/>
             <w:vAlign w:val="center"/>
             <w:tcMar>
               <w:top w:w="80" w:type="dxa"/>
@@ -3753,13 +4167,15 @@
           </w:tcPr>
           <w:p>
             <w:pPr>
-              <w:spacing w:after="0" w:before="0" w:line="240" w:lineRule="auto"/>
+              <w:spacing w:line="240" w:lineRule="auto" w:before="0" w:after="0"/>
               <w:ind w:firstLine="0"/>
             </w:pPr>
             <w:r>
               <w:rPr>
+                <w:rFonts w:ascii="Times New Roman" w:hAnsi="Times New Roman" w:eastAsia="Times New Roman"/>
                 <w:b w:val="0"/>
-                <w:sz w:val="18"/>
+                <w:i w:val="0"/>
+                <w:sz w:val="20"/>
               </w:rPr>
               <w:t>Сохранить бесперебойную и безопасную работу оборудования, снизить конфликт и восстановить конструктивную мотивацию механика без необоснованного расширения штата.</w:t>
             </w:r>
@@ -3767,9 +4183,12 @@
         </w:tc>
       </w:tr>
       <w:tr>
+        <w:trPr>
+          <w:cantSplit/>
+        </w:trPr>
         <w:tc>
           <w:tcPr>
-            <w:tcW w:type="dxa" w:w="4986"/>
+            <w:tcW w:type="dxa" w:w="1237"/>
             <w:vAlign w:val="center"/>
             <w:tcMar>
               <w:top w:w="80" w:type="dxa"/>
@@ -3780,13 +4199,15 @@
           </w:tcPr>
           <w:p>
             <w:pPr>
-              <w:spacing w:after="0" w:before="0" w:line="240" w:lineRule="auto"/>
+              <w:spacing w:line="240" w:lineRule="auto" w:before="0" w:after="0"/>
               <w:ind w:firstLine="0"/>
             </w:pPr>
             <w:r>
               <w:rPr>
+                <w:rFonts w:ascii="Times New Roman" w:hAnsi="Times New Roman" w:eastAsia="Times New Roman"/>
                 <w:b w:val="0"/>
-                <w:sz w:val="18"/>
+                <w:i w:val="0"/>
+                <w:sz w:val="20"/>
               </w:rPr>
               <w:t>Проблема</w:t>
             </w:r>
@@ -3794,7 +4215,7 @@
         </w:tc>
         <w:tc>
           <w:tcPr>
-            <w:tcW w:type="dxa" w:w="4986"/>
+            <w:tcW w:type="dxa" w:w="8118"/>
             <w:vAlign w:val="center"/>
             <w:tcMar>
               <w:top w:w="80" w:type="dxa"/>
@@ -3805,13 +4226,15 @@
           </w:tcPr>
           <w:p>
             <w:pPr>
-              <w:spacing w:after="0" w:before="0" w:line="240" w:lineRule="auto"/>
+              <w:spacing w:line="240" w:lineRule="auto" w:before="0" w:after="0"/>
               <w:ind w:firstLine="0"/>
             </w:pPr>
             <w:r>
               <w:rPr>
+                <w:rFonts w:ascii="Times New Roman" w:hAnsi="Times New Roman" w:eastAsia="Times New Roman"/>
                 <w:b w:val="0"/>
-                <w:sz w:val="18"/>
+                <w:i w:val="0"/>
+                <w:sz w:val="20"/>
               </w:rPr>
               <w:t>Неясно, является ли просьба о помощнике следствием реальной перегрузки, плохой организации работ, дефицита полномочий, конфликтов с коллегами или сочетания причин. Отказ без диагностики создаёт риск аварии, выгорания и увольнения.</w:t>
             </w:r>
@@ -3819,9 +4242,12 @@
         </w:tc>
       </w:tr>
       <w:tr>
+        <w:trPr>
+          <w:cantSplit/>
+        </w:trPr>
         <w:tc>
           <w:tcPr>
-            <w:tcW w:type="dxa" w:w="4986"/>
+            <w:tcW w:type="dxa" w:w="1237"/>
             <w:vAlign w:val="center"/>
             <w:tcMar>
               <w:top w:w="80" w:type="dxa"/>
@@ -3832,13 +4258,15 @@
           </w:tcPr>
           <w:p>
             <w:pPr>
-              <w:spacing w:after="0" w:before="0" w:line="240" w:lineRule="auto"/>
+              <w:spacing w:line="240" w:lineRule="auto" w:before="0" w:after="0"/>
               <w:ind w:firstLine="0"/>
             </w:pPr>
             <w:r>
               <w:rPr>
+                <w:rFonts w:ascii="Times New Roman" w:hAnsi="Times New Roman" w:eastAsia="Times New Roman"/>
                 <w:b w:val="0"/>
-                <w:sz w:val="18"/>
+                <w:i w:val="0"/>
+                <w:sz w:val="20"/>
               </w:rPr>
               <w:t>Участники</w:t>
             </w:r>
@@ -3846,7 +4274,7 @@
         </w:tc>
         <w:tc>
           <w:tcPr>
-            <w:tcW w:type="dxa" w:w="4986"/>
+            <w:tcW w:type="dxa" w:w="8118"/>
             <w:vAlign w:val="center"/>
             <w:tcMar>
               <w:top w:w="80" w:type="dxa"/>
@@ -3857,13 +4285,15 @@
           </w:tcPr>
           <w:p>
             <w:pPr>
-              <w:spacing w:after="0" w:before="0" w:line="240" w:lineRule="auto"/>
+              <w:spacing w:line="240" w:lineRule="auto" w:before="0" w:after="0"/>
               <w:ind w:firstLine="0"/>
             </w:pPr>
             <w:r>
               <w:rPr>
+                <w:rFonts w:ascii="Times New Roman" w:hAnsi="Times New Roman" w:eastAsia="Times New Roman"/>
                 <w:b w:val="0"/>
-                <w:sz w:val="18"/>
+                <w:i w:val="0"/>
+                <w:sz w:val="20"/>
               </w:rPr>
               <w:t>Механик; его руководитель; операторы и сотрудники, обращающиеся с заявками; служба охраны труда; планово-диспетчерская и кадровая функции.</w:t>
             </w:r>
@@ -3871,9 +4301,12 @@
         </w:tc>
       </w:tr>
       <w:tr>
+        <w:trPr>
+          <w:cantSplit/>
+        </w:trPr>
         <w:tc>
           <w:tcPr>
-            <w:tcW w:type="dxa" w:w="4986"/>
+            <w:tcW w:type="dxa" w:w="1237"/>
             <w:vAlign w:val="center"/>
             <w:tcMar>
               <w:top w:w="80" w:type="dxa"/>
@@ -3884,13 +4317,15 @@
           </w:tcPr>
           <w:p>
             <w:pPr>
-              <w:spacing w:after="0" w:before="0" w:line="240" w:lineRule="auto"/>
+              <w:spacing w:line="240" w:lineRule="auto" w:before="0" w:after="0"/>
               <w:ind w:firstLine="0"/>
             </w:pPr>
             <w:r>
               <w:rPr>
+                <w:rFonts w:ascii="Times New Roman" w:hAnsi="Times New Roman" w:eastAsia="Times New Roman"/>
                 <w:b w:val="0"/>
-                <w:sz w:val="18"/>
+                <w:i w:val="0"/>
+                <w:sz w:val="20"/>
               </w:rPr>
               <w:t>Хронология</w:t>
             </w:r>
@@ -3898,7 +4333,7 @@
         </w:tc>
         <w:tc>
           <w:tcPr>
-            <w:tcW w:type="dxa" w:w="4986"/>
+            <w:tcW w:type="dxa" w:w="8118"/>
             <w:vAlign w:val="center"/>
             <w:tcMar>
               <w:top w:w="80" w:type="dxa"/>
@@ -3909,13 +4344,15 @@
           </w:tcPr>
           <w:p>
             <w:pPr>
-              <w:spacing w:after="0" w:before="0" w:line="240" w:lineRule="auto"/>
+              <w:spacing w:line="240" w:lineRule="auto" w:before="0" w:after="0"/>
               <w:ind w:firstLine="0"/>
             </w:pPr>
             <w:r>
               <w:rPr>
+                <w:rFonts w:ascii="Times New Roman" w:hAnsi="Times New Roman" w:eastAsia="Times New Roman"/>
                 <w:b w:val="0"/>
-                <w:sz w:val="18"/>
+                <w:i w:val="0"/>
+                <w:sz w:val="20"/>
               </w:rPr>
               <w:t>Сначала формируется длительная нагрузка и чувство, что механиком распоряжаются разные люди; затем повторяются жалобы; руководитель отказывает в помощнике; требуется иное решение причины конфликта.</w:t>
             </w:r>
@@ -3923,9 +4360,12 @@
         </w:tc>
       </w:tr>
       <w:tr>
+        <w:trPr>
+          <w:cantSplit/>
+        </w:trPr>
         <w:tc>
           <w:tcPr>
-            <w:tcW w:type="dxa" w:w="4986"/>
+            <w:tcW w:type="dxa" w:w="1237"/>
             <w:vAlign w:val="center"/>
             <w:tcMar>
               <w:top w:w="80" w:type="dxa"/>
@@ -3936,13 +4376,15 @@
           </w:tcPr>
           <w:p>
             <w:pPr>
-              <w:spacing w:after="0" w:before="0" w:line="240" w:lineRule="auto"/>
+              <w:spacing w:line="240" w:lineRule="auto" w:before="0" w:after="0"/>
               <w:ind w:firstLine="0"/>
             </w:pPr>
             <w:r>
               <w:rPr>
+                <w:rFonts w:ascii="Times New Roman" w:hAnsi="Times New Roman" w:eastAsia="Times New Roman"/>
                 <w:b w:val="0"/>
-                <w:sz w:val="18"/>
+                <w:i w:val="0"/>
+                <w:sz w:val="20"/>
               </w:rPr>
               <w:t>Конфликт</w:t>
             </w:r>
@@ -3950,7 +4392,7 @@
         </w:tc>
         <w:tc>
           <w:tcPr>
-            <w:tcW w:type="dxa" w:w="4986"/>
+            <w:tcW w:type="dxa" w:w="8118"/>
             <w:vAlign w:val="center"/>
             <w:tcMar>
               <w:top w:w="80" w:type="dxa"/>
@@ -3961,13 +4403,15 @@
           </w:tcPr>
           <w:p>
             <w:pPr>
-              <w:spacing w:after="0" w:before="0" w:line="240" w:lineRule="auto"/>
+              <w:spacing w:line="240" w:lineRule="auto" w:before="0" w:after="0"/>
               <w:ind w:firstLine="0"/>
             </w:pPr>
             <w:r>
               <w:rPr>
+                <w:rFonts w:ascii="Times New Roman" w:hAnsi="Times New Roman" w:eastAsia="Times New Roman"/>
                 <w:b w:val="0"/>
-                <w:sz w:val="18"/>
+                <w:i w:val="0"/>
+                <w:sz w:val="20"/>
               </w:rPr>
               <w:t>Производственная потребность в круглосуточной доступности сталкивается с ограничением человеческого ресурса и потребностью работника в ясных границах, признании и справедливом распределении задач.</w:t>
             </w:r>
@@ -3977,7 +4421,7 @@
     </w:tbl>
     <w:p>
       <w:pPr>
-        <w:spacing w:after="0"/>
+        <w:spacing w:line="240" w:lineRule="auto" w:before="0" w:after="0"/>
       </w:pPr>
     </w:p>
     <w:p>
@@ -3989,11 +4433,11 @@
       </w:pPr>
       <w:r>
         <w:rPr>
-          <w:rFonts w:ascii="Times New Roman" w:hAnsi="Times New Roman"/>
+          <w:rFonts w:ascii="Times New Roman" w:hAnsi="Times New Roman" w:eastAsia="Times New Roman"/>
           <w:b/>
           <w:sz w:val="26"/>
         </w:rPr>
-        <w:t>5.3. Этап 6 — критерии и ограничения</w:t>
+        <w:t>5.3. Этап 6: критерии и ограничения</w:t>
       </w:r>
     </w:p>
     <w:tbl>
@@ -4003,18 +4447,20 @@
         <w:jc w:val="center"/>
         <w:tblLayout w:type="autofit"/>
         <w:tblLook w:firstColumn="1" w:firstRow="1" w:lastColumn="0" w:lastRow="0" w:noHBand="0" w:noVBand="1" w:val="04A0"/>
+        <w:tblLayout w:type="autofit"/>
       </w:tblPr>
       <w:tblGrid>
-        <w:gridCol w:w="4986"/>
-        <w:gridCol w:w="4986"/>
+        <w:gridCol w:w="2428"/>
+        <w:gridCol w:w="6927"/>
       </w:tblGrid>
       <w:tr>
         <w:trPr>
+          <w:cantSplit/>
           <w:tblHeader w:val="true"/>
         </w:trPr>
         <w:tc>
           <w:tcPr>
-            <w:tcW w:type="dxa" w:w="4986"/>
+            <w:tcW w:type="dxa" w:w="2428"/>
             <w:vAlign w:val="center"/>
             <w:tcMar>
               <w:top w:w="80" w:type="dxa"/>
@@ -4026,13 +4472,15 @@
           </w:tcPr>
           <w:p>
             <w:pPr>
-              <w:spacing w:after="0" w:before="0" w:line="240" w:lineRule="auto"/>
+              <w:spacing w:line="240" w:lineRule="auto" w:before="0" w:after="0"/>
               <w:ind w:firstLine="0"/>
             </w:pPr>
             <w:r>
               <w:rPr>
+                <w:rFonts w:ascii="Times New Roman" w:hAnsi="Times New Roman" w:eastAsia="Times New Roman"/>
                 <w:b/>
-                <w:sz w:val="18"/>
+                <w:i w:val="0"/>
+                <w:sz w:val="20"/>
               </w:rPr>
               <w:t>Критерий</w:t>
             </w:r>
@@ -4040,7 +4488,7 @@
         </w:tc>
         <w:tc>
           <w:tcPr>
-            <w:tcW w:type="dxa" w:w="4986"/>
+            <w:tcW w:type="dxa" w:w="6927"/>
             <w:vAlign w:val="center"/>
             <w:tcMar>
               <w:top w:w="80" w:type="dxa"/>
@@ -4052,13 +4500,15 @@
           </w:tcPr>
           <w:p>
             <w:pPr>
-              <w:spacing w:after="0" w:before="0" w:line="240" w:lineRule="auto"/>
+              <w:spacing w:line="240" w:lineRule="auto" w:before="0" w:after="0"/>
               <w:ind w:firstLine="0"/>
             </w:pPr>
             <w:r>
               <w:rPr>
+                <w:rFonts w:ascii="Times New Roman" w:hAnsi="Times New Roman" w:eastAsia="Times New Roman"/>
                 <w:b/>
-                <w:sz w:val="18"/>
+                <w:i w:val="0"/>
+                <w:sz w:val="20"/>
               </w:rPr>
               <w:t>Показатель / вопрос</w:t>
             </w:r>
@@ -4066,9 +4516,12 @@
         </w:tc>
       </w:tr>
       <w:tr>
+        <w:trPr>
+          <w:cantSplit/>
+        </w:trPr>
         <w:tc>
           <w:tcPr>
-            <w:tcW w:type="dxa" w:w="4986"/>
+            <w:tcW w:type="dxa" w:w="2428"/>
             <w:vAlign w:val="center"/>
             <w:tcMar>
               <w:top w:w="80" w:type="dxa"/>
@@ -4079,13 +4532,15 @@
           </w:tcPr>
           <w:p>
             <w:pPr>
-              <w:spacing w:after="0" w:before="0" w:line="240" w:lineRule="auto"/>
+              <w:spacing w:line="240" w:lineRule="auto" w:before="0" w:after="0"/>
               <w:ind w:firstLine="0"/>
             </w:pPr>
             <w:r>
               <w:rPr>
+                <w:rFonts w:ascii="Times New Roman" w:hAnsi="Times New Roman" w:eastAsia="Times New Roman"/>
                 <w:b w:val="0"/>
-                <w:sz w:val="18"/>
+                <w:i w:val="0"/>
+                <w:sz w:val="20"/>
               </w:rPr>
               <w:t>Безопасность и надёжность</w:t>
             </w:r>
@@ -4093,7 +4548,7 @@
         </w:tc>
         <w:tc>
           <w:tcPr>
-            <w:tcW w:type="dxa" w:w="4986"/>
+            <w:tcW w:type="dxa" w:w="6927"/>
             <w:vAlign w:val="center"/>
             <w:tcMar>
               <w:top w:w="80" w:type="dxa"/>
@@ -4104,13 +4559,15 @@
           </w:tcPr>
           <w:p>
             <w:pPr>
-              <w:spacing w:after="0" w:before="0" w:line="240" w:lineRule="auto"/>
+              <w:spacing w:line="240" w:lineRule="auto" w:before="0" w:after="0"/>
               <w:ind w:firstLine="0"/>
             </w:pPr>
             <w:r>
               <w:rPr>
+                <w:rFonts w:ascii="Times New Roman" w:hAnsi="Times New Roman" w:eastAsia="Times New Roman"/>
                 <w:b w:val="0"/>
-                <w:sz w:val="18"/>
+                <w:i w:val="0"/>
+                <w:sz w:val="20"/>
               </w:rPr>
               <w:t>Не растут ли простои, аварии, нарушения безопасного режима и число аварийных вызовов?</w:t>
             </w:r>
@@ -4118,9 +4575,12 @@
         </w:tc>
       </w:tr>
       <w:tr>
+        <w:trPr>
+          <w:cantSplit/>
+        </w:trPr>
         <w:tc>
           <w:tcPr>
-            <w:tcW w:type="dxa" w:w="4986"/>
+            <w:tcW w:type="dxa" w:w="2428"/>
             <w:vAlign w:val="center"/>
             <w:tcMar>
               <w:top w:w="80" w:type="dxa"/>
@@ -4131,13 +4591,15 @@
           </w:tcPr>
           <w:p>
             <w:pPr>
-              <w:spacing w:after="0" w:before="0" w:line="240" w:lineRule="auto"/>
+              <w:spacing w:line="240" w:lineRule="auto" w:before="0" w:after="0"/>
               <w:ind w:firstLine="0"/>
             </w:pPr>
             <w:r>
               <w:rPr>
+                <w:rFonts w:ascii="Times New Roman" w:hAnsi="Times New Roman" w:eastAsia="Times New Roman"/>
                 <w:b w:val="0"/>
-                <w:sz w:val="18"/>
+                <w:i w:val="0"/>
+                <w:sz w:val="20"/>
               </w:rPr>
               <w:t>Реальная трудовая нагрузка</w:t>
             </w:r>
@@ -4145,7 +4607,7 @@
         </w:tc>
         <w:tc>
           <w:tcPr>
-            <w:tcW w:type="dxa" w:w="4986"/>
+            <w:tcW w:type="dxa" w:w="6927"/>
             <w:vAlign w:val="center"/>
             <w:tcMar>
               <w:top w:w="80" w:type="dxa"/>
@@ -4156,13 +4618,15 @@
           </w:tcPr>
           <w:p>
             <w:pPr>
-              <w:spacing w:after="0" w:before="0" w:line="240" w:lineRule="auto"/>
+              <w:spacing w:line="240" w:lineRule="auto" w:before="0" w:after="0"/>
               <w:ind w:firstLine="0"/>
             </w:pPr>
             <w:r>
               <w:rPr>
+                <w:rFonts w:ascii="Times New Roman" w:hAnsi="Times New Roman" w:eastAsia="Times New Roman"/>
                 <w:b w:val="0"/>
-                <w:sz w:val="18"/>
+                <w:i w:val="0"/>
+                <w:sz w:val="20"/>
               </w:rPr>
               <w:t>Сколько часов, заявок, видов работ и внеплановых вызовов приходится на механика? Какие задачи можно планировать или передать?</w:t>
             </w:r>
@@ -4170,9 +4634,12 @@
         </w:tc>
       </w:tr>
       <w:tr>
+        <w:trPr>
+          <w:cantSplit/>
+        </w:trPr>
         <w:tc>
           <w:tcPr>
-            <w:tcW w:type="dxa" w:w="4986"/>
+            <w:tcW w:type="dxa" w:w="2428"/>
             <w:vAlign w:val="center"/>
             <w:tcMar>
               <w:top w:w="80" w:type="dxa"/>
@@ -4183,13 +4650,15 @@
           </w:tcPr>
           <w:p>
             <w:pPr>
-              <w:spacing w:after="0" w:before="0" w:line="240" w:lineRule="auto"/>
+              <w:spacing w:line="240" w:lineRule="auto" w:before="0" w:after="0"/>
               <w:ind w:firstLine="0"/>
             </w:pPr>
             <w:r>
               <w:rPr>
+                <w:rFonts w:ascii="Times New Roman" w:hAnsi="Times New Roman" w:eastAsia="Times New Roman"/>
                 <w:b w:val="0"/>
-                <w:sz w:val="18"/>
+                <w:i w:val="0"/>
+                <w:sz w:val="20"/>
               </w:rPr>
               <w:t>Качество обслуживания</w:t>
             </w:r>
@@ -4197,7 +4666,7 @@
         </w:tc>
         <w:tc>
           <w:tcPr>
-            <w:tcW w:type="dxa" w:w="4986"/>
+            <w:tcW w:type="dxa" w:w="6927"/>
             <w:vAlign w:val="center"/>
             <w:tcMar>
               <w:top w:w="80" w:type="dxa"/>
@@ -4208,13 +4677,15 @@
           </w:tcPr>
           <w:p>
             <w:pPr>
-              <w:spacing w:after="0" w:before="0" w:line="240" w:lineRule="auto"/>
+              <w:spacing w:line="240" w:lineRule="auto" w:before="0" w:after="0"/>
               <w:ind w:firstLine="0"/>
             </w:pPr>
             <w:r>
               <w:rPr>
+                <w:rFonts w:ascii="Times New Roman" w:hAnsi="Times New Roman" w:eastAsia="Times New Roman"/>
                 <w:b w:val="0"/>
-                <w:sz w:val="18"/>
+                <w:i w:val="0"/>
+                <w:sz w:val="20"/>
               </w:rPr>
               <w:t>Время реакции, повторные ремонты, выполнение профилактики, удовлетворённость внутренних заказчиков</w:t>
             </w:r>
@@ -4222,9 +4693,12 @@
         </w:tc>
       </w:tr>
       <w:tr>
+        <w:trPr>
+          <w:cantSplit/>
+        </w:trPr>
         <w:tc>
           <w:tcPr>
-            <w:tcW w:type="dxa" w:w="4986"/>
+            <w:tcW w:type="dxa" w:w="2428"/>
             <w:vAlign w:val="center"/>
             <w:tcMar>
               <w:top w:w="80" w:type="dxa"/>
@@ -4235,13 +4709,15 @@
           </w:tcPr>
           <w:p>
             <w:pPr>
-              <w:spacing w:after="0" w:before="0" w:line="240" w:lineRule="auto"/>
+              <w:spacing w:line="240" w:lineRule="auto" w:before="0" w:after="0"/>
               <w:ind w:firstLine="0"/>
             </w:pPr>
             <w:r>
               <w:rPr>
+                <w:rFonts w:ascii="Times New Roman" w:hAnsi="Times New Roman" w:eastAsia="Times New Roman"/>
                 <w:b w:val="0"/>
-                <w:sz w:val="18"/>
+                <w:i w:val="0"/>
+                <w:sz w:val="20"/>
               </w:rPr>
               <w:t>Экономическая обоснованность</w:t>
             </w:r>
@@ -4249,7 +4725,7 @@
         </w:tc>
         <w:tc>
           <w:tcPr>
-            <w:tcW w:type="dxa" w:w="4986"/>
+            <w:tcW w:type="dxa" w:w="6927"/>
             <w:vAlign w:val="center"/>
             <w:tcMar>
               <w:top w:w="80" w:type="dxa"/>
@@ -4260,13 +4736,15 @@
           </w:tcPr>
           <w:p>
             <w:pPr>
-              <w:spacing w:after="0" w:before="0" w:line="240" w:lineRule="auto"/>
+              <w:spacing w:line="240" w:lineRule="auto" w:before="0" w:after="0"/>
               <w:ind w:firstLine="0"/>
             </w:pPr>
             <w:r>
               <w:rPr>
+                <w:rFonts w:ascii="Times New Roman" w:hAnsi="Times New Roman" w:eastAsia="Times New Roman"/>
                 <w:b w:val="0"/>
-                <w:sz w:val="18"/>
+                <w:i w:val="0"/>
+                <w:sz w:val="20"/>
               </w:rPr>
               <w:t>Что дешевле: помощник, перераспределение работ, изменение графика, профилактика или стоимость простоя/аварии?</w:t>
             </w:r>
@@ -4274,9 +4752,12 @@
         </w:tc>
       </w:tr>
       <w:tr>
+        <w:trPr>
+          <w:cantSplit/>
+        </w:trPr>
         <w:tc>
           <w:tcPr>
-            <w:tcW w:type="dxa" w:w="4986"/>
+            <w:tcW w:type="dxa" w:w="2428"/>
             <w:vAlign w:val="center"/>
             <w:tcMar>
               <w:top w:w="80" w:type="dxa"/>
@@ -4287,13 +4768,15 @@
           </w:tcPr>
           <w:p>
             <w:pPr>
-              <w:spacing w:after="0" w:before="0" w:line="240" w:lineRule="auto"/>
+              <w:spacing w:line="240" w:lineRule="auto" w:before="0" w:after="0"/>
               <w:ind w:firstLine="0"/>
             </w:pPr>
             <w:r>
               <w:rPr>
+                <w:rFonts w:ascii="Times New Roman" w:hAnsi="Times New Roman" w:eastAsia="Times New Roman"/>
                 <w:b w:val="0"/>
-                <w:sz w:val="18"/>
+                <w:i w:val="0"/>
+                <w:sz w:val="20"/>
               </w:rPr>
               <w:t>Справедливость и климат</w:t>
             </w:r>
@@ -4301,7 +4784,7 @@
         </w:tc>
         <w:tc>
           <w:tcPr>
-            <w:tcW w:type="dxa" w:w="4986"/>
+            <w:tcW w:type="dxa" w:w="6927"/>
             <w:vAlign w:val="center"/>
             <w:tcMar>
               <w:top w:w="80" w:type="dxa"/>
@@ -4312,13 +4795,15 @@
           </w:tcPr>
           <w:p>
             <w:pPr>
-              <w:spacing w:after="0" w:before="0" w:line="240" w:lineRule="auto"/>
+              <w:spacing w:line="240" w:lineRule="auto" w:before="0" w:after="0"/>
               <w:ind w:firstLine="0"/>
             </w:pPr>
             <w:r>
               <w:rPr>
+                <w:rFonts w:ascii="Times New Roman" w:hAnsi="Times New Roman" w:eastAsia="Times New Roman"/>
                 <w:b w:val="0"/>
-                <w:sz w:val="18"/>
+                <w:i w:val="0"/>
+                <w:sz w:val="20"/>
               </w:rPr>
               <w:t>Есть ли ясный порядок постановки заявок и приоритетов; не получают ли разные сотрудники привилегию требовать работу вне очереди?</w:t>
             </w:r>
@@ -4326,9 +4811,12 @@
         </w:tc>
       </w:tr>
       <w:tr>
+        <w:trPr>
+          <w:cantSplit/>
+        </w:trPr>
         <w:tc>
           <w:tcPr>
-            <w:tcW w:type="dxa" w:w="4986"/>
+            <w:tcW w:type="dxa" w:w="2428"/>
             <w:vAlign w:val="center"/>
             <w:tcMar>
               <w:top w:w="80" w:type="dxa"/>
@@ -4339,13 +4827,15 @@
           </w:tcPr>
           <w:p>
             <w:pPr>
-              <w:spacing w:after="0" w:before="0" w:line="240" w:lineRule="auto"/>
+              <w:spacing w:line="240" w:lineRule="auto" w:before="0" w:after="0"/>
               <w:ind w:firstLine="0"/>
             </w:pPr>
             <w:r>
               <w:rPr>
+                <w:rFonts w:ascii="Times New Roman" w:hAnsi="Times New Roman" w:eastAsia="Times New Roman"/>
                 <w:b w:val="0"/>
-                <w:sz w:val="18"/>
+                <w:i w:val="0"/>
+                <w:sz w:val="20"/>
               </w:rPr>
               <w:t>Трудовые и этические ограничения</w:t>
             </w:r>
@@ -4353,7 +4843,7 @@
         </w:tc>
         <w:tc>
           <w:tcPr>
-            <w:tcW w:type="dxa" w:w="4986"/>
+            <w:tcW w:type="dxa" w:w="6927"/>
             <w:vAlign w:val="center"/>
             <w:tcMar>
               <w:top w:w="80" w:type="dxa"/>
@@ -4364,13 +4854,15 @@
           </w:tcPr>
           <w:p>
             <w:pPr>
-              <w:spacing w:after="0" w:before="0" w:line="240" w:lineRule="auto"/>
+              <w:spacing w:line="240" w:lineRule="auto" w:before="0" w:after="0"/>
               <w:ind w:firstLine="0"/>
             </w:pPr>
             <w:r>
               <w:rPr>
+                <w:rFonts w:ascii="Times New Roman" w:hAnsi="Times New Roman" w:eastAsia="Times New Roman"/>
                 <w:b w:val="0"/>
-                <w:sz w:val="18"/>
+                <w:i w:val="0"/>
+                <w:sz w:val="20"/>
               </w:rPr>
               <w:t>Соблюдаются ли режим рабочего времени, отдых, охрана труда и конфиденциальность медицинских данных?</w:t>
             </w:r>
@@ -4380,7 +4872,7 @@
     </w:tbl>
     <w:p>
       <w:pPr>
-        <w:spacing w:after="0"/>
+        <w:spacing w:line="240" w:lineRule="auto" w:before="0" w:after="0"/>
       </w:pPr>
     </w:p>
     <w:p>
@@ -4392,11 +4884,11 @@
       </w:pPr>
       <w:r>
         <w:rPr>
-          <w:rFonts w:ascii="Times New Roman" w:hAnsi="Times New Roman"/>
+          <w:rFonts w:ascii="Times New Roman" w:hAnsi="Times New Roman" w:eastAsia="Times New Roman"/>
           <w:b/>
           <w:sz w:val="26"/>
         </w:rPr>
-        <w:t>5.4. Этап 7 — альтернативы</w:t>
+        <w:t>5.4. Этап 7: альтернативы</w:t>
       </w:r>
     </w:p>
     <w:tbl>
@@ -4406,19 +4898,21 @@
         <w:jc w:val="center"/>
         <w:tblLayout w:type="autofit"/>
         <w:tblLook w:firstColumn="1" w:firstRow="1" w:lastColumn="0" w:lastRow="0" w:noHBand="0" w:noVBand="1" w:val="04A0"/>
+        <w:tblLayout w:type="autofit"/>
       </w:tblPr>
       <w:tblGrid>
-        <w:gridCol w:w="3324"/>
-        <w:gridCol w:w="3324"/>
-        <w:gridCol w:w="3324"/>
+        <w:gridCol w:w="3597"/>
+        <w:gridCol w:w="2446"/>
+        <w:gridCol w:w="3312"/>
       </w:tblGrid>
       <w:tr>
         <w:trPr>
+          <w:cantSplit/>
           <w:tblHeader w:val="true"/>
         </w:trPr>
         <w:tc>
           <w:tcPr>
-            <w:tcW w:type="dxa" w:w="3324"/>
+            <w:tcW w:type="dxa" w:w="3597"/>
             <w:vAlign w:val="center"/>
             <w:tcMar>
               <w:top w:w="80" w:type="dxa"/>
@@ -4430,13 +4924,15 @@
           </w:tcPr>
           <w:p>
             <w:pPr>
-              <w:spacing w:after="0" w:before="0" w:line="240" w:lineRule="auto"/>
+              <w:spacing w:line="240" w:lineRule="auto" w:before="0" w:after="0"/>
               <w:ind w:firstLine="0"/>
             </w:pPr>
             <w:r>
               <w:rPr>
+                <w:rFonts w:ascii="Times New Roman" w:hAnsi="Times New Roman" w:eastAsia="Times New Roman"/>
                 <w:b/>
-                <w:sz w:val="18"/>
+                <w:i w:val="0"/>
+                <w:sz w:val="20"/>
               </w:rPr>
               <w:t>Альтернатива</w:t>
             </w:r>
@@ -4444,7 +4940,7 @@
         </w:tc>
         <w:tc>
           <w:tcPr>
-            <w:tcW w:type="dxa" w:w="3324"/>
+            <w:tcW w:type="dxa" w:w="2446"/>
             <w:vAlign w:val="center"/>
             <w:tcMar>
               <w:top w:w="80" w:type="dxa"/>
@@ -4456,13 +4952,15 @@
           </w:tcPr>
           <w:p>
             <w:pPr>
-              <w:spacing w:after="0" w:before="0" w:line="240" w:lineRule="auto"/>
+              <w:spacing w:line="240" w:lineRule="auto" w:before="0" w:after="0"/>
               <w:ind w:firstLine="0"/>
             </w:pPr>
             <w:r>
               <w:rPr>
+                <w:rFonts w:ascii="Times New Roman" w:hAnsi="Times New Roman" w:eastAsia="Times New Roman"/>
                 <w:b/>
-                <w:sz w:val="18"/>
+                <w:i w:val="0"/>
+                <w:sz w:val="20"/>
               </w:rPr>
               <w:t>Плюс</w:t>
             </w:r>
@@ -4470,7 +4968,7 @@
         </w:tc>
         <w:tc>
           <w:tcPr>
-            <w:tcW w:type="dxa" w:w="3324"/>
+            <w:tcW w:type="dxa" w:w="3312"/>
             <w:vAlign w:val="center"/>
             <w:tcMar>
               <w:top w:w="80" w:type="dxa"/>
@@ -4482,13 +4980,15 @@
           </w:tcPr>
           <w:p>
             <w:pPr>
-              <w:spacing w:after="0" w:before="0" w:line="240" w:lineRule="auto"/>
+              <w:spacing w:line="240" w:lineRule="auto" w:before="0" w:after="0"/>
               <w:ind w:firstLine="0"/>
             </w:pPr>
             <w:r>
               <w:rPr>
+                <w:rFonts w:ascii="Times New Roman" w:hAnsi="Times New Roman" w:eastAsia="Times New Roman"/>
                 <w:b/>
-                <w:sz w:val="18"/>
+                <w:i w:val="0"/>
+                <w:sz w:val="20"/>
               </w:rPr>
               <w:t>Минус / риск</w:t>
             </w:r>
@@ -4496,9 +4996,12 @@
         </w:tc>
       </w:tr>
       <w:tr>
+        <w:trPr>
+          <w:cantSplit/>
+        </w:trPr>
         <w:tc>
           <w:tcPr>
-            <w:tcW w:type="dxa" w:w="3324"/>
+            <w:tcW w:type="dxa" w:w="3597"/>
             <w:vAlign w:val="center"/>
             <w:tcMar>
               <w:top w:w="80" w:type="dxa"/>
@@ -4509,13 +5012,15 @@
           </w:tcPr>
           <w:p>
             <w:pPr>
-              <w:spacing w:after="0" w:before="0" w:line="240" w:lineRule="auto"/>
+              <w:spacing w:line="240" w:lineRule="auto" w:before="0" w:after="0"/>
               <w:ind w:firstLine="0"/>
             </w:pPr>
             <w:r>
               <w:rPr>
+                <w:rFonts w:ascii="Times New Roman" w:hAnsi="Times New Roman" w:eastAsia="Times New Roman"/>
                 <w:b w:val="0"/>
-                <w:sz w:val="18"/>
+                <w:i w:val="0"/>
+                <w:sz w:val="20"/>
               </w:rPr>
               <w:t>А. Отказать и потребовать «изменить отношение»</w:t>
             </w:r>
@@ -4523,7 +5028,7 @@
         </w:tc>
         <w:tc>
           <w:tcPr>
-            <w:tcW w:type="dxa" w:w="3324"/>
+            <w:tcW w:type="dxa" w:w="2446"/>
             <w:vAlign w:val="center"/>
             <w:tcMar>
               <w:top w:w="80" w:type="dxa"/>
@@ -4534,13 +5039,15 @@
           </w:tcPr>
           <w:p>
             <w:pPr>
-              <w:spacing w:after="0" w:before="0" w:line="240" w:lineRule="auto"/>
+              <w:spacing w:line="240" w:lineRule="auto" w:before="0" w:after="0"/>
               <w:ind w:firstLine="0"/>
             </w:pPr>
             <w:r>
               <w:rPr>
+                <w:rFonts w:ascii="Times New Roman" w:hAnsi="Times New Roman" w:eastAsia="Times New Roman"/>
                 <w:b w:val="0"/>
-                <w:sz w:val="18"/>
+                <w:i w:val="0"/>
+                <w:sz w:val="20"/>
               </w:rPr>
               <w:t>Нет прямого увеличения расходов</w:t>
             </w:r>
@@ -4548,7 +5055,7 @@
         </w:tc>
         <w:tc>
           <w:tcPr>
-            <w:tcW w:type="dxa" w:w="3324"/>
+            <w:tcW w:type="dxa" w:w="3312"/>
             <w:vAlign w:val="center"/>
             <w:tcMar>
               <w:top w:w="80" w:type="dxa"/>
@@ -4559,13 +5066,15 @@
           </w:tcPr>
           <w:p>
             <w:pPr>
-              <w:spacing w:after="0" w:before="0" w:line="240" w:lineRule="auto"/>
+              <w:spacing w:line="240" w:lineRule="auto" w:before="0" w:after="0"/>
               <w:ind w:firstLine="0"/>
             </w:pPr>
             <w:r>
               <w:rPr>
+                <w:rFonts w:ascii="Times New Roman" w:hAnsi="Times New Roman" w:eastAsia="Times New Roman"/>
                 <w:b w:val="0"/>
-                <w:sz w:val="18"/>
+                <w:i w:val="0"/>
+                <w:sz w:val="20"/>
               </w:rPr>
               <w:t>Игнорирует риск перегрузки и аварии, разрушает доверие, не устраняет хаос заявок</w:t>
             </w:r>
@@ -4573,9 +5082,12 @@
         </w:tc>
       </w:tr>
       <w:tr>
+        <w:trPr>
+          <w:cantSplit/>
+        </w:trPr>
         <w:tc>
           <w:tcPr>
-            <w:tcW w:type="dxa" w:w="3324"/>
+            <w:tcW w:type="dxa" w:w="3597"/>
             <w:vAlign w:val="center"/>
             <w:tcMar>
               <w:top w:w="80" w:type="dxa"/>
@@ -4586,13 +5098,15 @@
           </w:tcPr>
           <w:p>
             <w:pPr>
-              <w:spacing w:after="0" w:before="0" w:line="240" w:lineRule="auto"/>
+              <w:spacing w:line="240" w:lineRule="auto" w:before="0" w:after="0"/>
               <w:ind w:firstLine="0"/>
             </w:pPr>
             <w:r>
               <w:rPr>
+                <w:rFonts w:ascii="Times New Roman" w:hAnsi="Times New Roman" w:eastAsia="Times New Roman"/>
                 <w:b w:val="0"/>
-                <w:sz w:val="18"/>
+                <w:i w:val="0"/>
+                <w:sz w:val="20"/>
               </w:rPr>
               <w:t>Б. Немедленно нанять помощника</w:t>
             </w:r>
@@ -4600,7 +5114,7 @@
         </w:tc>
         <w:tc>
           <w:tcPr>
-            <w:tcW w:type="dxa" w:w="3324"/>
+            <w:tcW w:type="dxa" w:w="2446"/>
             <w:vAlign w:val="center"/>
             <w:tcMar>
               <w:top w:w="80" w:type="dxa"/>
@@ -4611,13 +5125,15 @@
           </w:tcPr>
           <w:p>
             <w:pPr>
-              <w:spacing w:after="0" w:before="0" w:line="240" w:lineRule="auto"/>
+              <w:spacing w:line="240" w:lineRule="auto" w:before="0" w:after="0"/>
               <w:ind w:firstLine="0"/>
             </w:pPr>
             <w:r>
               <w:rPr>
+                <w:rFonts w:ascii="Times New Roman" w:hAnsi="Times New Roman" w:eastAsia="Times New Roman"/>
                 <w:b w:val="0"/>
-                <w:sz w:val="18"/>
+                <w:i w:val="0"/>
+                <w:sz w:val="20"/>
               </w:rPr>
               <w:t>Быстро снимает часть нагрузки</w:t>
             </w:r>
@@ -4625,7 +5141,7 @@
         </w:tc>
         <w:tc>
           <w:tcPr>
-            <w:tcW w:type="dxa" w:w="3324"/>
+            <w:tcW w:type="dxa" w:w="3312"/>
             <w:vAlign w:val="center"/>
             <w:tcMar>
               <w:top w:w="80" w:type="dxa"/>
@@ -4636,13 +5152,15 @@
           </w:tcPr>
           <w:p>
             <w:pPr>
-              <w:spacing w:after="0" w:before="0" w:line="240" w:lineRule="auto"/>
+              <w:spacing w:line="240" w:lineRule="auto" w:before="0" w:after="0"/>
               <w:ind w:firstLine="0"/>
             </w:pPr>
             <w:r>
               <w:rPr>
+                <w:rFonts w:ascii="Times New Roman" w:hAnsi="Times New Roman" w:eastAsia="Times New Roman"/>
                 <w:b w:val="0"/>
-                <w:sz w:val="18"/>
+                <w:i w:val="0"/>
+                <w:sz w:val="20"/>
               </w:rPr>
               <w:t>Может закрепить неэффективный процесс, не решает проблему неясных полномочий и требует постоянного фонда оплаты труда</w:t>
             </w:r>
@@ -4650,9 +5168,12 @@
         </w:tc>
       </w:tr>
       <w:tr>
+        <w:trPr>
+          <w:cantSplit/>
+        </w:trPr>
         <w:tc>
           <w:tcPr>
-            <w:tcW w:type="dxa" w:w="3324"/>
+            <w:tcW w:type="dxa" w:w="3597"/>
             <w:vAlign w:val="center"/>
             <w:tcMar>
               <w:top w:w="80" w:type="dxa"/>
@@ -4663,13 +5184,15 @@
           </w:tcPr>
           <w:p>
             <w:pPr>
-              <w:spacing w:after="0" w:before="0" w:line="240" w:lineRule="auto"/>
+              <w:spacing w:line="240" w:lineRule="auto" w:before="0" w:after="0"/>
               <w:ind w:firstLine="0"/>
             </w:pPr>
             <w:r>
               <w:rPr>
+                <w:rFonts w:ascii="Times New Roman" w:hAnsi="Times New Roman" w:eastAsia="Times New Roman"/>
                 <w:b w:val="0"/>
-                <w:sz w:val="18"/>
+                <w:i w:val="0"/>
+                <w:sz w:val="20"/>
               </w:rPr>
               <w:t>В. Провести диагностику, нормировать поток заявок, перераспределить плановые работы, уточнить график и полномочия; временно привлекать помощь только для пиков</w:t>
             </w:r>
@@ -4677,7 +5200,7 @@
         </w:tc>
         <w:tc>
           <w:tcPr>
-            <w:tcW w:type="dxa" w:w="3324"/>
+            <w:tcW w:type="dxa" w:w="2446"/>
             <w:vAlign w:val="center"/>
             <w:tcMar>
               <w:top w:w="80" w:type="dxa"/>
@@ -4688,13 +5211,15 @@
           </w:tcPr>
           <w:p>
             <w:pPr>
-              <w:spacing w:after="0" w:before="0" w:line="240" w:lineRule="auto"/>
+              <w:spacing w:line="240" w:lineRule="auto" w:before="0" w:after="0"/>
               <w:ind w:firstLine="0"/>
             </w:pPr>
             <w:r>
               <w:rPr>
+                <w:rFonts w:ascii="Times New Roman" w:hAnsi="Times New Roman" w:eastAsia="Times New Roman"/>
                 <w:b w:val="0"/>
-                <w:sz w:val="18"/>
+                <w:i w:val="0"/>
+                <w:sz w:val="20"/>
               </w:rPr>
               <w:t>Устраняет источники непроизводительной нагрузки; проверяет необходимость штатной единицы данными</w:t>
             </w:r>
@@ -4702,7 +5227,7 @@
         </w:tc>
         <w:tc>
           <w:tcPr>
-            <w:tcW w:type="dxa" w:w="3324"/>
+            <w:tcW w:type="dxa" w:w="3312"/>
             <w:vAlign w:val="center"/>
             <w:tcMar>
               <w:top w:w="80" w:type="dxa"/>
@@ -4713,13 +5238,15 @@
           </w:tcPr>
           <w:p>
             <w:pPr>
-              <w:spacing w:after="0" w:before="0" w:line="240" w:lineRule="auto"/>
+              <w:spacing w:line="240" w:lineRule="auto" w:before="0" w:after="0"/>
               <w:ind w:firstLine="0"/>
             </w:pPr>
             <w:r>
               <w:rPr>
+                <w:rFonts w:ascii="Times New Roman" w:hAnsi="Times New Roman" w:eastAsia="Times New Roman"/>
                 <w:b w:val="0"/>
-                <w:sz w:val="18"/>
+                <w:i w:val="0"/>
+                <w:sz w:val="20"/>
               </w:rPr>
               <w:t>Нужны время руководителя и дисциплина других подразделений</w:t>
             </w:r>
@@ -4727,9 +5254,12 @@
         </w:tc>
       </w:tr>
       <w:tr>
+        <w:trPr>
+          <w:cantSplit/>
+        </w:trPr>
         <w:tc>
           <w:tcPr>
-            <w:tcW w:type="dxa" w:w="3324"/>
+            <w:tcW w:type="dxa" w:w="3597"/>
             <w:vAlign w:val="center"/>
             <w:tcMar>
               <w:top w:w="80" w:type="dxa"/>
@@ -4740,13 +5270,15 @@
           </w:tcPr>
           <w:p>
             <w:pPr>
-              <w:spacing w:after="0" w:before="0" w:line="240" w:lineRule="auto"/>
+              <w:spacing w:line="240" w:lineRule="auto" w:before="0" w:after="0"/>
               <w:ind w:firstLine="0"/>
             </w:pPr>
             <w:r>
               <w:rPr>
+                <w:rFonts w:ascii="Times New Roman" w:hAnsi="Times New Roman" w:eastAsia="Times New Roman"/>
                 <w:b w:val="0"/>
-                <w:sz w:val="18"/>
+                <w:i w:val="0"/>
+                <w:sz w:val="20"/>
               </w:rPr>
               <w:t>Г. Назначить механика неформальным «главным по всему» без изменения ресурсов и статуса</w:t>
             </w:r>
@@ -4754,7 +5286,7 @@
         </w:tc>
         <w:tc>
           <w:tcPr>
-            <w:tcW w:type="dxa" w:w="3324"/>
+            <w:tcW w:type="dxa" w:w="2446"/>
             <w:vAlign w:val="center"/>
             <w:tcMar>
               <w:top w:w="80" w:type="dxa"/>
@@ -4765,13 +5297,15 @@
           </w:tcPr>
           <w:p>
             <w:pPr>
-              <w:spacing w:after="0" w:before="0" w:line="240" w:lineRule="auto"/>
+              <w:spacing w:line="240" w:lineRule="auto" w:before="0" w:after="0"/>
               <w:ind w:firstLine="0"/>
             </w:pPr>
             <w:r>
               <w:rPr>
+                <w:rFonts w:ascii="Times New Roman" w:hAnsi="Times New Roman" w:eastAsia="Times New Roman"/>
                 <w:b w:val="0"/>
-                <w:sz w:val="18"/>
+                <w:i w:val="0"/>
+                <w:sz w:val="20"/>
               </w:rPr>
               <w:t>Может дать кратковременное признание</w:t>
             </w:r>
@@ -4779,7 +5313,7 @@
         </w:tc>
         <w:tc>
           <w:tcPr>
-            <w:tcW w:type="dxa" w:w="3324"/>
+            <w:tcW w:type="dxa" w:w="3312"/>
             <w:vAlign w:val="center"/>
             <w:tcMar>
               <w:top w:w="80" w:type="dxa"/>
@@ -4790,13 +5324,15 @@
           </w:tcPr>
           <w:p>
             <w:pPr>
-              <w:spacing w:after="0" w:before="0" w:line="240" w:lineRule="auto"/>
+              <w:spacing w:line="240" w:lineRule="auto" w:before="0" w:after="0"/>
               <w:ind w:firstLine="0"/>
             </w:pPr>
             <w:r>
               <w:rPr>
+                <w:rFonts w:ascii="Times New Roman" w:hAnsi="Times New Roman" w:eastAsia="Times New Roman"/>
                 <w:b w:val="0"/>
-                <w:sz w:val="18"/>
+                <w:i w:val="0"/>
+                <w:sz w:val="20"/>
               </w:rPr>
               <w:t>Увеличивает нагрузку и ответственность без поддержки; конфликт усилится</w:t>
             </w:r>
@@ -4806,7 +5342,7 @@
     </w:tbl>
     <w:p>
       <w:pPr>
-        <w:spacing w:after="0"/>
+        <w:spacing w:line="240" w:lineRule="auto" w:before="0" w:after="0"/>
       </w:pPr>
     </w:p>
     <w:p>
@@ -4818,20 +5354,22 @@
       </w:pPr>
       <w:r>
         <w:rPr>
-          <w:rFonts w:ascii="Times New Roman" w:hAnsi="Times New Roman"/>
+          <w:rFonts w:ascii="Times New Roman" w:hAnsi="Times New Roman" w:eastAsia="Times New Roman"/>
           <w:b/>
           <w:sz w:val="26"/>
         </w:rPr>
-        <w:t>5.5. Этап 8 — рекомендуемое решение и аргументация</w:t>
+        <w:t>5.5. Этап 8: рекомендуемое решение и аргументация</w:t>
       </w:r>
     </w:p>
     <w:p>
       <w:pPr>
-        <w:spacing w:line="360" w:lineRule="auto" w:after="80" w:before="0"/>
+        <w:spacing w:line="360" w:lineRule="auto" w:before="0" w:after="80"/>
         <w:ind w:firstLine="709"/>
+        <w:jc w:val="both"/>
       </w:pPr>
       <w:r>
         <w:rPr>
+          <w:rFonts w:ascii="Times New Roman" w:hAnsi="Times New Roman" w:eastAsia="Times New Roman"/>
           <w:b/>
           <w:i w:val="0"/>
           <w:sz w:val="28"/>
@@ -4841,12 +5379,15 @@
     </w:p>
     <w:p>
       <w:pPr>
-        <w:spacing w:line="360" w:lineRule="auto" w:after="80" w:before="0"/>
+        <w:spacing w:line="360" w:lineRule="auto" w:before="0" w:after="80"/>
         <w:ind w:firstLine="709"/>
+        <w:jc w:val="both"/>
       </w:pPr>
       <w:r>
         <w:rPr>
+          <w:rFonts w:ascii="Times New Roman" w:hAnsi="Times New Roman" w:eastAsia="Times New Roman"/>
           <w:b w:val="0"/>
+          <w:i w:val="0"/>
           <w:sz w:val="28"/>
         </w:rPr>
         <w:t>Правдоподобное объяснение того, почему механик мог остаться доволен без помощника: руководитель признал его профессиональную роль, дал ему возможность участвовать в составлении графика и приоритетов, прекратил поток несогласованных поручений, организовал профилактику и закрепил, кто и как подаёт заявки. Тем самым сократилась не вся работа, а её бессмысленная и конфликтная часть; механик получил предсказуемость и уважение.</w:t>
@@ -4854,18 +5395,22 @@
     </w:p>
     <w:p>
       <w:pPr>
-        <w:spacing w:line="360" w:lineRule="auto" w:after="80" w:before="0"/>
+        <w:spacing w:line="360" w:lineRule="auto" w:before="0" w:after="80"/>
         <w:ind w:firstLine="709"/>
+        <w:jc w:val="both"/>
       </w:pPr>
       <w:r>
         <w:rPr>
+          <w:rFonts w:ascii="Times New Roman" w:hAnsi="Times New Roman" w:eastAsia="Times New Roman"/>
           <w:b w:val="0"/>
+          <w:i w:val="0"/>
           <w:sz w:val="28"/>
         </w:rPr>
         <w:t xml:space="preserve">Такое объяснение не должно подменять проверку. Если хронометраж и журнал заявок покажут, что при нормальной организации нагрузка всё равно превышает безопасную норму, </w:t>
       </w:r>
       <w:r>
         <w:rPr>
+          <w:rFonts w:ascii="Times New Roman" w:hAnsi="Times New Roman" w:eastAsia="Times New Roman"/>
           <w:b/>
           <w:i w:val="0"/>
           <w:sz w:val="28"/>
@@ -4874,7 +5419,9 @@
       </w:r>
       <w:r>
         <w:rPr>
+          <w:rFonts w:ascii="Times New Roman" w:hAnsi="Times New Roman" w:eastAsia="Times New Roman"/>
           <w:b w:val="0"/>
+          <w:i w:val="0"/>
           <w:sz w:val="28"/>
         </w:rPr>
         <w:t>, а не «уступкой капризному сотруднику».</w:t>
@@ -4889,11 +5436,11 @@
       </w:pPr>
       <w:r>
         <w:rPr>
-          <w:rFonts w:ascii="Times New Roman" w:hAnsi="Times New Roman"/>
+          <w:rFonts w:ascii="Times New Roman" w:hAnsi="Times New Roman" w:eastAsia="Times New Roman"/>
           <w:b/>
           <w:sz w:val="26"/>
         </w:rPr>
-        <w:t>5.6. Этап 9 — план действий и контроль</w:t>
+        <w:t>5.6. Этап 9: план действий и контроль</w:t>
       </w:r>
     </w:p>
     <w:tbl>
@@ -4903,20 +5450,22 @@
         <w:jc w:val="center"/>
         <w:tblLayout w:type="autofit"/>
         <w:tblLook w:firstColumn="1" w:firstRow="1" w:lastColumn="0" w:lastRow="0" w:noHBand="0" w:noVBand="1" w:val="04A0"/>
+        <w:tblLayout w:type="autofit"/>
       </w:tblPr>
       <w:tblGrid>
-        <w:gridCol w:w="2493"/>
-        <w:gridCol w:w="2493"/>
-        <w:gridCol w:w="2493"/>
-        <w:gridCol w:w="2493"/>
+        <w:gridCol w:w="754"/>
+        <w:gridCol w:w="3994"/>
+        <w:gridCol w:w="1487"/>
+        <w:gridCol w:w="3120"/>
       </w:tblGrid>
       <w:tr>
         <w:trPr>
+          <w:cantSplit/>
           <w:tblHeader w:val="true"/>
         </w:trPr>
         <w:tc>
           <w:tcPr>
-            <w:tcW w:type="dxa" w:w="2493"/>
+            <w:tcW w:type="dxa" w:w="754"/>
             <w:vAlign w:val="center"/>
             <w:tcMar>
               <w:top w:w="80" w:type="dxa"/>
@@ -4928,13 +5477,15 @@
           </w:tcPr>
           <w:p>
             <w:pPr>
-              <w:spacing w:after="0" w:before="0" w:line="240" w:lineRule="auto"/>
+              <w:spacing w:line="240" w:lineRule="auto" w:before="0" w:after="0"/>
               <w:ind w:firstLine="0"/>
             </w:pPr>
             <w:r>
               <w:rPr>
+                <w:rFonts w:ascii="Times New Roman" w:hAnsi="Times New Roman" w:eastAsia="Times New Roman"/>
                 <w:b/>
-                <w:sz w:val="18"/>
+                <w:i w:val="0"/>
+                <w:sz w:val="20"/>
               </w:rPr>
               <w:t>Срок</w:t>
             </w:r>
@@ -4942,7 +5493,7 @@
         </w:tc>
         <w:tc>
           <w:tcPr>
-            <w:tcW w:type="dxa" w:w="2493"/>
+            <w:tcW w:type="dxa" w:w="3994"/>
             <w:vAlign w:val="center"/>
             <w:tcMar>
               <w:top w:w="80" w:type="dxa"/>
@@ -4954,13 +5505,15 @@
           </w:tcPr>
           <w:p>
             <w:pPr>
-              <w:spacing w:after="0" w:before="0" w:line="240" w:lineRule="auto"/>
+              <w:spacing w:line="240" w:lineRule="auto" w:before="0" w:after="0"/>
               <w:ind w:firstLine="0"/>
             </w:pPr>
             <w:r>
               <w:rPr>
+                <w:rFonts w:ascii="Times New Roman" w:hAnsi="Times New Roman" w:eastAsia="Times New Roman"/>
                 <w:b/>
-                <w:sz w:val="18"/>
+                <w:i w:val="0"/>
+                <w:sz w:val="20"/>
               </w:rPr>
               <w:t>Действие</w:t>
             </w:r>
@@ -4968,7 +5521,7 @@
         </w:tc>
         <w:tc>
           <w:tcPr>
-            <w:tcW w:type="dxa" w:w="2493"/>
+            <w:tcW w:type="dxa" w:w="1487"/>
             <w:vAlign w:val="center"/>
             <w:tcMar>
               <w:top w:w="80" w:type="dxa"/>
@@ -4980,13 +5533,15 @@
           </w:tcPr>
           <w:p>
             <w:pPr>
-              <w:spacing w:after="0" w:before="0" w:line="240" w:lineRule="auto"/>
+              <w:spacing w:line="240" w:lineRule="auto" w:before="0" w:after="0"/>
               <w:ind w:firstLine="0"/>
             </w:pPr>
             <w:r>
               <w:rPr>
+                <w:rFonts w:ascii="Times New Roman" w:hAnsi="Times New Roman" w:eastAsia="Times New Roman"/>
                 <w:b/>
-                <w:sz w:val="18"/>
+                <w:i w:val="0"/>
+                <w:sz w:val="20"/>
               </w:rPr>
               <w:t>Ответственный</w:t>
             </w:r>
@@ -4994,7 +5549,7 @@
         </w:tc>
         <w:tc>
           <w:tcPr>
-            <w:tcW w:type="dxa" w:w="2493"/>
+            <w:tcW w:type="dxa" w:w="3120"/>
             <w:vAlign w:val="center"/>
             <w:tcMar>
               <w:top w:w="80" w:type="dxa"/>
@@ -5006,13 +5561,15 @@
           </w:tcPr>
           <w:p>
             <w:pPr>
-              <w:spacing w:after="0" w:before="0" w:line="240" w:lineRule="auto"/>
+              <w:spacing w:line="240" w:lineRule="auto" w:before="0" w:after="0"/>
               <w:ind w:firstLine="0"/>
             </w:pPr>
             <w:r>
               <w:rPr>
+                <w:rFonts w:ascii="Times New Roman" w:hAnsi="Times New Roman" w:eastAsia="Times New Roman"/>
                 <w:b/>
-                <w:sz w:val="18"/>
+                <w:i w:val="0"/>
+                <w:sz w:val="20"/>
               </w:rPr>
               <w:t>Показатель результата</w:t>
             </w:r>
@@ -5020,9 +5577,12 @@
         </w:tc>
       </w:tr>
       <w:tr>
+        <w:trPr>
+          <w:cantSplit/>
+        </w:trPr>
         <w:tc>
           <w:tcPr>
-            <w:tcW w:type="dxa" w:w="2493"/>
+            <w:tcW w:type="dxa" w:w="754"/>
             <w:vAlign w:val="center"/>
             <w:tcMar>
               <w:top w:w="80" w:type="dxa"/>
@@ -5033,13 +5593,15 @@
           </w:tcPr>
           <w:p>
             <w:pPr>
-              <w:spacing w:after="0" w:before="0" w:line="240" w:lineRule="auto"/>
+              <w:spacing w:line="240" w:lineRule="auto" w:before="0" w:after="0"/>
               <w:ind w:firstLine="0"/>
             </w:pPr>
             <w:r>
               <w:rPr>
+                <w:rFonts w:ascii="Times New Roman" w:hAnsi="Times New Roman" w:eastAsia="Times New Roman"/>
                 <w:b w:val="0"/>
-                <w:sz w:val="18"/>
+                <w:i w:val="0"/>
+                <w:sz w:val="20"/>
               </w:rPr>
               <w:t>1-я неделя</w:t>
             </w:r>
@@ -5047,7 +5609,7 @@
         </w:tc>
         <w:tc>
           <w:tcPr>
-            <w:tcW w:type="dxa" w:w="2493"/>
+            <w:tcW w:type="dxa" w:w="3994"/>
             <w:vAlign w:val="center"/>
             <w:tcMar>
               <w:top w:w="80" w:type="dxa"/>
@@ -5058,13 +5620,15 @@
           </w:tcPr>
           <w:p>
             <w:pPr>
-              <w:spacing w:after="0" w:before="0" w:line="240" w:lineRule="auto"/>
+              <w:spacing w:line="240" w:lineRule="auto" w:before="0" w:after="0"/>
               <w:ind w:firstLine="0"/>
             </w:pPr>
             <w:r>
               <w:rPr>
+                <w:rFonts w:ascii="Times New Roman" w:hAnsi="Times New Roman" w:eastAsia="Times New Roman"/>
                 <w:b w:val="0"/>
-                <w:sz w:val="18"/>
+                <w:i w:val="0"/>
+                <w:sz w:val="20"/>
               </w:rPr>
               <w:t>Провести конфиденциальную беседу; описать задачи, вызовы, график, источники внеплановых поручений и риски</w:t>
             </w:r>
@@ -5072,7 +5636,7 @@
         </w:tc>
         <w:tc>
           <w:tcPr>
-            <w:tcW w:type="dxa" w:w="2493"/>
+            <w:tcW w:type="dxa" w:w="1487"/>
             <w:vAlign w:val="center"/>
             <w:tcMar>
               <w:top w:w="80" w:type="dxa"/>
@@ -5083,13 +5647,15 @@
           </w:tcPr>
           <w:p>
             <w:pPr>
-              <w:spacing w:after="0" w:before="0" w:line="240" w:lineRule="auto"/>
+              <w:spacing w:line="240" w:lineRule="auto" w:before="0" w:after="0"/>
               <w:ind w:firstLine="0"/>
             </w:pPr>
             <w:r>
               <w:rPr>
+                <w:rFonts w:ascii="Times New Roman" w:hAnsi="Times New Roman" w:eastAsia="Times New Roman"/>
                 <w:b w:val="0"/>
-                <w:sz w:val="18"/>
+                <w:i w:val="0"/>
+                <w:sz w:val="20"/>
               </w:rPr>
               <w:t>Руководитель и механик</w:t>
             </w:r>
@@ -5097,7 +5663,7 @@
         </w:tc>
         <w:tc>
           <w:tcPr>
-            <w:tcW w:type="dxa" w:w="2493"/>
+            <w:tcW w:type="dxa" w:w="3120"/>
             <w:vAlign w:val="center"/>
             <w:tcMar>
               <w:top w:w="80" w:type="dxa"/>
@@ -5108,13 +5674,15 @@
           </w:tcPr>
           <w:p>
             <w:pPr>
-              <w:spacing w:after="0" w:before="0" w:line="240" w:lineRule="auto"/>
+              <w:spacing w:line="240" w:lineRule="auto" w:before="0" w:after="0"/>
               <w:ind w:firstLine="0"/>
             </w:pPr>
             <w:r>
               <w:rPr>
+                <w:rFonts w:ascii="Times New Roman" w:hAnsi="Times New Roman" w:eastAsia="Times New Roman"/>
                 <w:b w:val="0"/>
-                <w:sz w:val="18"/>
+                <w:i w:val="0"/>
+                <w:sz w:val="20"/>
               </w:rPr>
               <w:t>Согласованный перечень проблем без взаимных обвинений</w:t>
             </w:r>
@@ -5122,9 +5690,12 @@
         </w:tc>
       </w:tr>
       <w:tr>
+        <w:trPr>
+          <w:cantSplit/>
+        </w:trPr>
         <w:tc>
           <w:tcPr>
-            <w:tcW w:type="dxa" w:w="2493"/>
+            <w:tcW w:type="dxa" w:w="754"/>
             <w:vAlign w:val="center"/>
             <w:tcMar>
               <w:top w:w="80" w:type="dxa"/>
@@ -5135,13 +5706,15 @@
           </w:tcPr>
           <w:p>
             <w:pPr>
-              <w:spacing w:after="0" w:before="0" w:line="240" w:lineRule="auto"/>
+              <w:spacing w:line="240" w:lineRule="auto" w:before="0" w:after="0"/>
               <w:ind w:firstLine="0"/>
             </w:pPr>
             <w:r>
               <w:rPr>
+                <w:rFonts w:ascii="Times New Roman" w:hAnsi="Times New Roman" w:eastAsia="Times New Roman"/>
                 <w:b w:val="0"/>
-                <w:sz w:val="18"/>
+                <w:i w:val="0"/>
+                <w:sz w:val="20"/>
               </w:rPr>
               <w:t>2-я неделя</w:t>
             </w:r>
@@ -5149,7 +5722,7 @@
         </w:tc>
         <w:tc>
           <w:tcPr>
-            <w:tcW w:type="dxa" w:w="2493"/>
+            <w:tcW w:type="dxa" w:w="3994"/>
             <w:vAlign w:val="center"/>
             <w:tcMar>
               <w:top w:w="80" w:type="dxa"/>
@@ -5160,13 +5733,15 @@
           </w:tcPr>
           <w:p>
             <w:pPr>
-              <w:spacing w:after="0" w:before="0" w:line="240" w:lineRule="auto"/>
+              <w:spacing w:line="240" w:lineRule="auto" w:before="0" w:after="0"/>
               <w:ind w:firstLine="0"/>
             </w:pPr>
             <w:r>
               <w:rPr>
+                <w:rFonts w:ascii="Times New Roman" w:hAnsi="Times New Roman" w:eastAsia="Times New Roman"/>
                 <w:b w:val="0"/>
-                <w:sz w:val="18"/>
+                <w:i w:val="0"/>
+                <w:sz w:val="20"/>
               </w:rPr>
               <w:t>Вести журнал заявок и хронометраж; отделить аварийные, плановые и чужие задачи</w:t>
             </w:r>
@@ -5174,7 +5749,7 @@
         </w:tc>
         <w:tc>
           <w:tcPr>
-            <w:tcW w:type="dxa" w:w="2493"/>
+            <w:tcW w:type="dxa" w:w="1487"/>
             <w:vAlign w:val="center"/>
             <w:tcMar>
               <w:top w:w="80" w:type="dxa"/>
@@ -5185,13 +5760,15 @@
           </w:tcPr>
           <w:p>
             <w:pPr>
-              <w:spacing w:after="0" w:before="0" w:line="240" w:lineRule="auto"/>
+              <w:spacing w:line="240" w:lineRule="auto" w:before="0" w:after="0"/>
               <w:ind w:firstLine="0"/>
             </w:pPr>
             <w:r>
               <w:rPr>
+                <w:rFonts w:ascii="Times New Roman" w:hAnsi="Times New Roman" w:eastAsia="Times New Roman"/>
                 <w:b w:val="0"/>
-                <w:sz w:val="18"/>
+                <w:i w:val="0"/>
+                <w:sz w:val="20"/>
               </w:rPr>
               <w:t>Руководитель / диспетчер</w:t>
             </w:r>
@@ -5199,7 +5776,7 @@
         </w:tc>
         <w:tc>
           <w:tcPr>
-            <w:tcW w:type="dxa" w:w="2493"/>
+            <w:tcW w:type="dxa" w:w="3120"/>
             <w:vAlign w:val="center"/>
             <w:tcMar>
               <w:top w:w="80" w:type="dxa"/>
@@ -5210,13 +5787,15 @@
           </w:tcPr>
           <w:p>
             <w:pPr>
-              <w:spacing w:after="0" w:before="0" w:line="240" w:lineRule="auto"/>
+              <w:spacing w:line="240" w:lineRule="auto" w:before="0" w:after="0"/>
               <w:ind w:firstLine="0"/>
             </w:pPr>
             <w:r>
               <w:rPr>
+                <w:rFonts w:ascii="Times New Roman" w:hAnsi="Times New Roman" w:eastAsia="Times New Roman"/>
                 <w:b w:val="0"/>
-                <w:sz w:val="18"/>
+                <w:i w:val="0"/>
+                <w:sz w:val="20"/>
               </w:rPr>
               <w:t>Доля заявок с назначенным приоритетом; фактическая загрузка по сменам</w:t>
             </w:r>
@@ -5224,9 +5803,12 @@
         </w:tc>
       </w:tr>
       <w:tr>
+        <w:trPr>
+          <w:cantSplit/>
+        </w:trPr>
         <w:tc>
           <w:tcPr>
-            <w:tcW w:type="dxa" w:w="2493"/>
+            <w:tcW w:type="dxa" w:w="754"/>
             <w:vAlign w:val="center"/>
             <w:tcMar>
               <w:top w:w="80" w:type="dxa"/>
@@ -5237,13 +5819,15 @@
           </w:tcPr>
           <w:p>
             <w:pPr>
-              <w:spacing w:after="0" w:before="0" w:line="240" w:lineRule="auto"/>
+              <w:spacing w:line="240" w:lineRule="auto" w:before="0" w:after="0"/>
               <w:ind w:firstLine="0"/>
             </w:pPr>
             <w:r>
               <w:rPr>
+                <w:rFonts w:ascii="Times New Roman" w:hAnsi="Times New Roman" w:eastAsia="Times New Roman"/>
                 <w:b w:val="0"/>
-                <w:sz w:val="18"/>
+                <w:i w:val="0"/>
+                <w:sz w:val="20"/>
               </w:rPr>
               <w:t>3-я неделя</w:t>
             </w:r>
@@ -5251,7 +5835,7 @@
         </w:tc>
         <w:tc>
           <w:tcPr>
-            <w:tcW w:type="dxa" w:w="2493"/>
+            <w:tcW w:type="dxa" w:w="3994"/>
             <w:vAlign w:val="center"/>
             <w:tcMar>
               <w:top w:w="80" w:type="dxa"/>
@@ -5262,13 +5846,15 @@
           </w:tcPr>
           <w:p>
             <w:pPr>
-              <w:spacing w:after="0" w:before="0" w:line="240" w:lineRule="auto"/>
+              <w:spacing w:line="240" w:lineRule="auto" w:before="0" w:after="0"/>
               <w:ind w:firstLine="0"/>
             </w:pPr>
             <w:r>
               <w:rPr>
+                <w:rFonts w:ascii="Times New Roman" w:hAnsi="Times New Roman" w:eastAsia="Times New Roman"/>
                 <w:b w:val="0"/>
-                <w:sz w:val="18"/>
+                <w:i w:val="0"/>
+                <w:sz w:val="20"/>
               </w:rPr>
               <w:t>Утвердить очередь заявок, окно для профилактики, резервный порядок на пик; назначить ответственных за передачу оборудования</w:t>
             </w:r>
@@ -5276,7 +5862,7 @@
         </w:tc>
         <w:tc>
           <w:tcPr>
-            <w:tcW w:type="dxa" w:w="2493"/>
+            <w:tcW w:type="dxa" w:w="1487"/>
             <w:vAlign w:val="center"/>
             <w:tcMar>
               <w:top w:w="80" w:type="dxa"/>
@@ -5287,13 +5873,15 @@
           </w:tcPr>
           <w:p>
             <w:pPr>
-              <w:spacing w:after="0" w:before="0" w:line="240" w:lineRule="auto"/>
+              <w:spacing w:line="240" w:lineRule="auto" w:before="0" w:after="0"/>
               <w:ind w:firstLine="0"/>
             </w:pPr>
             <w:r>
               <w:rPr>
+                <w:rFonts w:ascii="Times New Roman" w:hAnsi="Times New Roman" w:eastAsia="Times New Roman"/>
                 <w:b w:val="0"/>
-                <w:sz w:val="18"/>
+                <w:i w:val="0"/>
+                <w:sz w:val="20"/>
               </w:rPr>
               <w:t>Руководитель подразделения</w:t>
             </w:r>
@@ -5301,7 +5889,7 @@
         </w:tc>
         <w:tc>
           <w:tcPr>
-            <w:tcW w:type="dxa" w:w="2493"/>
+            <w:tcW w:type="dxa" w:w="3120"/>
             <w:vAlign w:val="center"/>
             <w:tcMar>
               <w:top w:w="80" w:type="dxa"/>
@@ -5312,13 +5900,15 @@
           </w:tcPr>
           <w:p>
             <w:pPr>
-              <w:spacing w:after="0" w:before="0" w:line="240" w:lineRule="auto"/>
+              <w:spacing w:line="240" w:lineRule="auto" w:before="0" w:after="0"/>
               <w:ind w:firstLine="0"/>
             </w:pPr>
             <w:r>
               <w:rPr>
+                <w:rFonts w:ascii="Times New Roman" w:hAnsi="Times New Roman" w:eastAsia="Times New Roman"/>
                 <w:b w:val="0"/>
-                <w:sz w:val="18"/>
+                <w:i w:val="0"/>
+                <w:sz w:val="20"/>
               </w:rPr>
               <w:t>Снижение неплановых отвлечений и повторных вызовов</w:t>
             </w:r>
@@ -5326,9 +5916,12 @@
         </w:tc>
       </w:tr>
       <w:tr>
+        <w:trPr>
+          <w:cantSplit/>
+        </w:trPr>
         <w:tc>
           <w:tcPr>
-            <w:tcW w:type="dxa" w:w="2493"/>
+            <w:tcW w:type="dxa" w:w="754"/>
             <w:vAlign w:val="center"/>
             <w:tcMar>
               <w:top w:w="80" w:type="dxa"/>
@@ -5339,13 +5932,15 @@
           </w:tcPr>
           <w:p>
             <w:pPr>
-              <w:spacing w:after="0" w:before="0" w:line="240" w:lineRule="auto"/>
+              <w:spacing w:line="240" w:lineRule="auto" w:before="0" w:after="0"/>
               <w:ind w:firstLine="0"/>
             </w:pPr>
             <w:r>
               <w:rPr>
+                <w:rFonts w:ascii="Times New Roman" w:hAnsi="Times New Roman" w:eastAsia="Times New Roman"/>
                 <w:b w:val="0"/>
-                <w:sz w:val="18"/>
+                <w:i w:val="0"/>
+                <w:sz w:val="20"/>
               </w:rPr>
               <w:t>4-я неделя</w:t>
             </w:r>
@@ -5353,7 +5948,7 @@
         </w:tc>
         <w:tc>
           <w:tcPr>
-            <w:tcW w:type="dxa" w:w="2493"/>
+            <w:tcW w:type="dxa" w:w="3994"/>
             <w:vAlign w:val="center"/>
             <w:tcMar>
               <w:top w:w="80" w:type="dxa"/>
@@ -5364,13 +5959,15 @@
           </w:tcPr>
           <w:p>
             <w:pPr>
-              <w:spacing w:after="0" w:before="0" w:line="240" w:lineRule="auto"/>
+              <w:spacing w:line="240" w:lineRule="auto" w:before="0" w:after="0"/>
               <w:ind w:firstLine="0"/>
             </w:pPr>
             <w:r>
               <w:rPr>
+                <w:rFonts w:ascii="Times New Roman" w:hAnsi="Times New Roman" w:eastAsia="Times New Roman"/>
                 <w:b w:val="0"/>
-                <w:sz w:val="18"/>
+                <w:i w:val="0"/>
+                <w:sz w:val="20"/>
               </w:rPr>
               <w:t>Сопоставить стоимость вариантов: помощник, временный ресурс, изменение графика, профилактика</w:t>
             </w:r>
@@ -5378,7 +5975,7 @@
         </w:tc>
         <w:tc>
           <w:tcPr>
-            <w:tcW w:type="dxa" w:w="2493"/>
+            <w:tcW w:type="dxa" w:w="1487"/>
             <w:vAlign w:val="center"/>
             <w:tcMar>
               <w:top w:w="80" w:type="dxa"/>
@@ -5389,13 +5986,15 @@
           </w:tcPr>
           <w:p>
             <w:pPr>
-              <w:spacing w:after="0" w:before="0" w:line="240" w:lineRule="auto"/>
+              <w:spacing w:line="240" w:lineRule="auto" w:before="0" w:after="0"/>
               <w:ind w:firstLine="0"/>
             </w:pPr>
             <w:r>
               <w:rPr>
+                <w:rFonts w:ascii="Times New Roman" w:hAnsi="Times New Roman" w:eastAsia="Times New Roman"/>
                 <w:b w:val="0"/>
-                <w:sz w:val="18"/>
+                <w:i w:val="0"/>
+                <w:sz w:val="20"/>
               </w:rPr>
               <w:t>Руководитель и экономист</w:t>
             </w:r>
@@ -5403,7 +6002,7 @@
         </w:tc>
         <w:tc>
           <w:tcPr>
-            <w:tcW w:type="dxa" w:w="2493"/>
+            <w:tcW w:type="dxa" w:w="3120"/>
             <w:vAlign w:val="center"/>
             <w:tcMar>
               <w:top w:w="80" w:type="dxa"/>
@@ -5414,13 +6013,15 @@
           </w:tcPr>
           <w:p>
             <w:pPr>
-              <w:spacing w:after="0" w:before="0" w:line="240" w:lineRule="auto"/>
+              <w:spacing w:line="240" w:lineRule="auto" w:before="0" w:after="0"/>
               <w:ind w:firstLine="0"/>
             </w:pPr>
             <w:r>
               <w:rPr>
+                <w:rFonts w:ascii="Times New Roman" w:hAnsi="Times New Roman" w:eastAsia="Times New Roman"/>
                 <w:b w:val="0"/>
-                <w:sz w:val="18"/>
+                <w:i w:val="0"/>
+                <w:sz w:val="20"/>
               </w:rPr>
               <w:t>Решение основано на нагрузке, риске простоя и соблюдении безопасного режима</w:t>
             </w:r>
@@ -5428,9 +6029,12 @@
         </w:tc>
       </w:tr>
       <w:tr>
+        <w:trPr>
+          <w:cantSplit/>
+        </w:trPr>
         <w:tc>
           <w:tcPr>
-            <w:tcW w:type="dxa" w:w="2493"/>
+            <w:tcW w:type="dxa" w:w="754"/>
             <w:vAlign w:val="center"/>
             <w:tcMar>
               <w:top w:w="80" w:type="dxa"/>
@@ -5441,13 +6045,15 @@
           </w:tcPr>
           <w:p>
             <w:pPr>
-              <w:spacing w:after="0" w:before="0" w:line="240" w:lineRule="auto"/>
+              <w:spacing w:line="240" w:lineRule="auto" w:before="0" w:after="0"/>
               <w:ind w:firstLine="0"/>
             </w:pPr>
             <w:r>
               <w:rPr>
+                <w:rFonts w:ascii="Times New Roman" w:hAnsi="Times New Roman" w:eastAsia="Times New Roman"/>
                 <w:b w:val="0"/>
-                <w:sz w:val="18"/>
+                <w:i w:val="0"/>
+                <w:sz w:val="20"/>
               </w:rPr>
               <w:t>Ежемесячно</w:t>
             </w:r>
@@ -5455,7 +6061,7 @@
         </w:tc>
         <w:tc>
           <w:tcPr>
-            <w:tcW w:type="dxa" w:w="2493"/>
+            <w:tcW w:type="dxa" w:w="3994"/>
             <w:vAlign w:val="center"/>
             <w:tcMar>
               <w:top w:w="80" w:type="dxa"/>
@@ -5466,13 +6072,15 @@
           </w:tcPr>
           <w:p>
             <w:pPr>
-              <w:spacing w:after="0" w:before="0" w:line="240" w:lineRule="auto"/>
+              <w:spacing w:line="240" w:lineRule="auto" w:before="0" w:after="0"/>
               <w:ind w:firstLine="0"/>
             </w:pPr>
             <w:r>
               <w:rPr>
+                <w:rFonts w:ascii="Times New Roman" w:hAnsi="Times New Roman" w:eastAsia="Times New Roman"/>
                 <w:b w:val="0"/>
-                <w:sz w:val="18"/>
+                <w:i w:val="0"/>
+                <w:sz w:val="20"/>
               </w:rPr>
               <w:t>Короткая встреча по отклонениям</w:t>
             </w:r>
@@ -5480,7 +6088,7 @@
         </w:tc>
         <w:tc>
           <w:tcPr>
-            <w:tcW w:type="dxa" w:w="2493"/>
+            <w:tcW w:type="dxa" w:w="1487"/>
             <w:vAlign w:val="center"/>
             <w:tcMar>
               <w:top w:w="80" w:type="dxa"/>
@@ -5491,13 +6099,15 @@
           </w:tcPr>
           <w:p>
             <w:pPr>
-              <w:spacing w:after="0" w:before="0" w:line="240" w:lineRule="auto"/>
+              <w:spacing w:line="240" w:lineRule="auto" w:before="0" w:after="0"/>
               <w:ind w:firstLine="0"/>
             </w:pPr>
             <w:r>
               <w:rPr>
+                <w:rFonts w:ascii="Times New Roman" w:hAnsi="Times New Roman" w:eastAsia="Times New Roman"/>
                 <w:b w:val="0"/>
-                <w:sz w:val="18"/>
+                <w:i w:val="0"/>
+                <w:sz w:val="20"/>
               </w:rPr>
               <w:t>Руководитель и механик</w:t>
             </w:r>
@@ -5505,7 +6115,7 @@
         </w:tc>
         <w:tc>
           <w:tcPr>
-            <w:tcW w:type="dxa" w:w="2493"/>
+            <w:tcW w:type="dxa" w:w="3120"/>
             <w:vAlign w:val="center"/>
             <w:tcMar>
               <w:top w:w="80" w:type="dxa"/>
@@ -5516,13 +6126,15 @@
           </w:tcPr>
           <w:p>
             <w:pPr>
-              <w:spacing w:after="0" w:before="0" w:line="240" w:lineRule="auto"/>
+              <w:spacing w:line="240" w:lineRule="auto" w:before="0" w:after="0"/>
               <w:ind w:firstLine="0"/>
             </w:pPr>
             <w:r>
               <w:rPr>
+                <w:rFonts w:ascii="Times New Roman" w:hAnsi="Times New Roman" w:eastAsia="Times New Roman"/>
                 <w:b w:val="0"/>
-                <w:sz w:val="18"/>
+                <w:i w:val="0"/>
+                <w:sz w:val="20"/>
               </w:rPr>
               <w:t>Время простоя, аварийные заявки, сверхурочные часы, качество профилактики</w:t>
             </w:r>
@@ -5532,7 +6144,7 @@
     </w:tbl>
     <w:p>
       <w:pPr>
-        <w:spacing w:after="0"/>
+        <w:spacing w:line="240" w:lineRule="auto" w:before="0" w:after="0"/>
       </w:pPr>
     </w:p>
     <w:p>
@@ -5544,10 +6156,10 @@
       </w:pPr>
       <w:r>
         <w:rPr>
-          <w:rFonts w:ascii="Times New Roman" w:hAnsi="Times New Roman"/>
+          <w:rFonts w:ascii="Times New Roman" w:hAnsi="Times New Roman" w:eastAsia="Times New Roman"/>
           <w:b/>
+          <w:sz w:val="28"/>
           <w:color w:val="1F4E79"/>
-          <w:sz w:val="28"/>
         </w:rPr>
         <w:t>6. Ситуация 3. Сокращение одного работника после уменьшения фонда оплаты труда</w:t>
       </w:r>
@@ -5561,21 +6173,24 @@
       </w:pPr>
       <w:r>
         <w:rPr>
-          <w:rFonts w:ascii="Times New Roman" w:hAnsi="Times New Roman"/>
+          <w:rFonts w:ascii="Times New Roman" w:hAnsi="Times New Roman" w:eastAsia="Times New Roman"/>
           <w:b/>
           <w:sz w:val="26"/>
         </w:rPr>
-        <w:t>6.1. Этап 1 — краткое изложение фактов</w:t>
+        <w:t>6.1. Этап 1: краткое изложение фактов</w:t>
       </w:r>
     </w:p>
     <w:p>
       <w:pPr>
-        <w:spacing w:line="360" w:lineRule="auto" w:after="80" w:before="0"/>
+        <w:spacing w:line="360" w:lineRule="auto" w:before="0" w:after="80"/>
         <w:ind w:firstLine="709"/>
+        <w:jc w:val="both"/>
       </w:pPr>
       <w:r>
         <w:rPr>
+          <w:rFonts w:ascii="Times New Roman" w:hAnsi="Times New Roman" w:eastAsia="Times New Roman"/>
           <w:b w:val="0"/>
+          <w:i w:val="0"/>
           <w:sz w:val="28"/>
         </w:rPr>
         <w:t>Руководитель сборки на четырёх линиях предприятия должен сократить одного работника вследствие уменьшения фонда заработной платы. Рабочие получают примерно одинаковую оплату. В кейсе представлены характеристики четырёх сотрудников: Марии, Дмитрия, Пелагеи и Николая [1, с. 185].</w:t>
@@ -5588,20 +6203,22 @@
         <w:jc w:val="center"/>
         <w:tblLayout w:type="autofit"/>
         <w:tblLook w:firstColumn="1" w:firstRow="1" w:lastColumn="0" w:lastRow="0" w:noHBand="0" w:noVBand="1" w:val="04A0"/>
+        <w:tblLayout w:type="autofit"/>
       </w:tblPr>
       <w:tblGrid>
-        <w:gridCol w:w="2493"/>
-        <w:gridCol w:w="2493"/>
-        <w:gridCol w:w="2493"/>
-        <w:gridCol w:w="2493"/>
+        <w:gridCol w:w="563"/>
+        <w:gridCol w:w="1570"/>
+        <w:gridCol w:w="3150"/>
+        <w:gridCol w:w="4072"/>
       </w:tblGrid>
       <w:tr>
         <w:trPr>
+          <w:cantSplit/>
           <w:tblHeader w:val="true"/>
         </w:trPr>
         <w:tc>
           <w:tcPr>
-            <w:tcW w:type="dxa" w:w="2493"/>
+            <w:tcW w:type="dxa" w:w="563"/>
             <w:vAlign w:val="center"/>
             <w:tcMar>
               <w:top w:w="80" w:type="dxa"/>
@@ -5613,13 +6230,15 @@
           </w:tcPr>
           <w:p>
             <w:pPr>
-              <w:spacing w:after="0" w:before="0" w:line="240" w:lineRule="auto"/>
+              <w:spacing w:line="240" w:lineRule="auto" w:before="0" w:after="0"/>
               <w:ind w:firstLine="0"/>
             </w:pPr>
             <w:r>
               <w:rPr>
+                <w:rFonts w:ascii="Times New Roman" w:hAnsi="Times New Roman" w:eastAsia="Times New Roman"/>
                 <w:b/>
-                <w:sz w:val="18"/>
+                <w:i w:val="0"/>
+                <w:sz w:val="20"/>
               </w:rPr>
               <w:t>Работник</w:t>
             </w:r>
@@ -5627,7 +6246,7 @@
         </w:tc>
         <w:tc>
           <w:tcPr>
-            <w:tcW w:type="dxa" w:w="2493"/>
+            <w:tcW w:type="dxa" w:w="1570"/>
             <w:vAlign w:val="center"/>
             <w:tcMar>
               <w:top w:w="80" w:type="dxa"/>
@@ -5639,13 +6258,15 @@
           </w:tcPr>
           <w:p>
             <w:pPr>
-              <w:spacing w:after="0" w:before="0" w:line="240" w:lineRule="auto"/>
+              <w:spacing w:line="240" w:lineRule="auto" w:before="0" w:after="0"/>
               <w:ind w:firstLine="0"/>
             </w:pPr>
             <w:r>
               <w:rPr>
+                <w:rFonts w:ascii="Times New Roman" w:hAnsi="Times New Roman" w:eastAsia="Times New Roman"/>
                 <w:b/>
-                <w:sz w:val="18"/>
+                <w:i w:val="0"/>
+                <w:sz w:val="20"/>
               </w:rPr>
               <w:t>Данные о квалификации и стаже</w:t>
             </w:r>
@@ -5653,7 +6274,7 @@
         </w:tc>
         <w:tc>
           <w:tcPr>
-            <w:tcW w:type="dxa" w:w="2493"/>
+            <w:tcW w:type="dxa" w:w="3150"/>
             <w:vAlign w:val="center"/>
             <w:tcMar>
               <w:top w:w="80" w:type="dxa"/>
@@ -5665,13 +6286,15 @@
           </w:tcPr>
           <w:p>
             <w:pPr>
-              <w:spacing w:after="0" w:before="0" w:line="240" w:lineRule="auto"/>
+              <w:spacing w:line="240" w:lineRule="auto" w:before="0" w:after="0"/>
               <w:ind w:firstLine="0"/>
             </w:pPr>
             <w:r>
               <w:rPr>
+                <w:rFonts w:ascii="Times New Roman" w:hAnsi="Times New Roman" w:eastAsia="Times New Roman"/>
                 <w:b/>
-                <w:sz w:val="18"/>
+                <w:i w:val="0"/>
+                <w:sz w:val="20"/>
               </w:rPr>
               <w:t>Наблюдаемые рабочие характеристики</w:t>
             </w:r>
@@ -5679,7 +6302,7 @@
         </w:tc>
         <w:tc>
           <w:tcPr>
-            <w:tcW w:type="dxa" w:w="2493"/>
+            <w:tcW w:type="dxa" w:w="4072"/>
             <w:vAlign w:val="center"/>
             <w:tcMar>
               <w:top w:w="80" w:type="dxa"/>
@@ -5691,13 +6314,15 @@
           </w:tcPr>
           <w:p>
             <w:pPr>
-              <w:spacing w:after="0" w:before="0" w:line="240" w:lineRule="auto"/>
+              <w:spacing w:line="240" w:lineRule="auto" w:before="0" w:after="0"/>
               <w:ind w:firstLine="0"/>
             </w:pPr>
             <w:r>
               <w:rPr>
+                <w:rFonts w:ascii="Times New Roman" w:hAnsi="Times New Roman" w:eastAsia="Times New Roman"/>
                 <w:b/>
-                <w:sz w:val="18"/>
+                <w:i w:val="0"/>
+                <w:sz w:val="20"/>
               </w:rPr>
               <w:t>Важное замечание</w:t>
             </w:r>
@@ -5705,9 +6330,12 @@
         </w:tc>
       </w:tr>
       <w:tr>
+        <w:trPr>
+          <w:cantSplit/>
+        </w:trPr>
         <w:tc>
           <w:tcPr>
-            <w:tcW w:type="dxa" w:w="2493"/>
+            <w:tcW w:type="dxa" w:w="563"/>
             <w:vAlign w:val="center"/>
             <w:tcMar>
               <w:top w:w="80" w:type="dxa"/>
@@ -5718,13 +6346,15 @@
           </w:tcPr>
           <w:p>
             <w:pPr>
-              <w:spacing w:after="0" w:before="0" w:line="240" w:lineRule="auto"/>
+              <w:spacing w:line="240" w:lineRule="auto" w:before="0" w:after="0"/>
               <w:ind w:firstLine="0"/>
             </w:pPr>
             <w:r>
               <w:rPr>
+                <w:rFonts w:ascii="Times New Roman" w:hAnsi="Times New Roman" w:eastAsia="Times New Roman"/>
                 <w:b w:val="0"/>
-                <w:sz w:val="18"/>
+                <w:i w:val="0"/>
+                <w:sz w:val="20"/>
               </w:rPr>
               <w:t>Мария</w:t>
             </w:r>
@@ -5732,7 +6362,7 @@
         </w:tc>
         <w:tc>
           <w:tcPr>
-            <w:tcW w:type="dxa" w:w="2493"/>
+            <w:tcW w:type="dxa" w:w="1570"/>
             <w:vAlign w:val="center"/>
             <w:tcMar>
               <w:top w:w="80" w:type="dxa"/>
@@ -5743,13 +6373,15 @@
           </w:tcPr>
           <w:p>
             <w:pPr>
-              <w:spacing w:after="0" w:before="0" w:line="240" w:lineRule="auto"/>
+              <w:spacing w:line="240" w:lineRule="auto" w:before="0" w:after="0"/>
               <w:ind w:firstLine="0"/>
             </w:pPr>
             <w:r>
               <w:rPr>
+                <w:rFonts w:ascii="Times New Roman" w:hAnsi="Times New Roman" w:eastAsia="Times New Roman"/>
                 <w:b w:val="0"/>
-                <w:sz w:val="18"/>
+                <w:i w:val="0"/>
+                <w:sz w:val="20"/>
               </w:rPr>
               <w:t>Профессиональное училище; стаж 8 лет</w:t>
             </w:r>
@@ -5757,7 +6389,7 @@
         </w:tc>
         <w:tc>
           <w:tcPr>
-            <w:tcW w:type="dxa" w:w="2493"/>
+            <w:tcW w:type="dxa" w:w="3150"/>
             <w:vAlign w:val="center"/>
             <w:tcMar>
               <w:top w:w="80" w:type="dxa"/>
@@ -5768,13 +6400,15 @@
           </w:tcPr>
           <w:p>
             <w:pPr>
-              <w:spacing w:after="0" w:before="0" w:line="240" w:lineRule="auto"/>
+              <w:spacing w:line="240" w:lineRule="auto" w:before="0" w:after="0"/>
               <w:ind w:firstLine="0"/>
             </w:pPr>
             <w:r>
               <w:rPr>
+                <w:rFonts w:ascii="Times New Roman" w:hAnsi="Times New Roman" w:eastAsia="Times New Roman"/>
                 <w:b w:val="0"/>
-                <w:sz w:val="18"/>
+                <w:i w:val="0"/>
+                <w:sz w:val="20"/>
               </w:rPr>
               <w:t>Работает медленно, иногда опаздывает, подвержена перепадам настроения; ладит с коллективом, честна</w:t>
             </w:r>
@@ -5782,7 +6416,7 @@
         </w:tc>
         <w:tc>
           <w:tcPr>
-            <w:tcW w:type="dxa" w:w="2493"/>
+            <w:tcW w:type="dxa" w:w="4072"/>
             <w:vAlign w:val="center"/>
             <w:tcMar>
               <w:top w:w="80" w:type="dxa"/>
@@ -5793,13 +6427,15 @@
           </w:tcPr>
           <w:p>
             <w:pPr>
-              <w:spacing w:after="0" w:before="0" w:line="240" w:lineRule="auto"/>
+              <w:spacing w:line="240" w:lineRule="auto" w:before="0" w:after="0"/>
               <w:ind w:firstLine="0"/>
             </w:pPr>
             <w:r>
               <w:rPr>
+                <w:rFonts w:ascii="Times New Roman" w:hAnsi="Times New Roman" w:eastAsia="Times New Roman"/>
                 <w:b w:val="0"/>
-                <w:sz w:val="18"/>
+                <w:i w:val="0"/>
+                <w:sz w:val="20"/>
               </w:rPr>
               <w:t>Двое детей; личные и медицинские сведения не могут автоматически быть критерием эффективности</w:t>
             </w:r>
@@ -5807,9 +6443,12 @@
         </w:tc>
       </w:tr>
       <w:tr>
+        <w:trPr>
+          <w:cantSplit/>
+        </w:trPr>
         <w:tc>
           <w:tcPr>
-            <w:tcW w:type="dxa" w:w="2493"/>
+            <w:tcW w:type="dxa" w:w="563"/>
             <w:vAlign w:val="center"/>
             <w:tcMar>
               <w:top w:w="80" w:type="dxa"/>
@@ -5820,13 +6459,15 @@
           </w:tcPr>
           <w:p>
             <w:pPr>
-              <w:spacing w:after="0" w:before="0" w:line="240" w:lineRule="auto"/>
+              <w:spacing w:line="240" w:lineRule="auto" w:before="0" w:after="0"/>
               <w:ind w:firstLine="0"/>
             </w:pPr>
             <w:r>
               <w:rPr>
+                <w:rFonts w:ascii="Times New Roman" w:hAnsi="Times New Roman" w:eastAsia="Times New Roman"/>
                 <w:b w:val="0"/>
-                <w:sz w:val="18"/>
+                <w:i w:val="0"/>
+                <w:sz w:val="20"/>
               </w:rPr>
               <w:t>Дмитрий</w:t>
             </w:r>
@@ -5834,7 +6475,7 @@
         </w:tc>
         <w:tc>
           <w:tcPr>
-            <w:tcW w:type="dxa" w:w="2493"/>
+            <w:tcW w:type="dxa" w:w="1570"/>
             <w:vAlign w:val="center"/>
             <w:tcMar>
               <w:top w:w="80" w:type="dxa"/>
@@ -5845,13 +6486,15 @@
           </w:tcPr>
           <w:p>
             <w:pPr>
-              <w:spacing w:after="0" w:before="0" w:line="240" w:lineRule="auto"/>
+              <w:spacing w:line="240" w:lineRule="auto" w:before="0" w:after="0"/>
               <w:ind w:firstLine="0"/>
             </w:pPr>
             <w:r>
               <w:rPr>
+                <w:rFonts w:ascii="Times New Roman" w:hAnsi="Times New Roman" w:eastAsia="Times New Roman"/>
                 <w:b w:val="0"/>
-                <w:sz w:val="18"/>
+                <w:i w:val="0"/>
+                <w:sz w:val="20"/>
               </w:rPr>
               <w:t>Не окончил среднюю школу; стаж 5 лет</w:t>
             </w:r>
@@ -5859,7 +6502,7 @@
         </w:tc>
         <w:tc>
           <w:tcPr>
-            <w:tcW w:type="dxa" w:w="2493"/>
+            <w:tcW w:type="dxa" w:w="3150"/>
             <w:vAlign w:val="center"/>
             <w:tcMar>
               <w:top w:w="80" w:type="dxa"/>
@@ -5870,13 +6513,15 @@
           </w:tcPr>
           <w:p>
             <w:pPr>
-              <w:spacing w:after="0" w:before="0" w:line="240" w:lineRule="auto"/>
+              <w:spacing w:line="240" w:lineRule="auto" w:before="0" w:after="0"/>
               <w:ind w:firstLine="0"/>
             </w:pPr>
             <w:r>
               <w:rPr>
+                <w:rFonts w:ascii="Times New Roman" w:hAnsi="Times New Roman" w:eastAsia="Times New Roman"/>
                 <w:b w:val="0"/>
-                <w:sz w:val="18"/>
+                <w:i w:val="0"/>
+                <w:sz w:val="20"/>
               </w:rPr>
               <w:t>Хороший работник, ладит с коллегами, иногда опаздывает, приятен в общении, готов помочь</w:t>
             </w:r>
@@ -5884,7 +6529,7 @@
         </w:tc>
         <w:tc>
           <w:tcPr>
-            <w:tcW w:type="dxa" w:w="2493"/>
+            <w:tcW w:type="dxa" w:w="4072"/>
             <w:vAlign w:val="center"/>
             <w:tcMar>
               <w:top w:w="80" w:type="dxa"/>
@@ -5895,13 +6540,15 @@
           </w:tcPr>
           <w:p>
             <w:pPr>
-              <w:spacing w:after="0" w:before="0" w:line="240" w:lineRule="auto"/>
+              <w:spacing w:line="240" w:lineRule="auto" w:before="0" w:after="0"/>
               <w:ind w:firstLine="0"/>
             </w:pPr>
             <w:r>
               <w:rPr>
+                <w:rFonts w:ascii="Times New Roman" w:hAnsi="Times New Roman" w:eastAsia="Times New Roman"/>
                 <w:b w:val="0"/>
-                <w:sz w:val="18"/>
+                <w:i w:val="0"/>
+                <w:sz w:val="20"/>
               </w:rPr>
               <w:t>Имеет физический недостаток, который, по условию, не влияет на работу; хочет получить лучшую должность на предприятии</w:t>
             </w:r>
@@ -5909,9 +6556,12 @@
         </w:tc>
       </w:tr>
       <w:tr>
+        <w:trPr>
+          <w:cantSplit/>
+        </w:trPr>
         <w:tc>
           <w:tcPr>
-            <w:tcW w:type="dxa" w:w="2493"/>
+            <w:tcW w:type="dxa" w:w="563"/>
             <w:vAlign w:val="center"/>
             <w:tcMar>
               <w:top w:w="80" w:type="dxa"/>
@@ -5922,13 +6572,15 @@
           </w:tcPr>
           <w:p>
             <w:pPr>
-              <w:spacing w:after="0" w:before="0" w:line="240" w:lineRule="auto"/>
+              <w:spacing w:line="240" w:lineRule="auto" w:before="0" w:after="0"/>
               <w:ind w:firstLine="0"/>
             </w:pPr>
             <w:r>
               <w:rPr>
+                <w:rFonts w:ascii="Times New Roman" w:hAnsi="Times New Roman" w:eastAsia="Times New Roman"/>
                 <w:b w:val="0"/>
-                <w:sz w:val="18"/>
+                <w:i w:val="0"/>
+                <w:sz w:val="20"/>
               </w:rPr>
               <w:t>Пелагея</w:t>
             </w:r>
@@ -5936,7 +6588,7 @@
         </w:tc>
         <w:tc>
           <w:tcPr>
-            <w:tcW w:type="dxa" w:w="2493"/>
+            <w:tcW w:type="dxa" w:w="1570"/>
             <w:vAlign w:val="center"/>
             <w:tcMar>
               <w:top w:w="80" w:type="dxa"/>
@@ -5947,13 +6599,15 @@
           </w:tcPr>
           <w:p>
             <w:pPr>
-              <w:spacing w:after="0" w:before="0" w:line="240" w:lineRule="auto"/>
+              <w:spacing w:line="240" w:lineRule="auto" w:before="0" w:after="0"/>
               <w:ind w:firstLine="0"/>
             </w:pPr>
             <w:r>
               <w:rPr>
+                <w:rFonts w:ascii="Times New Roman" w:hAnsi="Times New Roman" w:eastAsia="Times New Roman"/>
                 <w:b w:val="0"/>
-                <w:sz w:val="18"/>
+                <w:i w:val="0"/>
+                <w:sz w:val="20"/>
               </w:rPr>
               <w:t>Средняя школа; стаж 2 года</w:t>
             </w:r>
@@ -5961,7 +6615,7 @@
         </w:tc>
         <w:tc>
           <w:tcPr>
-            <w:tcW w:type="dxa" w:w="2493"/>
+            <w:tcW w:type="dxa" w:w="3150"/>
             <w:vAlign w:val="center"/>
             <w:tcMar>
               <w:top w:w="80" w:type="dxa"/>
@@ -5972,13 +6626,15 @@
           </w:tcPr>
           <w:p>
             <w:pPr>
-              <w:spacing w:after="0" w:before="0" w:line="240" w:lineRule="auto"/>
+              <w:spacing w:line="240" w:lineRule="auto" w:before="0" w:after="0"/>
               <w:ind w:firstLine="0"/>
             </w:pPr>
             <w:r>
               <w:rPr>
+                <w:rFonts w:ascii="Times New Roman" w:hAnsi="Times New Roman" w:eastAsia="Times New Roman"/>
                 <w:b w:val="0"/>
-                <w:sz w:val="18"/>
+                <w:i w:val="0"/>
+                <w:sz w:val="20"/>
               </w:rPr>
               <w:t>Средний работник, отношения с коллегами хорошие, иногда опаздывает, приятна в общении</w:t>
             </w:r>
@@ -5986,7 +6642,7 @@
         </w:tc>
         <w:tc>
           <w:tcPr>
-            <w:tcW w:type="dxa" w:w="2493"/>
+            <w:tcW w:type="dxa" w:w="4072"/>
             <w:vAlign w:val="center"/>
             <w:tcMar>
               <w:top w:w="80" w:type="dxa"/>
@@ -5997,13 +6653,15 @@
           </w:tcPr>
           <w:p>
             <w:pPr>
-              <w:spacing w:after="0" w:before="0" w:line="240" w:lineRule="auto"/>
+              <w:spacing w:line="240" w:lineRule="auto" w:before="0" w:after="0"/>
               <w:ind w:firstLine="0"/>
             </w:pPr>
             <w:r>
               <w:rPr>
+                <w:rFonts w:ascii="Times New Roman" w:hAnsi="Times New Roman" w:eastAsia="Times New Roman"/>
                 <w:b w:val="0"/>
-                <w:sz w:val="18"/>
+                <w:i w:val="0"/>
+                <w:sz w:val="20"/>
               </w:rPr>
               <w:t>По условию её дядя хотел бы, чтобы она училась бизнесу; это не является основанием для увольнения, но может учитываться только в добровольном карьерном разговоре</w:t>
             </w:r>
@@ -6011,9 +6669,12 @@
         </w:tc>
       </w:tr>
       <w:tr>
+        <w:trPr>
+          <w:cantSplit/>
+        </w:trPr>
         <w:tc>
           <w:tcPr>
-            <w:tcW w:type="dxa" w:w="2493"/>
+            <w:tcW w:type="dxa" w:w="563"/>
             <w:vAlign w:val="center"/>
             <w:tcMar>
               <w:top w:w="80" w:type="dxa"/>
@@ -6024,13 +6685,15 @@
           </w:tcPr>
           <w:p>
             <w:pPr>
-              <w:spacing w:after="0" w:before="0" w:line="240" w:lineRule="auto"/>
+              <w:spacing w:line="240" w:lineRule="auto" w:before="0" w:after="0"/>
               <w:ind w:firstLine="0"/>
             </w:pPr>
             <w:r>
               <w:rPr>
+                <w:rFonts w:ascii="Times New Roman" w:hAnsi="Times New Roman" w:eastAsia="Times New Roman"/>
                 <w:b w:val="0"/>
-                <w:sz w:val="18"/>
+                <w:i w:val="0"/>
+                <w:sz w:val="20"/>
               </w:rPr>
               <w:t>Николай</w:t>
             </w:r>
@@ -6038,7 +6701,7 @@
         </w:tc>
         <w:tc>
           <w:tcPr>
-            <w:tcW w:type="dxa" w:w="2493"/>
+            <w:tcW w:type="dxa" w:w="1570"/>
             <w:vAlign w:val="center"/>
             <w:tcMar>
               <w:top w:w="80" w:type="dxa"/>
@@ -6049,13 +6712,15 @@
           </w:tcPr>
           <w:p>
             <w:pPr>
-              <w:spacing w:after="0" w:before="0" w:line="240" w:lineRule="auto"/>
+              <w:spacing w:line="240" w:lineRule="auto" w:before="0" w:after="0"/>
               <w:ind w:firstLine="0"/>
             </w:pPr>
             <w:r>
               <w:rPr>
+                <w:rFonts w:ascii="Times New Roman" w:hAnsi="Times New Roman" w:eastAsia="Times New Roman"/>
                 <w:b w:val="0"/>
-                <w:sz w:val="18"/>
+                <w:i w:val="0"/>
+                <w:sz w:val="20"/>
               </w:rPr>
               <w:t>Вечерний техникум; стаж 6 лет</w:t>
             </w:r>
@@ -6063,7 +6728,7 @@
         </w:tc>
         <w:tc>
           <w:tcPr>
-            <w:tcW w:type="dxa" w:w="2493"/>
+            <w:tcW w:type="dxa" w:w="3150"/>
             <w:vAlign w:val="center"/>
             <w:tcMar>
               <w:top w:w="80" w:type="dxa"/>
@@ -6074,13 +6739,15 @@
           </w:tcPr>
           <w:p>
             <w:pPr>
-              <w:spacing w:after="0" w:before="0" w:line="240" w:lineRule="auto"/>
+              <w:spacing w:line="240" w:lineRule="auto" w:before="0" w:after="0"/>
               <w:ind w:firstLine="0"/>
             </w:pPr>
             <w:r>
               <w:rPr>
+                <w:rFonts w:ascii="Times New Roman" w:hAnsi="Times New Roman" w:eastAsia="Times New Roman"/>
                 <w:b w:val="0"/>
-                <w:sz w:val="18"/>
+                <w:i w:val="0"/>
+                <w:sz w:val="20"/>
               </w:rPr>
               <w:t>Хороший работник, не очень близок с коллективом, никогда не опаздывает, спокоен</w:t>
             </w:r>
@@ -6088,7 +6755,7 @@
         </w:tc>
         <w:tc>
           <w:tcPr>
-            <w:tcW w:type="dxa" w:w="2493"/>
+            <w:tcW w:type="dxa" w:w="4072"/>
             <w:vAlign w:val="center"/>
             <w:tcMar>
               <w:top w:w="80" w:type="dxa"/>
@@ -6099,13 +6766,15 @@
           </w:tcPr>
           <w:p>
             <w:pPr>
-              <w:spacing w:after="0" w:before="0" w:line="240" w:lineRule="auto"/>
+              <w:spacing w:line="240" w:lineRule="auto" w:before="0" w:after="0"/>
               <w:ind w:firstLine="0"/>
             </w:pPr>
             <w:r>
               <w:rPr>
+                <w:rFonts w:ascii="Times New Roman" w:hAnsi="Times New Roman" w:eastAsia="Times New Roman"/>
                 <w:b w:val="0"/>
-                <w:sz w:val="18"/>
+                <w:i w:val="0"/>
+                <w:sz w:val="20"/>
               </w:rPr>
               <w:t>Возможно, сменит профессию после завершения учёбы; намерение не является основанием для принудительного увольнения</w:t>
             </w:r>
@@ -6115,7 +6784,7 @@
     </w:tbl>
     <w:p>
       <w:pPr>
-        <w:spacing w:after="0"/>
+        <w:spacing w:line="240" w:lineRule="auto" w:before="0" w:after="0"/>
       </w:pPr>
     </w:p>
     <w:p>
@@ -6127,11 +6796,11 @@
       </w:pPr>
       <w:r>
         <w:rPr>
-          <w:rFonts w:ascii="Times New Roman" w:hAnsi="Times New Roman"/>
+          <w:rFonts w:ascii="Times New Roman" w:hAnsi="Times New Roman" w:eastAsia="Times New Roman"/>
           <w:b/>
           <w:sz w:val="26"/>
         </w:rPr>
-        <w:t>6.2. Этапы 2–5 — цель, проблема, участники, хронология и конфликт</w:t>
+        <w:t>6.2. Этапы 2–5: цель, проблема, участники, хронология и конфликт</w:t>
       </w:r>
     </w:p>
     <w:tbl>
@@ -6141,18 +6810,20 @@
         <w:jc w:val="center"/>
         <w:tblLayout w:type="autofit"/>
         <w:tblLook w:firstColumn="1" w:firstRow="1" w:lastColumn="0" w:lastRow="0" w:noHBand="0" w:noVBand="1" w:val="04A0"/>
+        <w:tblLayout w:type="autofit"/>
       </w:tblPr>
       <w:tblGrid>
-        <w:gridCol w:w="4986"/>
-        <w:gridCol w:w="4986"/>
+        <w:gridCol w:w="1294"/>
+        <w:gridCol w:w="8061"/>
       </w:tblGrid>
       <w:tr>
         <w:trPr>
+          <w:cantSplit/>
           <w:tblHeader w:val="true"/>
         </w:trPr>
         <w:tc>
           <w:tcPr>
-            <w:tcW w:type="dxa" w:w="4986"/>
+            <w:tcW w:type="dxa" w:w="1294"/>
             <w:vAlign w:val="center"/>
             <w:tcMar>
               <w:top w:w="80" w:type="dxa"/>
@@ -6164,13 +6835,15 @@
           </w:tcPr>
           <w:p>
             <w:pPr>
-              <w:spacing w:after="0" w:before="0" w:line="240" w:lineRule="auto"/>
+              <w:spacing w:line="240" w:lineRule="auto" w:before="0" w:after="0"/>
               <w:ind w:firstLine="0"/>
             </w:pPr>
             <w:r>
               <w:rPr>
+                <w:rFonts w:ascii="Times New Roman" w:hAnsi="Times New Roman" w:eastAsia="Times New Roman"/>
                 <w:b/>
-                <w:sz w:val="18"/>
+                <w:i w:val="0"/>
+                <w:sz w:val="20"/>
               </w:rPr>
               <w:t>Элемент</w:t>
             </w:r>
@@ -6178,7 +6851,7 @@
         </w:tc>
         <w:tc>
           <w:tcPr>
-            <w:tcW w:type="dxa" w:w="4986"/>
+            <w:tcW w:type="dxa" w:w="8061"/>
             <w:vAlign w:val="center"/>
             <w:tcMar>
               <w:top w:w="80" w:type="dxa"/>
@@ -6190,13 +6863,15 @@
           </w:tcPr>
           <w:p>
             <w:pPr>
-              <w:spacing w:after="0" w:before="0" w:line="240" w:lineRule="auto"/>
+              <w:spacing w:line="240" w:lineRule="auto" w:before="0" w:after="0"/>
               <w:ind w:firstLine="0"/>
             </w:pPr>
             <w:r>
               <w:rPr>
+                <w:rFonts w:ascii="Times New Roman" w:hAnsi="Times New Roman" w:eastAsia="Times New Roman"/>
                 <w:b/>
-                <w:sz w:val="18"/>
+                <w:i w:val="0"/>
+                <w:sz w:val="20"/>
               </w:rPr>
               <w:t>Анализ</w:t>
             </w:r>
@@ -6204,9 +6879,12 @@
         </w:tc>
       </w:tr>
       <w:tr>
+        <w:trPr>
+          <w:cantSplit/>
+        </w:trPr>
         <w:tc>
           <w:tcPr>
-            <w:tcW w:type="dxa" w:w="4986"/>
+            <w:tcW w:type="dxa" w:w="1294"/>
             <w:vAlign w:val="center"/>
             <w:tcMar>
               <w:top w:w="80" w:type="dxa"/>
@@ -6217,13 +6895,15 @@
           </w:tcPr>
           <w:p>
             <w:pPr>
-              <w:spacing w:after="0" w:before="0" w:line="240" w:lineRule="auto"/>
+              <w:spacing w:line="240" w:lineRule="auto" w:before="0" w:after="0"/>
               <w:ind w:firstLine="0"/>
             </w:pPr>
             <w:r>
               <w:rPr>
+                <w:rFonts w:ascii="Times New Roman" w:hAnsi="Times New Roman" w:eastAsia="Times New Roman"/>
                 <w:b w:val="0"/>
-                <w:sz w:val="18"/>
+                <w:i w:val="0"/>
+                <w:sz w:val="20"/>
               </w:rPr>
               <w:t>Лицо, принимающее решение</w:t>
             </w:r>
@@ -6231,7 +6911,7 @@
         </w:tc>
         <w:tc>
           <w:tcPr>
-            <w:tcW w:type="dxa" w:w="4986"/>
+            <w:tcW w:type="dxa" w:w="8061"/>
             <w:vAlign w:val="center"/>
             <w:tcMar>
               <w:top w:w="80" w:type="dxa"/>
@@ -6242,13 +6922,15 @@
           </w:tcPr>
           <w:p>
             <w:pPr>
-              <w:spacing w:after="0" w:before="0" w:line="240" w:lineRule="auto"/>
+              <w:spacing w:line="240" w:lineRule="auto" w:before="0" w:after="0"/>
               <w:ind w:firstLine="0"/>
             </w:pPr>
             <w:r>
               <w:rPr>
+                <w:rFonts w:ascii="Times New Roman" w:hAnsi="Times New Roman" w:eastAsia="Times New Roman"/>
                 <w:b w:val="0"/>
-                <w:sz w:val="18"/>
+                <w:i w:val="0"/>
+                <w:sz w:val="20"/>
               </w:rPr>
               <w:t>Руководитель сборочного подразделения совместно с HR и юридической функцией.</w:t>
             </w:r>
@@ -6256,9 +6938,12 @@
         </w:tc>
       </w:tr>
       <w:tr>
+        <w:trPr>
+          <w:cantSplit/>
+        </w:trPr>
         <w:tc>
           <w:tcPr>
-            <w:tcW w:type="dxa" w:w="4986"/>
+            <w:tcW w:type="dxa" w:w="1294"/>
             <w:vAlign w:val="center"/>
             <w:tcMar>
               <w:top w:w="80" w:type="dxa"/>
@@ -6269,13 +6954,15 @@
           </w:tcPr>
           <w:p>
             <w:pPr>
-              <w:spacing w:after="0" w:before="0" w:line="240" w:lineRule="auto"/>
+              <w:spacing w:line="240" w:lineRule="auto" w:before="0" w:after="0"/>
               <w:ind w:firstLine="0"/>
             </w:pPr>
             <w:r>
               <w:rPr>
+                <w:rFonts w:ascii="Times New Roman" w:hAnsi="Times New Roman" w:eastAsia="Times New Roman"/>
                 <w:b w:val="0"/>
-                <w:sz w:val="18"/>
+                <w:i w:val="0"/>
+                <w:sz w:val="20"/>
               </w:rPr>
               <w:t>Цель</w:t>
             </w:r>
@@ -6283,7 +6970,7 @@
         </w:tc>
         <w:tc>
           <w:tcPr>
-            <w:tcW w:type="dxa" w:w="4986"/>
+            <w:tcW w:type="dxa" w:w="8061"/>
             <w:vAlign w:val="center"/>
             <w:tcMar>
               <w:top w:w="80" w:type="dxa"/>
@@ -6294,13 +6981,15 @@
           </w:tcPr>
           <w:p>
             <w:pPr>
-              <w:spacing w:after="0" w:before="0" w:line="240" w:lineRule="auto"/>
+              <w:spacing w:line="240" w:lineRule="auto" w:before="0" w:after="0"/>
               <w:ind w:firstLine="0"/>
             </w:pPr>
             <w:r>
               <w:rPr>
+                <w:rFonts w:ascii="Times New Roman" w:hAnsi="Times New Roman" w:eastAsia="Times New Roman"/>
                 <w:b w:val="0"/>
-                <w:sz w:val="18"/>
+                <w:i w:val="0"/>
+                <w:sz w:val="20"/>
               </w:rPr>
               <w:t>Снизить расходы на оплату труда до утверждённого уровня при сохранении качества, производительности, безопасности и справедливой процедуры.</w:t>
             </w:r>
@@ -6308,9 +6997,12 @@
         </w:tc>
       </w:tr>
       <w:tr>
+        <w:trPr>
+          <w:cantSplit/>
+        </w:trPr>
         <w:tc>
           <w:tcPr>
-            <w:tcW w:type="dxa" w:w="4986"/>
+            <w:tcW w:type="dxa" w:w="1294"/>
             <w:vAlign w:val="center"/>
             <w:tcMar>
               <w:top w:w="80" w:type="dxa"/>
@@ -6321,13 +7013,15 @@
           </w:tcPr>
           <w:p>
             <w:pPr>
-              <w:spacing w:after="0" w:before="0" w:line="240" w:lineRule="auto"/>
+              <w:spacing w:line="240" w:lineRule="auto" w:before="0" w:after="0"/>
               <w:ind w:firstLine="0"/>
             </w:pPr>
             <w:r>
               <w:rPr>
+                <w:rFonts w:ascii="Times New Roman" w:hAnsi="Times New Roman" w:eastAsia="Times New Roman"/>
                 <w:b w:val="0"/>
-                <w:sz w:val="18"/>
+                <w:i w:val="0"/>
+                <w:sz w:val="20"/>
               </w:rPr>
               <w:t>Проблема</w:t>
             </w:r>
@@ -6335,7 +7029,7 @@
         </w:tc>
         <w:tc>
           <w:tcPr>
-            <w:tcW w:type="dxa" w:w="4986"/>
+            <w:tcW w:type="dxa" w:w="8061"/>
             <w:vAlign w:val="center"/>
             <w:tcMar>
               <w:top w:w="80" w:type="dxa"/>
@@ -6346,13 +7040,15 @@
           </w:tcPr>
           <w:p>
             <w:pPr>
-              <w:spacing w:after="0" w:before="0" w:line="240" w:lineRule="auto"/>
+              <w:spacing w:line="240" w:lineRule="auto" w:before="0" w:after="0"/>
               <w:ind w:firstLine="0"/>
             </w:pPr>
             <w:r>
               <w:rPr>
+                <w:rFonts w:ascii="Times New Roman" w:hAnsi="Times New Roman" w:eastAsia="Times New Roman"/>
                 <w:b w:val="0"/>
-                <w:sz w:val="18"/>
+                <w:i w:val="0"/>
+                <w:sz w:val="20"/>
               </w:rPr>
               <w:t>Денег в фонде оплаты труда недостаточно для сохранения четырёх одинаково оплачиваемых позиций, но сокращение одного человека может снизить выпуск, разрушить доверие и создать правовой риск.</w:t>
             </w:r>
@@ -6360,9 +7056,12 @@
         </w:tc>
       </w:tr>
       <w:tr>
+        <w:trPr>
+          <w:cantSplit/>
+        </w:trPr>
         <w:tc>
           <w:tcPr>
-            <w:tcW w:type="dxa" w:w="4986"/>
+            <w:tcW w:type="dxa" w:w="1294"/>
             <w:vAlign w:val="center"/>
             <w:tcMar>
               <w:top w:w="80" w:type="dxa"/>
@@ -6373,13 +7072,15 @@
           </w:tcPr>
           <w:p>
             <w:pPr>
-              <w:spacing w:after="0" w:before="0" w:line="240" w:lineRule="auto"/>
+              <w:spacing w:line="240" w:lineRule="auto" w:before="0" w:after="0"/>
               <w:ind w:firstLine="0"/>
             </w:pPr>
             <w:r>
               <w:rPr>
+                <w:rFonts w:ascii="Times New Roman" w:hAnsi="Times New Roman" w:eastAsia="Times New Roman"/>
                 <w:b w:val="0"/>
-                <w:sz w:val="18"/>
+                <w:i w:val="0"/>
+                <w:sz w:val="20"/>
               </w:rPr>
               <w:t>Участники и интересы</w:t>
             </w:r>
@@ -6387,7 +7088,7 @@
         </w:tc>
         <w:tc>
           <w:tcPr>
-            <w:tcW w:type="dxa" w:w="4986"/>
+            <w:tcW w:type="dxa" w:w="8061"/>
             <w:vAlign w:val="center"/>
             <w:tcMar>
               <w:top w:w="80" w:type="dxa"/>
@@ -6398,23 +7099,28 @@
           </w:tcPr>
           <w:p>
             <w:pPr>
-              <w:spacing w:after="0" w:before="0" w:line="240" w:lineRule="auto"/>
+              <w:spacing w:line="240" w:lineRule="auto" w:before="0" w:after="0"/>
               <w:ind w:firstLine="0"/>
             </w:pPr>
             <w:r>
               <w:rPr>
+                <w:rFonts w:ascii="Times New Roman" w:hAnsi="Times New Roman" w:eastAsia="Times New Roman"/>
                 <w:b w:val="0"/>
-                <w:sz w:val="18"/>
+                <w:i w:val="0"/>
+                <w:sz w:val="20"/>
               </w:rPr>
-              <w:t>Работники заинтересованы в сохранении работы и справедливости; руководитель — в выполнении производственной программы; коллектив — в приемлемом распределении нагрузки; организация — в соблюдении закона и репутации.</w:t>
+              <w:t>Работники заинтересованы в сохранении работы и справедливости; руководитель - в выполнении производственной программы; коллектив - в приемлемом распределении нагрузки; организация - в соблюдении закона и репутации.</w:t>
             </w:r>
           </w:p>
         </w:tc>
       </w:tr>
       <w:tr>
+        <w:trPr>
+          <w:cantSplit/>
+        </w:trPr>
         <w:tc>
           <w:tcPr>
-            <w:tcW w:type="dxa" w:w="4986"/>
+            <w:tcW w:type="dxa" w:w="1294"/>
             <w:vAlign w:val="center"/>
             <w:tcMar>
               <w:top w:w="80" w:type="dxa"/>
@@ -6425,13 +7131,15 @@
           </w:tcPr>
           <w:p>
             <w:pPr>
-              <w:spacing w:after="0" w:before="0" w:line="240" w:lineRule="auto"/>
+              <w:spacing w:line="240" w:lineRule="auto" w:before="0" w:after="0"/>
               <w:ind w:firstLine="0"/>
             </w:pPr>
             <w:r>
               <w:rPr>
+                <w:rFonts w:ascii="Times New Roman" w:hAnsi="Times New Roman" w:eastAsia="Times New Roman"/>
                 <w:b w:val="0"/>
-                <w:sz w:val="18"/>
+                <w:i w:val="0"/>
+                <w:sz w:val="20"/>
               </w:rPr>
               <w:t>Хронология</w:t>
             </w:r>
@@ -6439,7 +7147,7 @@
         </w:tc>
         <w:tc>
           <w:tcPr>
-            <w:tcW w:type="dxa" w:w="4986"/>
+            <w:tcW w:type="dxa" w:w="8061"/>
             <w:vAlign w:val="center"/>
             <w:tcMar>
               <w:top w:w="80" w:type="dxa"/>
@@ -6450,13 +7158,15 @@
           </w:tcPr>
           <w:p>
             <w:pPr>
-              <w:spacing w:after="0" w:before="0" w:line="240" w:lineRule="auto"/>
+              <w:spacing w:line="240" w:lineRule="auto" w:before="0" w:after="0"/>
               <w:ind w:firstLine="0"/>
             </w:pPr>
             <w:r>
               <w:rPr>
+                <w:rFonts w:ascii="Times New Roman" w:hAnsi="Times New Roman" w:eastAsia="Times New Roman"/>
                 <w:b w:val="0"/>
-                <w:sz w:val="18"/>
+                <w:i w:val="0"/>
+                <w:sz w:val="20"/>
               </w:rPr>
               <w:t>Сокращён фонд оплаты труда → появляется необходимость уменьшить затраты → проверяются альтернативы увольнению → при их недостаточности проводится сравнение деловых качеств → оформляется решение и поддержка высвобождаемого сотрудника.</w:t>
             </w:r>
@@ -6464,9 +7174,12 @@
         </w:tc>
       </w:tr>
       <w:tr>
+        <w:trPr>
+          <w:cantSplit/>
+        </w:trPr>
         <w:tc>
           <w:tcPr>
-            <w:tcW w:type="dxa" w:w="4986"/>
+            <w:tcW w:type="dxa" w:w="1294"/>
             <w:vAlign w:val="center"/>
             <w:tcMar>
               <w:top w:w="80" w:type="dxa"/>
@@ -6477,13 +7190,15 @@
           </w:tcPr>
           <w:p>
             <w:pPr>
-              <w:spacing w:after="0" w:before="0" w:line="240" w:lineRule="auto"/>
+              <w:spacing w:line="240" w:lineRule="auto" w:before="0" w:after="0"/>
               <w:ind w:firstLine="0"/>
             </w:pPr>
             <w:r>
               <w:rPr>
+                <w:rFonts w:ascii="Times New Roman" w:hAnsi="Times New Roman" w:eastAsia="Times New Roman"/>
                 <w:b w:val="0"/>
-                <w:sz w:val="18"/>
+                <w:i w:val="0"/>
+                <w:sz w:val="20"/>
               </w:rPr>
               <w:t>Конфликт</w:t>
             </w:r>
@@ -6491,7 +7206,7 @@
         </w:tc>
         <w:tc>
           <w:tcPr>
-            <w:tcW w:type="dxa" w:w="4986"/>
+            <w:tcW w:type="dxa" w:w="8061"/>
             <w:vAlign w:val="center"/>
             <w:tcMar>
               <w:top w:w="80" w:type="dxa"/>
@@ -6502,13 +7217,15 @@
           </w:tcPr>
           <w:p>
             <w:pPr>
-              <w:spacing w:after="0" w:before="0" w:line="240" w:lineRule="auto"/>
+              <w:spacing w:line="240" w:lineRule="auto" w:before="0" w:after="0"/>
               <w:ind w:firstLine="0"/>
             </w:pPr>
             <w:r>
               <w:rPr>
+                <w:rFonts w:ascii="Times New Roman" w:hAnsi="Times New Roman" w:eastAsia="Times New Roman"/>
                 <w:b w:val="0"/>
-                <w:sz w:val="18"/>
+                <w:i w:val="0"/>
+                <w:sz w:val="20"/>
               </w:rPr>
               <w:t>Ограниченный фонд оплаты труда конфликтует с потребностью сохранить людей и компетенции. Это организационно-экономический конфликт, который нельзя разрешать личной симпатией или наказанием за непопулярность.</w:t>
             </w:r>
@@ -6518,7 +7235,7 @@
     </w:tbl>
     <w:p>
       <w:pPr>
-        <w:spacing w:after="0"/>
+        <w:spacing w:line="240" w:lineRule="auto" w:before="0" w:after="0"/>
       </w:pPr>
     </w:p>
     <w:p>
@@ -6530,20 +7247,22 @@
       </w:pPr>
       <w:r>
         <w:rPr>
-          <w:rFonts w:ascii="Times New Roman" w:hAnsi="Times New Roman"/>
+          <w:rFonts w:ascii="Times New Roman" w:hAnsi="Times New Roman" w:eastAsia="Times New Roman"/>
           <w:b/>
           <w:sz w:val="26"/>
         </w:rPr>
-        <w:t>6.3. Этап 6 — критерии, ограничения и этические рамки</w:t>
+        <w:t>6.3. Этап 6: критерии, ограничения и этические рамки</w:t>
       </w:r>
     </w:p>
     <w:p>
       <w:pPr>
-        <w:spacing w:line="360" w:lineRule="auto" w:after="80" w:before="0"/>
+        <w:spacing w:line="360" w:lineRule="auto" w:before="0" w:after="80"/>
         <w:ind w:firstLine="709"/>
+        <w:jc w:val="both"/>
       </w:pPr>
       <w:r>
         <w:rPr>
+          <w:rFonts w:ascii="Times New Roman" w:hAnsi="Times New Roman" w:eastAsia="Times New Roman"/>
           <w:b/>
           <w:i w:val="0"/>
           <w:sz w:val="28"/>
@@ -6552,10 +7271,12 @@
       </w:r>
       <w:r>
         <w:rPr>
+          <w:rFonts w:ascii="Times New Roman" w:hAnsi="Times New Roman" w:eastAsia="Times New Roman"/>
           <w:b w:val="0"/>
+          <w:i w:val="0"/>
           <w:sz w:val="28"/>
         </w:rPr>
-        <w:t xml:space="preserve"> — планируемая или фактическая сумма денежных средств на оплату труда работников и связанные выплаты за установленный период. Его уменьшение не доказывает автоматически необходимость увольнения: сначала проверяются вакантные позиции, непрофильные расходы, сверхурочные, перераспределение работ, временные режимы и добровольные варианты.</w:t>
+        <w:t xml:space="preserve"> - планируемая или фактическая сумма денежных средств на оплату труда работников и связанные выплаты за установленный период. Его уменьшение не доказывает автоматически необходимость увольнения: сначала проверяются вакантные позиции, непрофильные расходы, сверхурочные, перераспределение работ, временные режимы и добровольные варианты.</w:t>
       </w:r>
     </w:p>
     <w:tbl>
@@ -6565,19 +7286,21 @@
         <w:jc w:val="center"/>
         <w:tblLayout w:type="autofit"/>
         <w:tblLook w:firstColumn="1" w:firstRow="1" w:lastColumn="0" w:lastRow="0" w:noHBand="0" w:noVBand="1" w:val="04A0"/>
+        <w:tblLayout w:type="autofit"/>
       </w:tblPr>
       <w:tblGrid>
-        <w:gridCol w:w="3324"/>
-        <w:gridCol w:w="3324"/>
-        <w:gridCol w:w="3324"/>
+        <w:gridCol w:w="2418"/>
+        <w:gridCol w:w="3034"/>
+        <w:gridCol w:w="3903"/>
       </w:tblGrid>
       <w:tr>
         <w:trPr>
+          <w:cantSplit/>
           <w:tblHeader w:val="true"/>
         </w:trPr>
         <w:tc>
           <w:tcPr>
-            <w:tcW w:type="dxa" w:w="3324"/>
+            <w:tcW w:type="dxa" w:w="2418"/>
             <w:vAlign w:val="center"/>
             <w:tcMar>
               <w:top w:w="80" w:type="dxa"/>
@@ -6589,13 +7312,15 @@
           </w:tcPr>
           <w:p>
             <w:pPr>
-              <w:spacing w:after="0" w:before="0" w:line="240" w:lineRule="auto"/>
+              <w:spacing w:line="240" w:lineRule="auto" w:before="0" w:after="0"/>
               <w:ind w:firstLine="0"/>
             </w:pPr>
             <w:r>
               <w:rPr>
+                <w:rFonts w:ascii="Times New Roman" w:hAnsi="Times New Roman" w:eastAsia="Times New Roman"/>
                 <w:b/>
-                <w:sz w:val="18"/>
+                <w:i w:val="0"/>
+                <w:sz w:val="20"/>
               </w:rPr>
               <w:t>Допустимый критерий при сравнении работников</w:t>
             </w:r>
@@ -6603,7 +7328,7 @@
         </w:tc>
         <w:tc>
           <w:tcPr>
-            <w:tcW w:type="dxa" w:w="3324"/>
+            <w:tcW w:type="dxa" w:w="3034"/>
             <w:vAlign w:val="center"/>
             <w:tcMar>
               <w:top w:w="80" w:type="dxa"/>
@@ -6615,13 +7340,15 @@
           </w:tcPr>
           <w:p>
             <w:pPr>
-              <w:spacing w:after="0" w:before="0" w:line="240" w:lineRule="auto"/>
+              <w:spacing w:line="240" w:lineRule="auto" w:before="0" w:after="0"/>
               <w:ind w:firstLine="0"/>
             </w:pPr>
             <w:r>
               <w:rPr>
+                <w:rFonts w:ascii="Times New Roman" w:hAnsi="Times New Roman" w:eastAsia="Times New Roman"/>
                 <w:b/>
-                <w:sz w:val="18"/>
+                <w:i w:val="0"/>
+                <w:sz w:val="20"/>
               </w:rPr>
               <w:t>Почему допустим</w:t>
             </w:r>
@@ -6629,7 +7356,7 @@
         </w:tc>
         <w:tc>
           <w:tcPr>
-            <w:tcW w:type="dxa" w:w="3324"/>
+            <w:tcW w:type="dxa" w:w="3903"/>
             <w:vAlign w:val="center"/>
             <w:tcMar>
               <w:top w:w="80" w:type="dxa"/>
@@ -6641,13 +7368,15 @@
           </w:tcPr>
           <w:p>
             <w:pPr>
-              <w:spacing w:after="0" w:before="0" w:line="240" w:lineRule="auto"/>
+              <w:spacing w:line="240" w:lineRule="auto" w:before="0" w:after="0"/>
               <w:ind w:firstLine="0"/>
             </w:pPr>
             <w:r>
               <w:rPr>
+                <w:rFonts w:ascii="Times New Roman" w:hAnsi="Times New Roman" w:eastAsia="Times New Roman"/>
                 <w:b/>
-                <w:sz w:val="18"/>
+                <w:i w:val="0"/>
+                <w:sz w:val="20"/>
               </w:rPr>
               <w:t>Как подтверждать</w:t>
             </w:r>
@@ -6655,9 +7384,12 @@
         </w:tc>
       </w:tr>
       <w:tr>
+        <w:trPr>
+          <w:cantSplit/>
+        </w:trPr>
         <w:tc>
           <w:tcPr>
-            <w:tcW w:type="dxa" w:w="3324"/>
+            <w:tcW w:type="dxa" w:w="2418"/>
             <w:vAlign w:val="center"/>
             <w:tcMar>
               <w:top w:w="80" w:type="dxa"/>
@@ -6668,13 +7400,15 @@
           </w:tcPr>
           <w:p>
             <w:pPr>
-              <w:spacing w:after="0" w:before="0" w:line="240" w:lineRule="auto"/>
+              <w:spacing w:line="240" w:lineRule="auto" w:before="0" w:after="0"/>
               <w:ind w:firstLine="0"/>
             </w:pPr>
             <w:r>
               <w:rPr>
+                <w:rFonts w:ascii="Times New Roman" w:hAnsi="Times New Roman" w:eastAsia="Times New Roman"/>
                 <w:b w:val="0"/>
-                <w:sz w:val="18"/>
+                <w:i w:val="0"/>
+                <w:sz w:val="20"/>
               </w:rPr>
               <w:t>Производительность и качество труда</w:t>
             </w:r>
@@ -6682,7 +7416,7 @@
         </w:tc>
         <w:tc>
           <w:tcPr>
-            <w:tcW w:type="dxa" w:w="3324"/>
+            <w:tcW w:type="dxa" w:w="3034"/>
             <w:vAlign w:val="center"/>
             <w:tcMar>
               <w:top w:w="80" w:type="dxa"/>
@@ -6693,13 +7427,15 @@
           </w:tcPr>
           <w:p>
             <w:pPr>
-              <w:spacing w:after="0" w:before="0" w:line="240" w:lineRule="auto"/>
+              <w:spacing w:line="240" w:lineRule="auto" w:before="0" w:after="0"/>
               <w:ind w:firstLine="0"/>
             </w:pPr>
             <w:r>
               <w:rPr>
+                <w:rFonts w:ascii="Times New Roman" w:hAnsi="Times New Roman" w:eastAsia="Times New Roman"/>
                 <w:b w:val="0"/>
-                <w:sz w:val="18"/>
+                <w:i w:val="0"/>
+                <w:sz w:val="20"/>
               </w:rPr>
               <w:t>Непосредственно связаны с целью сохранить работу линии</w:t>
             </w:r>
@@ -6707,7 +7443,7 @@
         </w:tc>
         <w:tc>
           <w:tcPr>
-            <w:tcW w:type="dxa" w:w="3324"/>
+            <w:tcW w:type="dxa" w:w="3903"/>
             <w:vAlign w:val="center"/>
             <w:tcMar>
               <w:top w:w="80" w:type="dxa"/>
@@ -6718,13 +7454,15 @@
           </w:tcPr>
           <w:p>
             <w:pPr>
-              <w:spacing w:after="0" w:before="0" w:line="240" w:lineRule="auto"/>
+              <w:spacing w:line="240" w:lineRule="auto" w:before="0" w:after="0"/>
               <w:ind w:firstLine="0"/>
             </w:pPr>
             <w:r>
               <w:rPr>
+                <w:rFonts w:ascii="Times New Roman" w:hAnsi="Times New Roman" w:eastAsia="Times New Roman"/>
                 <w:b w:val="0"/>
-                <w:sz w:val="18"/>
+                <w:i w:val="0"/>
+                <w:sz w:val="20"/>
               </w:rPr>
               <w:t>Выработка, брак, выполнение норм, результаты аттестации за сопоставимый период</w:t>
             </w:r>
@@ -6732,9 +7470,12 @@
         </w:tc>
       </w:tr>
       <w:tr>
+        <w:trPr>
+          <w:cantSplit/>
+        </w:trPr>
         <w:tc>
           <w:tcPr>
-            <w:tcW w:type="dxa" w:w="3324"/>
+            <w:tcW w:type="dxa" w:w="2418"/>
             <w:vAlign w:val="center"/>
             <w:tcMar>
               <w:top w:w="80" w:type="dxa"/>
@@ -6745,13 +7486,15 @@
           </w:tcPr>
           <w:p>
             <w:pPr>
-              <w:spacing w:after="0" w:before="0" w:line="240" w:lineRule="auto"/>
+              <w:spacing w:line="240" w:lineRule="auto" w:before="0" w:after="0"/>
               <w:ind w:firstLine="0"/>
             </w:pPr>
             <w:r>
               <w:rPr>
+                <w:rFonts w:ascii="Times New Roman" w:hAnsi="Times New Roman" w:eastAsia="Times New Roman"/>
                 <w:b w:val="0"/>
-                <w:sz w:val="18"/>
+                <w:i w:val="0"/>
+                <w:sz w:val="20"/>
               </w:rPr>
               <w:t>Квалификация и подтверждённые навыки</w:t>
             </w:r>
@@ -6759,7 +7502,7 @@
         </w:tc>
         <w:tc>
           <w:tcPr>
-            <w:tcW w:type="dxa" w:w="3324"/>
+            <w:tcW w:type="dxa" w:w="3034"/>
             <w:vAlign w:val="center"/>
             <w:tcMar>
               <w:top w:w="80" w:type="dxa"/>
@@ -6770,13 +7513,15 @@
           </w:tcPr>
           <w:p>
             <w:pPr>
-              <w:spacing w:after="0" w:before="0" w:line="240" w:lineRule="auto"/>
+              <w:spacing w:line="240" w:lineRule="auto" w:before="0" w:after="0"/>
               <w:ind w:firstLine="0"/>
             </w:pPr>
             <w:r>
               <w:rPr>
+                <w:rFonts w:ascii="Times New Roman" w:hAnsi="Times New Roman" w:eastAsia="Times New Roman"/>
                 <w:b w:val="0"/>
-                <w:sz w:val="18"/>
+                <w:i w:val="0"/>
+                <w:sz w:val="20"/>
               </w:rPr>
               <w:t>Влияют на взаимозаменяемость, безопасность и способность обслуживать линии</w:t>
             </w:r>
@@ -6784,7 +7529,7 @@
         </w:tc>
         <w:tc>
           <w:tcPr>
-            <w:tcW w:type="dxa" w:w="3324"/>
+            <w:tcW w:type="dxa" w:w="3903"/>
             <w:vAlign w:val="center"/>
             <w:tcMar>
               <w:top w:w="80" w:type="dxa"/>
@@ -6795,13 +7540,15 @@
           </w:tcPr>
           <w:p>
             <w:pPr>
-              <w:spacing w:after="0" w:before="0" w:line="240" w:lineRule="auto"/>
+              <w:spacing w:line="240" w:lineRule="auto" w:before="0" w:after="0"/>
               <w:ind w:firstLine="0"/>
             </w:pPr>
             <w:r>
               <w:rPr>
+                <w:rFonts w:ascii="Times New Roman" w:hAnsi="Times New Roman" w:eastAsia="Times New Roman"/>
                 <w:b w:val="0"/>
-                <w:sz w:val="18"/>
+                <w:i w:val="0"/>
+                <w:sz w:val="20"/>
               </w:rPr>
               <w:t>Образование, допуски, освоенные операции, результаты обучения</w:t>
             </w:r>
@@ -6809,9 +7556,12 @@
         </w:tc>
       </w:tr>
       <w:tr>
+        <w:trPr>
+          <w:cantSplit/>
+        </w:trPr>
         <w:tc>
           <w:tcPr>
-            <w:tcW w:type="dxa" w:w="3324"/>
+            <w:tcW w:type="dxa" w:w="2418"/>
             <w:vAlign w:val="center"/>
             <w:tcMar>
               <w:top w:w="80" w:type="dxa"/>
@@ -6822,13 +7572,15 @@
           </w:tcPr>
           <w:p>
             <w:pPr>
-              <w:spacing w:after="0" w:before="0" w:line="240" w:lineRule="auto"/>
+              <w:spacing w:line="240" w:lineRule="auto" w:before="0" w:after="0"/>
               <w:ind w:firstLine="0"/>
             </w:pPr>
             <w:r>
               <w:rPr>
+                <w:rFonts w:ascii="Times New Roman" w:hAnsi="Times New Roman" w:eastAsia="Times New Roman"/>
                 <w:b w:val="0"/>
-                <w:sz w:val="18"/>
+                <w:i w:val="0"/>
+                <w:sz w:val="20"/>
               </w:rPr>
               <w:t>Надёжность выполнения трудовой функции</w:t>
             </w:r>
@@ -6836,7 +7588,7 @@
         </w:tc>
         <w:tc>
           <w:tcPr>
-            <w:tcW w:type="dxa" w:w="3324"/>
+            <w:tcW w:type="dxa" w:w="3034"/>
             <w:vAlign w:val="center"/>
             <w:tcMar>
               <w:top w:w="80" w:type="dxa"/>
@@ -6847,13 +7599,15 @@
           </w:tcPr>
           <w:p>
             <w:pPr>
-              <w:spacing w:after="0" w:before="0" w:line="240" w:lineRule="auto"/>
+              <w:spacing w:line="240" w:lineRule="auto" w:before="0" w:after="0"/>
               <w:ind w:firstLine="0"/>
             </w:pPr>
             <w:r>
               <w:rPr>
+                <w:rFonts w:ascii="Times New Roman" w:hAnsi="Times New Roman" w:eastAsia="Times New Roman"/>
                 <w:b w:val="0"/>
-                <w:sz w:val="18"/>
+                <w:i w:val="0"/>
+                <w:sz w:val="20"/>
               </w:rPr>
               <w:t>Влияет на непрерывность сборки</w:t>
             </w:r>
@@ -6861,7 +7615,7 @@
         </w:tc>
         <w:tc>
           <w:tcPr>
-            <w:tcW w:type="dxa" w:w="3324"/>
+            <w:tcW w:type="dxa" w:w="3903"/>
             <w:vAlign w:val="center"/>
             <w:tcMar>
               <w:top w:w="80" w:type="dxa"/>
@@ -6872,13 +7626,15 @@
           </w:tcPr>
           <w:p>
             <w:pPr>
-              <w:spacing w:after="0" w:before="0" w:line="240" w:lineRule="auto"/>
+              <w:spacing w:line="240" w:lineRule="auto" w:before="0" w:after="0"/>
               <w:ind w:firstLine="0"/>
             </w:pPr>
             <w:r>
               <w:rPr>
+                <w:rFonts w:ascii="Times New Roman" w:hAnsi="Times New Roman" w:eastAsia="Times New Roman"/>
                 <w:b w:val="0"/>
-                <w:sz w:val="18"/>
+                <w:i w:val="0"/>
+                <w:sz w:val="20"/>
               </w:rPr>
               <w:t>Документированные опоздания, соблюдение графика, дисциплинарные факты, отсутствие субъективных слухов</w:t>
             </w:r>
@@ -6886,9 +7642,12 @@
         </w:tc>
       </w:tr>
       <w:tr>
+        <w:trPr>
+          <w:cantSplit/>
+        </w:trPr>
         <w:tc>
           <w:tcPr>
-            <w:tcW w:type="dxa" w:w="3324"/>
+            <w:tcW w:type="dxa" w:w="2418"/>
             <w:vAlign w:val="center"/>
             <w:tcMar>
               <w:top w:w="80" w:type="dxa"/>
@@ -6899,13 +7658,15 @@
           </w:tcPr>
           <w:p>
             <w:pPr>
-              <w:spacing w:after="0" w:before="0" w:line="240" w:lineRule="auto"/>
+              <w:spacing w:line="240" w:lineRule="auto" w:before="0" w:after="0"/>
               <w:ind w:firstLine="0"/>
             </w:pPr>
             <w:r>
               <w:rPr>
+                <w:rFonts w:ascii="Times New Roman" w:hAnsi="Times New Roman" w:eastAsia="Times New Roman"/>
                 <w:b w:val="0"/>
-                <w:sz w:val="18"/>
+                <w:i w:val="0"/>
+                <w:sz w:val="20"/>
               </w:rPr>
               <w:t>Вклад во взаимодействие и передачу знаний</w:t>
             </w:r>
@@ -6913,7 +7674,7 @@
         </w:tc>
         <w:tc>
           <w:tcPr>
-            <w:tcW w:type="dxa" w:w="3324"/>
+            <w:tcW w:type="dxa" w:w="3034"/>
             <w:vAlign w:val="center"/>
             <w:tcMar>
               <w:top w:w="80" w:type="dxa"/>
@@ -6924,13 +7685,15 @@
           </w:tcPr>
           <w:p>
             <w:pPr>
-              <w:spacing w:after="0" w:before="0" w:line="240" w:lineRule="auto"/>
+              <w:spacing w:line="240" w:lineRule="auto" w:before="0" w:after="0"/>
               <w:ind w:firstLine="0"/>
             </w:pPr>
             <w:r>
               <w:rPr>
+                <w:rFonts w:ascii="Times New Roman" w:hAnsi="Times New Roman" w:eastAsia="Times New Roman"/>
                 <w:b w:val="0"/>
-                <w:sz w:val="18"/>
+                <w:i w:val="0"/>
+                <w:sz w:val="20"/>
               </w:rPr>
               <w:t>Для линии важны кооперация и возможность заменить коллегу</w:t>
             </w:r>
@@ -6938,7 +7701,7 @@
         </w:tc>
         <w:tc>
           <w:tcPr>
-            <w:tcW w:type="dxa" w:w="3324"/>
+            <w:tcW w:type="dxa" w:w="3903"/>
             <w:vAlign w:val="center"/>
             <w:tcMar>
               <w:top w:w="80" w:type="dxa"/>
@@ -6949,13 +7712,15 @@
           </w:tcPr>
           <w:p>
             <w:pPr>
-              <w:spacing w:after="0" w:before="0" w:line="240" w:lineRule="auto"/>
+              <w:spacing w:line="240" w:lineRule="auto" w:before="0" w:after="0"/>
               <w:ind w:firstLine="0"/>
             </w:pPr>
             <w:r>
               <w:rPr>
+                <w:rFonts w:ascii="Times New Roman" w:hAnsi="Times New Roman" w:eastAsia="Times New Roman"/>
                 <w:b w:val="0"/>
-                <w:sz w:val="18"/>
+                <w:i w:val="0"/>
+                <w:sz w:val="20"/>
               </w:rPr>
               <w:t>Отзывы по единым вопросам, наставничество, выполнение командных задач</w:t>
             </w:r>
@@ -6963,9 +7728,12 @@
         </w:tc>
       </w:tr>
       <w:tr>
+        <w:trPr>
+          <w:cantSplit/>
+        </w:trPr>
         <w:tc>
           <w:tcPr>
-            <w:tcW w:type="dxa" w:w="3324"/>
+            <w:tcW w:type="dxa" w:w="2418"/>
             <w:vAlign w:val="center"/>
             <w:tcMar>
               <w:top w:w="80" w:type="dxa"/>
@@ -6976,13 +7744,15 @@
           </w:tcPr>
           <w:p>
             <w:pPr>
-              <w:spacing w:after="0" w:before="0" w:line="240" w:lineRule="auto"/>
+              <w:spacing w:line="240" w:lineRule="auto" w:before="0" w:after="0"/>
               <w:ind w:firstLine="0"/>
             </w:pPr>
             <w:r>
               <w:rPr>
+                <w:rFonts w:ascii="Times New Roman" w:hAnsi="Times New Roman" w:eastAsia="Times New Roman"/>
                 <w:b w:val="0"/>
-                <w:sz w:val="18"/>
+                <w:i w:val="0"/>
+                <w:sz w:val="20"/>
               </w:rPr>
               <w:t>Возможность перевода / переобучения</w:t>
             </w:r>
@@ -6990,7 +7760,7 @@
         </w:tc>
         <w:tc>
           <w:tcPr>
-            <w:tcW w:type="dxa" w:w="3324"/>
+            <w:tcW w:type="dxa" w:w="3034"/>
             <w:vAlign w:val="center"/>
             <w:tcMar>
               <w:top w:w="80" w:type="dxa"/>
@@ -7001,13 +7771,15 @@
           </w:tcPr>
           <w:p>
             <w:pPr>
-              <w:spacing w:after="0" w:before="0" w:line="240" w:lineRule="auto"/>
+              <w:spacing w:line="240" w:lineRule="auto" w:before="0" w:after="0"/>
               <w:ind w:firstLine="0"/>
             </w:pPr>
             <w:r>
               <w:rPr>
+                <w:rFonts w:ascii="Times New Roman" w:hAnsi="Times New Roman" w:eastAsia="Times New Roman"/>
                 <w:b w:val="0"/>
-                <w:sz w:val="18"/>
+                <w:i w:val="0"/>
+                <w:sz w:val="20"/>
               </w:rPr>
               <w:t>Может предотвратить увольнение при наличии вакансии</w:t>
             </w:r>
@@ -7015,7 +7787,7 @@
         </w:tc>
         <w:tc>
           <w:tcPr>
-            <w:tcW w:type="dxa" w:w="3324"/>
+            <w:tcW w:type="dxa" w:w="3903"/>
             <w:vAlign w:val="center"/>
             <w:tcMar>
               <w:top w:w="80" w:type="dxa"/>
@@ -7026,13 +7798,15 @@
           </w:tcPr>
           <w:p>
             <w:pPr>
-              <w:spacing w:after="0" w:before="0" w:line="240" w:lineRule="auto"/>
+              <w:spacing w:line="240" w:lineRule="auto" w:before="0" w:after="0"/>
               <w:ind w:firstLine="0"/>
             </w:pPr>
             <w:r>
               <w:rPr>
+                <w:rFonts w:ascii="Times New Roman" w:hAnsi="Times New Roman" w:eastAsia="Times New Roman"/>
                 <w:b w:val="0"/>
-                <w:sz w:val="18"/>
+                <w:i w:val="0"/>
+                <w:sz w:val="20"/>
               </w:rPr>
               <w:t>Перечень вакансий, медицинские допуски, согласие работника, план обучения</w:t>
             </w:r>
@@ -7042,16 +7816,18 @@
     </w:tbl>
     <w:p>
       <w:pPr>
-        <w:spacing w:after="0"/>
+        <w:spacing w:line="240" w:lineRule="auto" w:before="0" w:after="0"/>
       </w:pPr>
     </w:p>
     <w:p>
       <w:pPr>
-        <w:spacing w:line="360" w:lineRule="auto" w:after="80" w:before="0"/>
+        <w:spacing w:line="360" w:lineRule="auto" w:before="0" w:after="80"/>
         <w:ind w:firstLine="709"/>
+        <w:jc w:val="both"/>
       </w:pPr>
       <w:r>
         <w:rPr>
+          <w:rFonts w:ascii="Times New Roman" w:hAnsi="Times New Roman" w:eastAsia="Times New Roman"/>
           <w:b/>
           <w:i w:val="0"/>
           <w:sz w:val="28"/>
@@ -7060,7 +7836,9 @@
       </w:r>
       <w:r>
         <w:rPr>
+          <w:rFonts w:ascii="Times New Roman" w:hAnsi="Times New Roman" w:eastAsia="Times New Roman"/>
           <w:b w:val="0"/>
+          <w:i w:val="0"/>
           <w:sz w:val="28"/>
         </w:rPr>
         <w:t xml:space="preserve"> семейное положение, наличие детей или иных иждивенцев, возраст, прошлое заболевание, инвалидность, настроение, личная симпатия руководителя, планы на учёбу либо возможную смену профессии. Эти сведения могут быть важны только для законной процедуры и поддержки человека, но не заменяют оценку деловых качеств. До решения необходимо проверить действующие нормы трудового права, коллективный договор, гарантии и преимущественное право на оставление на работе; при равных деловых качествах правовые и социальные гарантии могут иметь значение [2].</w:t>
@@ -7075,11 +7853,11 @@
       </w:pPr>
       <w:r>
         <w:rPr>
-          <w:rFonts w:ascii="Times New Roman" w:hAnsi="Times New Roman"/>
+          <w:rFonts w:ascii="Times New Roman" w:hAnsi="Times New Roman" w:eastAsia="Times New Roman"/>
           <w:b/>
           <w:sz w:val="26"/>
         </w:rPr>
-        <w:t>6.4. Этап 7 — альтернативы</w:t>
+        <w:t>6.4. Этап 7: альтернативы</w:t>
       </w:r>
     </w:p>
     <w:tbl>
@@ -7089,19 +7867,21 @@
         <w:jc w:val="center"/>
         <w:tblLayout w:type="autofit"/>
         <w:tblLook w:firstColumn="1" w:firstRow="1" w:lastColumn="0" w:lastRow="0" w:noHBand="0" w:noVBand="1" w:val="04A0"/>
+        <w:tblLayout w:type="autofit"/>
       </w:tblPr>
       <w:tblGrid>
-        <w:gridCol w:w="3324"/>
-        <w:gridCol w:w="3324"/>
-        <w:gridCol w:w="3324"/>
+        <w:gridCol w:w="4749"/>
+        <w:gridCol w:w="1724"/>
+        <w:gridCol w:w="2882"/>
       </w:tblGrid>
       <w:tr>
         <w:trPr>
+          <w:cantSplit/>
           <w:tblHeader w:val="true"/>
         </w:trPr>
         <w:tc>
           <w:tcPr>
-            <w:tcW w:type="dxa" w:w="3324"/>
+            <w:tcW w:type="dxa" w:w="4749"/>
             <w:vAlign w:val="center"/>
             <w:tcMar>
               <w:top w:w="80" w:type="dxa"/>
@@ -7113,13 +7893,15 @@
           </w:tcPr>
           <w:p>
             <w:pPr>
-              <w:spacing w:after="0" w:before="0" w:line="240" w:lineRule="auto"/>
+              <w:spacing w:line="240" w:lineRule="auto" w:before="0" w:after="0"/>
               <w:ind w:firstLine="0"/>
             </w:pPr>
             <w:r>
               <w:rPr>
+                <w:rFonts w:ascii="Times New Roman" w:hAnsi="Times New Roman" w:eastAsia="Times New Roman"/>
                 <w:b/>
-                <w:sz w:val="18"/>
+                <w:i w:val="0"/>
+                <w:sz w:val="20"/>
               </w:rPr>
               <w:t>Альтернатива</w:t>
             </w:r>
@@ -7127,7 +7909,7 @@
         </w:tc>
         <w:tc>
           <w:tcPr>
-            <w:tcW w:type="dxa" w:w="3324"/>
+            <w:tcW w:type="dxa" w:w="1724"/>
             <w:vAlign w:val="center"/>
             <w:tcMar>
               <w:top w:w="80" w:type="dxa"/>
@@ -7139,13 +7921,15 @@
           </w:tcPr>
           <w:p>
             <w:pPr>
-              <w:spacing w:after="0" w:before="0" w:line="240" w:lineRule="auto"/>
+              <w:spacing w:line="240" w:lineRule="auto" w:before="0" w:after="0"/>
               <w:ind w:firstLine="0"/>
             </w:pPr>
             <w:r>
               <w:rPr>
+                <w:rFonts w:ascii="Times New Roman" w:hAnsi="Times New Roman" w:eastAsia="Times New Roman"/>
                 <w:b/>
-                <w:sz w:val="18"/>
+                <w:i w:val="0"/>
+                <w:sz w:val="20"/>
               </w:rPr>
               <w:t>Сильная сторона</w:t>
             </w:r>
@@ -7153,7 +7937,7 @@
         </w:tc>
         <w:tc>
           <w:tcPr>
-            <w:tcW w:type="dxa" w:w="3324"/>
+            <w:tcW w:type="dxa" w:w="2882"/>
             <w:vAlign w:val="center"/>
             <w:tcMar>
               <w:top w:w="80" w:type="dxa"/>
@@ -7165,13 +7949,15 @@
           </w:tcPr>
           <w:p>
             <w:pPr>
-              <w:spacing w:after="0" w:before="0" w:line="240" w:lineRule="auto"/>
+              <w:spacing w:line="240" w:lineRule="auto" w:before="0" w:after="0"/>
               <w:ind w:firstLine="0"/>
             </w:pPr>
             <w:r>
               <w:rPr>
+                <w:rFonts w:ascii="Times New Roman" w:hAnsi="Times New Roman" w:eastAsia="Times New Roman"/>
                 <w:b/>
-                <w:sz w:val="18"/>
+                <w:i w:val="0"/>
+                <w:sz w:val="20"/>
               </w:rPr>
               <w:t>Риск / условие</w:t>
             </w:r>
@@ -7179,9 +7965,12 @@
         </w:tc>
       </w:tr>
       <w:tr>
+        <w:trPr>
+          <w:cantSplit/>
+        </w:trPr>
         <w:tc>
           <w:tcPr>
-            <w:tcW w:type="dxa" w:w="3324"/>
+            <w:tcW w:type="dxa" w:w="4749"/>
             <w:vAlign w:val="center"/>
             <w:tcMar>
               <w:top w:w="80" w:type="dxa"/>
@@ -7192,13 +7981,15 @@
           </w:tcPr>
           <w:p>
             <w:pPr>
-              <w:spacing w:after="0" w:before="0" w:line="240" w:lineRule="auto"/>
+              <w:spacing w:line="240" w:lineRule="auto" w:before="0" w:after="0"/>
               <w:ind w:firstLine="0"/>
             </w:pPr>
             <w:r>
               <w:rPr>
+                <w:rFonts w:ascii="Times New Roman" w:hAnsi="Times New Roman" w:eastAsia="Times New Roman"/>
                 <w:b w:val="0"/>
-                <w:sz w:val="18"/>
+                <w:i w:val="0"/>
+                <w:sz w:val="20"/>
               </w:rPr>
               <w:t>А. Немедленно выбрать человека по личным сведениям из таблицы</w:t>
             </w:r>
@@ -7206,7 +7997,7 @@
         </w:tc>
         <w:tc>
           <w:tcPr>
-            <w:tcW w:type="dxa" w:w="3324"/>
+            <w:tcW w:type="dxa" w:w="1724"/>
             <w:vAlign w:val="center"/>
             <w:tcMar>
               <w:top w:w="80" w:type="dxa"/>
@@ -7217,13 +8008,15 @@
           </w:tcPr>
           <w:p>
             <w:pPr>
-              <w:spacing w:after="0" w:before="0" w:line="240" w:lineRule="auto"/>
+              <w:spacing w:line="240" w:lineRule="auto" w:before="0" w:after="0"/>
               <w:ind w:firstLine="0"/>
             </w:pPr>
             <w:r>
               <w:rPr>
+                <w:rFonts w:ascii="Times New Roman" w:hAnsi="Times New Roman" w:eastAsia="Times New Roman"/>
                 <w:b w:val="0"/>
-                <w:sz w:val="18"/>
+                <w:i w:val="0"/>
+                <w:sz w:val="20"/>
               </w:rPr>
               <w:t>Быстрое решение</w:t>
             </w:r>
@@ -7231,7 +8024,7 @@
         </w:tc>
         <w:tc>
           <w:tcPr>
-            <w:tcW w:type="dxa" w:w="3324"/>
+            <w:tcW w:type="dxa" w:w="2882"/>
             <w:vAlign w:val="center"/>
             <w:tcMar>
               <w:top w:w="80" w:type="dxa"/>
@@ -7242,13 +8035,15 @@
           </w:tcPr>
           <w:p>
             <w:pPr>
-              <w:spacing w:after="0" w:before="0" w:line="240" w:lineRule="auto"/>
+              <w:spacing w:line="240" w:lineRule="auto" w:before="0" w:after="0"/>
               <w:ind w:firstLine="0"/>
             </w:pPr>
             <w:r>
               <w:rPr>
+                <w:rFonts w:ascii="Times New Roman" w:hAnsi="Times New Roman" w:eastAsia="Times New Roman"/>
                 <w:b w:val="0"/>
-                <w:sz w:val="18"/>
+                <w:i w:val="0"/>
+                <w:sz w:val="20"/>
               </w:rPr>
               <w:t>Дискриминация, правовой риск, потеря доверия; решение не связано с результатом линии</w:t>
             </w:r>
@@ -7256,9 +8051,12 @@
         </w:tc>
       </w:tr>
       <w:tr>
+        <w:trPr>
+          <w:cantSplit/>
+        </w:trPr>
         <w:tc>
           <w:tcPr>
-            <w:tcW w:type="dxa" w:w="3324"/>
+            <w:tcW w:type="dxa" w:w="4749"/>
             <w:vAlign w:val="center"/>
             <w:tcMar>
               <w:top w:w="80" w:type="dxa"/>
@@ -7269,13 +8067,15 @@
           </w:tcPr>
           <w:p>
             <w:pPr>
-              <w:spacing w:after="0" w:before="0" w:line="240" w:lineRule="auto"/>
+              <w:spacing w:line="240" w:lineRule="auto" w:before="0" w:after="0"/>
               <w:ind w:firstLine="0"/>
             </w:pPr>
             <w:r>
               <w:rPr>
+                <w:rFonts w:ascii="Times New Roman" w:hAnsi="Times New Roman" w:eastAsia="Times New Roman"/>
                 <w:b w:val="0"/>
-                <w:sz w:val="18"/>
+                <w:i w:val="0"/>
+                <w:sz w:val="20"/>
               </w:rPr>
               <w:t>Б. Не увольнять никого и распределить дефицит между всеми без анализа</w:t>
             </w:r>
@@ -7283,7 +8083,7 @@
         </w:tc>
         <w:tc>
           <w:tcPr>
-            <w:tcW w:type="dxa" w:w="3324"/>
+            <w:tcW w:type="dxa" w:w="1724"/>
             <w:vAlign w:val="center"/>
             <w:tcMar>
               <w:top w:w="80" w:type="dxa"/>
@@ -7294,13 +8094,15 @@
           </w:tcPr>
           <w:p>
             <w:pPr>
-              <w:spacing w:after="0" w:before="0" w:line="240" w:lineRule="auto"/>
+              <w:spacing w:line="240" w:lineRule="auto" w:before="0" w:after="0"/>
               <w:ind w:firstLine="0"/>
             </w:pPr>
             <w:r>
               <w:rPr>
+                <w:rFonts w:ascii="Times New Roman" w:hAnsi="Times New Roman" w:eastAsia="Times New Roman"/>
                 <w:b w:val="0"/>
-                <w:sz w:val="18"/>
+                <w:i w:val="0"/>
+                <w:sz w:val="20"/>
               </w:rPr>
               <w:t>Сохраняются рабочие места краткосрочно</w:t>
             </w:r>
@@ -7308,7 +8110,7 @@
         </w:tc>
         <w:tc>
           <w:tcPr>
-            <w:tcW w:type="dxa" w:w="3324"/>
+            <w:tcW w:type="dxa" w:w="2882"/>
             <w:vAlign w:val="center"/>
             <w:tcMar>
               <w:top w:w="80" w:type="dxa"/>
@@ -7319,13 +8121,15 @@
           </w:tcPr>
           <w:p>
             <w:pPr>
-              <w:spacing w:after="0" w:before="0" w:line="240" w:lineRule="auto"/>
+              <w:spacing w:line="240" w:lineRule="auto" w:before="0" w:after="0"/>
               <w:ind w:firstLine="0"/>
             </w:pPr>
             <w:r>
               <w:rPr>
+                <w:rFonts w:ascii="Times New Roman" w:hAnsi="Times New Roman" w:eastAsia="Times New Roman"/>
                 <w:b w:val="0"/>
-                <w:sz w:val="18"/>
+                <w:i w:val="0"/>
+                <w:sz w:val="20"/>
               </w:rPr>
               <w:t>Может не выполнить требование по ФЗП и ухудшить мотивацию всех сотрудников</w:t>
             </w:r>
@@ -7333,9 +8137,12 @@
         </w:tc>
       </w:tr>
       <w:tr>
+        <w:trPr>
+          <w:cantSplit/>
+        </w:trPr>
         <w:tc>
           <w:tcPr>
-            <w:tcW w:type="dxa" w:w="3324"/>
+            <w:tcW w:type="dxa" w:w="4749"/>
             <w:vAlign w:val="center"/>
             <w:tcMar>
               <w:top w:w="80" w:type="dxa"/>
@@ -7346,21 +8153,23 @@
           </w:tcPr>
           <w:p>
             <w:pPr>
-              <w:spacing w:after="0" w:before="0" w:line="240" w:lineRule="auto"/>
+              <w:spacing w:line="240" w:lineRule="auto" w:before="0" w:after="0"/>
               <w:ind w:firstLine="0"/>
             </w:pPr>
             <w:r>
               <w:rPr>
+                <w:rFonts w:ascii="Times New Roman" w:hAnsi="Times New Roman" w:eastAsia="Times New Roman"/>
                 <w:b w:val="0"/>
-                <w:sz w:val="18"/>
+                <w:i w:val="0"/>
+                <w:sz w:val="20"/>
               </w:rPr>
-              <w:t>В. Сначала использовать альтернативы увольнению: вакансии, естественная убыль, сокращение сверхурочных, добровольные программы, переобучение, временное изменение режима — если это законно и не разрушает производство</w:t>
+              <w:t>В. Сначала использовать альтернативы увольнению: вакансии, естественная убыль, сокращение сверхурочных, добровольные программы, переобучение, временное изменение режима - если это законно и не разрушает производство</w:t>
             </w:r>
           </w:p>
         </w:tc>
         <w:tc>
           <w:tcPr>
-            <w:tcW w:type="dxa" w:w="3324"/>
+            <w:tcW w:type="dxa" w:w="1724"/>
             <w:vAlign w:val="center"/>
             <w:tcMar>
               <w:top w:w="80" w:type="dxa"/>
@@ -7371,13 +8180,15 @@
           </w:tcPr>
           <w:p>
             <w:pPr>
-              <w:spacing w:after="0" w:before="0" w:line="240" w:lineRule="auto"/>
+              <w:spacing w:line="240" w:lineRule="auto" w:before="0" w:after="0"/>
               <w:ind w:firstLine="0"/>
             </w:pPr>
             <w:r>
               <w:rPr>
+                <w:rFonts w:ascii="Times New Roman" w:hAnsi="Times New Roman" w:eastAsia="Times New Roman"/>
                 <w:b w:val="0"/>
-                <w:sz w:val="18"/>
+                <w:i w:val="0"/>
+                <w:sz w:val="20"/>
               </w:rPr>
               <w:t>Снижает социальный ущерб и сохраняет компетенции</w:t>
             </w:r>
@@ -7385,7 +8196,7 @@
         </w:tc>
         <w:tc>
           <w:tcPr>
-            <w:tcW w:type="dxa" w:w="3324"/>
+            <w:tcW w:type="dxa" w:w="2882"/>
             <w:vAlign w:val="center"/>
             <w:tcMar>
               <w:top w:w="80" w:type="dxa"/>
@@ -7396,13 +8207,15 @@
           </w:tcPr>
           <w:p>
             <w:pPr>
-              <w:spacing w:after="0" w:before="0" w:line="240" w:lineRule="auto"/>
+              <w:spacing w:line="240" w:lineRule="auto" w:before="0" w:after="0"/>
               <w:ind w:firstLine="0"/>
             </w:pPr>
             <w:r>
               <w:rPr>
+                <w:rFonts w:ascii="Times New Roman" w:hAnsi="Times New Roman" w:eastAsia="Times New Roman"/>
                 <w:b w:val="0"/>
-                <w:sz w:val="18"/>
+                <w:i w:val="0"/>
+                <w:sz w:val="20"/>
               </w:rPr>
               <w:t>Не всегда даёт нужный объём экономии; требуется согласие и расчёт эффекта</w:t>
             </w:r>
@@ -7410,9 +8223,12 @@
         </w:tc>
       </w:tr>
       <w:tr>
+        <w:trPr>
+          <w:cantSplit/>
+        </w:trPr>
         <w:tc>
           <w:tcPr>
-            <w:tcW w:type="dxa" w:w="3324"/>
+            <w:tcW w:type="dxa" w:w="4749"/>
             <w:vAlign w:val="center"/>
             <w:tcMar>
               <w:top w:w="80" w:type="dxa"/>
@@ -7423,13 +8239,15 @@
           </w:tcPr>
           <w:p>
             <w:pPr>
-              <w:spacing w:after="0" w:before="0" w:line="240" w:lineRule="auto"/>
+              <w:spacing w:line="240" w:lineRule="auto" w:before="0" w:after="0"/>
               <w:ind w:firstLine="0"/>
             </w:pPr>
             <w:r>
               <w:rPr>
+                <w:rFonts w:ascii="Times New Roman" w:hAnsi="Times New Roman" w:eastAsia="Times New Roman"/>
                 <w:b w:val="0"/>
-                <w:sz w:val="18"/>
+                <w:i w:val="0"/>
+                <w:sz w:val="20"/>
               </w:rPr>
               <w:t>Г. При неизбежности сокращения провести документированное сравнение деловых качеств, проверить право на преимущественное оставление, предложить вакансии и только затем принять персональное решение</w:t>
             </w:r>
@@ -7437,7 +8255,7 @@
         </w:tc>
         <w:tc>
           <w:tcPr>
-            <w:tcW w:type="dxa" w:w="3324"/>
+            <w:tcW w:type="dxa" w:w="1724"/>
             <w:vAlign w:val="center"/>
             <w:tcMar>
               <w:top w:w="80" w:type="dxa"/>
@@ -7448,13 +8266,15 @@
           </w:tcPr>
           <w:p>
             <w:pPr>
-              <w:spacing w:after="0" w:before="0" w:line="240" w:lineRule="auto"/>
+              <w:spacing w:line="240" w:lineRule="auto" w:before="0" w:after="0"/>
               <w:ind w:firstLine="0"/>
             </w:pPr>
             <w:r>
               <w:rPr>
+                <w:rFonts w:ascii="Times New Roman" w:hAnsi="Times New Roman" w:eastAsia="Times New Roman"/>
                 <w:b w:val="0"/>
-                <w:sz w:val="18"/>
+                <w:i w:val="0"/>
+                <w:sz w:val="20"/>
               </w:rPr>
               <w:t>Наиболее справедливый и проверяемый путь</w:t>
             </w:r>
@@ -7462,7 +8282,7 @@
         </w:tc>
         <w:tc>
           <w:tcPr>
-            <w:tcW w:type="dxa" w:w="3324"/>
+            <w:tcW w:type="dxa" w:w="2882"/>
             <w:vAlign w:val="center"/>
             <w:tcMar>
               <w:top w:w="80" w:type="dxa"/>
@@ -7473,13 +8293,15 @@
           </w:tcPr>
           <w:p>
             <w:pPr>
-              <w:spacing w:after="0" w:before="0" w:line="240" w:lineRule="auto"/>
+              <w:spacing w:line="240" w:lineRule="auto" w:before="0" w:after="0"/>
               <w:ind w:firstLine="0"/>
             </w:pPr>
             <w:r>
               <w:rPr>
+                <w:rFonts w:ascii="Times New Roman" w:hAnsi="Times New Roman" w:eastAsia="Times New Roman"/>
                 <w:b w:val="0"/>
-                <w:sz w:val="18"/>
+                <w:i w:val="0"/>
+                <w:sz w:val="20"/>
               </w:rPr>
               <w:t>Требует времени, корректного оформления и готовности руководителя объяснить решение</w:t>
             </w:r>
@@ -7489,7 +8311,7 @@
     </w:tbl>
     <w:p>
       <w:pPr>
-        <w:spacing w:after="0"/>
+        <w:spacing w:line="240" w:lineRule="auto" w:before="0" w:after="0"/>
       </w:pPr>
     </w:p>
     <w:p>
@@ -7501,20 +8323,22 @@
       </w:pPr>
       <w:r>
         <w:rPr>
-          <w:rFonts w:ascii="Times New Roman" w:hAnsi="Times New Roman"/>
+          <w:rFonts w:ascii="Times New Roman" w:hAnsi="Times New Roman" w:eastAsia="Times New Roman"/>
           <w:b/>
           <w:sz w:val="26"/>
         </w:rPr>
-        <w:t>6.5. Этап 8 — рекомендуемое решение и аргументация</w:t>
+        <w:t>6.5. Этап 8: рекомендуемое решение и аргументация</w:t>
       </w:r>
     </w:p>
     <w:p>
       <w:pPr>
-        <w:spacing w:line="360" w:lineRule="auto" w:after="80" w:before="0"/>
+        <w:spacing w:line="360" w:lineRule="auto" w:before="0" w:after="80"/>
         <w:ind w:firstLine="709"/>
+        <w:jc w:val="both"/>
       </w:pPr>
       <w:r>
         <w:rPr>
+          <w:rFonts w:ascii="Times New Roman" w:hAnsi="Times New Roman" w:eastAsia="Times New Roman"/>
           <w:b/>
           <w:i w:val="0"/>
           <w:sz w:val="28"/>
@@ -7523,7 +8347,9 @@
       </w:r>
       <w:r>
         <w:rPr>
+          <w:rFonts w:ascii="Times New Roman" w:hAnsi="Times New Roman" w:eastAsia="Times New Roman"/>
           <w:b w:val="0"/>
+          <w:i w:val="0"/>
           <w:sz w:val="28"/>
         </w:rPr>
         <w:t xml:space="preserve"> Сначала руководитель обязан проверить, можно ли достигнуть необходимого сокращения ФЗП без принудительного увольнения. Если это невозможно, проводится сопоставимая по всем четырём работникам оценка производительности, качества, квалификации, надёжности и взаимозаменяемости на основе документов за один период.</w:t>
@@ -7531,11 +8357,13 @@
     </w:p>
     <w:p>
       <w:pPr>
-        <w:spacing w:line="360" w:lineRule="auto" w:after="80" w:before="0"/>
+        <w:spacing w:line="360" w:lineRule="auto" w:before="0" w:after="80"/>
         <w:ind w:firstLine="709"/>
+        <w:jc w:val="both"/>
       </w:pPr>
       <w:r>
         <w:rPr>
+          <w:rFonts w:ascii="Times New Roman" w:hAnsi="Times New Roman" w:eastAsia="Times New Roman"/>
           <w:b/>
           <w:i w:val="0"/>
           <w:sz w:val="28"/>
@@ -7544,13 +8372,16 @@
       </w:r>
       <w:r>
         <w:rPr>
+          <w:rFonts w:ascii="Times New Roman" w:hAnsi="Times New Roman" w:eastAsia="Times New Roman"/>
           <w:b w:val="0"/>
+          <w:i w:val="0"/>
           <w:sz w:val="28"/>
         </w:rPr>
         <w:t xml:space="preserve"> если фактические показатели подтверждают словесные характеристики и отсутствуют юридические ограничения, наиболее вероятным кандидатом на высвобождение является </w:t>
       </w:r>
       <w:r>
         <w:rPr>
+          <w:rFonts w:ascii="Times New Roman" w:hAnsi="Times New Roman" w:eastAsia="Times New Roman"/>
           <w:b/>
           <w:i w:val="0"/>
           <w:sz w:val="28"/>
@@ -7559,7 +8390,9 @@
       </w:r>
       <w:r>
         <w:rPr>
+          <w:rFonts w:ascii="Times New Roman" w:hAnsi="Times New Roman" w:eastAsia="Times New Roman"/>
           <w:b w:val="0"/>
+          <w:i w:val="0"/>
           <w:sz w:val="28"/>
         </w:rPr>
         <w:t>. Обоснование строится исключительно на деловых данных: в описании она обозначена как средний работник с наименьшим стажем (2 года) и без подтверждённых специализированных квалификаций; у Марии при поведенческих замечаниях есть профессиональная подготовка и 8-летний опыт, а Дмитрий и Николай прямо охарактеризованы как хорошие работники.</w:t>
@@ -7567,28 +8400,36 @@
     </w:p>
     <w:p>
       <w:pPr>
-        <w:spacing w:line="360" w:lineRule="auto" w:after="80" w:before="0"/>
+        <w:spacing w:line="360" w:lineRule="auto" w:before="0" w:after="80"/>
         <w:ind w:firstLine="709"/>
+        <w:jc w:val="both"/>
       </w:pPr>
       <w:r>
         <w:rPr>
+          <w:rFonts w:ascii="Times New Roman" w:hAnsi="Times New Roman" w:eastAsia="Times New Roman"/>
           <w:b w:val="0"/>
+          <w:i w:val="0"/>
           <w:sz w:val="28"/>
         </w:rPr>
-        <w:t>Эта рекомендация условна. Она не основана на отсутствии у Пелагеи иждивенцев или на пожелании её дяди, чтобы она училась бизнесу; такие факторы нельзя использовать как наказание или удобный предлог. Если документированные показатели производительности, квалификации или юридические гарантии дадут другую картину, решение должно быть пересмотрено. В частности, нельзя принимать решение только по таблице без проверки вакансий, требований закона, уведомлений и возможности перевода.</w:t>
+        <w:t xml:space="preserve">Эта рекомендация </w:t>
       </w:r>
       <w:r>
         <w:rPr>
+          <w:rFonts w:ascii="Times New Roman" w:hAnsi="Times New Roman" w:eastAsia="Times New Roman"/>
           <w:b/>
           <w:i w:val="0"/>
           <w:sz w:val="28"/>
         </w:rPr>
+        <w:t>условна</w:t>
       </w:r>
       <w:r>
         <w:rPr>
+          <w:rFonts w:ascii="Times New Roman" w:hAnsi="Times New Roman" w:eastAsia="Times New Roman"/>
           <w:b w:val="0"/>
+          <w:i w:val="0"/>
           <w:sz w:val="28"/>
         </w:rPr>
+        <w:t>. Она не основана на отсутствии у Пелагеи иждивенцев или на пожелании её дяди, чтобы она училась бизнесу; такие факторы нельзя использовать как наказание или удобный предлог. Если документированные показатели производительности, квалификации или юридические гарантии дадут другую картину, решение должно быть пересмотрено. В частности, нельзя принимать решение только по таблице без проверки вакансий, требований закона, уведомлений и возможности перевода.</w:t>
       </w:r>
     </w:p>
     <w:p>
@@ -7600,11 +8441,11 @@
       </w:pPr>
       <w:r>
         <w:rPr>
-          <w:rFonts w:ascii="Times New Roman" w:hAnsi="Times New Roman"/>
+          <w:rFonts w:ascii="Times New Roman" w:hAnsi="Times New Roman" w:eastAsia="Times New Roman"/>
           <w:b/>
           <w:sz w:val="26"/>
         </w:rPr>
-        <w:t>6.6. Этап 9 — план действий и контроль</w:t>
+        <w:t>6.6. Этап 9: план действий и контроль</w:t>
       </w:r>
     </w:p>
     <w:tbl>
@@ -7614,20 +8455,22 @@
         <w:jc w:val="center"/>
         <w:tblLayout w:type="autofit"/>
         <w:tblLook w:firstColumn="1" w:firstRow="1" w:lastColumn="0" w:lastRow="0" w:noHBand="0" w:noVBand="1" w:val="04A0"/>
+        <w:tblLayout w:type="autofit"/>
       </w:tblPr>
       <w:tblGrid>
-        <w:gridCol w:w="2493"/>
-        <w:gridCol w:w="2493"/>
-        <w:gridCol w:w="2493"/>
-        <w:gridCol w:w="2493"/>
+        <w:gridCol w:w="614"/>
+        <w:gridCol w:w="4147"/>
+        <w:gridCol w:w="1255"/>
+        <w:gridCol w:w="3339"/>
       </w:tblGrid>
       <w:tr>
         <w:trPr>
+          <w:cantSplit/>
           <w:tblHeader w:val="true"/>
         </w:trPr>
         <w:tc>
           <w:tcPr>
-            <w:tcW w:type="dxa" w:w="2493"/>
+            <w:tcW w:type="dxa" w:w="614"/>
             <w:vAlign w:val="center"/>
             <w:tcMar>
               <w:top w:w="80" w:type="dxa"/>
@@ -7639,13 +8482,15 @@
           </w:tcPr>
           <w:p>
             <w:pPr>
-              <w:spacing w:after="0" w:before="0" w:line="240" w:lineRule="auto"/>
+              <w:spacing w:line="240" w:lineRule="auto" w:before="0" w:after="0"/>
               <w:ind w:firstLine="0"/>
             </w:pPr>
             <w:r>
               <w:rPr>
+                <w:rFonts w:ascii="Times New Roman" w:hAnsi="Times New Roman" w:eastAsia="Times New Roman"/>
                 <w:b/>
-                <w:sz w:val="18"/>
+                <w:i w:val="0"/>
+                <w:sz w:val="20"/>
               </w:rPr>
               <w:t>Последовательность</w:t>
             </w:r>
@@ -7653,7 +8498,7 @@
         </w:tc>
         <w:tc>
           <w:tcPr>
-            <w:tcW w:type="dxa" w:w="2493"/>
+            <w:tcW w:type="dxa" w:w="4147"/>
             <w:vAlign w:val="center"/>
             <w:tcMar>
               <w:top w:w="80" w:type="dxa"/>
@@ -7665,13 +8510,15 @@
           </w:tcPr>
           <w:p>
             <w:pPr>
-              <w:spacing w:after="0" w:before="0" w:line="240" w:lineRule="auto"/>
+              <w:spacing w:line="240" w:lineRule="auto" w:before="0" w:after="0"/>
               <w:ind w:firstLine="0"/>
             </w:pPr>
             <w:r>
               <w:rPr>
+                <w:rFonts w:ascii="Times New Roman" w:hAnsi="Times New Roman" w:eastAsia="Times New Roman"/>
                 <w:b/>
-                <w:sz w:val="18"/>
+                <w:i w:val="0"/>
+                <w:sz w:val="20"/>
               </w:rPr>
               <w:t>Действие</w:t>
             </w:r>
@@ -7679,7 +8526,7 @@
         </w:tc>
         <w:tc>
           <w:tcPr>
-            <w:tcW w:type="dxa" w:w="2493"/>
+            <w:tcW w:type="dxa" w:w="1255"/>
             <w:vAlign w:val="center"/>
             <w:tcMar>
               <w:top w:w="80" w:type="dxa"/>
@@ -7691,13 +8538,15 @@
           </w:tcPr>
           <w:p>
             <w:pPr>
-              <w:spacing w:after="0" w:before="0" w:line="240" w:lineRule="auto"/>
+              <w:spacing w:line="240" w:lineRule="auto" w:before="0" w:after="0"/>
               <w:ind w:firstLine="0"/>
             </w:pPr>
             <w:r>
               <w:rPr>
+                <w:rFonts w:ascii="Times New Roman" w:hAnsi="Times New Roman" w:eastAsia="Times New Roman"/>
                 <w:b/>
-                <w:sz w:val="18"/>
+                <w:i w:val="0"/>
+                <w:sz w:val="20"/>
               </w:rPr>
               <w:t>Ответственный</w:t>
             </w:r>
@@ -7705,7 +8554,7 @@
         </w:tc>
         <w:tc>
           <w:tcPr>
-            <w:tcW w:type="dxa" w:w="2493"/>
+            <w:tcW w:type="dxa" w:w="3339"/>
             <w:vAlign w:val="center"/>
             <w:tcMar>
               <w:top w:w="80" w:type="dxa"/>
@@ -7717,13 +8566,15 @@
           </w:tcPr>
           <w:p>
             <w:pPr>
-              <w:spacing w:after="0" w:before="0" w:line="240" w:lineRule="auto"/>
+              <w:spacing w:line="240" w:lineRule="auto" w:before="0" w:after="0"/>
               <w:ind w:firstLine="0"/>
             </w:pPr>
             <w:r>
               <w:rPr>
+                <w:rFonts w:ascii="Times New Roman" w:hAnsi="Times New Roman" w:eastAsia="Times New Roman"/>
                 <w:b/>
-                <w:sz w:val="18"/>
+                <w:i w:val="0"/>
+                <w:sz w:val="20"/>
               </w:rPr>
               <w:t>Результат / контроль</w:t>
             </w:r>
@@ -7731,9 +8582,12 @@
         </w:tc>
       </w:tr>
       <w:tr>
+        <w:trPr>
+          <w:cantSplit/>
+        </w:trPr>
         <w:tc>
           <w:tcPr>
-            <w:tcW w:type="dxa" w:w="2493"/>
+            <w:tcW w:type="dxa" w:w="614"/>
             <w:vAlign w:val="center"/>
             <w:tcMar>
               <w:top w:w="80" w:type="dxa"/>
@@ -7744,13 +8598,15 @@
           </w:tcPr>
           <w:p>
             <w:pPr>
-              <w:spacing w:after="0" w:before="0" w:line="240" w:lineRule="auto"/>
+              <w:spacing w:line="240" w:lineRule="auto" w:before="0" w:after="0"/>
               <w:ind w:firstLine="0"/>
             </w:pPr>
             <w:r>
               <w:rPr>
+                <w:rFonts w:ascii="Times New Roman" w:hAnsi="Times New Roman" w:eastAsia="Times New Roman"/>
                 <w:b w:val="0"/>
-                <w:sz w:val="18"/>
+                <w:i w:val="0"/>
+                <w:sz w:val="20"/>
               </w:rPr>
               <w:t>1</w:t>
             </w:r>
@@ -7758,7 +8614,7 @@
         </w:tc>
         <w:tc>
           <w:tcPr>
-            <w:tcW w:type="dxa" w:w="2493"/>
+            <w:tcW w:type="dxa" w:w="4147"/>
             <w:vAlign w:val="center"/>
             <w:tcMar>
               <w:top w:w="80" w:type="dxa"/>
@@ -7769,13 +8625,15 @@
           </w:tcPr>
           <w:p>
             <w:pPr>
-              <w:spacing w:after="0" w:before="0" w:line="240" w:lineRule="auto"/>
+              <w:spacing w:line="240" w:lineRule="auto" w:before="0" w:after="0"/>
               <w:ind w:firstLine="0"/>
             </w:pPr>
             <w:r>
               <w:rPr>
+                <w:rFonts w:ascii="Times New Roman" w:hAnsi="Times New Roman" w:eastAsia="Times New Roman"/>
                 <w:b w:val="0"/>
-                <w:sz w:val="18"/>
+                <w:i w:val="0"/>
+                <w:sz w:val="20"/>
               </w:rPr>
               <w:t>Рассчитать точную сумму и срок сокращения ФЗП, проверить бюджетные альтернативы</w:t>
             </w:r>
@@ -7783,7 +8641,7 @@
         </w:tc>
         <w:tc>
           <w:tcPr>
-            <w:tcW w:type="dxa" w:w="2493"/>
+            <w:tcW w:type="dxa" w:w="1255"/>
             <w:vAlign w:val="center"/>
             <w:tcMar>
               <w:top w:w="80" w:type="dxa"/>
@@ -7794,13 +8652,15 @@
           </w:tcPr>
           <w:p>
             <w:pPr>
-              <w:spacing w:after="0" w:before="0" w:line="240" w:lineRule="auto"/>
+              <w:spacing w:line="240" w:lineRule="auto" w:before="0" w:after="0"/>
               <w:ind w:firstLine="0"/>
             </w:pPr>
             <w:r>
               <w:rPr>
+                <w:rFonts w:ascii="Times New Roman" w:hAnsi="Times New Roman" w:eastAsia="Times New Roman"/>
                 <w:b w:val="0"/>
-                <w:sz w:val="18"/>
+                <w:i w:val="0"/>
+                <w:sz w:val="20"/>
               </w:rPr>
               <w:t>Руководитель и экономист</w:t>
             </w:r>
@@ -7808,7 +8668,7 @@
         </w:tc>
         <w:tc>
           <w:tcPr>
-            <w:tcW w:type="dxa" w:w="2493"/>
+            <w:tcW w:type="dxa" w:w="3339"/>
             <w:vAlign w:val="center"/>
             <w:tcMar>
               <w:top w:w="80" w:type="dxa"/>
@@ -7819,13 +8679,15 @@
           </w:tcPr>
           <w:p>
             <w:pPr>
-              <w:spacing w:after="0" w:before="0" w:line="240" w:lineRule="auto"/>
+              <w:spacing w:line="240" w:lineRule="auto" w:before="0" w:after="0"/>
               <w:ind w:firstLine="0"/>
             </w:pPr>
             <w:r>
               <w:rPr>
+                <w:rFonts w:ascii="Times New Roman" w:hAnsi="Times New Roman" w:eastAsia="Times New Roman"/>
                 <w:b w:val="0"/>
-                <w:sz w:val="18"/>
+                <w:i w:val="0"/>
+                <w:sz w:val="20"/>
               </w:rPr>
               <w:t>Подтверждённый дефицит, а не общее требование «сократить одного»</w:t>
             </w:r>
@@ -7833,9 +8695,12 @@
         </w:tc>
       </w:tr>
       <w:tr>
+        <w:trPr>
+          <w:cantSplit/>
+        </w:trPr>
         <w:tc>
           <w:tcPr>
-            <w:tcW w:type="dxa" w:w="2493"/>
+            <w:tcW w:type="dxa" w:w="614"/>
             <w:vAlign w:val="center"/>
             <w:tcMar>
               <w:top w:w="80" w:type="dxa"/>
@@ -7846,13 +8711,15 @@
           </w:tcPr>
           <w:p>
             <w:pPr>
-              <w:spacing w:after="0" w:before="0" w:line="240" w:lineRule="auto"/>
+              <w:spacing w:line="240" w:lineRule="auto" w:before="0" w:after="0"/>
               <w:ind w:firstLine="0"/>
             </w:pPr>
             <w:r>
               <w:rPr>
+                <w:rFonts w:ascii="Times New Roman" w:hAnsi="Times New Roman" w:eastAsia="Times New Roman"/>
                 <w:b w:val="0"/>
-                <w:sz w:val="18"/>
+                <w:i w:val="0"/>
+                <w:sz w:val="20"/>
               </w:rPr>
               <w:t>2</w:t>
             </w:r>
@@ -7860,7 +8727,7 @@
         </w:tc>
         <w:tc>
           <w:tcPr>
-            <w:tcW w:type="dxa" w:w="2493"/>
+            <w:tcW w:type="dxa" w:w="4147"/>
             <w:vAlign w:val="center"/>
             <w:tcMar>
               <w:top w:w="80" w:type="dxa"/>
@@ -7871,13 +8738,15 @@
           </w:tcPr>
           <w:p>
             <w:pPr>
-              <w:spacing w:after="0" w:before="0" w:line="240" w:lineRule="auto"/>
+              <w:spacing w:line="240" w:lineRule="auto" w:before="0" w:after="0"/>
               <w:ind w:firstLine="0"/>
             </w:pPr>
             <w:r>
               <w:rPr>
+                <w:rFonts w:ascii="Times New Roman" w:hAnsi="Times New Roman" w:eastAsia="Times New Roman"/>
                 <w:b w:val="0"/>
-                <w:sz w:val="18"/>
+                <w:i w:val="0"/>
+                <w:sz w:val="20"/>
               </w:rPr>
               <w:t>Проверить вакансии, возможность перевода, переобучения, естественную убыль, добровольные меры и режимы работы</w:t>
             </w:r>
@@ -7885,7 +8754,7 @@
         </w:tc>
         <w:tc>
           <w:tcPr>
-            <w:tcW w:type="dxa" w:w="2493"/>
+            <w:tcW w:type="dxa" w:w="1255"/>
             <w:vAlign w:val="center"/>
             <w:tcMar>
               <w:top w:w="80" w:type="dxa"/>
@@ -7896,13 +8765,15 @@
           </w:tcPr>
           <w:p>
             <w:pPr>
-              <w:spacing w:after="0" w:before="0" w:line="240" w:lineRule="auto"/>
+              <w:spacing w:line="240" w:lineRule="auto" w:before="0" w:after="0"/>
               <w:ind w:firstLine="0"/>
             </w:pPr>
             <w:r>
               <w:rPr>
+                <w:rFonts w:ascii="Times New Roman" w:hAnsi="Times New Roman" w:eastAsia="Times New Roman"/>
                 <w:b w:val="0"/>
-                <w:sz w:val="18"/>
+                <w:i w:val="0"/>
+                <w:sz w:val="20"/>
               </w:rPr>
               <w:t>HR и руководитель</w:t>
             </w:r>
@@ -7910,7 +8781,7 @@
         </w:tc>
         <w:tc>
           <w:tcPr>
-            <w:tcW w:type="dxa" w:w="2493"/>
+            <w:tcW w:type="dxa" w:w="3339"/>
             <w:vAlign w:val="center"/>
             <w:tcMar>
               <w:top w:w="80" w:type="dxa"/>
@@ -7921,13 +8792,15 @@
           </w:tcPr>
           <w:p>
             <w:pPr>
-              <w:spacing w:after="0" w:before="0" w:line="240" w:lineRule="auto"/>
+              <w:spacing w:line="240" w:lineRule="auto" w:before="0" w:after="0"/>
               <w:ind w:firstLine="0"/>
             </w:pPr>
             <w:r>
               <w:rPr>
+                <w:rFonts w:ascii="Times New Roman" w:hAnsi="Times New Roman" w:eastAsia="Times New Roman"/>
                 <w:b w:val="0"/>
-                <w:sz w:val="18"/>
+                <w:i w:val="0"/>
+                <w:sz w:val="20"/>
               </w:rPr>
               <w:t>Перечень реально доступных альтернатив и их эффект</w:t>
             </w:r>
@@ -7935,9 +8808,12 @@
         </w:tc>
       </w:tr>
       <w:tr>
+        <w:trPr>
+          <w:cantSplit/>
+        </w:trPr>
         <w:tc>
           <w:tcPr>
-            <w:tcW w:type="dxa" w:w="2493"/>
+            <w:tcW w:type="dxa" w:w="614"/>
             <w:vAlign w:val="center"/>
             <w:tcMar>
               <w:top w:w="80" w:type="dxa"/>
@@ -7948,13 +8824,15 @@
           </w:tcPr>
           <w:p>
             <w:pPr>
-              <w:spacing w:after="0" w:before="0" w:line="240" w:lineRule="auto"/>
+              <w:spacing w:line="240" w:lineRule="auto" w:before="0" w:after="0"/>
               <w:ind w:firstLine="0"/>
             </w:pPr>
             <w:r>
               <w:rPr>
+                <w:rFonts w:ascii="Times New Roman" w:hAnsi="Times New Roman" w:eastAsia="Times New Roman"/>
                 <w:b w:val="0"/>
-                <w:sz w:val="18"/>
+                <w:i w:val="0"/>
+                <w:sz w:val="20"/>
               </w:rPr>
               <w:t>3</w:t>
             </w:r>
@@ -7962,7 +8840,7 @@
         </w:tc>
         <w:tc>
           <w:tcPr>
-            <w:tcW w:type="dxa" w:w="2493"/>
+            <w:tcW w:type="dxa" w:w="4147"/>
             <w:vAlign w:val="center"/>
             <w:tcMar>
               <w:top w:w="80" w:type="dxa"/>
@@ -7973,13 +8851,15 @@
           </w:tcPr>
           <w:p>
             <w:pPr>
-              <w:spacing w:after="0" w:before="0" w:line="240" w:lineRule="auto"/>
+              <w:spacing w:line="240" w:lineRule="auto" w:before="0" w:after="0"/>
               <w:ind w:firstLine="0"/>
             </w:pPr>
             <w:r>
               <w:rPr>
+                <w:rFonts w:ascii="Times New Roman" w:hAnsi="Times New Roman" w:eastAsia="Times New Roman"/>
                 <w:b w:val="0"/>
-                <w:sz w:val="18"/>
+                <w:i w:val="0"/>
+                <w:sz w:val="20"/>
               </w:rPr>
               <w:t>Установить единую шкалу деловых критериев; собрать документы за одинаковый период</w:t>
             </w:r>
@@ -7987,7 +8867,7 @@
         </w:tc>
         <w:tc>
           <w:tcPr>
-            <w:tcW w:type="dxa" w:w="2493"/>
+            <w:tcW w:type="dxa" w:w="1255"/>
             <w:vAlign w:val="center"/>
             <w:tcMar>
               <w:top w:w="80" w:type="dxa"/>
@@ -7998,13 +8878,15 @@
           </w:tcPr>
           <w:p>
             <w:pPr>
-              <w:spacing w:after="0" w:before="0" w:line="240" w:lineRule="auto"/>
+              <w:spacing w:line="240" w:lineRule="auto" w:before="0" w:after="0"/>
               <w:ind w:firstLine="0"/>
             </w:pPr>
             <w:r>
               <w:rPr>
+                <w:rFonts w:ascii="Times New Roman" w:hAnsi="Times New Roman" w:eastAsia="Times New Roman"/>
                 <w:b w:val="0"/>
-                <w:sz w:val="18"/>
+                <w:i w:val="0"/>
+                <w:sz w:val="20"/>
               </w:rPr>
               <w:t>Руководитель, HR</w:t>
             </w:r>
@@ -8012,7 +8894,7 @@
         </w:tc>
         <w:tc>
           <w:tcPr>
-            <w:tcW w:type="dxa" w:w="2493"/>
+            <w:tcW w:type="dxa" w:w="3339"/>
             <w:vAlign w:val="center"/>
             <w:tcMar>
               <w:top w:w="80" w:type="dxa"/>
@@ -8023,13 +8905,15 @@
           </w:tcPr>
           <w:p>
             <w:pPr>
-              <w:spacing w:after="0" w:before="0" w:line="240" w:lineRule="auto"/>
+              <w:spacing w:line="240" w:lineRule="auto" w:before="0" w:after="0"/>
               <w:ind w:firstLine="0"/>
             </w:pPr>
             <w:r>
               <w:rPr>
+                <w:rFonts w:ascii="Times New Roman" w:hAnsi="Times New Roman" w:eastAsia="Times New Roman"/>
                 <w:b w:val="0"/>
-                <w:sz w:val="18"/>
+                <w:i w:val="0"/>
+                <w:sz w:val="20"/>
               </w:rPr>
               <w:t>Сопоставимая матрица без личных и дискриминационных оснований</w:t>
             </w:r>
@@ -8037,9 +8921,12 @@
         </w:tc>
       </w:tr>
       <w:tr>
+        <w:trPr>
+          <w:cantSplit/>
+        </w:trPr>
         <w:tc>
           <w:tcPr>
-            <w:tcW w:type="dxa" w:w="2493"/>
+            <w:tcW w:type="dxa" w:w="614"/>
             <w:vAlign w:val="center"/>
             <w:tcMar>
               <w:top w:w="80" w:type="dxa"/>
@@ -8050,13 +8937,15 @@
           </w:tcPr>
           <w:p>
             <w:pPr>
-              <w:spacing w:after="0" w:before="0" w:line="240" w:lineRule="auto"/>
+              <w:spacing w:line="240" w:lineRule="auto" w:before="0" w:after="0"/>
               <w:ind w:firstLine="0"/>
             </w:pPr>
             <w:r>
               <w:rPr>
+                <w:rFonts w:ascii="Times New Roman" w:hAnsi="Times New Roman" w:eastAsia="Times New Roman"/>
                 <w:b w:val="0"/>
-                <w:sz w:val="18"/>
+                <w:i w:val="0"/>
+                <w:sz w:val="20"/>
               </w:rPr>
               <w:t>4</w:t>
             </w:r>
@@ -8064,7 +8953,7 @@
         </w:tc>
         <w:tc>
           <w:tcPr>
-            <w:tcW w:type="dxa" w:w="2493"/>
+            <w:tcW w:type="dxa" w:w="4147"/>
             <w:vAlign w:val="center"/>
             <w:tcMar>
               <w:top w:w="80" w:type="dxa"/>
@@ -8075,13 +8964,15 @@
           </w:tcPr>
           <w:p>
             <w:pPr>
-              <w:spacing w:after="0" w:before="0" w:line="240" w:lineRule="auto"/>
+              <w:spacing w:line="240" w:lineRule="auto" w:before="0" w:after="0"/>
               <w:ind w:firstLine="0"/>
             </w:pPr>
             <w:r>
               <w:rPr>
+                <w:rFonts w:ascii="Times New Roman" w:hAnsi="Times New Roman" w:eastAsia="Times New Roman"/>
                 <w:b w:val="0"/>
-                <w:sz w:val="18"/>
+                <w:i w:val="0"/>
+                <w:sz w:val="20"/>
               </w:rPr>
               <w:t>Проверить гарантии, преимущественное право, коллективный договор и корректность процедуры</w:t>
             </w:r>
@@ -8089,7 +8980,7 @@
         </w:tc>
         <w:tc>
           <w:tcPr>
-            <w:tcW w:type="dxa" w:w="2493"/>
+            <w:tcW w:type="dxa" w:w="1255"/>
             <w:vAlign w:val="center"/>
             <w:tcMar>
               <w:top w:w="80" w:type="dxa"/>
@@ -8100,13 +8991,15 @@
           </w:tcPr>
           <w:p>
             <w:pPr>
-              <w:spacing w:after="0" w:before="0" w:line="240" w:lineRule="auto"/>
+              <w:spacing w:line="240" w:lineRule="auto" w:before="0" w:after="0"/>
               <w:ind w:firstLine="0"/>
             </w:pPr>
             <w:r>
               <w:rPr>
+                <w:rFonts w:ascii="Times New Roman" w:hAnsi="Times New Roman" w:eastAsia="Times New Roman"/>
                 <w:b w:val="0"/>
-                <w:sz w:val="18"/>
+                <w:i w:val="0"/>
+                <w:sz w:val="20"/>
               </w:rPr>
               <w:t>HR и юрист</w:t>
             </w:r>
@@ -8114,7 +9007,7 @@
         </w:tc>
         <w:tc>
           <w:tcPr>
-            <w:tcW w:type="dxa" w:w="2493"/>
+            <w:tcW w:type="dxa" w:w="3339"/>
             <w:vAlign w:val="center"/>
             <w:tcMar>
               <w:top w:w="80" w:type="dxa"/>
@@ -8125,13 +9018,15 @@
           </w:tcPr>
           <w:p>
             <w:pPr>
-              <w:spacing w:after="0" w:before="0" w:line="240" w:lineRule="auto"/>
+              <w:spacing w:line="240" w:lineRule="auto" w:before="0" w:after="0"/>
               <w:ind w:firstLine="0"/>
             </w:pPr>
             <w:r>
               <w:rPr>
+                <w:rFonts w:ascii="Times New Roman" w:hAnsi="Times New Roman" w:eastAsia="Times New Roman"/>
                 <w:b w:val="0"/>
-                <w:sz w:val="18"/>
+                <w:i w:val="0"/>
+                <w:sz w:val="20"/>
               </w:rPr>
               <w:t>Письменное заключение о допустимости решения</w:t>
             </w:r>
@@ -8139,9 +9034,12 @@
         </w:tc>
       </w:tr>
       <w:tr>
+        <w:trPr>
+          <w:cantSplit/>
+        </w:trPr>
         <w:tc>
           <w:tcPr>
-            <w:tcW w:type="dxa" w:w="2493"/>
+            <w:tcW w:type="dxa" w:w="614"/>
             <w:vAlign w:val="center"/>
             <w:tcMar>
               <w:top w:w="80" w:type="dxa"/>
@@ -8152,13 +9050,15 @@
           </w:tcPr>
           <w:p>
             <w:pPr>
-              <w:spacing w:after="0" w:before="0" w:line="240" w:lineRule="auto"/>
+              <w:spacing w:line="240" w:lineRule="auto" w:before="0" w:after="0"/>
               <w:ind w:firstLine="0"/>
             </w:pPr>
             <w:r>
               <w:rPr>
+                <w:rFonts w:ascii="Times New Roman" w:hAnsi="Times New Roman" w:eastAsia="Times New Roman"/>
                 <w:b w:val="0"/>
-                <w:sz w:val="18"/>
+                <w:i w:val="0"/>
+                <w:sz w:val="20"/>
               </w:rPr>
               <w:t>5</w:t>
             </w:r>
@@ -8166,7 +9066,7 @@
         </w:tc>
         <w:tc>
           <w:tcPr>
-            <w:tcW w:type="dxa" w:w="2493"/>
+            <w:tcW w:type="dxa" w:w="4147"/>
             <w:vAlign w:val="center"/>
             <w:tcMar>
               <w:top w:w="80" w:type="dxa"/>
@@ -8177,13 +9077,15 @@
           </w:tcPr>
           <w:p>
             <w:pPr>
-              <w:spacing w:after="0" w:before="0" w:line="240" w:lineRule="auto"/>
+              <w:spacing w:line="240" w:lineRule="auto" w:before="0" w:after="0"/>
               <w:ind w:firstLine="0"/>
             </w:pPr>
             <w:r>
               <w:rPr>
+                <w:rFonts w:ascii="Times New Roman" w:hAnsi="Times New Roman" w:eastAsia="Times New Roman"/>
                 <w:b w:val="0"/>
-                <w:sz w:val="18"/>
+                <w:i w:val="0"/>
+                <w:sz w:val="20"/>
               </w:rPr>
               <w:t>Принять решение, предложить подходящие вакансии и меры поддержки; объяснить логику без разглашения чужих персональных данных</w:t>
             </w:r>
@@ -8191,7 +9093,7 @@
         </w:tc>
         <w:tc>
           <w:tcPr>
-            <w:tcW w:type="dxa" w:w="2493"/>
+            <w:tcW w:type="dxa" w:w="1255"/>
             <w:vAlign w:val="center"/>
             <w:tcMar>
               <w:top w:w="80" w:type="dxa"/>
@@ -8202,13 +9104,15 @@
           </w:tcPr>
           <w:p>
             <w:pPr>
-              <w:spacing w:after="0" w:before="0" w:line="240" w:lineRule="auto"/>
+              <w:spacing w:line="240" w:lineRule="auto" w:before="0" w:after="0"/>
               <w:ind w:firstLine="0"/>
             </w:pPr>
             <w:r>
               <w:rPr>
+                <w:rFonts w:ascii="Times New Roman" w:hAnsi="Times New Roman" w:eastAsia="Times New Roman"/>
                 <w:b w:val="0"/>
-                <w:sz w:val="18"/>
+                <w:i w:val="0"/>
+                <w:sz w:val="20"/>
               </w:rPr>
               <w:t>Руководитель и HR</w:t>
             </w:r>
@@ -8216,7 +9120,7 @@
         </w:tc>
         <w:tc>
           <w:tcPr>
-            <w:tcW w:type="dxa" w:w="2493"/>
+            <w:tcW w:type="dxa" w:w="3339"/>
             <w:vAlign w:val="center"/>
             <w:tcMar>
               <w:top w:w="80" w:type="dxa"/>
@@ -8227,13 +9131,15 @@
           </w:tcPr>
           <w:p>
             <w:pPr>
-              <w:spacing w:after="0" w:before="0" w:line="240" w:lineRule="auto"/>
+              <w:spacing w:line="240" w:lineRule="auto" w:before="0" w:after="0"/>
               <w:ind w:firstLine="0"/>
             </w:pPr>
             <w:r>
               <w:rPr>
+                <w:rFonts w:ascii="Times New Roman" w:hAnsi="Times New Roman" w:eastAsia="Times New Roman"/>
                 <w:b w:val="0"/>
-                <w:sz w:val="18"/>
+                <w:i w:val="0"/>
+                <w:sz w:val="20"/>
               </w:rPr>
               <w:t>Уведомления и предложения оформлены; уважительное взаимодействие сохранено</w:t>
             </w:r>
@@ -8241,9 +9147,12 @@
         </w:tc>
       </w:tr>
       <w:tr>
+        <w:trPr>
+          <w:cantSplit/>
+        </w:trPr>
         <w:tc>
           <w:tcPr>
-            <w:tcW w:type="dxa" w:w="2493"/>
+            <w:tcW w:type="dxa" w:w="614"/>
             <w:vAlign w:val="center"/>
             <w:tcMar>
               <w:top w:w="80" w:type="dxa"/>
@@ -8254,13 +9163,15 @@
           </w:tcPr>
           <w:p>
             <w:pPr>
-              <w:spacing w:after="0" w:before="0" w:line="240" w:lineRule="auto"/>
+              <w:spacing w:line="240" w:lineRule="auto" w:before="0" w:after="0"/>
               <w:ind w:firstLine="0"/>
             </w:pPr>
             <w:r>
               <w:rPr>
+                <w:rFonts w:ascii="Times New Roman" w:hAnsi="Times New Roman" w:eastAsia="Times New Roman"/>
                 <w:b w:val="0"/>
-                <w:sz w:val="18"/>
+                <w:i w:val="0"/>
+                <w:sz w:val="20"/>
               </w:rPr>
               <w:t>6</w:t>
             </w:r>
@@ -8268,7 +9179,7 @@
         </w:tc>
         <w:tc>
           <w:tcPr>
-            <w:tcW w:type="dxa" w:w="2493"/>
+            <w:tcW w:type="dxa" w:w="4147"/>
             <w:vAlign w:val="center"/>
             <w:tcMar>
               <w:top w:w="80" w:type="dxa"/>
@@ -8279,13 +9190,15 @@
           </w:tcPr>
           <w:p>
             <w:pPr>
-              <w:spacing w:after="0" w:before="0" w:line="240" w:lineRule="auto"/>
+              <w:spacing w:line="240" w:lineRule="auto" w:before="0" w:after="0"/>
               <w:ind w:firstLine="0"/>
             </w:pPr>
             <w:r>
               <w:rPr>
+                <w:rFonts w:ascii="Times New Roman" w:hAnsi="Times New Roman" w:eastAsia="Times New Roman"/>
                 <w:b w:val="0"/>
-                <w:sz w:val="18"/>
+                <w:i w:val="0"/>
+                <w:sz w:val="20"/>
               </w:rPr>
               <w:t>После изменения состава оценить нагрузку оставшихся работников</w:t>
             </w:r>
@@ -8293,7 +9206,7 @@
         </w:tc>
         <w:tc>
           <w:tcPr>
-            <w:tcW w:type="dxa" w:w="2493"/>
+            <w:tcW w:type="dxa" w:w="1255"/>
             <w:vAlign w:val="center"/>
             <w:tcMar>
               <w:top w:w="80" w:type="dxa"/>
@@ -8304,13 +9217,15 @@
           </w:tcPr>
           <w:p>
             <w:pPr>
-              <w:spacing w:after="0" w:before="0" w:line="240" w:lineRule="auto"/>
+              <w:spacing w:line="240" w:lineRule="auto" w:before="0" w:after="0"/>
               <w:ind w:firstLine="0"/>
             </w:pPr>
             <w:r>
               <w:rPr>
+                <w:rFonts w:ascii="Times New Roman" w:hAnsi="Times New Roman" w:eastAsia="Times New Roman"/>
                 <w:b w:val="0"/>
-                <w:sz w:val="18"/>
+                <w:i w:val="0"/>
+                <w:sz w:val="20"/>
               </w:rPr>
               <w:t>Руководитель линии</w:t>
             </w:r>
@@ -8318,7 +9233,7 @@
         </w:tc>
         <w:tc>
           <w:tcPr>
-            <w:tcW w:type="dxa" w:w="2493"/>
+            <w:tcW w:type="dxa" w:w="3339"/>
             <w:vAlign w:val="center"/>
             <w:tcMar>
               <w:top w:w="80" w:type="dxa"/>
@@ -8329,13 +9244,15 @@
           </w:tcPr>
           <w:p>
             <w:pPr>
-              <w:spacing w:after="0" w:before="0" w:line="240" w:lineRule="auto"/>
+              <w:spacing w:line="240" w:lineRule="auto" w:before="0" w:after="0"/>
               <w:ind w:firstLine="0"/>
             </w:pPr>
             <w:r>
               <w:rPr>
+                <w:rFonts w:ascii="Times New Roman" w:hAnsi="Times New Roman" w:eastAsia="Times New Roman"/>
                 <w:b w:val="0"/>
-                <w:sz w:val="18"/>
+                <w:i w:val="0"/>
+                <w:sz w:val="20"/>
               </w:rPr>
               <w:t>Качество, выработка, сверхурочные, безопасность и климат не ухудшились сверх допустимого уровня</w:t>
             </w:r>
@@ -8345,7 +9262,7 @@
     </w:tbl>
     <w:p>
       <w:pPr>
-        <w:spacing w:after="0"/>
+        <w:spacing w:line="240" w:lineRule="auto" w:before="0" w:after="0"/>
       </w:pPr>
     </w:p>
     <w:p>
@@ -8357,77 +9274,92 @@
       </w:pPr>
       <w:r>
         <w:rPr>
-          <w:rFonts w:ascii="Times New Roman" w:hAnsi="Times New Roman"/>
+          <w:rFonts w:ascii="Times New Roman" w:hAnsi="Times New Roman" w:eastAsia="Times New Roman"/>
           <w:b/>
+          <w:sz w:val="28"/>
           <w:color w:val="1F4E79"/>
-          <w:sz w:val="28"/>
         </w:rPr>
         <w:t>7. Результаты анализа</w:t>
       </w:r>
     </w:p>
     <w:p>
       <w:pPr>
-        <w:pStyle w:val="ListNumber"/>
-        <w:spacing w:line="324" w:lineRule="auto" w:after="40"/>
+        <w:spacing w:line="360" w:lineRule="auto" w:before="0" w:after="80"/>
+        <w:ind w:left="709" w:hanging="369"/>
+        <w:jc w:val="both"/>
       </w:pPr>
       <w:r>
         <w:rPr>
+          <w:rFonts w:ascii="Times New Roman" w:hAnsi="Times New Roman" w:eastAsia="Times New Roman"/>
           <w:b w:val="0"/>
+          <w:i w:val="0"/>
           <w:sz w:val="28"/>
         </w:rPr>
-        <w:t>Для ситуации 1 рекомендована стратегия конкуренции с Linux через продуктовую ценность, поддержку, совместимость и сегментирование, а не игнорирование угрозы, односторонний ценовой демпинг или административные барьеры.</w:t>
+        <w:t>1. Для ситуации 1 рекомендована стратегия конкуренции с Linux через продуктовую ценность, поддержку, совместимость и сегментирование, а не игнорирование угрозы, односторонний ценовой демпинг или административные барьеры.</w:t>
       </w:r>
     </w:p>
     <w:p>
       <w:pPr>
-        <w:pStyle w:val="ListNumber"/>
-        <w:spacing w:line="324" w:lineRule="auto" w:after="40"/>
+        <w:spacing w:line="360" w:lineRule="auto" w:before="0" w:after="80"/>
+        <w:ind w:left="709" w:hanging="369"/>
+        <w:jc w:val="both"/>
       </w:pPr>
       <w:r>
         <w:rPr>
+          <w:rFonts w:ascii="Times New Roman" w:hAnsi="Times New Roman" w:eastAsia="Times New Roman"/>
           <w:b w:val="0"/>
+          <w:i w:val="0"/>
           <w:sz w:val="28"/>
         </w:rPr>
-        <w:t>В ситуации 2 просьба механика о помощнике трактуется как сигнал для диагностики, а не как повод отказать либо немедленно увеличить штат. Выбрана организация потока работ, полномочий и профилактики с проверкой реальной нагрузки. Если нагрузка останется небезопасной, ресурсное решение обязательно.</w:t>
+        <w:t>2. В ситуации 2 просьба механика о помощнике трактуется как сигнал для диагностики, а не как повод отказать либо немедленно увеличить штат. Выбрана организация потока работ, полномочий и профилактики с проверкой реальной нагрузки. Если нагрузка останется небезопасной, ресурсное решение обязательно.</w:t>
       </w:r>
     </w:p>
     <w:p>
       <w:pPr>
-        <w:pStyle w:val="ListNumber"/>
-        <w:spacing w:line="324" w:lineRule="auto" w:after="40"/>
+        <w:spacing w:line="360" w:lineRule="auto" w:before="0" w:after="80"/>
+        <w:ind w:left="709" w:hanging="369"/>
+        <w:jc w:val="both"/>
       </w:pPr>
       <w:r>
         <w:rPr>
+          <w:rFonts w:ascii="Times New Roman" w:hAnsi="Times New Roman" w:eastAsia="Times New Roman"/>
           <w:b w:val="0"/>
+          <w:i w:val="0"/>
           <w:sz w:val="28"/>
         </w:rPr>
-        <w:t>В ситуации 3 не рекомендовано выбирать работника по семейному положению, здоровью или личным планам. Предложена последовательность: проверить способы сократить ФЗП без увольнения → сравнить объективные деловые качества → соблюсти гарантии и процедуру → предложить перевод и поддержку.</w:t>
+        <w:t>3. В ситуации 3 не рекомендовано выбирать работника по семейному положению, здоровью или личным планам. Предложена последовательность: проверить способы сократить ФЗП без увольнения → сравнить объективные деловые качества → соблюсти гарантии и процедуру → предложить перевод и поддержку.</w:t>
       </w:r>
     </w:p>
     <w:p>
       <w:pPr>
-        <w:pStyle w:val="ListNumber"/>
-        <w:spacing w:line="324" w:lineRule="auto" w:after="40"/>
+        <w:spacing w:line="360" w:lineRule="auto" w:before="0" w:after="80"/>
+        <w:ind w:left="709" w:hanging="369"/>
+        <w:jc w:val="both"/>
       </w:pPr>
       <w:r>
         <w:rPr>
+          <w:rFonts w:ascii="Times New Roman" w:hAnsi="Times New Roman" w:eastAsia="Times New Roman"/>
           <w:b w:val="0"/>
+          <w:i w:val="0"/>
           <w:sz w:val="28"/>
         </w:rPr>
-        <w:t>Предварительным кандидатом на высвобождение в данных кейса является Пелагея, но только после документальной оценки и правовой проверки. Главным основанием служит сочетание средней оценки работы, меньшего стажа и отсутствия подтверждённой специальной подготовки, а не личные обстоятельства.</w:t>
+        <w:t>4. Предварительным кандидатом на высвобождение в данных кейса является Пелагея, но только после документальной оценки и правовой проверки. Главным основанием служит сочетание средней оценки работы, меньшего стажа и отсутствия подтверждённой специальной подготовки, а не личные обстоятельства.</w:t>
       </w:r>
     </w:p>
     <w:p>
       <w:pPr>
-        <w:pStyle w:val="ListNumber"/>
-        <w:spacing w:line="324" w:lineRule="auto" w:after="40"/>
+        <w:spacing w:line="360" w:lineRule="auto" w:before="0" w:after="80"/>
+        <w:ind w:left="709" w:hanging="369"/>
+        <w:jc w:val="both"/>
       </w:pPr>
       <w:r>
         <w:rPr>
+          <w:rFonts w:ascii="Times New Roman" w:hAnsi="Times New Roman" w:eastAsia="Times New Roman"/>
           <w:b w:val="0"/>
+          <w:i w:val="0"/>
           <w:sz w:val="28"/>
         </w:rPr>
-        <w:t>Во всех трёх кейсах решение связано с планом контроля. Без проверки результата даже логичная рекомендация остаётся предположением.</w:t>
+        <w:t>5. Во всех трёх кейсах решение связано с планом контроля. Без проверки результата даже логичная рекомендация остаётся предположением.</w:t>
       </w:r>
     </w:p>
     <w:p>
@@ -8439,77 +9371,100 @@
       </w:pPr>
       <w:r>
         <w:rPr>
-          <w:rFonts w:ascii="Times New Roman" w:hAnsi="Times New Roman"/>
+          <w:rFonts w:ascii="Times New Roman" w:hAnsi="Times New Roman" w:eastAsia="Times New Roman"/>
           <w:b/>
+          <w:sz w:val="28"/>
           <w:color w:val="1F4E79"/>
-          <w:sz w:val="28"/>
         </w:rPr>
         <w:t>8. Выводы и комментарии</w:t>
       </w:r>
     </w:p>
     <w:p>
       <w:pPr>
-        <w:pStyle w:val="ListNumber"/>
-        <w:spacing w:line="324" w:lineRule="auto" w:after="40"/>
+        <w:spacing w:line="360" w:lineRule="auto" w:before="0" w:after="80"/>
+        <w:ind w:left="709" w:hanging="369"/>
+        <w:jc w:val="both"/>
       </w:pPr>
       <w:r>
         <w:rPr>
+          <w:rFonts w:ascii="Times New Roman" w:hAnsi="Times New Roman" w:eastAsia="Times New Roman"/>
           <w:b w:val="0"/>
+          <w:i w:val="0"/>
           <w:sz w:val="28"/>
         </w:rPr>
-        <w:t>Пошаговый анализ защищает руководителя от двух типичных ошибок: принять решение по первому впечатлению и выдать предположение за установленный факт.</w:t>
+        <w:t>1. Пошаговый анализ защищает руководителя от двух типичных ошибок: принять решение по первому впечатлению и выдать предположение за установленный факт.</w:t>
       </w:r>
     </w:p>
     <w:p>
       <w:pPr>
-        <w:pStyle w:val="ListNumber"/>
-        <w:spacing w:line="324" w:lineRule="auto" w:after="40"/>
+        <w:spacing w:line="360" w:lineRule="auto" w:before="0" w:after="80"/>
+        <w:ind w:left="709" w:hanging="369"/>
+        <w:jc w:val="both"/>
       </w:pPr>
       <w:r>
         <w:rPr>
+          <w:rFonts w:ascii="Times New Roman" w:hAnsi="Times New Roman" w:eastAsia="Times New Roman"/>
           <w:b w:val="0"/>
+          <w:i w:val="0"/>
           <w:sz w:val="28"/>
         </w:rPr>
-        <w:t>В кейсе о Linux ключевой вывод — конкурента необходимо понимать через ценность для клиента и устройство экосистемы; одинаковая мера для всех сегментов рынка неэффективна.</w:t>
+        <w:t>2. В кейсе о Linux ключевой вывод - конкурента необходимо понимать через ценность для клиента и устройство экосистемы; одинаковая мера для всех сегментов рынка неэффективна.</w:t>
       </w:r>
     </w:p>
     <w:p>
       <w:pPr>
-        <w:pStyle w:val="ListNumber"/>
-        <w:spacing w:line="324" w:lineRule="auto" w:after="40"/>
+        <w:spacing w:line="360" w:lineRule="auto" w:before="0" w:after="80"/>
+        <w:ind w:left="709" w:hanging="369"/>
+        <w:jc w:val="both"/>
       </w:pPr>
       <w:r>
         <w:rPr>
+          <w:rFonts w:ascii="Times New Roman" w:hAnsi="Times New Roman" w:eastAsia="Times New Roman"/>
           <w:b w:val="0"/>
+          <w:i w:val="0"/>
           <w:sz w:val="28"/>
         </w:rPr>
-        <w:t>В кейсе о механике конфликт нельзя сводить к «плохому отношению к работе». Жалоба может быть источником информации о реальной перегрузке, небезопасной организации труда или потере уважения; решение должно проверить все гипотезы.</w:t>
+        <w:t>3. В кейсе о механике конфликт нельзя сводить к «плохому отношению к работе». Жалоба может быть источником информации о реальной перегрузке, небезопасной организации труда или потере уважения; решение должно проверить все гипотезы.</w:t>
       </w:r>
     </w:p>
     <w:p>
       <w:pPr>
-        <w:pStyle w:val="ListNumber"/>
-        <w:spacing w:line="324" w:lineRule="auto" w:after="40"/>
+        <w:spacing w:line="360" w:lineRule="auto" w:before="0" w:after="80"/>
+        <w:ind w:left="709" w:hanging="369"/>
+        <w:jc w:val="both"/>
       </w:pPr>
       <w:r>
         <w:rPr>
+          <w:rFonts w:ascii="Times New Roman" w:hAnsi="Times New Roman" w:eastAsia="Times New Roman"/>
           <w:b w:val="0"/>
+          <w:i w:val="0"/>
           <w:sz w:val="28"/>
         </w:rPr>
-        <w:t>В кейсе о сокращении ФЗП экономическая необходимость не отменяет обязанности использовать объективные деловые критерии и соблюдать правовые гарантии. Увольнение — не инструмент наказания и не способ выбрать «наименее удобного» человека.</w:t>
+        <w:t>4. В кейсе о сокращении ФЗП экономическая необходимость не отменяет обязанности использовать объективные деловые критерии и соблюдать правовые гарантии. Увольнение - не инструмент наказания и не способ выбрать «наименее удобного» человека.</w:t>
       </w:r>
     </w:p>
     <w:p>
       <w:pPr>
-        <w:pStyle w:val="ListNumber"/>
-        <w:spacing w:line="324" w:lineRule="auto" w:after="40"/>
+        <w:spacing w:line="360" w:lineRule="auto" w:before="0" w:after="80"/>
+        <w:ind w:left="709" w:hanging="369"/>
+        <w:jc w:val="both"/>
       </w:pPr>
       <w:r>
         <w:rPr>
+          <w:rFonts w:ascii="Times New Roman" w:hAnsi="Times New Roman" w:eastAsia="Times New Roman"/>
           <w:b w:val="0"/>
+          <w:i w:val="0"/>
           <w:sz w:val="28"/>
         </w:rPr>
-        <w:t>Эффективность решения определяется не скоростью объявления приказа, а достижением цели с приемлемыми затратами, рисками, качеством и сохранением способности организации работать после изменения.</w:t>
+        <w:t>5. Эффективность решения определяется не скоростью объявления приказа, а достижением цели с приемлемыми затратами, рисками, качеством и сохранением способности организации работать после изменения.</w:t>
+      </w:r>
+    </w:p>
+    <w:p>
+      <w:pPr>
+        <w:spacing w:line="240" w:lineRule="auto" w:before="0" w:after="0"/>
+      </w:pPr>
+      <w:r>
+        <w:br w:type="page"/>
       </w:r>
     </w:p>
     <w:p>
@@ -8521,38 +9476,52 @@
       </w:pPr>
       <w:r>
         <w:rPr>
-          <w:rFonts w:ascii="Times New Roman" w:hAnsi="Times New Roman"/>
+          <w:rFonts w:ascii="Times New Roman" w:hAnsi="Times New Roman" w:eastAsia="Times New Roman"/>
           <w:b/>
+          <w:sz w:val="28"/>
           <w:color w:val="1F4E79"/>
-          <w:sz w:val="28"/>
         </w:rPr>
         <w:t>9. Список использованных источников</w:t>
       </w:r>
     </w:p>
     <w:p>
       <w:pPr>
-        <w:pStyle w:val="ListNumber"/>
-        <w:spacing w:line="324" w:lineRule="auto" w:after="40"/>
+        <w:spacing w:line="360" w:lineRule="auto" w:before="0" w:after="80"/>
+        <w:ind w:left="709" w:hanging="369"/>
+        <w:jc w:val="both"/>
       </w:pPr>
       <w:r>
         <w:rPr>
+          <w:rFonts w:ascii="Times New Roman" w:hAnsi="Times New Roman" w:eastAsia="Times New Roman"/>
           <w:b w:val="0"/>
+          <w:i w:val="0"/>
           <w:sz w:val="28"/>
         </w:rPr>
-        <w:t>Лукычёва Л. И. Управление организацией: учебное пособие по специальности «Менеджмент организации» / Л. И. Лукычёва; под ред. Ю. П. Анискина. — 3-е изд., стер. — М.: Омега-Л, 2006. — 360 с. — ISBN 5-98119-986-5. — С. 156–157, 184–185.</w:t>
+        <w:t>1. Лукычёва Л. И. Управление организацией: учебное пособие по специальности «Менеджмент организации» / Л. И. Лукычёва; под ред. Ю. П. Анискина. - 3-е изд., стер. - М.: Омега-Л, 2006. - 360 с. - ISBN 5-98119-986-5. - С. 156–157, 184–185.</w:t>
       </w:r>
     </w:p>
     <w:p>
       <w:pPr>
-        <w:pStyle w:val="ListNumber"/>
-        <w:spacing w:line="324" w:lineRule="auto" w:after="40"/>
+        <w:spacing w:line="360" w:lineRule="auto" w:before="0" w:after="80"/>
+        <w:ind w:left="709" w:hanging="369"/>
+        <w:jc w:val="both"/>
       </w:pPr>
       <w:r>
         <w:rPr>
+          <w:rFonts w:ascii="Times New Roman" w:hAnsi="Times New Roman" w:eastAsia="Times New Roman"/>
           <w:b w:val="0"/>
+          <w:i w:val="0"/>
           <w:sz w:val="28"/>
         </w:rPr>
-        <w:t>Трудовой кодекс Российской Федерации: Федеральный закон от 30.12.2001 № 197-ФЗ. — Для конкретного решения применяется актуальная редакция, коллективный договор и локальные нормативные акты работодателя.</w:t>
+        <w:t>2. Трудовой кодекс Российской Федерации: Федеральный закон от 30.12.2001 № 197-ФЗ. - Для конкретного решения применяется актуальная редакция, коллективный договор и локальные нормативные акты работодателя.</w:t>
+      </w:r>
+    </w:p>
+    <w:p>
+      <w:pPr>
+        <w:spacing w:line="240" w:lineRule="auto" w:before="0" w:after="0"/>
+      </w:pPr>
+      <w:r>
+        <w:br w:type="page"/>
       </w:r>
     </w:p>
     <w:p>
@@ -8564,21 +9533,23 @@
       </w:pPr>
       <w:r>
         <w:rPr>
-          <w:rFonts w:ascii="Times New Roman" w:hAnsi="Times New Roman"/>
+          <w:rFonts w:ascii="Times New Roman" w:hAnsi="Times New Roman" w:eastAsia="Times New Roman"/>
           <w:b/>
+          <w:sz w:val="28"/>
           <w:color w:val="1F4E79"/>
-          <w:sz w:val="28"/>
         </w:rPr>
         <w:t>Приложение А. Термины для защиты</w:t>
       </w:r>
     </w:p>
     <w:p>
       <w:pPr>
-        <w:spacing w:line="360" w:lineRule="auto" w:after="80" w:before="0"/>
+        <w:spacing w:line="360" w:lineRule="auto" w:before="0" w:after="80"/>
         <w:ind w:firstLine="709"/>
+        <w:jc w:val="both"/>
       </w:pPr>
       <w:r>
         <w:rPr>
+          <w:rFonts w:ascii="Times New Roman" w:hAnsi="Times New Roman" w:eastAsia="Times New Roman"/>
           <w:b/>
           <w:i w:val="0"/>
           <w:sz w:val="28"/>
@@ -8587,19 +9558,23 @@
       </w:r>
       <w:r>
         <w:rPr>
+          <w:rFonts w:ascii="Times New Roman" w:hAnsi="Times New Roman" w:eastAsia="Times New Roman"/>
           <w:b w:val="0"/>
+          <w:i w:val="0"/>
           <w:sz w:val="28"/>
         </w:rPr>
-        <w:t xml:space="preserve"> — структурированное описание реальной или учебной управленческой ситуации, в которой требуется принять решение.</w:t>
+        <w:t xml:space="preserve"> - структурированное описание реальной или учебной управленческой ситуации, в которой требуется принять решение.</w:t>
       </w:r>
     </w:p>
     <w:p>
       <w:pPr>
-        <w:spacing w:line="360" w:lineRule="auto" w:after="80" w:before="0"/>
+        <w:spacing w:line="360" w:lineRule="auto" w:before="0" w:after="80"/>
         <w:ind w:firstLine="709"/>
+        <w:jc w:val="both"/>
       </w:pPr>
       <w:r>
         <w:rPr>
+          <w:rFonts w:ascii="Times New Roman" w:hAnsi="Times New Roman" w:eastAsia="Times New Roman"/>
           <w:b/>
           <w:i w:val="0"/>
           <w:sz w:val="28"/>
@@ -8608,19 +9583,23 @@
       </w:r>
       <w:r>
         <w:rPr>
+          <w:rFonts w:ascii="Times New Roman" w:hAnsi="Times New Roman" w:eastAsia="Times New Roman"/>
           <w:b w:val="0"/>
+          <w:i w:val="0"/>
           <w:sz w:val="28"/>
         </w:rPr>
-        <w:t xml:space="preserve"> — последовательное разложение ситуации на существенные элементы, связи, причины, последствия и варианты действий для получения обоснованного вывода.</w:t>
+        <w:t xml:space="preserve"> - последовательное разложение ситуации на существенные элементы, связи, причины, последствия и варианты действий для получения обоснованного вывода.</w:t>
       </w:r>
     </w:p>
     <w:p>
       <w:pPr>
-        <w:spacing w:line="360" w:lineRule="auto" w:after="80" w:before="0"/>
+        <w:spacing w:line="360" w:lineRule="auto" w:before="0" w:after="80"/>
         <w:ind w:firstLine="709"/>
+        <w:jc w:val="both"/>
       </w:pPr>
       <w:r>
         <w:rPr>
+          <w:rFonts w:ascii="Times New Roman" w:hAnsi="Times New Roman" w:eastAsia="Times New Roman"/>
           <w:b/>
           <w:i w:val="0"/>
           <w:sz w:val="28"/>
@@ -8629,19 +9608,23 @@
       </w:r>
       <w:r>
         <w:rPr>
+          <w:rFonts w:ascii="Times New Roman" w:hAnsi="Times New Roman" w:eastAsia="Times New Roman"/>
           <w:b w:val="0"/>
+          <w:i w:val="0"/>
           <w:sz w:val="28"/>
         </w:rPr>
-        <w:t xml:space="preserve"> — организация, продукт, технология или иной субъект, предлагающий потребителю альтернативную ценность и претендующий на те же ресурсы, клиентов или рынок.</w:t>
+        <w:t xml:space="preserve"> - организация, продукт, технология или иной субъект, предлагающий потребителю альтернативную ценность и претендующий на те же ресурсы, клиентов или рынок.</w:t>
       </w:r>
     </w:p>
     <w:p>
       <w:pPr>
-        <w:spacing w:line="360" w:lineRule="auto" w:after="80" w:before="0"/>
+        <w:spacing w:line="360" w:lineRule="auto" w:before="0" w:after="80"/>
         <w:ind w:firstLine="709"/>
+        <w:jc w:val="both"/>
       </w:pPr>
       <w:r>
         <w:rPr>
+          <w:rFonts w:ascii="Times New Roman" w:hAnsi="Times New Roman" w:eastAsia="Times New Roman"/>
           <w:b/>
           <w:i w:val="0"/>
           <w:sz w:val="28"/>
@@ -8650,19 +9633,23 @@
       </w:r>
       <w:r>
         <w:rPr>
+          <w:rFonts w:ascii="Times New Roman" w:hAnsi="Times New Roman" w:eastAsia="Times New Roman"/>
           <w:b w:val="0"/>
+          <w:i w:val="0"/>
           <w:sz w:val="28"/>
         </w:rPr>
-        <w:t xml:space="preserve"> — уровень профессиональных знаний, умений, опыта, допусков и компетенций, необходимых для выполнения трудовой функции.</w:t>
+        <w:t xml:space="preserve"> - уровень профессиональных знаний, умений, опыта, допусков и компетенций, необходимых для выполнения трудовой функции.</w:t>
       </w:r>
     </w:p>
     <w:p>
       <w:pPr>
-        <w:spacing w:line="360" w:lineRule="auto" w:after="80" w:before="0"/>
+        <w:spacing w:line="360" w:lineRule="auto" w:before="0" w:after="80"/>
         <w:ind w:firstLine="709"/>
+        <w:jc w:val="both"/>
       </w:pPr>
       <w:r>
         <w:rPr>
+          <w:rFonts w:ascii="Times New Roman" w:hAnsi="Times New Roman" w:eastAsia="Times New Roman"/>
           <w:b/>
           <w:i w:val="0"/>
           <w:sz w:val="28"/>
@@ -8671,19 +9658,23 @@
       </w:r>
       <w:r>
         <w:rPr>
+          <w:rFonts w:ascii="Times New Roman" w:hAnsi="Times New Roman" w:eastAsia="Times New Roman"/>
           <w:b w:val="0"/>
+          <w:i w:val="0"/>
           <w:sz w:val="28"/>
         </w:rPr>
-        <w:t xml:space="preserve"> — сторона, чьи позиции, интересы или предлагаемые способы действия не совпадают с позицией другой стороны; оппонент не обязательно является врагом.</w:t>
+        <w:t xml:space="preserve"> - сторона, чьи позиции, интересы или предлагаемые способы действия не совпадают с позицией другой стороны; оппонент не обязательно является врагом.</w:t>
       </w:r>
     </w:p>
     <w:p>
       <w:pPr>
-        <w:spacing w:line="360" w:lineRule="auto" w:after="80" w:before="0"/>
+        <w:spacing w:line="360" w:lineRule="auto" w:before="0" w:after="80"/>
         <w:ind w:firstLine="709"/>
+        <w:jc w:val="both"/>
       </w:pPr>
       <w:r>
         <w:rPr>
+          <w:rFonts w:ascii="Times New Roman" w:hAnsi="Times New Roman" w:eastAsia="Times New Roman"/>
           <w:b/>
           <w:i w:val="0"/>
           <w:sz w:val="28"/>
@@ -8692,19 +9683,23 @@
       </w:r>
       <w:r>
         <w:rPr>
+          <w:rFonts w:ascii="Times New Roman" w:hAnsi="Times New Roman" w:eastAsia="Times New Roman"/>
           <w:b w:val="0"/>
+          <w:i w:val="0"/>
           <w:sz w:val="28"/>
         </w:rPr>
-        <w:t xml:space="preserve"> — правило, признак или измеримый показатель, по которому сопоставляют альтернативы и обосновывают выбор.</w:t>
+        <w:t xml:space="preserve"> - правило, признак или измеримый показатель, по которому сопоставляют альтернативы и обосновывают выбор.</w:t>
       </w:r>
     </w:p>
     <w:p>
       <w:pPr>
-        <w:spacing w:line="360" w:lineRule="auto" w:after="80" w:before="0"/>
+        <w:spacing w:line="360" w:lineRule="auto" w:before="0" w:after="80"/>
         <w:ind w:firstLine="709"/>
+        <w:jc w:val="both"/>
       </w:pPr>
       <w:r>
         <w:rPr>
+          <w:rFonts w:ascii="Times New Roman" w:hAnsi="Times New Roman" w:eastAsia="Times New Roman"/>
           <w:b/>
           <w:i w:val="0"/>
           <w:sz w:val="28"/>
@@ -8713,19 +9708,23 @@
       </w:r>
       <w:r>
         <w:rPr>
+          <w:rFonts w:ascii="Times New Roman" w:hAnsi="Times New Roman" w:eastAsia="Times New Roman"/>
           <w:b w:val="0"/>
+          <w:i w:val="0"/>
           <w:sz w:val="28"/>
         </w:rPr>
-        <w:t xml:space="preserve"> — столкновение несовместимых или воспринимаемых как несовместимые целей, интересов, ценностей либо способов действия участников.</w:t>
+        <w:t xml:space="preserve"> - столкновение несовместимых или воспринимаемых как несовместимые целей, интересов, ценностей либо способов действия участников.</w:t>
       </w:r>
     </w:p>
     <w:p>
       <w:pPr>
-        <w:spacing w:line="360" w:lineRule="auto" w:after="80" w:before="0"/>
+        <w:spacing w:line="360" w:lineRule="auto" w:before="0" w:after="80"/>
         <w:ind w:firstLine="709"/>
+        <w:jc w:val="both"/>
       </w:pPr>
       <w:r>
         <w:rPr>
+          <w:rFonts w:ascii="Times New Roman" w:hAnsi="Times New Roman" w:eastAsia="Times New Roman"/>
           <w:b/>
           <w:i w:val="0"/>
           <w:sz w:val="28"/>
@@ -8734,19 +9733,23 @@
       </w:r>
       <w:r>
         <w:rPr>
+          <w:rFonts w:ascii="Times New Roman" w:hAnsi="Times New Roman" w:eastAsia="Times New Roman"/>
           <w:b w:val="0"/>
+          <w:i w:val="0"/>
           <w:sz w:val="28"/>
         </w:rPr>
-        <w:t xml:space="preserve"> — один из реально возможных вариантов действия, сопоставляемых для последующего выбора.</w:t>
+        <w:t xml:space="preserve"> - один из реально возможных вариантов действия, сопоставляемых для последующего выбора.</w:t>
       </w:r>
     </w:p>
     <w:p>
       <w:pPr>
-        <w:spacing w:line="360" w:lineRule="auto" w:after="80" w:before="0"/>
+        <w:spacing w:line="360" w:lineRule="auto" w:before="0" w:after="80"/>
         <w:ind w:firstLine="709"/>
+        <w:jc w:val="both"/>
       </w:pPr>
       <w:r>
         <w:rPr>
+          <w:rFonts w:ascii="Times New Roman" w:hAnsi="Times New Roman" w:eastAsia="Times New Roman"/>
           <w:b/>
           <w:i w:val="0"/>
           <w:sz w:val="28"/>
@@ -8755,19 +9758,23 @@
       </w:r>
       <w:r>
         <w:rPr>
+          <w:rFonts w:ascii="Times New Roman" w:hAnsi="Times New Roman" w:eastAsia="Times New Roman"/>
           <w:b w:val="0"/>
+          <w:i w:val="0"/>
           <w:sz w:val="28"/>
         </w:rPr>
-        <w:t xml:space="preserve"> — желаемый результат или состояние, на достижение которого направлено управление.</w:t>
+        <w:t xml:space="preserve"> - желаемый результат или состояние, на достижение которого направлено управление.</w:t>
       </w:r>
     </w:p>
     <w:p>
       <w:pPr>
-        <w:spacing w:line="360" w:lineRule="auto" w:after="80" w:before="0"/>
+        <w:spacing w:line="360" w:lineRule="auto" w:before="0" w:after="80"/>
         <w:ind w:firstLine="709"/>
+        <w:jc w:val="both"/>
       </w:pPr>
       <w:r>
         <w:rPr>
+          <w:rFonts w:ascii="Times New Roman" w:hAnsi="Times New Roman" w:eastAsia="Times New Roman"/>
           <w:b/>
           <w:i w:val="0"/>
           <w:sz w:val="28"/>
@@ -8776,19 +9783,23 @@
       </w:r>
       <w:r>
         <w:rPr>
+          <w:rFonts w:ascii="Times New Roman" w:hAnsi="Times New Roman" w:eastAsia="Times New Roman"/>
           <w:b w:val="0"/>
+          <w:i w:val="0"/>
           <w:sz w:val="28"/>
         </w:rPr>
-        <w:t xml:space="preserve"> — существенный разрыв между текущим и желаемым состоянием, который требует решения.</w:t>
+        <w:t xml:space="preserve"> - существенный разрыв между текущим и желаемым состоянием, который требует решения.</w:t>
       </w:r>
     </w:p>
     <w:p>
       <w:pPr>
-        <w:spacing w:line="360" w:lineRule="auto" w:after="80" w:before="0"/>
+        <w:spacing w:line="360" w:lineRule="auto" w:before="0" w:after="80"/>
         <w:ind w:firstLine="709"/>
+        <w:jc w:val="both"/>
       </w:pPr>
       <w:r>
         <w:rPr>
+          <w:rFonts w:ascii="Times New Roman" w:hAnsi="Times New Roman" w:eastAsia="Times New Roman"/>
           <w:b/>
           <w:i w:val="0"/>
           <w:sz w:val="28"/>
@@ -8797,19 +9808,23 @@
       </w:r>
       <w:r>
         <w:rPr>
+          <w:rFonts w:ascii="Times New Roman" w:hAnsi="Times New Roman" w:eastAsia="Times New Roman"/>
           <w:b w:val="0"/>
+          <w:i w:val="0"/>
           <w:sz w:val="28"/>
         </w:rPr>
-        <w:t xml:space="preserve"> — конкретизированная часть работы, ограниченная результатом, сроком, ресурсами и ответственностью.</w:t>
+        <w:t xml:space="preserve"> - конкретизированная часть работы, ограниченная результатом, сроком, ресурсами и ответственностью.</w:t>
       </w:r>
     </w:p>
     <w:p>
       <w:pPr>
-        <w:spacing w:line="360" w:lineRule="auto" w:after="80" w:before="0"/>
+        <w:spacing w:line="360" w:lineRule="auto" w:before="0" w:after="80"/>
         <w:ind w:firstLine="709"/>
+        <w:jc w:val="both"/>
       </w:pPr>
       <w:r>
         <w:rPr>
+          <w:rFonts w:ascii="Times New Roman" w:hAnsi="Times New Roman" w:eastAsia="Times New Roman"/>
           <w:b/>
           <w:i w:val="0"/>
           <w:sz w:val="28"/>
@@ -8818,19 +9833,23 @@
       </w:r>
       <w:r>
         <w:rPr>
+          <w:rFonts w:ascii="Times New Roman" w:hAnsi="Times New Roman" w:eastAsia="Times New Roman"/>
           <w:b w:val="0"/>
+          <w:i w:val="0"/>
           <w:sz w:val="28"/>
         </w:rPr>
-        <w:t xml:space="preserve"> — отдельная версия решения, последовательности действий или будущего развития; в анализе вариант должен отличаться последствиями от других версий.</w:t>
+        <w:t xml:space="preserve"> - отдельная версия решения, последовательности действий или будущего развития; в анализе вариант должен отличаться последствиями от других версий.</w:t>
       </w:r>
     </w:p>
     <w:p>
       <w:pPr>
-        <w:spacing w:line="360" w:lineRule="auto" w:after="80" w:before="0"/>
+        <w:spacing w:line="360" w:lineRule="auto" w:before="0" w:after="80"/>
         <w:ind w:firstLine="709"/>
+        <w:jc w:val="both"/>
       </w:pPr>
       <w:r>
         <w:rPr>
+          <w:rFonts w:ascii="Times New Roman" w:hAnsi="Times New Roman" w:eastAsia="Times New Roman"/>
           <w:b/>
           <w:i w:val="0"/>
           <w:sz w:val="28"/>
@@ -8839,19 +9858,23 @@
       </w:r>
       <w:r>
         <w:rPr>
+          <w:rFonts w:ascii="Times New Roman" w:hAnsi="Times New Roman" w:eastAsia="Times New Roman"/>
           <w:b w:val="0"/>
+          <w:i w:val="0"/>
           <w:sz w:val="28"/>
         </w:rPr>
-        <w:t xml:space="preserve"> — согласованная последовательность действий с результатами, сроками, ресурсами, ответственными и контрольными точками.</w:t>
+        <w:t xml:space="preserve"> - согласованная последовательность действий с результатами, сроками, ресурсами, ответственными и контрольными точками.</w:t>
       </w:r>
     </w:p>
     <w:p>
       <w:pPr>
-        <w:spacing w:line="360" w:lineRule="auto" w:after="80" w:before="0"/>
+        <w:spacing w:line="360" w:lineRule="auto" w:before="0" w:after="80"/>
         <w:ind w:firstLine="709"/>
+        <w:jc w:val="both"/>
       </w:pPr>
       <w:r>
         <w:rPr>
+          <w:rFonts w:ascii="Times New Roman" w:hAnsi="Times New Roman" w:eastAsia="Times New Roman"/>
           <w:b/>
           <w:i w:val="0"/>
           <w:sz w:val="28"/>
@@ -8860,19 +9883,23 @@
       </w:r>
       <w:r>
         <w:rPr>
+          <w:rFonts w:ascii="Times New Roman" w:hAnsi="Times New Roman" w:eastAsia="Times New Roman"/>
           <w:b w:val="0"/>
+          <w:i w:val="0"/>
           <w:sz w:val="28"/>
         </w:rPr>
-        <w:t xml:space="preserve"> — упорядоченное по времени изложение событий, позволяющее отделить причины от последствий.</w:t>
+        <w:t xml:space="preserve"> - упорядоченное по времени изложение событий, позволяющее отделить причины от последствий.</w:t>
       </w:r>
     </w:p>
     <w:p>
       <w:pPr>
-        <w:spacing w:line="360" w:lineRule="auto" w:after="80" w:before="0"/>
+        <w:spacing w:line="360" w:lineRule="auto" w:before="0" w:after="80"/>
         <w:ind w:firstLine="709"/>
+        <w:jc w:val="both"/>
       </w:pPr>
       <w:r>
         <w:rPr>
+          <w:rFonts w:ascii="Times New Roman" w:hAnsi="Times New Roman" w:eastAsia="Times New Roman"/>
           <w:b/>
           <w:i w:val="0"/>
           <w:sz w:val="28"/>
@@ -8881,19 +9908,23 @@
       </w:r>
       <w:r>
         <w:rPr>
+          <w:rFonts w:ascii="Times New Roman" w:hAnsi="Times New Roman" w:eastAsia="Times New Roman"/>
           <w:b w:val="0"/>
+          <w:i w:val="0"/>
           <w:sz w:val="28"/>
         </w:rPr>
-        <w:t xml:space="preserve"> — степень достижения цели в соотношении с использованными ресурсами, сроками, качеством, риском и побочными последствиями.</w:t>
+        <w:t xml:space="preserve"> - степень достижения цели в соотношении с использованными ресурсами, сроками, качеством, риском и побочными последствиями.</w:t>
       </w:r>
     </w:p>
     <w:p>
       <w:pPr>
-        <w:spacing w:line="360" w:lineRule="auto" w:after="80" w:before="0"/>
+        <w:spacing w:line="360" w:lineRule="auto" w:before="0" w:after="80"/>
         <w:ind w:firstLine="709"/>
+        <w:jc w:val="both"/>
       </w:pPr>
       <w:r>
         <w:rPr>
+          <w:rFonts w:ascii="Times New Roman" w:hAnsi="Times New Roman" w:eastAsia="Times New Roman"/>
           <w:b/>
           <w:i w:val="0"/>
           <w:sz w:val="28"/>
@@ -8902,19 +9933,23 @@
       </w:r>
       <w:r>
         <w:rPr>
+          <w:rFonts w:ascii="Times New Roman" w:hAnsi="Times New Roman" w:eastAsia="Times New Roman"/>
           <w:b w:val="0"/>
+          <w:i w:val="0"/>
           <w:sz w:val="28"/>
         </w:rPr>
-        <w:t xml:space="preserve"> — совокупность обстоятельств, участников, ограничений и противоречий, из-за которых возникает проблема и требуется управленческое решение.</w:t>
+        <w:t xml:space="preserve"> - совокупность обстоятельств, участников, ограничений и противоречий, из-за которых возникает проблема и требуется управленческое решение.</w:t>
       </w:r>
     </w:p>
     <w:p>
       <w:pPr>
-        <w:spacing w:line="360" w:lineRule="auto" w:after="80" w:before="0"/>
+        <w:spacing w:line="360" w:lineRule="auto" w:before="0" w:after="80"/>
         <w:ind w:firstLine="709"/>
+        <w:jc w:val="both"/>
       </w:pPr>
       <w:r>
         <w:rPr>
+          <w:rFonts w:ascii="Times New Roman" w:hAnsi="Times New Roman" w:eastAsia="Times New Roman"/>
           <w:b/>
           <w:i w:val="0"/>
           <w:sz w:val="28"/>
@@ -8923,17 +9958,22 @@
       </w:r>
       <w:r>
         <w:rPr>
+          <w:rFonts w:ascii="Times New Roman" w:hAnsi="Times New Roman" w:eastAsia="Times New Roman"/>
           <w:b w:val="0"/>
+          <w:i w:val="0"/>
           <w:sz w:val="28"/>
         </w:rPr>
-        <w:t xml:space="preserve"> — объём денежных средств, предусмотренных или фактически направляемых на оплату труда работников и связанные с ней выплаты за определённый период.</w:t>
+        <w:t xml:space="preserve"> - объём денежных средств, предусмотренных или фактически направляемых на оплату труда работников и связанные с ней выплаты за определённый период.</w:t>
       </w:r>
     </w:p>
     <w:sectPr>
       <w:footerReference w:type="default" r:id="rId9"/>
+      <w:footerReference w:type="first" r:id="rId10"/>
+      <w:footerReference w:type="even" r:id="rId11"/>
       <w:pgSz w:w="12240" w:h="15840"/>
-      <w:pgMar w:top="1134" w:right="850" w:bottom="1134" w:left="1417" w:header="720" w:footer="720" w:gutter="0"/>
+      <w:pgMar w:top="1134" w:right="850" w:bottom="1134" w:left="1701" w:header="720" w:footer="720" w:gutter="0"/>
       <w:cols w:space="720"/>
+      <w:titlePg/>
       <w:docGrid w:linePitch="360"/>
     </w:sectPr>
   </w:body>
@@ -8950,12 +9990,32 @@
     <w:r>
       <w:rPr>
         <w:rFonts w:ascii="Times New Roman" w:hAnsi="Times New Roman"/>
-        <w:sz w:val="20"/>
+        <w:sz w:val="24"/>
       </w:rPr>
       <w:fldChar w:fldCharType="begin"/>
       <w:instrText xml:space="preserve">PAGE</w:instrText>
       <w:fldChar w:fldCharType="end"/>
     </w:r>
+  </w:p>
+</w:ftr>
+</file>
+
+<file path=word/footer2.xml><?xml version="1.0" encoding="utf-8"?>
+<w:ftr xmlns:m="http://schemas.openxmlformats.org/officeDocument/2006/math" xmlns:mc="http://schemas.openxmlformats.org/markup-compatibility/2006" xmlns:mo="http://schemas.microsoft.com/office/mac/office/2008/main" xmlns:mv="urn:schemas-microsoft-com:mac:vml" xmlns:o="urn:schemas-microsoft-com:office:office" xmlns:r="http://schemas.openxmlformats.org/officeDocument/2006/relationships" xmlns:v="urn:schemas-microsoft-com:vml" xmlns:w10="urn:schemas-microsoft-com:office:word" xmlns:w14="http://schemas.microsoft.com/office/word/2010/wordml" xmlns:w="http://schemas.openxmlformats.org/wordprocessingml/2006/main" xmlns:wne="http://schemas.microsoft.com/office/word/2006/wordml" xmlns:wp14="http://schemas.microsoft.com/office/word/2010/wordprocessingDrawing" xmlns:wp="http://schemas.openxmlformats.org/drawingml/2006/wordprocessingDrawing" xmlns:wpc="http://schemas.microsoft.com/office/word/2010/wordprocessingCanvas" xmlns:wpg="http://schemas.microsoft.com/office/word/2010/wordprocessingGroup" xmlns:wpi="http://schemas.microsoft.com/office/word/2010/wordprocessingInk" xmlns:wps="http://schemas.microsoft.com/office/word/2010/wordprocessingShape" mc:Ignorable="w14 wp14">
+  <w:p>
+    <w:pPr>
+      <w:pStyle w:val="Footer"/>
+    </w:pPr>
+  </w:p>
+</w:ftr>
+</file>
+
+<file path=word/footer3.xml><?xml version="1.0" encoding="utf-8"?>
+<w:ftr xmlns:m="http://schemas.openxmlformats.org/officeDocument/2006/math" xmlns:mc="http://schemas.openxmlformats.org/markup-compatibility/2006" xmlns:mo="http://schemas.microsoft.com/office/mac/office/2008/main" xmlns:mv="urn:schemas-microsoft-com:mac:vml" xmlns:o="urn:schemas-microsoft-com:office:office" xmlns:r="http://schemas.openxmlformats.org/officeDocument/2006/relationships" xmlns:v="urn:schemas-microsoft-com:vml" xmlns:w10="urn:schemas-microsoft-com:office:word" xmlns:w14="http://schemas.microsoft.com/office/word/2010/wordml" xmlns:w="http://schemas.openxmlformats.org/wordprocessingml/2006/main" xmlns:wne="http://schemas.microsoft.com/office/word/2006/wordml" xmlns:wp14="http://schemas.microsoft.com/office/word/2010/wordprocessingDrawing" xmlns:wp="http://schemas.openxmlformats.org/drawingml/2006/wordprocessingDrawing" xmlns:wpc="http://schemas.microsoft.com/office/word/2010/wordprocessingCanvas" xmlns:wpg="http://schemas.microsoft.com/office/word/2010/wordprocessingGroup" xmlns:wpi="http://schemas.microsoft.com/office/word/2010/wordprocessingInk" xmlns:wps="http://schemas.microsoft.com/office/word/2010/wordprocessingShape" mc:Ignorable="w14 wp14">
+  <w:p>
+    <w:pPr>
+      <w:pStyle w:val="Footer"/>
+    </w:pPr>
   </w:p>
 </w:ftr>
 </file>

--- a/П-41_Соловьев_АС_ПЗ-08.docx
+++ b/П-41_Соловьев_АС_ПЗ-08.docx
@@ -157,7 +157,7 @@
           <w:i w:val="0"/>
           <w:sz w:val="28"/>
         </w:rPr>
-        <w:t xml:space="preserve"> развить навыки самостоятельного, последовательного и доказательного анализа управленческих кейсов: отделять факты от предположений, формулировать проблему и конфликт, определять критерии и ограничения, сопоставлять альтернативы, выбирать рекомендуемое решение и составлять план его реализации [1, с. 156–157, 184–185].</w:t>
+        <w:t xml:space="preserve"> провести пошаговый разбор трёх управленческих ситуаций (кейс-метод): отделить факты условия от предположений, сформулировать цель, проблему, состав участников, хронологию и конфликт, установить критерии и ограничения, сопоставить альтернативы и обосновать рекомендуемое управленческое решение с планом его реализации [1, с. 156–157, 184–185].</w:t>
       </w:r>
     </w:p>
     <w:p>
@@ -9497,7 +9497,7 @@
           <w:i w:val="0"/>
           <w:sz w:val="28"/>
         </w:rPr>
-        <w:t>1. Лукычёва Л. И. Управление организацией: учебное пособие по специальности «Менеджмент организации» / Л. И. Лукычёва; под ред. Ю. П. Анискина. - 3-е изд., стер. - М.: Омега-Л, 2006. - 360 с. - ISBN 5-98119-986-5. - С. 156–157, 184–185.</w:t>
+        <w:t>1. Лукичёва Л. И. Управление организацией: учебное пособие по специальности «Менеджмент организации» / Л. И. Лукичёва; под ред. Ю. П. Анискина. - 3-е изд., стер. - М.: Омега-Л, 2006. - 360 с. - ISBN 5-98119-986-5. - С. 156–157, 184–185.</w:t>
       </w:r>
     </w:p>
     <w:p>
